--- a/testing-course/documents/02-checklists-and-test-report.docx
+++ b/testing-course/documents/02-checklists-and-test-report.docx
@@ -3,19 +3,8 @@
 <w:document xmlns:wpc="http://schemas.microsoft.com/office/word/2010/wordprocessingCanvas" xmlns:mo="http://schemas.microsoft.com/office/mac/office/2008/main" xmlns:mc="http://schemas.openxmlformats.org/markup-compatibility/2006" xmlns:mv="urn:schemas-microsoft-com:mac:vml" xmlns:o="urn:schemas-microsoft-com:office:office" xmlns:r="http://schemas.openxmlformats.org/officeDocument/2006/relationships" xmlns:m="http://schemas.openxmlformats.org/officeDocument/2006/math" xmlns:v="urn:schemas-microsoft-com:vml" xmlns:wp14="http://schemas.microsoft.com/office/word/2010/wordprocessingDrawing" xmlns:wp="http://schemas.openxmlformats.org/drawingml/2006/wordprocessingDrawing" xmlns:w10="urn:schemas-microsoft-com:office:word" xmlns:w="http://schemas.openxmlformats.org/wordprocessingml/2006/main" xmlns:w14="http://schemas.microsoft.com/office/word/2010/wordml" xmlns:wpg="http://schemas.microsoft.com/office/word/2010/wordprocessingGroup" xmlns:wpi="http://schemas.microsoft.com/office/word/2010/wordprocessingInk" xmlns:wne="http://schemas.microsoft.com/office/word/2006/wordml" xmlns:wps="http://schemas.microsoft.com/office/word/2010/wordprocessingShape" mc:Ignorable="w14 wp14">
   <w:body>
     <w:p>
-      <w:pPr>
-        <w:pStyle w:val="Title"/>
-      </w:pPr>
       <w:r>
-        <w:t>Чек-листы и отчёт о тестировании: DSLKit</w:t>
-      </w:r>
-    </w:p>
-    <w:p>
-      <w:r>
-        <w:rPr>
-          <w:color w:val="555555"/>
-        </w:rPr>
-        <w:t>Лабораторная работа №3. Дымовой и критический чек-листы, отчёт о тестировании (Test Report).</w:t>
+        <w:t>Лабораторная работа №3 «Разработка чек-листов и отчёта о тестировании». В документе составлены дымовой чек-лист и чек-лист критического пути для проекта DSLKit, показаны результаты их выполнения и оформлен отчёт о тестировании (Test Report) с метриками, покрытием требований и скриншотами.</w:t>
       </w:r>
     </w:p>
     <w:p>
@@ -45,13 +34,13 @@
           <w:p>
             <w:r>
               <w:rPr>
-                <w:sz w:val="18"/>
+                <w:sz w:val="24"/>
               </w:rPr>
             </w:r>
             <w:r>
               <w:rPr>
                 <w:b/>
-                <w:sz w:val="18"/>
+                <w:sz w:val="24"/>
               </w:rPr>
               <w:t>ID</w:t>
             </w:r>
@@ -65,13 +54,13 @@
           <w:p>
             <w:r>
               <w:rPr>
-                <w:sz w:val="18"/>
+                <w:sz w:val="24"/>
               </w:rPr>
             </w:r>
             <w:r>
               <w:rPr>
                 <w:b/>
-                <w:sz w:val="18"/>
+                <w:sz w:val="24"/>
               </w:rPr>
               <w:t>Требование</w:t>
             </w:r>
@@ -86,7 +75,7 @@
           <w:p>
             <w:r>
               <w:rPr>
-                <w:sz w:val="18"/>
+                <w:sz w:val="24"/>
               </w:rPr>
               <w:t>R1</w:t>
             </w:r>
@@ -99,7 +88,7 @@
           <w:p>
             <w:r>
               <w:rPr>
-                <w:sz w:val="18"/>
+                <w:sz w:val="24"/>
               </w:rPr>
               <w:t>Доступность страниц</w:t>
             </w:r>
@@ -114,7 +103,7 @@
           <w:p>
             <w:r>
               <w:rPr>
-                <w:sz w:val="18"/>
+                <w:sz w:val="24"/>
               </w:rPr>
               <w:t>R2</w:t>
             </w:r>
@@ -127,7 +116,7 @@
           <w:p>
             <w:r>
               <w:rPr>
-                <w:sz w:val="18"/>
+                <w:sz w:val="24"/>
               </w:rPr>
               <w:t>Загрузка стилей и скриптов</w:t>
             </w:r>
@@ -142,7 +131,7 @@
           <w:p>
             <w:r>
               <w:rPr>
-                <w:sz w:val="18"/>
+                <w:sz w:val="24"/>
               </w:rPr>
               <w:t>R3</w:t>
             </w:r>
@@ -155,7 +144,7 @@
           <w:p>
             <w:r>
               <w:rPr>
-                <w:sz w:val="18"/>
+                <w:sz w:val="24"/>
               </w:rPr>
               <w:t>Разбор DSL, преобразование в DOT и Mermaid</w:t>
             </w:r>
@@ -170,7 +159,7 @@
           <w:p>
             <w:r>
               <w:rPr>
-                <w:sz w:val="18"/>
+                <w:sz w:val="24"/>
               </w:rPr>
               <w:t>R4</w:t>
             </w:r>
@@ -183,7 +172,7 @@
           <w:p>
             <w:r>
               <w:rPr>
-                <w:sz w:val="18"/>
+                <w:sz w:val="24"/>
               </w:rPr>
               <w:t>Форма заявки и валидация</w:t>
             </w:r>
@@ -198,7 +187,7 @@
           <w:p>
             <w:r>
               <w:rPr>
-                <w:sz w:val="18"/>
+                <w:sz w:val="24"/>
               </w:rPr>
               <w:t>R5</w:t>
             </w:r>
@@ -211,7 +200,7 @@
           <w:p>
             <w:r>
               <w:rPr>
-                <w:sz w:val="18"/>
+                <w:sz w:val="24"/>
               </w:rPr>
               <w:t>Ошибки сервера: 404, 405, обход каталогов</w:t>
             </w:r>
@@ -226,7 +215,7 @@
           <w:p>
             <w:r>
               <w:rPr>
-                <w:sz w:val="18"/>
+                <w:sz w:val="24"/>
               </w:rPr>
               <w:t>R6</w:t>
             </w:r>
@@ -239,7 +228,7 @@
           <w:p>
             <w:r>
               <w:rPr>
-                <w:sz w:val="18"/>
+                <w:sz w:val="24"/>
               </w:rPr>
               <w:t>Разметка и локализация</w:t>
             </w:r>
@@ -254,7 +243,7 @@
           <w:p>
             <w:r>
               <w:rPr>
-                <w:sz w:val="18"/>
+                <w:sz w:val="24"/>
               </w:rPr>
               <w:t>R7</w:t>
             </w:r>
@@ -267,7 +256,7 @@
           <w:p>
             <w:r>
               <w:rPr>
-                <w:sz w:val="18"/>
+                <w:sz w:val="24"/>
               </w:rPr>
               <w:t>Безопасность: CSP и заголовки</w:t>
             </w:r>
@@ -282,7 +271,7 @@
           <w:p>
             <w:r>
               <w:rPr>
-                <w:sz w:val="18"/>
+                <w:sz w:val="24"/>
               </w:rPr>
               <w:t>R8</w:t>
             </w:r>
@@ -295,7 +284,7 @@
           <w:p>
             <w:r>
               <w:rPr>
-                <w:sz w:val="18"/>
+                <w:sz w:val="24"/>
               </w:rPr>
               <w:t>PWA, robots, sitemap</w:t>
             </w:r>
@@ -310,7 +299,7 @@
           <w:p>
             <w:r>
               <w:rPr>
-                <w:sz w:val="18"/>
+                <w:sz w:val="24"/>
               </w:rPr>
               <w:t>R9</w:t>
             </w:r>
@@ -323,7 +312,7 @@
           <w:p>
             <w:r>
               <w:rPr>
-                <w:sz w:val="18"/>
+                <w:sz w:val="24"/>
               </w:rPr>
               <w:t>Локальное хранилище</w:t>
             </w:r>
@@ -362,13 +351,13 @@
           <w:p>
             <w:r>
               <w:rPr>
-                <w:sz w:val="18"/>
+                <w:sz w:val="24"/>
               </w:rPr>
             </w:r>
             <w:r>
               <w:rPr>
                 <w:b/>
-                <w:sz w:val="18"/>
+                <w:sz w:val="24"/>
               </w:rPr>
               <w:t>ID</w:t>
             </w:r>
@@ -382,13 +371,13 @@
           <w:p>
             <w:r>
               <w:rPr>
-                <w:sz w:val="18"/>
+                <w:sz w:val="24"/>
               </w:rPr>
             </w:r>
             <w:r>
               <w:rPr>
                 <w:b/>
-                <w:sz w:val="18"/>
+                <w:sz w:val="24"/>
               </w:rPr>
               <w:t>Треб.</w:t>
             </w:r>
@@ -402,13 +391,13 @@
           <w:p>
             <w:r>
               <w:rPr>
-                <w:sz w:val="18"/>
+                <w:sz w:val="24"/>
               </w:rPr>
             </w:r>
             <w:r>
               <w:rPr>
                 <w:b/>
-                <w:sz w:val="18"/>
+                <w:sz w:val="24"/>
               </w:rPr>
               <w:t>Проверка</w:t>
             </w:r>
@@ -422,13 +411,13 @@
           <w:p>
             <w:r>
               <w:rPr>
-                <w:sz w:val="18"/>
+                <w:sz w:val="24"/>
               </w:rPr>
             </w:r>
             <w:r>
               <w:rPr>
                 <w:b/>
-                <w:sz w:val="18"/>
+                <w:sz w:val="24"/>
               </w:rPr>
               <w:t>Статус</w:t>
             </w:r>
@@ -442,13 +431,13 @@
           <w:p>
             <w:r>
               <w:rPr>
-                <w:sz w:val="18"/>
+                <w:sz w:val="24"/>
               </w:rPr>
             </w:r>
             <w:r>
               <w:rPr>
                 <w:b/>
-                <w:sz w:val="18"/>
+                <w:sz w:val="24"/>
               </w:rPr>
               <w:t>Комментарий</w:t>
             </w:r>
@@ -463,7 +452,7 @@
           <w:p>
             <w:r>
               <w:rPr>
-                <w:sz w:val="18"/>
+                <w:sz w:val="24"/>
               </w:rPr>
               <w:t>SM-01</w:t>
             </w:r>
@@ -476,7 +465,7 @@
           <w:p>
             <w:r>
               <w:rPr>
-                <w:sz w:val="18"/>
+                <w:sz w:val="24"/>
               </w:rPr>
               <w:t>R1</w:t>
             </w:r>
@@ -489,7 +478,7 @@
           <w:p>
             <w:r>
               <w:rPr>
-                <w:sz w:val="18"/>
+                <w:sz w:val="24"/>
               </w:rPr>
               <w:t>Главная страница открывается (200)</w:t>
             </w:r>
@@ -503,7 +492,7 @@
           <w:p>
             <w:r>
               <w:rPr>
-                <w:sz w:val="18"/>
+                <w:sz w:val="24"/>
               </w:rPr>
               <w:t>☑ Checked</w:t>
             </w:r>
@@ -516,7 +505,7 @@
           <w:p>
             <w:r>
               <w:rPr>
-                <w:sz w:val="18"/>
+                <w:sz w:val="24"/>
               </w:rPr>
             </w:r>
           </w:p>
@@ -530,7 +519,7 @@
           <w:p>
             <w:r>
               <w:rPr>
-                <w:sz w:val="18"/>
+                <w:sz w:val="24"/>
               </w:rPr>
               <w:t>SM-02</w:t>
             </w:r>
@@ -543,7 +532,7 @@
           <w:p>
             <w:r>
               <w:rPr>
-                <w:sz w:val="18"/>
+                <w:sz w:val="24"/>
               </w:rPr>
               <w:t>R1</w:t>
             </w:r>
@@ -556,7 +545,7 @@
           <w:p>
             <w:r>
               <w:rPr>
-                <w:sz w:val="18"/>
+                <w:sz w:val="24"/>
               </w:rPr>
               <w:t>Редактор открывается (200)</w:t>
             </w:r>
@@ -570,7 +559,7 @@
           <w:p>
             <w:r>
               <w:rPr>
-                <w:sz w:val="18"/>
+                <w:sz w:val="24"/>
               </w:rPr>
               <w:t>☑ Checked</w:t>
             </w:r>
@@ -583,7 +572,7 @@
           <w:p>
             <w:r>
               <w:rPr>
-                <w:sz w:val="18"/>
+                <w:sz w:val="24"/>
               </w:rPr>
             </w:r>
           </w:p>
@@ -597,7 +586,7 @@
           <w:p>
             <w:r>
               <w:rPr>
-                <w:sz w:val="18"/>
+                <w:sz w:val="24"/>
               </w:rPr>
               <w:t>SM-03</w:t>
             </w:r>
@@ -610,7 +599,7 @@
           <w:p>
             <w:r>
               <w:rPr>
-                <w:sz w:val="18"/>
+                <w:sz w:val="24"/>
               </w:rPr>
               <w:t>R1</w:t>
             </w:r>
@@ -623,7 +612,7 @@
           <w:p>
             <w:r>
               <w:rPr>
-                <w:sz w:val="18"/>
+                <w:sz w:val="24"/>
               </w:rPr>
               <w:t>Панель проектов открывается (200)</w:t>
             </w:r>
@@ -637,7 +626,7 @@
           <w:p>
             <w:r>
               <w:rPr>
-                <w:sz w:val="18"/>
+                <w:sz w:val="24"/>
               </w:rPr>
               <w:t>☑ Checked</w:t>
             </w:r>
@@ -650,7 +639,7 @@
           <w:p>
             <w:r>
               <w:rPr>
-                <w:sz w:val="18"/>
+                <w:sz w:val="24"/>
               </w:rPr>
             </w:r>
           </w:p>
@@ -664,7 +653,7 @@
           <w:p>
             <w:r>
               <w:rPr>
-                <w:sz w:val="18"/>
+                <w:sz w:val="24"/>
               </w:rPr>
               <w:t>SM-04</w:t>
             </w:r>
@@ -677,7 +666,7 @@
           <w:p>
             <w:r>
               <w:rPr>
-                <w:sz w:val="18"/>
+                <w:sz w:val="24"/>
               </w:rPr>
               <w:t>R2</w:t>
             </w:r>
@@ -690,7 +679,7 @@
           <w:p>
             <w:r>
               <w:rPr>
-                <w:sz w:val="18"/>
+                <w:sz w:val="24"/>
               </w:rPr>
               <w:t>Стили главной загружаются</w:t>
             </w:r>
@@ -704,7 +693,7 @@
           <w:p>
             <w:r>
               <w:rPr>
-                <w:sz w:val="18"/>
+                <w:sz w:val="24"/>
               </w:rPr>
               <w:t>☑ Checked</w:t>
             </w:r>
@@ -717,7 +706,7 @@
           <w:p>
             <w:r>
               <w:rPr>
-                <w:sz w:val="18"/>
+                <w:sz w:val="24"/>
               </w:rPr>
             </w:r>
           </w:p>
@@ -731,7 +720,7 @@
           <w:p>
             <w:r>
               <w:rPr>
-                <w:sz w:val="18"/>
+                <w:sz w:val="24"/>
               </w:rPr>
               <w:t>SM-05</w:t>
             </w:r>
@@ -744,7 +733,7 @@
           <w:p>
             <w:r>
               <w:rPr>
-                <w:sz w:val="18"/>
+                <w:sz w:val="24"/>
               </w:rPr>
               <w:t>R2</w:t>
             </w:r>
@@ -757,7 +746,7 @@
           <w:p>
             <w:r>
               <w:rPr>
-                <w:sz w:val="18"/>
+                <w:sz w:val="24"/>
               </w:rPr>
               <w:t>Скрипт главной загружается</w:t>
             </w:r>
@@ -771,7 +760,7 @@
           <w:p>
             <w:r>
               <w:rPr>
-                <w:sz w:val="18"/>
+                <w:sz w:val="24"/>
               </w:rPr>
               <w:t>☑ Checked</w:t>
             </w:r>
@@ -784,7 +773,7 @@
           <w:p>
             <w:r>
               <w:rPr>
-                <w:sz w:val="18"/>
+                <w:sz w:val="24"/>
               </w:rPr>
             </w:r>
           </w:p>
@@ -798,7 +787,7 @@
           <w:p>
             <w:r>
               <w:rPr>
-                <w:sz w:val="18"/>
+                <w:sz w:val="24"/>
               </w:rPr>
               <w:t>SM-06</w:t>
             </w:r>
@@ -811,7 +800,7 @@
           <w:p>
             <w:r>
               <w:rPr>
-                <w:sz w:val="18"/>
+                <w:sz w:val="24"/>
               </w:rPr>
               <w:t>R3</w:t>
             </w:r>
@@ -824,7 +813,7 @@
           <w:p>
             <w:r>
               <w:rPr>
-                <w:sz w:val="18"/>
+                <w:sz w:val="24"/>
               </w:rPr>
               <w:t>Разбор DSL возвращает 2 блока и 1 стрелку</w:t>
             </w:r>
@@ -838,7 +827,7 @@
           <w:p>
             <w:r>
               <w:rPr>
-                <w:sz w:val="18"/>
+                <w:sz w:val="24"/>
               </w:rPr>
               <w:t>☑ Checked</w:t>
             </w:r>
@@ -851,7 +840,7 @@
           <w:p>
             <w:r>
               <w:rPr>
-                <w:sz w:val="18"/>
+                <w:sz w:val="24"/>
               </w:rPr>
             </w:r>
           </w:p>
@@ -865,7 +854,7 @@
           <w:p>
             <w:r>
               <w:rPr>
-                <w:sz w:val="18"/>
+                <w:sz w:val="24"/>
               </w:rPr>
               <w:t>SM-07</w:t>
             </w:r>
@@ -878,7 +867,7 @@
           <w:p>
             <w:r>
               <w:rPr>
-                <w:sz w:val="18"/>
+                <w:sz w:val="24"/>
               </w:rPr>
               <w:t>R4</w:t>
             </w:r>
@@ -891,7 +880,7 @@
           <w:p>
             <w:r>
               <w:rPr>
-                <w:sz w:val="18"/>
+                <w:sz w:val="24"/>
               </w:rPr>
               <w:t>Форма заявки есть на главной</w:t>
             </w:r>
@@ -905,7 +894,7 @@
           <w:p>
             <w:r>
               <w:rPr>
-                <w:sz w:val="18"/>
+                <w:sz w:val="24"/>
               </w:rPr>
               <w:t>☑ Checked</w:t>
             </w:r>
@@ -918,7 +907,7 @@
           <w:p>
             <w:r>
               <w:rPr>
-                <w:sz w:val="18"/>
+                <w:sz w:val="24"/>
               </w:rPr>
             </w:r>
           </w:p>
@@ -932,7 +921,7 @@
           <w:p>
             <w:r>
               <w:rPr>
-                <w:sz w:val="18"/>
+                <w:sz w:val="24"/>
               </w:rPr>
               <w:t>SM-08</w:t>
             </w:r>
@@ -945,7 +934,7 @@
           <w:p>
             <w:r>
               <w:rPr>
-                <w:sz w:val="18"/>
+                <w:sz w:val="24"/>
               </w:rPr>
               <w:t>R5</w:t>
             </w:r>
@@ -958,7 +947,7 @@
           <w:p>
             <w:r>
               <w:rPr>
-                <w:sz w:val="18"/>
+                <w:sz w:val="24"/>
               </w:rPr>
               <w:t>Несуществующий адрес даёт 404</w:t>
             </w:r>
@@ -972,7 +961,7 @@
           <w:p>
             <w:r>
               <w:rPr>
-                <w:sz w:val="18"/>
+                <w:sz w:val="24"/>
               </w:rPr>
               <w:t>☑ Checked</w:t>
             </w:r>
@@ -985,7 +974,7 @@
           <w:p>
             <w:r>
               <w:rPr>
-                <w:sz w:val="18"/>
+                <w:sz w:val="24"/>
               </w:rPr>
             </w:r>
           </w:p>
@@ -1023,13 +1012,13 @@
           <w:p>
             <w:r>
               <w:rPr>
-                <w:sz w:val="18"/>
+                <w:sz w:val="24"/>
               </w:rPr>
             </w:r>
             <w:r>
               <w:rPr>
                 <w:b/>
-                <w:sz w:val="18"/>
+                <w:sz w:val="24"/>
               </w:rPr>
               <w:t>ID</w:t>
             </w:r>
@@ -1043,13 +1032,13 @@
           <w:p>
             <w:r>
               <w:rPr>
-                <w:sz w:val="18"/>
+                <w:sz w:val="24"/>
               </w:rPr>
             </w:r>
             <w:r>
               <w:rPr>
                 <w:b/>
-                <w:sz w:val="18"/>
+                <w:sz w:val="24"/>
               </w:rPr>
               <w:t>Треб.</w:t>
             </w:r>
@@ -1063,13 +1052,13 @@
           <w:p>
             <w:r>
               <w:rPr>
-                <w:sz w:val="18"/>
+                <w:sz w:val="24"/>
               </w:rPr>
             </w:r>
             <w:r>
               <w:rPr>
                 <w:b/>
-                <w:sz w:val="18"/>
+                <w:sz w:val="24"/>
               </w:rPr>
               <w:t>Проверка</w:t>
             </w:r>
@@ -1083,13 +1072,13 @@
           <w:p>
             <w:r>
               <w:rPr>
-                <w:sz w:val="18"/>
+                <w:sz w:val="24"/>
               </w:rPr>
             </w:r>
             <w:r>
               <w:rPr>
                 <w:b/>
-                <w:sz w:val="18"/>
+                <w:sz w:val="24"/>
               </w:rPr>
               <w:t>Статус</w:t>
             </w:r>
@@ -1103,13 +1092,13 @@
           <w:p>
             <w:r>
               <w:rPr>
-                <w:sz w:val="18"/>
+                <w:sz w:val="24"/>
               </w:rPr>
             </w:r>
             <w:r>
               <w:rPr>
                 <w:b/>
-                <w:sz w:val="18"/>
+                <w:sz w:val="24"/>
               </w:rPr>
               <w:t>Комментарий</w:t>
             </w:r>
@@ -1124,7 +1113,7 @@
           <w:p>
             <w:r>
               <w:rPr>
-                <w:sz w:val="18"/>
+                <w:sz w:val="24"/>
               </w:rPr>
               <w:t>CP-01</w:t>
             </w:r>
@@ -1137,7 +1126,7 @@
           <w:p>
             <w:r>
               <w:rPr>
-                <w:sz w:val="18"/>
+                <w:sz w:val="24"/>
               </w:rPr>
               <w:t>R1</w:t>
             </w:r>
@@ -1150,7 +1139,7 @@
           <w:p>
             <w:r>
               <w:rPr>
-                <w:sz w:val="18"/>
+                <w:sz w:val="24"/>
               </w:rPr>
               <w:t>Страница / отдаётся как HTML</w:t>
             </w:r>
@@ -1164,7 +1153,7 @@
           <w:p>
             <w:r>
               <w:rPr>
-                <w:sz w:val="18"/>
+                <w:sz w:val="24"/>
               </w:rPr>
               <w:t>☑ Checked</w:t>
             </w:r>
@@ -1177,7 +1166,7 @@
           <w:p>
             <w:r>
               <w:rPr>
-                <w:sz w:val="18"/>
+                <w:sz w:val="24"/>
               </w:rPr>
             </w:r>
           </w:p>
@@ -1191,7 +1180,7 @@
           <w:p>
             <w:r>
               <w:rPr>
-                <w:sz w:val="18"/>
+                <w:sz w:val="24"/>
               </w:rPr>
               <w:t>CP-02</w:t>
             </w:r>
@@ -1204,7 +1193,7 @@
           <w:p>
             <w:r>
               <w:rPr>
-                <w:sz w:val="18"/>
+                <w:sz w:val="24"/>
               </w:rPr>
               <w:t>R1</w:t>
             </w:r>
@@ -1217,7 +1206,7 @@
           <w:p>
             <w:r>
               <w:rPr>
-                <w:sz w:val="18"/>
+                <w:sz w:val="24"/>
               </w:rPr>
               <w:t>Страница /privacy.html отдаётся как HTML</w:t>
             </w:r>
@@ -1231,7 +1220,7 @@
           <w:p>
             <w:r>
               <w:rPr>
-                <w:sz w:val="18"/>
+                <w:sz w:val="24"/>
               </w:rPr>
               <w:t>☑ Checked</w:t>
             </w:r>
@@ -1244,7 +1233,7 @@
           <w:p>
             <w:r>
               <w:rPr>
-                <w:sz w:val="18"/>
+                <w:sz w:val="24"/>
               </w:rPr>
             </w:r>
           </w:p>
@@ -1258,7 +1247,7 @@
           <w:p>
             <w:r>
               <w:rPr>
-                <w:sz w:val="18"/>
+                <w:sz w:val="24"/>
               </w:rPr>
               <w:t>CP-03</w:t>
             </w:r>
@@ -1271,7 +1260,7 @@
           <w:p>
             <w:r>
               <w:rPr>
-                <w:sz w:val="18"/>
+                <w:sz w:val="24"/>
               </w:rPr>
               <w:t>R1</w:t>
             </w:r>
@@ -1284,7 +1273,7 @@
           <w:p>
             <w:r>
               <w:rPr>
-                <w:sz w:val="18"/>
+                <w:sz w:val="24"/>
               </w:rPr>
               <w:t>Страница /thanks.html отдаётся как HTML</w:t>
             </w:r>
@@ -1298,7 +1287,7 @@
           <w:p>
             <w:r>
               <w:rPr>
-                <w:sz w:val="18"/>
+                <w:sz w:val="24"/>
               </w:rPr>
               <w:t>☑ Checked</w:t>
             </w:r>
@@ -1311,7 +1300,7 @@
           <w:p>
             <w:r>
               <w:rPr>
-                <w:sz w:val="18"/>
+                <w:sz w:val="24"/>
               </w:rPr>
             </w:r>
           </w:p>
@@ -1325,7 +1314,7 @@
           <w:p>
             <w:r>
               <w:rPr>
-                <w:sz w:val="18"/>
+                <w:sz w:val="24"/>
               </w:rPr>
               <w:t>CP-04</w:t>
             </w:r>
@@ -1338,7 +1327,7 @@
           <w:p>
             <w:r>
               <w:rPr>
-                <w:sz w:val="18"/>
+                <w:sz w:val="24"/>
               </w:rPr>
               <w:t>R1</w:t>
             </w:r>
@@ -1351,7 +1340,7 @@
           <w:p>
             <w:r>
               <w:rPr>
-                <w:sz w:val="18"/>
+                <w:sz w:val="24"/>
               </w:rPr>
               <w:t>Страница /app/dashboard.html отдаётся как HTML</w:t>
             </w:r>
@@ -1365,7 +1354,7 @@
           <w:p>
             <w:r>
               <w:rPr>
-                <w:sz w:val="18"/>
+                <w:sz w:val="24"/>
               </w:rPr>
               <w:t>☑ Checked</w:t>
             </w:r>
@@ -1378,7 +1367,7 @@
           <w:p>
             <w:r>
               <w:rPr>
-                <w:sz w:val="18"/>
+                <w:sz w:val="24"/>
               </w:rPr>
             </w:r>
           </w:p>
@@ -1392,7 +1381,7 @@
           <w:p>
             <w:r>
               <w:rPr>
-                <w:sz w:val="18"/>
+                <w:sz w:val="24"/>
               </w:rPr>
               <w:t>CP-05</w:t>
             </w:r>
@@ -1405,7 +1394,7 @@
           <w:p>
             <w:r>
               <w:rPr>
-                <w:sz w:val="18"/>
+                <w:sz w:val="24"/>
               </w:rPr>
               <w:t>R1</w:t>
             </w:r>
@@ -1418,7 +1407,7 @@
           <w:p>
             <w:r>
               <w:rPr>
-                <w:sz w:val="18"/>
+                <w:sz w:val="24"/>
               </w:rPr>
               <w:t>Страница /app/editor.html отдаётся как HTML</w:t>
             </w:r>
@@ -1432,7 +1421,7 @@
           <w:p>
             <w:r>
               <w:rPr>
-                <w:sz w:val="18"/>
+                <w:sz w:val="24"/>
               </w:rPr>
               <w:t>☑ Checked</w:t>
             </w:r>
@@ -1445,7 +1434,7 @@
           <w:p>
             <w:r>
               <w:rPr>
-                <w:sz w:val="18"/>
+                <w:sz w:val="24"/>
               </w:rPr>
             </w:r>
           </w:p>
@@ -1459,7 +1448,7 @@
           <w:p>
             <w:r>
               <w:rPr>
-                <w:sz w:val="18"/>
+                <w:sz w:val="24"/>
               </w:rPr>
               <w:t>CP-06</w:t>
             </w:r>
@@ -1472,7 +1461,7 @@
           <w:p>
             <w:r>
               <w:rPr>
-                <w:sz w:val="18"/>
+                <w:sz w:val="24"/>
               </w:rPr>
               <w:t>R1</w:t>
             </w:r>
@@ -1485,7 +1474,7 @@
           <w:p>
             <w:r>
               <w:rPr>
-                <w:sz w:val="18"/>
+                <w:sz w:val="24"/>
               </w:rPr>
               <w:t>Страница /app/settings.html отдаётся как HTML</w:t>
             </w:r>
@@ -1499,7 +1488,7 @@
           <w:p>
             <w:r>
               <w:rPr>
-                <w:sz w:val="18"/>
+                <w:sz w:val="24"/>
               </w:rPr>
               <w:t>☑ Checked</w:t>
             </w:r>
@@ -1512,7 +1501,7 @@
           <w:p>
             <w:r>
               <w:rPr>
-                <w:sz w:val="18"/>
+                <w:sz w:val="24"/>
               </w:rPr>
             </w:r>
           </w:p>
@@ -1526,7 +1515,7 @@
           <w:p>
             <w:r>
               <w:rPr>
-                <w:sz w:val="18"/>
+                <w:sz w:val="24"/>
               </w:rPr>
               <w:t>CP-07</w:t>
             </w:r>
@@ -1539,7 +1528,7 @@
           <w:p>
             <w:r>
               <w:rPr>
-                <w:sz w:val="18"/>
+                <w:sz w:val="24"/>
               </w:rPr>
               <w:t>R1</w:t>
             </w:r>
@@ -1552,7 +1541,7 @@
           <w:p>
             <w:r>
               <w:rPr>
-                <w:sz w:val="18"/>
+                <w:sz w:val="24"/>
               </w:rPr>
               <w:t>Страница /app/welcome.html отдаётся как HTML</w:t>
             </w:r>
@@ -1566,7 +1555,7 @@
           <w:p>
             <w:r>
               <w:rPr>
-                <w:sz w:val="18"/>
+                <w:sz w:val="24"/>
               </w:rPr>
               <w:t>☑ Checked</w:t>
             </w:r>
@@ -1579,7 +1568,7 @@
           <w:p>
             <w:r>
               <w:rPr>
-                <w:sz w:val="18"/>
+                <w:sz w:val="24"/>
               </w:rPr>
             </w:r>
           </w:p>
@@ -1593,7 +1582,7 @@
           <w:p>
             <w:r>
               <w:rPr>
-                <w:sz w:val="18"/>
+                <w:sz w:val="24"/>
               </w:rPr>
               <w:t>CP-08</w:t>
             </w:r>
@@ -1606,7 +1595,7 @@
           <w:p>
             <w:r>
               <w:rPr>
-                <w:sz w:val="18"/>
+                <w:sz w:val="24"/>
               </w:rPr>
               <w:t>R1</w:t>
             </w:r>
@@ -1619,7 +1608,7 @@
           <w:p>
             <w:r>
               <w:rPr>
-                <w:sz w:val="18"/>
+                <w:sz w:val="24"/>
               </w:rPr>
               <w:t>Страница /en/ отдаётся как HTML</w:t>
             </w:r>
@@ -1633,7 +1622,7 @@
           <w:p>
             <w:r>
               <w:rPr>
-                <w:sz w:val="18"/>
+                <w:sz w:val="24"/>
               </w:rPr>
               <w:t>☑ Checked</w:t>
             </w:r>
@@ -1646,7 +1635,7 @@
           <w:p>
             <w:r>
               <w:rPr>
-                <w:sz w:val="18"/>
+                <w:sz w:val="24"/>
               </w:rPr>
             </w:r>
           </w:p>
@@ -1660,7 +1649,7 @@
           <w:p>
             <w:r>
               <w:rPr>
-                <w:sz w:val="18"/>
+                <w:sz w:val="24"/>
               </w:rPr>
               <w:t>CP-09</w:t>
             </w:r>
@@ -1673,7 +1662,7 @@
           <w:p>
             <w:r>
               <w:rPr>
-                <w:sz w:val="18"/>
+                <w:sz w:val="24"/>
               </w:rPr>
               <w:t>R1</w:t>
             </w:r>
@@ -1686,7 +1675,7 @@
           <w:p>
             <w:r>
               <w:rPr>
-                <w:sz w:val="18"/>
+                <w:sz w:val="24"/>
               </w:rPr>
               <w:t>Страница /en/privacy.html отдаётся как HTML</w:t>
             </w:r>
@@ -1700,7 +1689,7 @@
           <w:p>
             <w:r>
               <w:rPr>
-                <w:sz w:val="18"/>
+                <w:sz w:val="24"/>
               </w:rPr>
               <w:t>☑ Checked</w:t>
             </w:r>
@@ -1713,7 +1702,7 @@
           <w:p>
             <w:r>
               <w:rPr>
-                <w:sz w:val="18"/>
+                <w:sz w:val="24"/>
               </w:rPr>
             </w:r>
           </w:p>
@@ -1727,7 +1716,7 @@
           <w:p>
             <w:r>
               <w:rPr>
-                <w:sz w:val="18"/>
+                <w:sz w:val="24"/>
               </w:rPr>
               <w:t>CP-10</w:t>
             </w:r>
@@ -1740,7 +1729,7 @@
           <w:p>
             <w:r>
               <w:rPr>
-                <w:sz w:val="18"/>
+                <w:sz w:val="24"/>
               </w:rPr>
               <w:t>R1</w:t>
             </w:r>
@@ -1753,7 +1742,7 @@
           <w:p>
             <w:r>
               <w:rPr>
-                <w:sz w:val="18"/>
+                <w:sz w:val="24"/>
               </w:rPr>
               <w:t>Страница /en/thanks.html отдаётся как HTML</w:t>
             </w:r>
@@ -1767,7 +1756,7 @@
           <w:p>
             <w:r>
               <w:rPr>
-                <w:sz w:val="18"/>
+                <w:sz w:val="24"/>
               </w:rPr>
               <w:t>☑ Checked</w:t>
             </w:r>
@@ -1780,7 +1769,7 @@
           <w:p>
             <w:r>
               <w:rPr>
-                <w:sz w:val="18"/>
+                <w:sz w:val="24"/>
               </w:rPr>
             </w:r>
           </w:p>
@@ -1794,7 +1783,7 @@
           <w:p>
             <w:r>
               <w:rPr>
-                <w:sz w:val="18"/>
+                <w:sz w:val="24"/>
               </w:rPr>
               <w:t>CP-11</w:t>
             </w:r>
@@ -1807,7 +1796,7 @@
           <w:p>
             <w:r>
               <w:rPr>
-                <w:sz w:val="18"/>
+                <w:sz w:val="24"/>
               </w:rPr>
               <w:t>R6</w:t>
             </w:r>
@@ -1820,7 +1809,7 @@
           <w:p>
             <w:r>
               <w:rPr>
-                <w:sz w:val="18"/>
+                <w:sz w:val="24"/>
               </w:rPr>
               <w:t>Главная: lang="ru", английская версия: lang="en"</w:t>
             </w:r>
@@ -1834,7 +1823,7 @@
           <w:p>
             <w:r>
               <w:rPr>
-                <w:sz w:val="18"/>
+                <w:sz w:val="24"/>
               </w:rPr>
               <w:t>☑ Checked</w:t>
             </w:r>
@@ -1847,7 +1836,7 @@
           <w:p>
             <w:r>
               <w:rPr>
-                <w:sz w:val="18"/>
+                <w:sz w:val="24"/>
               </w:rPr>
             </w:r>
           </w:p>
@@ -1861,7 +1850,7 @@
           <w:p>
             <w:r>
               <w:rPr>
-                <w:sz w:val="18"/>
+                <w:sz w:val="24"/>
               </w:rPr>
               <w:t>CP-12</w:t>
             </w:r>
@@ -1874,7 +1863,7 @@
           <w:p>
             <w:r>
               <w:rPr>
-                <w:sz w:val="18"/>
+                <w:sz w:val="24"/>
               </w:rPr>
               <w:t>R6</w:t>
             </w:r>
@@ -1887,7 +1876,7 @@
           <w:p>
             <w:r>
               <w:rPr>
-                <w:sz w:val="18"/>
+                <w:sz w:val="24"/>
               </w:rPr>
               <w:t>На каждой странице ровно один h1</w:t>
             </w:r>
@@ -1901,7 +1890,7 @@
           <w:p>
             <w:r>
               <w:rPr>
-                <w:sz w:val="18"/>
+                <w:sz w:val="24"/>
               </w:rPr>
               <w:t>☑ Checked</w:t>
             </w:r>
@@ -1914,7 +1903,7 @@
           <w:p>
             <w:r>
               <w:rPr>
-                <w:sz w:val="18"/>
+                <w:sz w:val="24"/>
               </w:rPr>
             </w:r>
           </w:p>
@@ -1928,7 +1917,7 @@
           <w:p>
             <w:r>
               <w:rPr>
-                <w:sz w:val="18"/>
+                <w:sz w:val="24"/>
               </w:rPr>
               <w:t>CP-13</w:t>
             </w:r>
@@ -1941,7 +1930,7 @@
           <w:p>
             <w:r>
               <w:rPr>
-                <w:sz w:val="18"/>
+                <w:sz w:val="24"/>
               </w:rPr>
               <w:t>R6</w:t>
             </w:r>
@@ -1954,7 +1943,7 @@
           <w:p>
             <w:r>
               <w:rPr>
-                <w:sz w:val="18"/>
+                <w:sz w:val="24"/>
               </w:rPr>
               <w:t>У главной есть canonical и alternate</w:t>
             </w:r>
@@ -1968,7 +1957,7 @@
           <w:p>
             <w:r>
               <w:rPr>
-                <w:sz w:val="18"/>
+                <w:sz w:val="24"/>
               </w:rPr>
               <w:t>☑ Checked</w:t>
             </w:r>
@@ -1981,7 +1970,7 @@
           <w:p>
             <w:r>
               <w:rPr>
-                <w:sz w:val="18"/>
+                <w:sz w:val="24"/>
               </w:rPr>
             </w:r>
           </w:p>
@@ -1995,7 +1984,7 @@
           <w:p>
             <w:r>
               <w:rPr>
-                <w:sz w:val="18"/>
+                <w:sz w:val="24"/>
               </w:rPr>
               <w:t>CP-14</w:t>
             </w:r>
@@ -2008,7 +1997,7 @@
           <w:p>
             <w:r>
               <w:rPr>
-                <w:sz w:val="18"/>
+                <w:sz w:val="24"/>
               </w:rPr>
               <w:t>R6</w:t>
             </w:r>
@@ -2021,7 +2010,7 @@
           <w:p>
             <w:r>
               <w:rPr>
-                <w:sz w:val="18"/>
+                <w:sz w:val="24"/>
               </w:rPr>
               <w:t>У каждой страницы есть title и meta viewport</w:t>
             </w:r>
@@ -2035,7 +2024,7 @@
           <w:p>
             <w:r>
               <w:rPr>
-                <w:sz w:val="18"/>
+                <w:sz w:val="24"/>
               </w:rPr>
               <w:t>☑ Checked</w:t>
             </w:r>
@@ -2048,7 +2037,7 @@
           <w:p>
             <w:r>
               <w:rPr>
-                <w:sz w:val="18"/>
+                <w:sz w:val="24"/>
               </w:rPr>
             </w:r>
           </w:p>
@@ -2062,7 +2051,7 @@
           <w:p>
             <w:r>
               <w:rPr>
-                <w:sz w:val="18"/>
+                <w:sz w:val="24"/>
               </w:rPr>
               <w:t>CP-15</w:t>
             </w:r>
@@ -2075,7 +2064,7 @@
           <w:p>
             <w:r>
               <w:rPr>
-                <w:sz w:val="18"/>
+                <w:sz w:val="24"/>
               </w:rPr>
               <w:t>R2</w:t>
             </w:r>
@@ -2088,7 +2077,7 @@
           <w:p>
             <w:r>
               <w:rPr>
-                <w:sz w:val="18"/>
+                <w:sz w:val="24"/>
               </w:rPr>
               <w:t>Все локальные ссылки на ресурсы главной открываются</w:t>
             </w:r>
@@ -2102,7 +2091,7 @@
           <w:p>
             <w:r>
               <w:rPr>
-                <w:sz w:val="18"/>
+                <w:sz w:val="24"/>
               </w:rPr>
               <w:t>☑ Checked</w:t>
             </w:r>
@@ -2115,7 +2104,7 @@
           <w:p>
             <w:r>
               <w:rPr>
-                <w:sz w:val="18"/>
+                <w:sz w:val="24"/>
               </w:rPr>
             </w:r>
           </w:p>
@@ -2129,7 +2118,7 @@
           <w:p>
             <w:r>
               <w:rPr>
-                <w:sz w:val="18"/>
+                <w:sz w:val="24"/>
               </w:rPr>
               <w:t>CP-16</w:t>
             </w:r>
@@ -2142,7 +2131,7 @@
           <w:p>
             <w:r>
               <w:rPr>
-                <w:sz w:val="18"/>
+                <w:sz w:val="24"/>
               </w:rPr>
               <w:t>R7</w:t>
             </w:r>
@@ -2155,7 +2144,7 @@
           <w:p>
             <w:r>
               <w:rPr>
-                <w:sz w:val="18"/>
+                <w:sz w:val="24"/>
               </w:rPr>
               <w:t>Нет встроенных скриптов (CSP script-src self)</w:t>
             </w:r>
@@ -2169,7 +2158,7 @@
           <w:p>
             <w:r>
               <w:rPr>
-                <w:sz w:val="18"/>
+                <w:sz w:val="24"/>
               </w:rPr>
               <w:t>☑ Checked</w:t>
             </w:r>
@@ -2182,7 +2171,7 @@
           <w:p>
             <w:r>
               <w:rPr>
-                <w:sz w:val="18"/>
+                <w:sz w:val="24"/>
               </w:rPr>
             </w:r>
           </w:p>
@@ -2196,7 +2185,7 @@
           <w:p>
             <w:r>
               <w:rPr>
-                <w:sz w:val="18"/>
+                <w:sz w:val="24"/>
               </w:rPr>
               <w:t>CP-17</w:t>
             </w:r>
@@ -2209,7 +2198,7 @@
           <w:p>
             <w:r>
               <w:rPr>
-                <w:sz w:val="18"/>
+                <w:sz w:val="24"/>
               </w:rPr>
               <w:t>R7</w:t>
             </w:r>
@@ -2222,7 +2211,7 @@
           <w:p>
             <w:r>
               <w:rPr>
-                <w:sz w:val="18"/>
+                <w:sz w:val="24"/>
               </w:rPr>
               <w:t>Заголовок Content-Security-Policy присутствует</w:t>
             </w:r>
@@ -2236,7 +2225,7 @@
           <w:p>
             <w:r>
               <w:rPr>
-                <w:sz w:val="18"/>
+                <w:sz w:val="24"/>
               </w:rPr>
               <w:t>☑ Checked</w:t>
             </w:r>
@@ -2249,7 +2238,7 @@
           <w:p>
             <w:r>
               <w:rPr>
-                <w:sz w:val="18"/>
+                <w:sz w:val="24"/>
               </w:rPr>
             </w:r>
           </w:p>
@@ -2263,7 +2252,7 @@
           <w:p>
             <w:r>
               <w:rPr>
-                <w:sz w:val="18"/>
+                <w:sz w:val="24"/>
               </w:rPr>
               <w:t>CP-18</w:t>
             </w:r>
@@ -2276,7 +2265,7 @@
           <w:p>
             <w:r>
               <w:rPr>
-                <w:sz w:val="18"/>
+                <w:sz w:val="24"/>
               </w:rPr>
               <w:t>R7</w:t>
             </w:r>
@@ -2289,7 +2278,7 @@
           <w:p>
             <w:r>
               <w:rPr>
-                <w:sz w:val="18"/>
+                <w:sz w:val="24"/>
               </w:rPr>
               <w:t>X-Frame-Options = DENY</w:t>
             </w:r>
@@ -2303,7 +2292,7 @@
           <w:p>
             <w:r>
               <w:rPr>
-                <w:sz w:val="18"/>
+                <w:sz w:val="24"/>
               </w:rPr>
               <w:t>☑ Checked</w:t>
             </w:r>
@@ -2316,7 +2305,7 @@
           <w:p>
             <w:r>
               <w:rPr>
-                <w:sz w:val="18"/>
+                <w:sz w:val="24"/>
               </w:rPr>
             </w:r>
           </w:p>
@@ -2330,7 +2319,7 @@
           <w:p>
             <w:r>
               <w:rPr>
-                <w:sz w:val="18"/>
+                <w:sz w:val="24"/>
               </w:rPr>
               <w:t>CP-19</w:t>
             </w:r>
@@ -2343,7 +2332,7 @@
           <w:p>
             <w:r>
               <w:rPr>
-                <w:sz w:val="18"/>
+                <w:sz w:val="24"/>
               </w:rPr>
               <w:t>R7</w:t>
             </w:r>
@@ -2356,7 +2345,7 @@
           <w:p>
             <w:r>
               <w:rPr>
-                <w:sz w:val="18"/>
+                <w:sz w:val="24"/>
               </w:rPr>
               <w:t>X-Content-Type-Options = nosniff</w:t>
             </w:r>
@@ -2370,7 +2359,7 @@
           <w:p>
             <w:r>
               <w:rPr>
-                <w:sz w:val="18"/>
+                <w:sz w:val="24"/>
               </w:rPr>
               <w:t>☑ Checked</w:t>
             </w:r>
@@ -2383,7 +2372,7 @@
           <w:p>
             <w:r>
               <w:rPr>
-                <w:sz w:val="18"/>
+                <w:sz w:val="24"/>
               </w:rPr>
             </w:r>
           </w:p>
@@ -2397,7 +2386,7 @@
           <w:p>
             <w:r>
               <w:rPr>
-                <w:sz w:val="18"/>
+                <w:sz w:val="24"/>
               </w:rPr>
               <w:t>CP-20</w:t>
             </w:r>
@@ -2410,7 +2399,7 @@
           <w:p>
             <w:r>
               <w:rPr>
-                <w:sz w:val="18"/>
+                <w:sz w:val="24"/>
               </w:rPr>
               <w:t>R5</w:t>
             </w:r>
@@ -2423,7 +2412,7 @@
           <w:p>
             <w:r>
               <w:rPr>
-                <w:sz w:val="18"/>
+                <w:sz w:val="24"/>
               </w:rPr>
               <w:t>POST на статику даёт 405</w:t>
             </w:r>
@@ -2437,7 +2426,7 @@
           <w:p>
             <w:r>
               <w:rPr>
-                <w:sz w:val="18"/>
+                <w:sz w:val="24"/>
               </w:rPr>
               <w:t>☑ Checked</w:t>
             </w:r>
@@ -2450,7 +2439,7 @@
           <w:p>
             <w:r>
               <w:rPr>
-                <w:sz w:val="18"/>
+                <w:sz w:val="24"/>
               </w:rPr>
             </w:r>
           </w:p>
@@ -2464,7 +2453,7 @@
           <w:p>
             <w:r>
               <w:rPr>
-                <w:sz w:val="18"/>
+                <w:sz w:val="24"/>
               </w:rPr>
               <w:t>CP-21</w:t>
             </w:r>
@@ -2477,7 +2466,7 @@
           <w:p>
             <w:r>
               <w:rPr>
-                <w:sz w:val="18"/>
+                <w:sz w:val="24"/>
               </w:rPr>
               <w:t>R5</w:t>
             </w:r>
@@ -2490,7 +2479,7 @@
           <w:p>
             <w:r>
               <w:rPr>
-                <w:sz w:val="18"/>
+                <w:sz w:val="24"/>
               </w:rPr>
               <w:t>Выход за корень (../) не отдаёт файлы</w:t>
             </w:r>
@@ -2504,7 +2493,7 @@
           <w:p>
             <w:r>
               <w:rPr>
-                <w:sz w:val="18"/>
+                <w:sz w:val="24"/>
               </w:rPr>
               <w:t>☑ Checked</w:t>
             </w:r>
@@ -2517,7 +2506,7 @@
           <w:p>
             <w:r>
               <w:rPr>
-                <w:sz w:val="18"/>
+                <w:sz w:val="24"/>
               </w:rPr>
             </w:r>
           </w:p>
@@ -2531,7 +2520,7 @@
           <w:p>
             <w:r>
               <w:rPr>
-                <w:sz w:val="18"/>
+                <w:sz w:val="24"/>
               </w:rPr>
               <w:t>CP-22</w:t>
             </w:r>
@@ -2544,7 +2533,7 @@
           <w:p>
             <w:r>
               <w:rPr>
-                <w:sz w:val="18"/>
+                <w:sz w:val="24"/>
               </w:rPr>
               <w:t>R5</w:t>
             </w:r>
@@ -2557,7 +2546,7 @@
           <w:p>
             <w:r>
               <w:rPr>
-                <w:sz w:val="18"/>
+                <w:sz w:val="24"/>
               </w:rPr>
               <w:t>Страница 404 оформлена как HTML сайта</w:t>
             </w:r>
@@ -2571,7 +2560,7 @@
           <w:p>
             <w:r>
               <w:rPr>
-                <w:sz w:val="18"/>
+                <w:sz w:val="24"/>
               </w:rPr>
               <w:t>☑ Checked</w:t>
             </w:r>
@@ -2584,7 +2573,7 @@
           <w:p>
             <w:r>
               <w:rPr>
-                <w:sz w:val="18"/>
+                <w:sz w:val="24"/>
               </w:rPr>
             </w:r>
           </w:p>
@@ -2598,7 +2587,7 @@
           <w:p>
             <w:r>
               <w:rPr>
-                <w:sz w:val="18"/>
+                <w:sz w:val="24"/>
               </w:rPr>
               <w:t>CP-23</w:t>
             </w:r>
@@ -2611,7 +2600,7 @@
           <w:p>
             <w:r>
               <w:rPr>
-                <w:sz w:val="18"/>
+                <w:sz w:val="24"/>
               </w:rPr>
               <w:t>R8</w:t>
             </w:r>
@@ -2624,7 +2613,7 @@
           <w:p>
             <w:r>
               <w:rPr>
-                <w:sz w:val="18"/>
+                <w:sz w:val="24"/>
               </w:rPr>
               <w:t>Манифест PWA: корректный JSON с иконками</w:t>
             </w:r>
@@ -2638,7 +2627,7 @@
           <w:p>
             <w:r>
               <w:rPr>
-                <w:sz w:val="18"/>
+                <w:sz w:val="24"/>
               </w:rPr>
               <w:t>☑ Checked</w:t>
             </w:r>
@@ -2651,7 +2640,7 @@
           <w:p>
             <w:r>
               <w:rPr>
-                <w:sz w:val="18"/>
+                <w:sz w:val="24"/>
               </w:rPr>
             </w:r>
           </w:p>
@@ -2665,7 +2654,7 @@
           <w:p>
             <w:r>
               <w:rPr>
-                <w:sz w:val="18"/>
+                <w:sz w:val="24"/>
               </w:rPr>
               <w:t>CP-24</w:t>
             </w:r>
@@ -2678,7 +2667,7 @@
           <w:p>
             <w:r>
               <w:rPr>
-                <w:sz w:val="18"/>
+                <w:sz w:val="24"/>
               </w:rPr>
               <w:t>R8</w:t>
             </w:r>
@@ -2691,7 +2680,7 @@
           <w:p>
             <w:r>
               <w:rPr>
-                <w:sz w:val="18"/>
+                <w:sz w:val="24"/>
               </w:rPr>
               <w:t>Service worker доступен</w:t>
             </w:r>
@@ -2705,7 +2694,7 @@
           <w:p>
             <w:r>
               <w:rPr>
-                <w:sz w:val="18"/>
+                <w:sz w:val="24"/>
               </w:rPr>
               <w:t>☑ Checked</w:t>
             </w:r>
@@ -2718,7 +2707,7 @@
           <w:p>
             <w:r>
               <w:rPr>
-                <w:sz w:val="18"/>
+                <w:sz w:val="24"/>
               </w:rPr>
             </w:r>
           </w:p>
@@ -2732,7 +2721,7 @@
           <w:p>
             <w:r>
               <w:rPr>
-                <w:sz w:val="18"/>
+                <w:sz w:val="24"/>
               </w:rPr>
               <w:t>CP-25</w:t>
             </w:r>
@@ -2745,7 +2734,7 @@
           <w:p>
             <w:r>
               <w:rPr>
-                <w:sz w:val="18"/>
+                <w:sz w:val="24"/>
               </w:rPr>
               <w:t>R8</w:t>
             </w:r>
@@ -2758,7 +2747,7 @@
           <w:p>
             <w:r>
               <w:rPr>
-                <w:sz w:val="18"/>
+                <w:sz w:val="24"/>
               </w:rPr>
               <w:t>robots.txt и sitemap.xml доступны</w:t>
             </w:r>
@@ -2772,7 +2761,7 @@
           <w:p>
             <w:r>
               <w:rPr>
-                <w:sz w:val="18"/>
+                <w:sz w:val="24"/>
               </w:rPr>
               <w:t>☑ Checked</w:t>
             </w:r>
@@ -2785,7 +2774,7 @@
           <w:p>
             <w:r>
               <w:rPr>
-                <w:sz w:val="18"/>
+                <w:sz w:val="24"/>
               </w:rPr>
             </w:r>
           </w:p>
@@ -2799,7 +2788,7 @@
           <w:p>
             <w:r>
               <w:rPr>
-                <w:sz w:val="18"/>
+                <w:sz w:val="24"/>
               </w:rPr>
               <w:t>CP-26</w:t>
             </w:r>
@@ -2812,7 +2801,7 @@
           <w:p>
             <w:r>
               <w:rPr>
-                <w:sz w:val="18"/>
+                <w:sz w:val="24"/>
               </w:rPr>
               <w:t>R3</w:t>
             </w:r>
@@ -2825,7 +2814,7 @@
           <w:p>
             <w:r>
               <w:rPr>
-                <w:sz w:val="18"/>
+                <w:sz w:val="24"/>
               </w:rPr>
               <w:t>parseDsl: тип и заголовок диаграммы</w:t>
             </w:r>
@@ -2839,7 +2828,7 @@
           <w:p>
             <w:r>
               <w:rPr>
-                <w:sz w:val="18"/>
+                <w:sz w:val="24"/>
               </w:rPr>
               <w:t>☑ Checked</w:t>
             </w:r>
@@ -2852,7 +2841,7 @@
           <w:p>
             <w:r>
               <w:rPr>
-                <w:sz w:val="18"/>
+                <w:sz w:val="24"/>
               </w:rPr>
             </w:r>
           </w:p>
@@ -2866,7 +2855,7 @@
           <w:p>
             <w:r>
               <w:rPr>
-                <w:sz w:val="18"/>
+                <w:sz w:val="24"/>
               </w:rPr>
               <w:t>CP-27</w:t>
             </w:r>
@@ -2879,7 +2868,7 @@
           <w:p>
             <w:r>
               <w:rPr>
-                <w:sz w:val="18"/>
+                <w:sz w:val="24"/>
               </w:rPr>
               <w:t>R3</w:t>
             </w:r>
@@ -2892,7 +2881,7 @@
           <w:p>
             <w:r>
               <w:rPr>
-                <w:sz w:val="18"/>
+                <w:sz w:val="24"/>
               </w:rPr>
               <w:t>parseDsl: порты блока разобраны</w:t>
             </w:r>
@@ -2906,7 +2895,7 @@
           <w:p>
             <w:r>
               <w:rPr>
-                <w:sz w:val="18"/>
+                <w:sz w:val="24"/>
               </w:rPr>
               <w:t>☑ Checked</w:t>
             </w:r>
@@ -2919,7 +2908,7 @@
           <w:p>
             <w:r>
               <w:rPr>
-                <w:sz w:val="18"/>
+                <w:sz w:val="24"/>
               </w:rPr>
             </w:r>
           </w:p>
@@ -2933,7 +2922,7 @@
           <w:p>
             <w:r>
               <w:rPr>
-                <w:sz w:val="18"/>
+                <w:sz w:val="24"/>
               </w:rPr>
               <w:t>CP-28</w:t>
             </w:r>
@@ -2946,7 +2935,7 @@
           <w:p>
             <w:r>
               <w:rPr>
-                <w:sz w:val="18"/>
+                <w:sz w:val="24"/>
               </w:rPr>
               <w:t>R3</w:t>
             </w:r>
@@ -2959,7 +2948,7 @@
           <w:p>
             <w:r>
               <w:rPr>
-                <w:sz w:val="18"/>
+                <w:sz w:val="24"/>
               </w:rPr>
               <w:t>parseDsl: неизвестная строка попадает в skipped</w:t>
             </w:r>
@@ -2973,7 +2962,7 @@
           <w:p>
             <w:r>
               <w:rPr>
-                <w:sz w:val="18"/>
+                <w:sz w:val="24"/>
               </w:rPr>
               <w:t>☑ Checked</w:t>
             </w:r>
@@ -2986,7 +2975,7 @@
           <w:p>
             <w:r>
               <w:rPr>
-                <w:sz w:val="18"/>
+                <w:sz w:val="24"/>
               </w:rPr>
             </w:r>
           </w:p>
@@ -3000,7 +2989,7 @@
           <w:p>
             <w:r>
               <w:rPr>
-                <w:sz w:val="18"/>
+                <w:sz w:val="24"/>
               </w:rPr>
               <w:t>CP-29</w:t>
             </w:r>
@@ -3013,7 +3002,7 @@
           <w:p>
             <w:r>
               <w:rPr>
-                <w:sz w:val="18"/>
+                <w:sz w:val="24"/>
               </w:rPr>
               <w:t>R3</w:t>
             </w:r>
@@ -3026,7 +3015,7 @@
           <w:p>
             <w:r>
               <w:rPr>
-                <w:sz w:val="18"/>
+                <w:sz w:val="24"/>
               </w:rPr>
               <w:t>parseDsl: пустой ввод не падает</w:t>
             </w:r>
@@ -3040,7 +3029,7 @@
           <w:p>
             <w:r>
               <w:rPr>
-                <w:sz w:val="18"/>
+                <w:sz w:val="24"/>
               </w:rPr>
               <w:t>☑ Checked</w:t>
             </w:r>
@@ -3053,7 +3042,7 @@
           <w:p>
             <w:r>
               <w:rPr>
-                <w:sz w:val="18"/>
+                <w:sz w:val="24"/>
               </w:rPr>
             </w:r>
           </w:p>
@@ -3067,7 +3056,7 @@
           <w:p>
             <w:r>
               <w:rPr>
-                <w:sz w:val="18"/>
+                <w:sz w:val="24"/>
               </w:rPr>
               <w:t>CP-30</w:t>
             </w:r>
@@ -3080,7 +3069,7 @@
           <w:p>
             <w:r>
               <w:rPr>
-                <w:sz w:val="18"/>
+                <w:sz w:val="24"/>
               </w:rPr>
               <w:t>R3</w:t>
             </w:r>
@@ -3093,7 +3082,7 @@
           <w:p>
             <w:r>
               <w:rPr>
-                <w:sz w:val="18"/>
+                <w:sz w:val="24"/>
               </w:rPr>
               <w:t>toDot даёт digraph с обоими блоками</w:t>
             </w:r>
@@ -3107,7 +3096,7 @@
           <w:p>
             <w:r>
               <w:rPr>
-                <w:sz w:val="18"/>
+                <w:sz w:val="24"/>
               </w:rPr>
               <w:t>☑ Checked</w:t>
             </w:r>
@@ -3120,7 +3109,7 @@
           <w:p>
             <w:r>
               <w:rPr>
-                <w:sz w:val="18"/>
+                <w:sz w:val="24"/>
               </w:rPr>
             </w:r>
           </w:p>
@@ -3134,7 +3123,7 @@
           <w:p>
             <w:r>
               <w:rPr>
-                <w:sz w:val="18"/>
+                <w:sz w:val="24"/>
               </w:rPr>
               <w:t>CP-31</w:t>
             </w:r>
@@ -3147,7 +3136,7 @@
           <w:p>
             <w:r>
               <w:rPr>
-                <w:sz w:val="18"/>
+                <w:sz w:val="24"/>
               </w:rPr>
               <w:t>R3</w:t>
             </w:r>
@@ -3160,7 +3149,7 @@
           <w:p>
             <w:r>
               <w:rPr>
-                <w:sz w:val="18"/>
+                <w:sz w:val="24"/>
               </w:rPr>
               <w:t>toMermaid возвращает непустой текст</w:t>
             </w:r>
@@ -3174,7 +3163,7 @@
           <w:p>
             <w:r>
               <w:rPr>
-                <w:sz w:val="18"/>
+                <w:sz w:val="24"/>
               </w:rPr>
               <w:t>☑ Checked</w:t>
             </w:r>
@@ -3187,7 +3176,7 @@
           <w:p>
             <w:r>
               <w:rPr>
-                <w:sz w:val="18"/>
+                <w:sz w:val="24"/>
               </w:rPr>
             </w:r>
           </w:p>
@@ -3201,7 +3190,7 @@
           <w:p>
             <w:r>
               <w:rPr>
-                <w:sz w:val="18"/>
+                <w:sz w:val="24"/>
               </w:rPr>
               <w:t>CP-32</w:t>
             </w:r>
@@ -3214,7 +3203,7 @@
           <w:p>
             <w:r>
               <w:rPr>
-                <w:sz w:val="18"/>
+                <w:sz w:val="24"/>
               </w:rPr>
               <w:t>R3</w:t>
             </w:r>
@@ -3227,7 +3216,7 @@
           <w:p>
             <w:r>
               <w:rPr>
-                <w:sz w:val="18"/>
+                <w:sz w:val="24"/>
               </w:rPr>
               <w:t>sourceKey: один текст даёт один ключ, разные тексты разные</w:t>
             </w:r>
@@ -3241,7 +3230,7 @@
           <w:p>
             <w:r>
               <w:rPr>
-                <w:sz w:val="18"/>
+                <w:sz w:val="24"/>
               </w:rPr>
               <w:t>☑ Checked</w:t>
             </w:r>
@@ -3254,7 +3243,7 @@
           <w:p>
             <w:r>
               <w:rPr>
-                <w:sz w:val="18"/>
+                <w:sz w:val="24"/>
               </w:rPr>
             </w:r>
           </w:p>
@@ -3268,7 +3257,7 @@
           <w:p>
             <w:r>
               <w:rPr>
-                <w:sz w:val="18"/>
+                <w:sz w:val="24"/>
               </w:rPr>
               <w:t>CP-33</w:t>
             </w:r>
@@ -3281,7 +3270,7 @@
           <w:p>
             <w:r>
               <w:rPr>
-                <w:sz w:val="18"/>
+                <w:sz w:val="24"/>
               </w:rPr>
               <w:t>R9</w:t>
             </w:r>
@@ -3294,7 +3283,7 @@
           <w:p>
             <w:r>
               <w:rPr>
-                <w:sz w:val="18"/>
+                <w:sz w:val="24"/>
               </w:rPr>
               <w:t>Хранилище: set/get возвращает значение</w:t>
             </w:r>
@@ -3308,7 +3297,7 @@
           <w:p>
             <w:r>
               <w:rPr>
-                <w:sz w:val="18"/>
+                <w:sz w:val="24"/>
               </w:rPr>
               <w:t>☑ Checked</w:t>
             </w:r>
@@ -3321,7 +3310,7 @@
           <w:p>
             <w:r>
               <w:rPr>
-                <w:sz w:val="18"/>
+                <w:sz w:val="24"/>
               </w:rPr>
             </w:r>
           </w:p>
@@ -3335,7 +3324,7 @@
           <w:p>
             <w:r>
               <w:rPr>
-                <w:sz w:val="18"/>
+                <w:sz w:val="24"/>
               </w:rPr>
               <w:t>CP-34</w:t>
             </w:r>
@@ -3348,7 +3337,7 @@
           <w:p>
             <w:r>
               <w:rPr>
-                <w:sz w:val="18"/>
+                <w:sz w:val="24"/>
               </w:rPr>
               <w:t>R9</w:t>
             </w:r>
@@ -3361,7 +3350,7 @@
           <w:p>
             <w:r>
               <w:rPr>
-                <w:sz w:val="18"/>
+                <w:sz w:val="24"/>
               </w:rPr>
               <w:t>Хранилище: remove и значение по умолчанию</w:t>
             </w:r>
@@ -3375,7 +3364,7 @@
           <w:p>
             <w:r>
               <w:rPr>
-                <w:sz w:val="18"/>
+                <w:sz w:val="24"/>
               </w:rPr>
               <w:t>☑ Checked</w:t>
             </w:r>
@@ -3388,7 +3377,7 @@
           <w:p>
             <w:r>
               <w:rPr>
-                <w:sz w:val="18"/>
+                <w:sz w:val="24"/>
               </w:rPr>
             </w:r>
           </w:p>
@@ -3402,7 +3391,7 @@
           <w:p>
             <w:r>
               <w:rPr>
-                <w:sz w:val="18"/>
+                <w:sz w:val="24"/>
               </w:rPr>
               <w:t>CP-35</w:t>
             </w:r>
@@ -3415,7 +3404,7 @@
           <w:p>
             <w:r>
               <w:rPr>
-                <w:sz w:val="18"/>
+                <w:sz w:val="24"/>
               </w:rPr>
               <w:t>R4</w:t>
             </w:r>
@@ -3428,7 +3417,7 @@
           <w:p>
             <w:r>
               <w:rPr>
-                <w:sz w:val="18"/>
+                <w:sz w:val="24"/>
               </w:rPr>
               <w:t>Валидация заявки: корректные данные дают пустой список ошибок</w:t>
             </w:r>
@@ -3442,7 +3431,7 @@
           <w:p>
             <w:r>
               <w:rPr>
-                <w:sz w:val="18"/>
+                <w:sz w:val="24"/>
               </w:rPr>
               <w:t>☑ Checked</w:t>
             </w:r>
@@ -3455,7 +3444,7 @@
           <w:p>
             <w:r>
               <w:rPr>
-                <w:sz w:val="18"/>
+                <w:sz w:val="24"/>
               </w:rPr>
             </w:r>
           </w:p>
@@ -3469,7 +3458,7 @@
           <w:p>
             <w:r>
               <w:rPr>
-                <w:sz w:val="18"/>
+                <w:sz w:val="24"/>
               </w:rPr>
               <w:t>CP-36</w:t>
             </w:r>
@@ -3482,7 +3471,7 @@
           <w:p>
             <w:r>
               <w:rPr>
-                <w:sz w:val="18"/>
+                <w:sz w:val="24"/>
               </w:rPr>
               <w:t>R4</w:t>
             </w:r>
@@ -3495,7 +3484,7 @@
           <w:p>
             <w:r>
               <w:rPr>
-                <w:sz w:val="18"/>
+                <w:sz w:val="24"/>
               </w:rPr>
               <w:t>Форма: у полей есть label и сообщения об ошибках</w:t>
             </w:r>
@@ -3509,7 +3498,7 @@
           <w:p>
             <w:r>
               <w:rPr>
-                <w:sz w:val="18"/>
+                <w:sz w:val="24"/>
               </w:rPr>
               <w:t>☑ Checked</w:t>
             </w:r>
@@ -3522,7 +3511,7 @@
           <w:p>
             <w:r>
               <w:rPr>
-                <w:sz w:val="18"/>
+                <w:sz w:val="24"/>
               </w:rPr>
             </w:r>
           </w:p>
@@ -3570,13 +3559,13 @@
           <w:p>
             <w:r>
               <w:rPr>
-                <w:sz w:val="18"/>
+                <w:sz w:val="24"/>
               </w:rPr>
             </w:r>
             <w:r>
               <w:rPr>
                 <w:b/>
-                <w:sz w:val="18"/>
+                <w:sz w:val="24"/>
               </w:rPr>
               <w:t>Параметр</w:t>
             </w:r>
@@ -3590,13 +3579,13 @@
           <w:p>
             <w:r>
               <w:rPr>
-                <w:sz w:val="18"/>
+                <w:sz w:val="24"/>
               </w:rPr>
             </w:r>
             <w:r>
               <w:rPr>
                 <w:b/>
-                <w:sz w:val="18"/>
+                <w:sz w:val="24"/>
               </w:rPr>
               <w:t>Значение</w:t>
             </w:r>
@@ -3611,7 +3600,7 @@
           <w:p>
             <w:r>
               <w:rPr>
-                <w:sz w:val="18"/>
+                <w:sz w:val="24"/>
               </w:rPr>
               <w:t>Проект</w:t>
             </w:r>
@@ -3624,7 +3613,7 @@
           <w:p>
             <w:r>
               <w:rPr>
-                <w:sz w:val="18"/>
+                <w:sz w:val="24"/>
               </w:rPr>
               <w:t>DSLKit (site/), ветка testing-course</w:t>
             </w:r>
@@ -3639,7 +3628,7 @@
           <w:p>
             <w:r>
               <w:rPr>
-                <w:sz w:val="18"/>
+                <w:sz w:val="24"/>
               </w:rPr>
               <w:t>Дата</w:t>
             </w:r>
@@ -3652,7 +3641,7 @@
           <w:p>
             <w:r>
               <w:rPr>
-                <w:sz w:val="18"/>
+                <w:sz w:val="24"/>
               </w:rPr>
               <w:t>25.10.2026</w:t>
             </w:r>
@@ -3667,7 +3656,7 @@
           <w:p>
             <w:r>
               <w:rPr>
-                <w:sz w:val="18"/>
+                <w:sz w:val="24"/>
               </w:rPr>
               <w:t>Среда</w:t>
             </w:r>
@@ -3680,7 +3669,7 @@
           <w:p>
             <w:r>
               <w:rPr>
-                <w:sz w:val="18"/>
+                <w:sz w:val="24"/>
               </w:rPr>
               <w:t>Windows 11, Node.js, локальный сервер tools/server.js; браузер Microsoft Edge (скриншоты)</w:t>
             </w:r>
@@ -3695,7 +3684,7 @@
           <w:p>
             <w:r>
               <w:rPr>
-                <w:sz w:val="18"/>
+                <w:sz w:val="24"/>
               </w:rPr>
               <w:t>Способ</w:t>
             </w:r>
@@ -3708,7 +3697,7 @@
           <w:p>
             <w:r>
               <w:rPr>
-                <w:sz w:val="18"/>
+                <w:sz w:val="24"/>
               </w:rPr>
               <w:t>Автоматические проверки (npm run tc:lab3) и ручная проверка в браузере</w:t>
             </w:r>
@@ -3757,13 +3746,13 @@
           <w:p>
             <w:r>
               <w:rPr>
-                <w:sz w:val="18"/>
+                <w:sz w:val="24"/>
               </w:rPr>
             </w:r>
             <w:r>
               <w:rPr>
                 <w:b/>
-                <w:sz w:val="18"/>
+                <w:sz w:val="24"/>
               </w:rPr>
               <w:t>Статус</w:t>
             </w:r>
@@ -3777,13 +3766,13 @@
           <w:p>
             <w:r>
               <w:rPr>
-                <w:sz w:val="18"/>
+                <w:sz w:val="24"/>
               </w:rPr>
             </w:r>
             <w:r>
               <w:rPr>
                 <w:b/>
-                <w:sz w:val="18"/>
+                <w:sz w:val="24"/>
               </w:rPr>
               <w:t>Количество</w:t>
             </w:r>
@@ -3798,7 +3787,7 @@
           <w:p>
             <w:r>
               <w:rPr>
-                <w:sz w:val="18"/>
+                <w:sz w:val="24"/>
               </w:rPr>
               <w:t>Passed</w:t>
             </w:r>
@@ -3811,7 +3800,7 @@
           <w:p>
             <w:r>
               <w:rPr>
-                <w:sz w:val="18"/>
+                <w:sz w:val="24"/>
               </w:rPr>
               <w:t>44</w:t>
             </w:r>
@@ -3826,7 +3815,7 @@
           <w:p>
             <w:r>
               <w:rPr>
-                <w:sz w:val="18"/>
+                <w:sz w:val="24"/>
               </w:rPr>
               <w:t>Failed</w:t>
             </w:r>
@@ -3839,7 +3828,7 @@
           <w:p>
             <w:r>
               <w:rPr>
-                <w:sz w:val="18"/>
+                <w:sz w:val="24"/>
               </w:rPr>
               <w:t>0</w:t>
             </w:r>
@@ -3854,7 +3843,7 @@
           <w:p>
             <w:r>
               <w:rPr>
-                <w:sz w:val="18"/>
+                <w:sz w:val="24"/>
               </w:rPr>
               <w:t>Blocked</w:t>
             </w:r>
@@ -3867,7 +3856,7 @@
           <w:p>
             <w:r>
               <w:rPr>
-                <w:sz w:val="18"/>
+                <w:sz w:val="24"/>
               </w:rPr>
               <w:t>0</w:t>
             </w:r>
@@ -3882,7 +3871,7 @@
           <w:p>
             <w:r>
               <w:rPr>
-                <w:sz w:val="18"/>
+                <w:sz w:val="24"/>
               </w:rPr>
               <w:t>Всего</w:t>
             </w:r>
@@ -3895,7 +3884,7 @@
           <w:p>
             <w:r>
               <w:rPr>
-                <w:sz w:val="18"/>
+                <w:sz w:val="24"/>
               </w:rPr>
               <w:t>44</w:t>
             </w:r>
@@ -3932,13 +3921,13 @@
           <w:p>
             <w:r>
               <w:rPr>
-                <w:sz w:val="18"/>
+                <w:sz w:val="24"/>
               </w:rPr>
             </w:r>
             <w:r>
               <w:rPr>
                 <w:b/>
-                <w:sz w:val="18"/>
+                <w:sz w:val="24"/>
               </w:rPr>
               <w:t>Метрика</w:t>
             </w:r>
@@ -3952,13 +3941,13 @@
           <w:p>
             <w:r>
               <w:rPr>
-                <w:sz w:val="18"/>
+                <w:sz w:val="24"/>
               </w:rPr>
             </w:r>
             <w:r>
               <w:rPr>
                 <w:b/>
-                <w:sz w:val="18"/>
+                <w:sz w:val="24"/>
               </w:rPr>
               <w:t>Формула</w:t>
             </w:r>
@@ -3972,13 +3961,13 @@
           <w:p>
             <w:r>
               <w:rPr>
-                <w:sz w:val="18"/>
+                <w:sz w:val="24"/>
               </w:rPr>
             </w:r>
             <w:r>
               <w:rPr>
                 <w:b/>
-                <w:sz w:val="18"/>
+                <w:sz w:val="24"/>
               </w:rPr>
               <w:t>Значение</w:t>
             </w:r>
@@ -3993,7 +3982,7 @@
           <w:p>
             <w:r>
               <w:rPr>
-                <w:sz w:val="18"/>
+                <w:sz w:val="24"/>
               </w:rPr>
               <w:t>Процент выполненных</w:t>
             </w:r>
@@ -4006,7 +3995,7 @@
           <w:p>
             <w:r>
               <w:rPr>
-                <w:sz w:val="18"/>
+                <w:sz w:val="24"/>
               </w:rPr>
               <w:t>Выполненные / Всего × 100%</w:t>
             </w:r>
@@ -4019,7 +4008,7 @@
           <w:p>
             <w:r>
               <w:rPr>
-                <w:sz w:val="18"/>
+                <w:sz w:val="24"/>
               </w:rPr>
               <w:t>100%</w:t>
             </w:r>
@@ -4034,7 +4023,7 @@
           <w:p>
             <w:r>
               <w:rPr>
-                <w:sz w:val="18"/>
+                <w:sz w:val="24"/>
               </w:rPr>
               <w:t>Процент успешных</w:t>
             </w:r>
@@ -4047,7 +4036,7 @@
           <w:p>
             <w:r>
               <w:rPr>
-                <w:sz w:val="18"/>
+                <w:sz w:val="24"/>
               </w:rPr>
               <w:t>Passed / Выполненные × 100%</w:t>
             </w:r>
@@ -4060,7 +4049,7 @@
           <w:p>
             <w:r>
               <w:rPr>
-                <w:sz w:val="18"/>
+                <w:sz w:val="24"/>
               </w:rPr>
               <w:t>100%</w:t>
             </w:r>
@@ -4075,7 +4064,7 @@
           <w:p>
             <w:r>
               <w:rPr>
-                <w:sz w:val="18"/>
+                <w:sz w:val="24"/>
               </w:rPr>
               <w:t>Плотность дефектов</w:t>
             </w:r>
@@ -4088,7 +4077,7 @@
           <w:p>
             <w:r>
               <w:rPr>
-                <w:sz w:val="18"/>
+                <w:sz w:val="24"/>
               </w:rPr>
               <w:t>Дефекты / Количество тестов</w:t>
             </w:r>
@@ -4101,7 +4090,7 @@
           <w:p>
             <w:r>
               <w:rPr>
-                <w:sz w:val="18"/>
+                <w:sz w:val="24"/>
               </w:rPr>
               <w:t>0</w:t>
             </w:r>
@@ -4116,7 +4105,7 @@
           <w:p>
             <w:r>
               <w:rPr>
-                <w:sz w:val="18"/>
+                <w:sz w:val="24"/>
               </w:rPr>
               <w:t>Покрытие требований</w:t>
             </w:r>
@@ -4129,7 +4118,7 @@
           <w:p>
             <w:r>
               <w:rPr>
-                <w:sz w:val="18"/>
+                <w:sz w:val="24"/>
               </w:rPr>
               <w:t>Покрытые / Всего × 100%</w:t>
             </w:r>
@@ -4142,7 +4131,7 @@
           <w:p>
             <w:r>
               <w:rPr>
-                <w:sz w:val="18"/>
+                <w:sz w:val="24"/>
               </w:rPr>
               <w:t>100% (9 из 9)</w:t>
             </w:r>
@@ -4198,13 +4187,13 @@
           <w:p>
             <w:r>
               <w:rPr>
-                <w:sz w:val="18"/>
+                <w:sz w:val="24"/>
               </w:rPr>
             </w:r>
             <w:r>
               <w:rPr>
                 <w:b/>
-                <w:sz w:val="18"/>
+                <w:sz w:val="24"/>
               </w:rPr>
               <w:t>Треб.</w:t>
             </w:r>
@@ -4218,13 +4207,13 @@
           <w:p>
             <w:r>
               <w:rPr>
-                <w:sz w:val="18"/>
+                <w:sz w:val="24"/>
               </w:rPr>
             </w:r>
             <w:r>
               <w:rPr>
                 <w:b/>
-                <w:sz w:val="18"/>
+                <w:sz w:val="24"/>
               </w:rPr>
               <w:t>Описание</w:t>
             </w:r>
@@ -4238,13 +4227,13 @@
           <w:p>
             <w:r>
               <w:rPr>
-                <w:sz w:val="18"/>
+                <w:sz w:val="24"/>
               </w:rPr>
             </w:r>
             <w:r>
               <w:rPr>
                 <w:b/>
-                <w:sz w:val="18"/>
+                <w:sz w:val="24"/>
               </w:rPr>
               <w:t>Проверки</w:t>
             </w:r>
@@ -4258,13 +4247,13 @@
           <w:p>
             <w:r>
               <w:rPr>
-                <w:sz w:val="18"/>
+                <w:sz w:val="24"/>
               </w:rPr>
             </w:r>
             <w:r>
               <w:rPr>
                 <w:b/>
-                <w:sz w:val="18"/>
+                <w:sz w:val="24"/>
               </w:rPr>
               <w:t>Результат</w:t>
             </w:r>
@@ -4279,7 +4268,7 @@
           <w:p>
             <w:r>
               <w:rPr>
-                <w:sz w:val="18"/>
+                <w:sz w:val="24"/>
               </w:rPr>
               <w:t>R1</w:t>
             </w:r>
@@ -4292,7 +4281,7 @@
           <w:p>
             <w:r>
               <w:rPr>
-                <w:sz w:val="18"/>
+                <w:sz w:val="24"/>
               </w:rPr>
               <w:t>Доступность страниц</w:t>
             </w:r>
@@ -4305,7 +4294,7 @@
           <w:p>
             <w:r>
               <w:rPr>
-                <w:sz w:val="18"/>
+                <w:sz w:val="24"/>
               </w:rPr>
               <w:t>13: SM-01 … CP-10</w:t>
             </w:r>
@@ -4319,7 +4308,7 @@
           <w:p>
             <w:r>
               <w:rPr>
-                <w:sz w:val="18"/>
+                <w:sz w:val="24"/>
               </w:rPr>
               <w:t>Passed</w:t>
             </w:r>
@@ -4334,7 +4323,7 @@
           <w:p>
             <w:r>
               <w:rPr>
-                <w:sz w:val="18"/>
+                <w:sz w:val="24"/>
               </w:rPr>
               <w:t>R2</w:t>
             </w:r>
@@ -4347,7 +4336,7 @@
           <w:p>
             <w:r>
               <w:rPr>
-                <w:sz w:val="18"/>
+                <w:sz w:val="24"/>
               </w:rPr>
               <w:t>Загрузка стилей и скриптов</w:t>
             </w:r>
@@ -4360,7 +4349,7 @@
           <w:p>
             <w:r>
               <w:rPr>
-                <w:sz w:val="18"/>
+                <w:sz w:val="24"/>
               </w:rPr>
               <w:t>3: SM-04 … CP-15</w:t>
             </w:r>
@@ -4374,7 +4363,7 @@
           <w:p>
             <w:r>
               <w:rPr>
-                <w:sz w:val="18"/>
+                <w:sz w:val="24"/>
               </w:rPr>
               <w:t>Passed</w:t>
             </w:r>
@@ -4389,7 +4378,7 @@
           <w:p>
             <w:r>
               <w:rPr>
-                <w:sz w:val="18"/>
+                <w:sz w:val="24"/>
               </w:rPr>
               <w:t>R3</w:t>
             </w:r>
@@ -4402,7 +4391,7 @@
           <w:p>
             <w:r>
               <w:rPr>
-                <w:sz w:val="18"/>
+                <w:sz w:val="24"/>
               </w:rPr>
               <w:t>Разбор DSL, преобразование в DOT и Mermaid</w:t>
             </w:r>
@@ -4415,7 +4404,7 @@
           <w:p>
             <w:r>
               <w:rPr>
-                <w:sz w:val="18"/>
+                <w:sz w:val="24"/>
               </w:rPr>
               <w:t>8: SM-06 … CP-32</w:t>
             </w:r>
@@ -4429,7 +4418,7 @@
           <w:p>
             <w:r>
               <w:rPr>
-                <w:sz w:val="18"/>
+                <w:sz w:val="24"/>
               </w:rPr>
               <w:t>Passed</w:t>
             </w:r>
@@ -4444,7 +4433,7 @@
           <w:p>
             <w:r>
               <w:rPr>
-                <w:sz w:val="18"/>
+                <w:sz w:val="24"/>
               </w:rPr>
               <w:t>R4</w:t>
             </w:r>
@@ -4457,7 +4446,7 @@
           <w:p>
             <w:r>
               <w:rPr>
-                <w:sz w:val="18"/>
+                <w:sz w:val="24"/>
               </w:rPr>
               <w:t>Форма заявки и валидация</w:t>
             </w:r>
@@ -4470,7 +4459,7 @@
           <w:p>
             <w:r>
               <w:rPr>
-                <w:sz w:val="18"/>
+                <w:sz w:val="24"/>
               </w:rPr>
               <w:t>3: SM-07 … CP-36</w:t>
             </w:r>
@@ -4484,7 +4473,7 @@
           <w:p>
             <w:r>
               <w:rPr>
-                <w:sz w:val="18"/>
+                <w:sz w:val="24"/>
               </w:rPr>
               <w:t>Passed</w:t>
             </w:r>
@@ -4499,7 +4488,7 @@
           <w:p>
             <w:r>
               <w:rPr>
-                <w:sz w:val="18"/>
+                <w:sz w:val="24"/>
               </w:rPr>
               <w:t>R5</w:t>
             </w:r>
@@ -4512,7 +4501,7 @@
           <w:p>
             <w:r>
               <w:rPr>
-                <w:sz w:val="18"/>
+                <w:sz w:val="24"/>
               </w:rPr>
               <w:t>Ошибки сервера: 404, 405, обход каталогов</w:t>
             </w:r>
@@ -4525,7 +4514,7 @@
           <w:p>
             <w:r>
               <w:rPr>
-                <w:sz w:val="18"/>
+                <w:sz w:val="24"/>
               </w:rPr>
               <w:t>4: SM-08 … CP-22</w:t>
             </w:r>
@@ -4539,7 +4528,7 @@
           <w:p>
             <w:r>
               <w:rPr>
-                <w:sz w:val="18"/>
+                <w:sz w:val="24"/>
               </w:rPr>
               <w:t>Passed</w:t>
             </w:r>
@@ -4554,7 +4543,7 @@
           <w:p>
             <w:r>
               <w:rPr>
-                <w:sz w:val="18"/>
+                <w:sz w:val="24"/>
               </w:rPr>
               <w:t>R6</w:t>
             </w:r>
@@ -4567,7 +4556,7 @@
           <w:p>
             <w:r>
               <w:rPr>
-                <w:sz w:val="18"/>
+                <w:sz w:val="24"/>
               </w:rPr>
               <w:t>Разметка и локализация</w:t>
             </w:r>
@@ -4580,7 +4569,7 @@
           <w:p>
             <w:r>
               <w:rPr>
-                <w:sz w:val="18"/>
+                <w:sz w:val="24"/>
               </w:rPr>
               <w:t>4: CP-11 … CP-14</w:t>
             </w:r>
@@ -4594,7 +4583,7 @@
           <w:p>
             <w:r>
               <w:rPr>
-                <w:sz w:val="18"/>
+                <w:sz w:val="24"/>
               </w:rPr>
               <w:t>Passed</w:t>
             </w:r>
@@ -4609,7 +4598,7 @@
           <w:p>
             <w:r>
               <w:rPr>
-                <w:sz w:val="18"/>
+                <w:sz w:val="24"/>
               </w:rPr>
               <w:t>R7</w:t>
             </w:r>
@@ -4622,7 +4611,7 @@
           <w:p>
             <w:r>
               <w:rPr>
-                <w:sz w:val="18"/>
+                <w:sz w:val="24"/>
               </w:rPr>
               <w:t>Безопасность: CSP и заголовки</w:t>
             </w:r>
@@ -4635,7 +4624,7 @@
           <w:p>
             <w:r>
               <w:rPr>
-                <w:sz w:val="18"/>
+                <w:sz w:val="24"/>
               </w:rPr>
               <w:t>4: CP-16 … CP-19</w:t>
             </w:r>
@@ -4649,7 +4638,7 @@
           <w:p>
             <w:r>
               <w:rPr>
-                <w:sz w:val="18"/>
+                <w:sz w:val="24"/>
               </w:rPr>
               <w:t>Passed</w:t>
             </w:r>
@@ -4664,7 +4653,7 @@
           <w:p>
             <w:r>
               <w:rPr>
-                <w:sz w:val="18"/>
+                <w:sz w:val="24"/>
               </w:rPr>
               <w:t>R8</w:t>
             </w:r>
@@ -4677,7 +4666,7 @@
           <w:p>
             <w:r>
               <w:rPr>
-                <w:sz w:val="18"/>
+                <w:sz w:val="24"/>
               </w:rPr>
               <w:t>PWA, robots, sitemap</w:t>
             </w:r>
@@ -4690,7 +4679,7 @@
           <w:p>
             <w:r>
               <w:rPr>
-                <w:sz w:val="18"/>
+                <w:sz w:val="24"/>
               </w:rPr>
               <w:t>3: CP-23 … CP-25</w:t>
             </w:r>
@@ -4704,7 +4693,7 @@
           <w:p>
             <w:r>
               <w:rPr>
-                <w:sz w:val="18"/>
+                <w:sz w:val="24"/>
               </w:rPr>
               <w:t>Passed</w:t>
             </w:r>
@@ -4719,7 +4708,7 @@
           <w:p>
             <w:r>
               <w:rPr>
-                <w:sz w:val="18"/>
+                <w:sz w:val="24"/>
               </w:rPr>
               <w:t>R9</w:t>
             </w:r>
@@ -4732,7 +4721,7 @@
           <w:p>
             <w:r>
               <w:rPr>
-                <w:sz w:val="18"/>
+                <w:sz w:val="24"/>
               </w:rPr>
               <w:t>Локальное хранилище</w:t>
             </w:r>
@@ -4745,7 +4734,7 @@
           <w:p>
             <w:r>
               <w:rPr>
-                <w:sz w:val="18"/>
+                <w:sz w:val="24"/>
               </w:rPr>
               <w:t>2: CP-33 … CP-34</w:t>
             </w:r>
@@ -4759,7 +4748,7 @@
           <w:p>
             <w:r>
               <w:rPr>
-                <w:sz w:val="18"/>
+                <w:sz w:val="24"/>
               </w:rPr>
               <w:t>Passed</w:t>
             </w:r>
@@ -5526,8 +5515,9 @@
     <w:qFormat/>
     <w:rsid w:val="00FC693F"/>
     <w:rPr>
-      <w:rFonts w:ascii="Calibri" w:hAnsi="Calibri"/>
-      <w:sz w:val="21"/>
+      <w:rFonts w:ascii="Times New Roman" w:hAnsi="Times New Roman" w:eastAsia="Times New Roman"/>
+      <w:color w:val="000000"/>
+      <w:sz w:val="28"/>
     </w:rPr>
   </w:style>
   <w:style w:type="paragraph" w:styleId="Header">
@@ -5589,11 +5579,11 @@
       <w:outlineLvl w:val="0"/>
     </w:pPr>
     <w:rPr>
-      <w:rFonts w:asciiTheme="majorHAnsi" w:eastAsiaTheme="majorEastAsia" w:hAnsiTheme="majorHAnsi" w:cstheme="majorBidi"/>
+      <w:rFonts w:ascii="Times New Roman" w:hAnsi="Times New Roman" w:eastAsia="Times New Roman"/>
       <w:b/>
       <w:bCs/>
-      <w:color w:val="365F91" w:themeColor="accent1" w:themeShade="BF"/>
-      <w:sz w:val="28"/>
+      <w:color w:val="000000"/>
+      <w:sz w:val="32"/>
       <w:szCs w:val="28"/>
     </w:rPr>
   </w:style>
@@ -5613,11 +5603,11 @@
       <w:outlineLvl w:val="1"/>
     </w:pPr>
     <w:rPr>
-      <w:rFonts w:asciiTheme="majorHAnsi" w:eastAsiaTheme="majorEastAsia" w:hAnsiTheme="majorHAnsi" w:cstheme="majorBidi"/>
+      <w:rFonts w:ascii="Times New Roman" w:hAnsi="Times New Roman" w:eastAsia="Times New Roman"/>
       <w:b/>
       <w:bCs/>
-      <w:color w:val="4F81BD" w:themeColor="accent1"/>
-      <w:sz w:val="26"/>
+      <w:color w:val="000000"/>
+      <w:sz w:val="30"/>
       <w:szCs w:val="26"/>
     </w:rPr>
   </w:style>
@@ -5637,10 +5627,11 @@
       <w:outlineLvl w:val="2"/>
     </w:pPr>
     <w:rPr>
-      <w:rFonts w:asciiTheme="majorHAnsi" w:eastAsiaTheme="majorEastAsia" w:hAnsiTheme="majorHAnsi" w:cstheme="majorBidi"/>
+      <w:rFonts w:ascii="Times New Roman" w:hAnsi="Times New Roman" w:eastAsia="Times New Roman"/>
       <w:b/>
       <w:bCs/>
-      <w:color w:val="4F81BD" w:themeColor="accent1"/>
+      <w:color w:val="000000"/>
+      <w:sz w:val="28"/>
     </w:rPr>
   </w:style>
   <w:style w:type="paragraph" w:styleId="Heading4">

--- a/testing-course/documents/02-checklists-and-test-report.docx
+++ b/testing-course/documents/02-checklists-and-test-report.docx
@@ -12,7 +12,514 @@
         <w:pStyle w:val="Heading1"/>
       </w:pPr>
       <w:r>
-        <w:t>1. Требования и модули</w:t>
+        <w:t>1. Use Case и требования</w:t>
+      </w:r>
+    </w:p>
+    <w:p>
+      <w:r>
+        <w:t>Проверки чек-листов покрывают в том числе вариант использования UC-01 «Подать заявку в лист ожидания», который описан ниже. Он связан с требованием R4: проверки SM-07, CP-35 и CP-36; детальные тест-кейсы к нему приведены в лабораторной работе №2.</w:t>
+      </w:r>
+    </w:p>
+    <w:tbl>
+      <w:tblPr>
+        <w:tblStyle w:val="TableGrid"/>
+        <w:tblW w:type="auto" w:w="0"/>
+        <w:tblLook w:firstColumn="1" w:firstRow="1" w:lastColumn="0" w:lastRow="0" w:noHBand="0" w:noVBand="1" w:val="04A0"/>
+      </w:tblPr>
+      <w:tblGrid>
+        <w:gridCol w:w="5100"/>
+        <w:gridCol w:w="5100"/>
+      </w:tblGrid>
+      <w:tr>
+        <w:tc>
+          <w:tcPr>
+            <w:tcW w:type="dxa" w:w="2381"/>
+            <w:shd w:val="clear" w:fill="F2F2F2"/>
+          </w:tcPr>
+          <w:p>
+            <w:r>
+              <w:rPr>
+                <w:b/>
+                <w:sz w:val="24"/>
+              </w:rPr>
+              <w:t>Название</w:t>
+            </w:r>
+          </w:p>
+        </w:tc>
+        <w:tc>
+          <w:tcPr>
+            <w:tcW w:type="dxa" w:w="7370"/>
+          </w:tcPr>
+          <w:p>
+            <w:r>
+              <w:rPr>
+                <w:sz w:val="24"/>
+              </w:rPr>
+              <w:t>UC-01. Подать заявку в лист ожидания (форма «Записаться в бету», главная страница DSLKit)</w:t>
+            </w:r>
+          </w:p>
+        </w:tc>
+      </w:tr>
+      <w:tr>
+        <w:tc>
+          <w:tcPr>
+            <w:tcW w:type="dxa" w:w="2381"/>
+            <w:shd w:val="clear" w:fill="F2F2F2"/>
+          </w:tcPr>
+          <w:p>
+            <w:r>
+              <w:rPr>
+                <w:b/>
+                <w:sz w:val="24"/>
+              </w:rPr>
+              <w:t>Идентификатор, версия, приоритет</w:t>
+            </w:r>
+          </w:p>
+        </w:tc>
+        <w:tc>
+          <w:tcPr>
+            <w:tcW w:type="dxa" w:w="7370"/>
+          </w:tcPr>
+          <w:p>
+            <w:r>
+              <w:rPr>
+                <w:sz w:val="24"/>
+              </w:rPr>
+              <w:t>UC-01, версия 1.0, приоритет High: единственный способ оставить контакты для беты.</w:t>
+            </w:r>
+          </w:p>
+        </w:tc>
+      </w:tr>
+      <w:tr>
+        <w:tc>
+          <w:tcPr>
+            <w:tcW w:type="dxa" w:w="2381"/>
+            <w:shd w:val="clear" w:fill="F2F2F2"/>
+          </w:tcPr>
+          <w:p>
+            <w:r>
+              <w:rPr>
+                <w:b/>
+                <w:sz w:val="24"/>
+              </w:rPr>
+              <w:t>Краткое описание цели и задачи</w:t>
+            </w:r>
+          </w:p>
+        </w:tc>
+        <w:tc>
+          <w:tcPr>
+            <w:tcW w:type="dxa" w:w="7370"/>
+          </w:tcPr>
+          <w:p>
+            <w:r>
+              <w:rPr>
+                <w:sz w:val="24"/>
+              </w:rPr>
+              <w:t>Посетитель оставляет контактные данные и сведения о проекте, чтобы команда DSLKit могла прислать ему приглашение в бету после запуска. Задача формы: принять только корректную заявку и сохранить её.</w:t>
+            </w:r>
+          </w:p>
+        </w:tc>
+      </w:tr>
+      <w:tr>
+        <w:tc>
+          <w:tcPr>
+            <w:tcW w:type="dxa" w:w="2381"/>
+            <w:shd w:val="clear" w:fill="F2F2F2"/>
+          </w:tcPr>
+          <w:p>
+            <w:r>
+              <w:rPr>
+                <w:b/>
+                <w:sz w:val="24"/>
+              </w:rPr>
+              <w:t>Связанные требования</w:t>
+            </w:r>
+          </w:p>
+        </w:tc>
+        <w:tc>
+          <w:tcPr>
+            <w:tcW w:type="dxa" w:w="7370"/>
+          </w:tcPr>
+          <w:p>
+            <w:r>
+              <w:rPr>
+                <w:sz w:val="24"/>
+              </w:rPr>
+              <w:t>R4 «Форма заявки и валидация» (лаб. 3, раздел 1). Реализация: site/index.html (форма #waitlist-form), site/js/components/waitlist-form.js, site/js/utils/validation.js, site/thanks.html и site/en/thanks.html.</w:t>
+            </w:r>
+          </w:p>
+        </w:tc>
+      </w:tr>
+      <w:tr>
+        <w:tc>
+          <w:tcPr>
+            <w:tcW w:type="dxa" w:w="2381"/>
+            <w:shd w:val="clear" w:fill="F2F2F2"/>
+          </w:tcPr>
+          <w:p>
+            <w:r>
+              <w:rPr>
+                <w:b/>
+                <w:sz w:val="24"/>
+              </w:rPr>
+              <w:t>Подзадачи</w:t>
+            </w:r>
+          </w:p>
+        </w:tc>
+        <w:tc>
+          <w:tcPr>
+            <w:tcW w:type="dxa" w:w="7370"/>
+          </w:tcPr>
+          <w:p>
+            <w:r>
+              <w:rPr>
+                <w:sz w:val="24"/>
+              </w:rPr>
+              <w:t>UC-01.1 Показ формы и подсказок к полям (шаги 1–6).</w:t>
+              <w:br/>
+              <w:t>UC-01.2 Очистка и проверка значений по П1–П6 (шаги 8–9).</w:t>
+              <w:br/>
+              <w:t>UC-01.3 Показ ошибок, фокус и повторная проверка (A1, A2).</w:t>
+              <w:br/>
+              <w:t>UC-01.4 Сохранение заявки в LocalStorage (шаг 10, A4, E1).</w:t>
+              <w:br/>
+              <w:t>UC-01.5 Переход на страницу благодарности (шаг 11).</w:t>
+            </w:r>
+          </w:p>
+        </w:tc>
+      </w:tr>
+      <w:tr>
+        <w:tc>
+          <w:tcPr>
+            <w:tcW w:type="dxa" w:w="2381"/>
+            <w:shd w:val="clear" w:fill="F2F2F2"/>
+          </w:tcPr>
+          <w:p>
+            <w:r>
+              <w:rPr>
+                <w:b/>
+                <w:sz w:val="24"/>
+              </w:rPr>
+              <w:t>Связанные задачи и use case</w:t>
+            </w:r>
+          </w:p>
+        </w:tc>
+        <w:tc>
+          <w:tcPr>
+            <w:tcW w:type="dxa" w:w="7370"/>
+          </w:tcPr>
+          <w:p>
+            <w:r>
+              <w:rPr>
+                <w:sz w:val="24"/>
+              </w:rPr>
+              <w:t>UC-00 «Прочитать политику конфиденциальности»: ссылка в тексте согласия ведёт на privacy.html (шаг 6).</w:t>
+              <w:br/>
+              <w:t>Лаб. 2: тест-кейсы TC-WL-001…022.</w:t>
+              <w:br/>
+              <w:t>Лаб. 3: проверки SM-07, CP-35, CP-36.</w:t>
+              <w:br/>
+              <w:t>Дефекты реализации: D-1 (повторные заявки), D-2 (потеря заявки при сбое хранилища).</w:t>
+            </w:r>
+          </w:p>
+        </w:tc>
+      </w:tr>
+      <w:tr>
+        <w:tc>
+          <w:tcPr>
+            <w:tcW w:type="dxa" w:w="2381"/>
+            <w:shd w:val="clear" w:fill="F2F2F2"/>
+          </w:tcPr>
+          <w:p>
+            <w:r>
+              <w:rPr>
+                <w:b/>
+                <w:sz w:val="24"/>
+              </w:rPr>
+              <w:t>Соответствие STAR</w:t>
+            </w:r>
+          </w:p>
+        </w:tc>
+        <w:tc>
+          <w:tcPr>
+            <w:tcW w:type="dxa" w:w="7370"/>
+          </w:tcPr>
+          <w:p>
+            <w:r>
+              <w:rPr>
+                <w:sz w:val="24"/>
+              </w:rPr>
+              <w:t>Situation (ситуация): предусловия 1–2.</w:t>
+              <w:br/>
+              <w:t>Task (задача): краткое описание цели и задачи.</w:t>
+              <w:br/>
+              <w:t>Action (действия): основной поток, шаги 1–11, и альтернативные потоки A1–A4.</w:t>
+              <w:br/>
+              <w:t>Result (результат): постусловия и исключительные ситуации E1–E2.</w:t>
+            </w:r>
+          </w:p>
+        </w:tc>
+      </w:tr>
+      <w:tr>
+        <w:tc>
+          <w:tcPr>
+            <w:tcW w:type="dxa" w:w="2381"/>
+            <w:shd w:val="clear" w:fill="F2F2F2"/>
+          </w:tcPr>
+          <w:p>
+            <w:r>
+              <w:rPr>
+                <w:b/>
+                <w:sz w:val="24"/>
+              </w:rPr>
+              <w:t>Основной актор</w:t>
+            </w:r>
+          </w:p>
+        </w:tc>
+        <w:tc>
+          <w:tcPr>
+            <w:tcW w:type="dxa" w:w="7370"/>
+          </w:tcPr>
+          <w:p>
+            <w:r>
+              <w:rPr>
+                <w:sz w:val="24"/>
+              </w:rPr>
+              <w:t>Посетитель сайта (неавторизованный пользователь). Внешних систем в сценарии нет.</w:t>
+            </w:r>
+          </w:p>
+        </w:tc>
+      </w:tr>
+      <w:tr>
+        <w:tc>
+          <w:tcPr>
+            <w:tcW w:type="dxa" w:w="2381"/>
+            <w:shd w:val="clear" w:fill="F2F2F2"/>
+          </w:tcPr>
+          <w:p>
+            <w:r>
+              <w:rPr>
+                <w:b/>
+                <w:sz w:val="24"/>
+              </w:rPr>
+              <w:t>Предусловия</w:t>
+            </w:r>
+          </w:p>
+        </w:tc>
+        <w:tc>
+          <w:tcPr>
+            <w:tcW w:type="dxa" w:w="7370"/>
+          </w:tcPr>
+          <w:p>
+            <w:r>
+              <w:rPr>
+                <w:sz w:val="24"/>
+              </w:rPr>
+              <w:t>1. Открыта главная страница сайта (русская или английская версия).</w:t>
+              <w:br/>
+              <w:t>2. Форма «Записаться в бету» отображается, все поля пусты, поле «Размер команды» содержит 0.</w:t>
+            </w:r>
+          </w:p>
+        </w:tc>
+      </w:tr>
+      <w:tr>
+        <w:tc>
+          <w:tcPr>
+            <w:tcW w:type="dxa" w:w="2381"/>
+            <w:shd w:val="clear" w:fill="F2F2F2"/>
+          </w:tcPr>
+          <w:p>
+            <w:r>
+              <w:rPr>
+                <w:b/>
+                <w:sz w:val="24"/>
+              </w:rPr>
+              <w:t>Основной поток событий</w:t>
+            </w:r>
+          </w:p>
+        </w:tc>
+        <w:tc>
+          <w:tcPr>
+            <w:tcW w:type="dxa" w:w="7370"/>
+          </w:tcPr>
+          <w:p>
+            <w:r>
+              <w:rPr>
+                <w:sz w:val="24"/>
+              </w:rPr>
+              <w:t>1. Посетитель вводит имя в поле «Имя».</w:t>
+              <w:br/>
+              <w:t>2. Посетитель вводит адрес в поле «Электронная почта».</w:t>
+              <w:br/>
+              <w:t>3. Посетитель выбирает значение в списке «Нотация».</w:t>
+              <w:br/>
+              <w:t>4. Посетитель вводит целое число в поле «Размер команды».</w:t>
+              <w:br/>
+              <w:t>5. Посетитель при желании вводит текст в поле «Комментарий».</w:t>
+              <w:br/>
+              <w:t>6. Посетитель отмечает флажок согласия.</w:t>
+              <w:br/>
+              <w:t>7. Посетитель нажимает кнопку «Отправить».</w:t>
+              <w:br/>
+              <w:t>8. Система удаляет пробелы по краям у имени, почты и комментария.</w:t>
+              <w:br/>
+              <w:t>9. Система проверяет все поля по правилам П1–П6 (ниже).</w:t>
+              <w:br/>
+              <w:t>10. Система сохраняет заявку в LocalStorage браузера под ключом dslkit.waitlist: имя, почта, нотация, размер команды, комментарий, время создания.</w:t>
+              <w:br/>
+              <w:t>11. Система открывает страницу благодарности thanks.html.</w:t>
+            </w:r>
+          </w:p>
+        </w:tc>
+      </w:tr>
+      <w:tr>
+        <w:tc>
+          <w:tcPr>
+            <w:tcW w:type="dxa" w:w="2381"/>
+            <w:shd w:val="clear" w:fill="F2F2F2"/>
+          </w:tcPr>
+          <w:p>
+            <w:r>
+              <w:rPr>
+                <w:b/>
+                <w:sz w:val="24"/>
+              </w:rPr>
+              <w:t>Правила проверки полей</w:t>
+            </w:r>
+          </w:p>
+        </w:tc>
+        <w:tc>
+          <w:tcPr>
+            <w:tcW w:type="dxa" w:w="7370"/>
+          </w:tcPr>
+          <w:p>
+            <w:r>
+              <w:rPr>
+                <w:sz w:val="24"/>
+              </w:rPr>
+              <w:t>П1. Имя: 2–60 символов, начинается с буквы, далее буквы, пробел, дефис, апостроф.</w:t>
+              <w:br/>
+              <w:t>П2. Почта: вид name@domain.zone, домен верхнего уровня не короче двух символов, длина не более 120.</w:t>
+              <w:br/>
+              <w:t>П3. Нотация: одно из значений idef0, dfd, erd, bpmn, uml, petri.</w:t>
+              <w:br/>
+              <w:t>П4. Размер команды: целое число от 0 до 500 включительно.</w:t>
+              <w:br/>
+              <w:t>П5. Комментарий: не более 500 символов, поле необязательное.</w:t>
+              <w:br/>
+              <w:t>П6. Согласие: флажок обязательно отмечен.</w:t>
+            </w:r>
+          </w:p>
+        </w:tc>
+      </w:tr>
+      <w:tr>
+        <w:tc>
+          <w:tcPr>
+            <w:tcW w:type="dxa" w:w="2381"/>
+            <w:shd w:val="clear" w:fill="F2F2F2"/>
+          </w:tcPr>
+          <w:p>
+            <w:r>
+              <w:rPr>
+                <w:b/>
+                <w:sz w:val="24"/>
+              </w:rPr>
+              <w:t>Альтернативные потоки</w:t>
+            </w:r>
+          </w:p>
+        </w:tc>
+        <w:tc>
+          <w:tcPr>
+            <w:tcW w:type="dxa" w:w="7370"/>
+          </w:tcPr>
+          <w:p>
+            <w:r>
+              <w:rPr>
+                <w:sz w:val="24"/>
+              </w:rPr>
+              <w:t>A1. Одно или несколько полей не прошли проверку (шаг 9): под каждым неверным полем появляется сообщение об ошибке, фокус переходит на первое неверное поле, заявка не сохраняется. После исправления поля и ухода из него сообщение исчезает. Сценарий продолжается с шага 7.</w:t>
+              <w:br/>
+              <w:t>A2. Согласие не отмечено (шаг 9): применяется A1 для поля согласия.</w:t>
+              <w:br/>
+              <w:t>A3. Посетитель закрывает страницу или уходит со страницы до шага 7: данные не сохраняются, состояние системы не меняется.</w:t>
+              <w:br/>
+              <w:t>A4. Повторная заявка с тем же адресом почты (шаг 10): заявка принимается как новая отдельная запись, сообщения о дубликате нет.</w:t>
+            </w:r>
+          </w:p>
+        </w:tc>
+      </w:tr>
+      <w:tr>
+        <w:tc>
+          <w:tcPr>
+            <w:tcW w:type="dxa" w:w="2381"/>
+            <w:shd w:val="clear" w:fill="F2F2F2"/>
+          </w:tcPr>
+          <w:p>
+            <w:r>
+              <w:rPr>
+                <w:b/>
+                <w:sz w:val="24"/>
+              </w:rPr>
+              <w:t>Постусловия</w:t>
+            </w:r>
+          </w:p>
+        </w:tc>
+        <w:tc>
+          <w:tcPr>
+            <w:tcW w:type="dxa" w:w="7370"/>
+          </w:tcPr>
+          <w:p>
+            <w:r>
+              <w:rPr>
+                <w:sz w:val="24"/>
+              </w:rPr>
+              <w:t>Успех: в LocalStorage на одну запись больше, открыта страница thanks.html.</w:t>
+              <w:br/>
+              <w:t>Ошибка проверки (A1, A2): записей не добавилось, посетитель остаётся на главной странице, введённые значения сохранены в полях.</w:t>
+            </w:r>
+          </w:p>
+        </w:tc>
+      </w:tr>
+      <w:tr>
+        <w:tc>
+          <w:tcPr>
+            <w:tcW w:type="dxa" w:w="2381"/>
+            <w:shd w:val="clear" w:fill="F2F2F2"/>
+          </w:tcPr>
+          <w:p>
+            <w:r>
+              <w:rPr>
+                <w:b/>
+                <w:sz w:val="24"/>
+              </w:rPr>
+              <w:t>Исключительные ситуации</w:t>
+            </w:r>
+          </w:p>
+        </w:tc>
+        <w:tc>
+          <w:tcPr>
+            <w:tcW w:type="dxa" w:w="7370"/>
+          </w:tcPr>
+          <w:p>
+            <w:r>
+              <w:rPr>
+                <w:sz w:val="24"/>
+              </w:rPr>
+              <w:t>E1. Браузер не позволяет записать в LocalStorage (хранилище переполнено или запрещено, шаг 10): система всё равно открывает страницу благодарности, заявка не сохраняется, сообщения об ошибке нет. Это известное ограничение текущей версии (дефект D-2 лабораторной работы №1).</w:t>
+              <w:br/>
+              <w:t>E2. Одно из полей имеет недопустимый тип данных (например, текст в поле «Размер команды»): обрабатывается как A1 для этого поля.</w:t>
+            </w:r>
+          </w:p>
+        </w:tc>
+      </w:tr>
+    </w:tbl>
+    <w:p/>
+    <w:p>
+      <w:pPr>
+        <w:pStyle w:val="Heading2"/>
+      </w:pPr>
+      <w:r>
+        <w:t>Модули и требования</w:t>
       </w:r>
     </w:p>
     <w:tbl>

--- a/testing-course/documents/02-checklists-and-test-report.docx
+++ b/testing-course/documents/02-checklists-and-test-report.docx
@@ -55,7 +55,7 @@
               <w:rPr>
                 <w:sz w:val="24"/>
               </w:rPr>
-              <w:t>UC-01. Подать заявку в лист ожидания (форма «Записаться в бету», главная страница DSLKit)</w:t>
+              <w:t>UC-01. Подать заявку в лист ожидания (форма «Записаться в бету» на главной странице DSLKit)</w:t>
             </w:r>
           </w:p>
         </w:tc>
@@ -85,7 +85,7 @@
               <w:rPr>
                 <w:sz w:val="24"/>
               </w:rPr>
-              <w:t>UC-01, версия 1.0, приоритет High: единственный способ оставить контакты для беты.</w:t>
+              <w:t>UC-01, версия 1.0, приоритет High: единственный способ оставить контакты для получения приглашения в бету.</w:t>
             </w:r>
           </w:p>
         </w:tc>
@@ -115,7 +115,7 @@
               <w:rPr>
                 <w:sz w:val="24"/>
               </w:rPr>
-              <w:t>Посетитель оставляет контактные данные и сведения о проекте, чтобы команда DSLKit могла прислать ему приглашение в бету после запуска. Задача формы: принять только корректную заявку и сохранить её.</w:t>
+              <w:t>Посетитель оставляет имя, почту, нотацию диаграмм и размер команды, чтобы команда DSLKit прислала ему приглашение, когда откроется бета. Задача формы: принять только корректную заявку, сохранить её и показать страницу благодарности.</w:t>
             </w:r>
           </w:p>
         </w:tc>
@@ -132,7 +132,7 @@
                 <w:b/>
                 <w:sz w:val="24"/>
               </w:rPr>
-              <w:t>Связанные требования</w:t>
+              <w:t>Основной актор</w:t>
             </w:r>
           </w:p>
         </w:tc>
@@ -145,7 +145,7 @@
               <w:rPr>
                 <w:sz w:val="24"/>
               </w:rPr>
-              <w:t>R4 «Форма заявки и валидация» (лаб. 3, раздел 1). Реализация: site/index.html (форма #waitlist-form), site/js/components/waitlist-form.js, site/js/utils/validation.js, site/thanks.html и site/en/thanks.html.</w:t>
+              <w:t>Посетитель сайта (неавторизованный). Внешних систем и сервера в сценарии нет: заявка остаётся в браузере посетителя.</w:t>
             </w:r>
           </w:p>
         </w:tc>
@@ -162,7 +162,7 @@
                 <w:b/>
                 <w:sz w:val="24"/>
               </w:rPr>
-              <w:t>Подзадачи</w:t>
+              <w:t>Точки входа</w:t>
             </w:r>
           </w:p>
         </w:tc>
@@ -175,15 +175,7 @@
               <w:rPr>
                 <w:sz w:val="24"/>
               </w:rPr>
-              <w:t>UC-01.1 Показ формы и подсказок к полям (шаги 1–6).</w:t>
-              <w:br/>
-              <w:t>UC-01.2 Очистка и проверка значений по П1–П6 (шаги 8–9).</w:t>
-              <w:br/>
-              <w:t>UC-01.3 Показ ошибок, фокус и повторная проверка (A1, A2).</w:t>
-              <w:br/>
-              <w:t>UC-01.4 Сохранение заявки в LocalStorage (шаг 10, A4, E1).</w:t>
-              <w:br/>
-              <w:t>UC-01.5 Переход на страницу благодарности (шаг 11).</w:t>
+              <w:t>Кнопка «В бету» в шапке, кнопка «Записаться в бету» на первом экране и ссылки «Записаться в бету: UML», «Записаться в бету: BPMN» и т. п. на карточках нотаций. Все ведут к якорю #waitlist.</w:t>
             </w:r>
           </w:p>
         </w:tc>
@@ -200,7 +192,7 @@
                 <w:b/>
                 <w:sz w:val="24"/>
               </w:rPr>
-              <w:t>Связанные задачи и use case</w:t>
+              <w:t>Предусловия</w:t>
             </w:r>
           </w:p>
         </w:tc>
@@ -213,13 +205,11 @@
               <w:rPr>
                 <w:sz w:val="24"/>
               </w:rPr>
-              <w:t>UC-00 «Прочитать политику конфиденциальности»: ссылка в тексте согласия ведёт на privacy.html (шаг 6).</w:t>
+              <w:t>1. Открыта главная страница: русская (/) или английская (/en/).</w:t>
               <w:br/>
-              <w:t>Лаб. 2: тест-кейсы TC-WL-001…022.</w:t>
+              <w:t>2. Раздел «Записаться в бету» показан, форма пуста: список «Нотация» стоит на пункте «Выберите нотацию», в поле «Размер команды» значение 0, флажок согласия снят.</w:t>
               <w:br/>
-              <w:t>Лаб. 3: проверки SM-07, CP-35, CP-36.</w:t>
-              <w:br/>
-              <w:t>Дефекты реализации: D-1 (повторные заявки), D-2 (потеря заявки при сбое хранилища).</w:t>
+              <w:t>3. Скрипт site/js/script.js загружен (иначе форма не работает).</w:t>
             </w:r>
           </w:p>
         </w:tc>
@@ -236,7 +226,7 @@
                 <w:b/>
                 <w:sz w:val="24"/>
               </w:rPr>
-              <w:t>Соответствие STAR</w:t>
+              <w:t>Основной поток событий</w:t>
             </w:r>
           </w:p>
         </w:tc>
@@ -249,13 +239,27 @@
               <w:rPr>
                 <w:sz w:val="24"/>
               </w:rPr>
-              <w:t>Situation (ситуация): предусловия 1–2.</w:t>
+              <w:t>1. Посетитель нажимает «В бету» (или «Записаться в бету»); страница прокручивается к разделу #waitlist.</w:t>
               <w:br/>
-              <w:t>Task (задача): краткое описание цели и задачи.</w:t>
+              <w:t>2. Посетитель вводит имя в поле «Имя» (подсказка «От 2 до 60 букв. Допустимы пробел, дефис и апостроф.»).</w:t>
               <w:br/>
-              <w:t>Action (действия): основной поток, шаги 1–11, и альтернативные потоки A1–A4.</w:t>
+              <w:t>3. Посетитель вводит адрес в поле «Электронная почта» (подсказка «Адрес вида name@example.com. На него придёт приглашение.»).</w:t>
               <w:br/>
-              <w:t>Result (результат): постусловия и исключительные ситуации E1–E2.</w:t>
+              <w:t>4. Посетитель выбирает нотацию в списке: IDEF0, DFD, ERD, BPMN, UML или «Сети Петри».</w:t>
+              <w:br/>
+              <w:t>5. Посетитель вводит целое число в поле «Размер команды» (подсказка «Целое число от 0 до 500. Укажите 0, если работаете один.»).</w:t>
+              <w:br/>
+              <w:t>6. Посетитель при желании вводит текст в поле «Комментарий (по желанию)».</w:t>
+              <w:br/>
+              <w:t>7. Посетитель отмечает флажок «Согласен получать письма о запуске беты и с политикой конфиденциальности».</w:t>
+              <w:br/>
+              <w:t>8. Посетитель нажимает кнопку «Отправить».</w:t>
+              <w:br/>
+              <w:t>9. Система считывает шесть полей и проверяет каждое по правилам П1–П6 (функция validateWaitlist).</w:t>
+              <w:br/>
+              <w:t>10. Система формирует запись {name, email, notation, team, comment, createdAt}, где name, email и comment очищены от пробелов по краям, team приведён к числу, createdAt — время в формате ISO 8601; добавляет запись в массив LocalStorage по ключу dslkit.waitlist и пишет в консоль «DSLKit: заявка сохранена в LocalStorage» с названием нотации.</w:t>
+              <w:br/>
+              <w:t>11. Система открывает страницу благодарности thanks.html (для английской версии en/thanks.html) с заголовком «Спасибо, вы в списке беты».</w:t>
             </w:r>
           </w:p>
         </w:tc>
@@ -272,7 +276,7 @@
                 <w:b/>
                 <w:sz w:val="24"/>
               </w:rPr>
-              <w:t>Основной актор</w:t>
+              <w:t>Правила проверки полей</w:t>
             </w:r>
           </w:p>
         </w:tc>
@@ -285,7 +289,19 @@
               <w:rPr>
                 <w:sz w:val="24"/>
               </w:rPr>
-              <w:t>Посетитель сайта (неавторизованный пользователь). Внешних систем в сценарии нет.</w:t>
+              <w:t>П1. Имя (#name): 2–60 символов после обрезки пробелов, первый символ буква, далее буквы, пробел, апостроф, дефис. В разметке: minlength=2, maxlength=60.</w:t>
+              <w:br/>
+              <w:t>П2. Почта (#email): вид name@domain.zone без пробелов, зона не короче двух символов, не более 120 символов после обрезки. В разметке: type=email, maxlength=120.</w:t>
+              <w:br/>
+              <w:t>П3. Нотация (#notation): idef0, dfd, erd, bpmn, uml или petri; пункт «Выберите нотацию» недопустим.</w:t>
+              <w:br/>
+              <w:t>П4. Размер команды (#team): целое от 0 до 500; допускается строка из цифр; отрицательные, дробные и нечисловые значения недопустимы. В разметке: min=0, max=500, step=1.</w:t>
+              <w:br/>
+              <w:t>П5. Комментарий (#comment): не более 500 символов (длина считается без обрезки), поле необязательное. В разметке: maxlength=500, поэтому в браузере больше 500 символов ввести нельзя.</w:t>
+              <w:br/>
+              <w:t>П6. Согласие (#consent): флажок обязательно отмечен.</w:t>
+              <w:br/>
+              <w:t>Встроенная проверка браузера отключена (form.noValidate), показываются только собственные сообщения сайта.</w:t>
             </w:r>
           </w:p>
         </w:tc>
@@ -302,7 +318,7 @@
                 <w:b/>
                 <w:sz w:val="24"/>
               </w:rPr>
-              <w:t>Предусловия</w:t>
+              <w:t>Альтернативные потоки</w:t>
             </w:r>
           </w:p>
         </w:tc>
@@ -315,9 +331,15 @@
               <w:rPr>
                 <w:sz w:val="24"/>
               </w:rPr>
-              <w:t>1. Открыта главная страница сайта (русская или английская версия).</w:t>
+              <w:t>A1. Одно или несколько полей не прошли проверку (шаг 9): под каждым неверным полем показывается красное сообщение (role=alert, например «Имя не принято: поле пустое, короче двух символов или содержит цифры и знаки…»), поле получает aria-invalid=true, фокус переходит на первое неверное поле в порядке имя, почта, нотация, команда, комментарий, согласие. Заявка не сохраняется, страница не меняется. Поле с ошибкой перепроверяется при каждом вводе, остальные при выходе из поля. После исправления сообщение скрывается. Сценарий продолжается с шага 8.</w:t>
               <w:br/>
-              <w:t>2. Форма «Записаться в бету» отображается, все поля пусты, поле «Размер команды» содержит 0.</w:t>
+              <w:t>A2. Согласие не отмечено (шаг 9): применяется A1; сообщение «Без согласия мы не можем отправить приглашение. Поставьте галочку, чтобы продолжить.»</w:t>
+              <w:br/>
+              <w:t>A3. Посетитель закрывает страницу или уходит со страницы до шага 8: данные не сохраняются, состояние системы не меняется.</w:t>
+              <w:br/>
+              <w:t>A4. Повторная заявка с тем же адресом (шаг 10): принимается как новая отдельная запись, сообщения о дубликате нет (дефект D-1).</w:t>
+              <w:br/>
+              <w:t>A5. Повторное нажатие «Отправить» после успешной отправки (шаг 11): игнорируется, вторая запись не создаётся (флаг submitting).</w:t>
             </w:r>
           </w:p>
         </w:tc>
@@ -334,7 +356,7 @@
                 <w:b/>
                 <w:sz w:val="24"/>
               </w:rPr>
-              <w:t>Основной поток событий</w:t>
+              <w:t>Постусловия</w:t>
             </w:r>
           </w:p>
         </w:tc>
@@ -347,27 +369,9 @@
               <w:rPr>
                 <w:sz w:val="24"/>
               </w:rPr>
-              <w:t>1. Посетитель вводит имя в поле «Имя».</w:t>
+              <w:t>Успех: массив dslkit.waitlist в LocalStorage длиннее на одну запись, открыта страница thanks.html (en/thanks.html).</w:t>
               <w:br/>
-              <w:t>2. Посетитель вводит адрес в поле «Электронная почта».</w:t>
-              <w:br/>
-              <w:t>3. Посетитель выбирает значение в списке «Нотация».</w:t>
-              <w:br/>
-              <w:t>4. Посетитель вводит целое число в поле «Размер команды».</w:t>
-              <w:br/>
-              <w:t>5. Посетитель при желании вводит текст в поле «Комментарий».</w:t>
-              <w:br/>
-              <w:t>6. Посетитель отмечает флажок согласия.</w:t>
-              <w:br/>
-              <w:t>7. Посетитель нажимает кнопку «Отправить».</w:t>
-              <w:br/>
-              <w:t>8. Система удаляет пробелы по краям у имени, почты и комментария.</w:t>
-              <w:br/>
-              <w:t>9. Система проверяет все поля по правилам П1–П6 (ниже).</w:t>
-              <w:br/>
-              <w:t>10. Система сохраняет заявку в LocalStorage браузера под ключом dslkit.waitlist: имя, почта, нотация, размер команды, комментарий, время создания.</w:t>
-              <w:br/>
-              <w:t>11. Система открывает страницу благодарности thanks.html.</w:t>
+              <w:t>Ошибка проверки (A1, A2): записей не добавилось, посетитель остаётся на главной странице, введённые значения остаются в полях.</w:t>
             </w:r>
           </w:p>
         </w:tc>
@@ -384,7 +388,7 @@
                 <w:b/>
                 <w:sz w:val="24"/>
               </w:rPr>
-              <w:t>Правила проверки полей</w:t>
+              <w:t>Исключительные ситуации</w:t>
             </w:r>
           </w:p>
         </w:tc>
@@ -397,17 +401,9 @@
               <w:rPr>
                 <w:sz w:val="24"/>
               </w:rPr>
-              <w:t>П1. Имя: 2–60 символов, начинается с буквы, далее буквы, пробел, дефис, апостроф.</w:t>
+              <w:t>E1. Запись в LocalStorage не удалась (хранилище переполнено или запрещено, шаг 10): метод storage.set возвращает false, но система всё равно открывает страницу благодарности; сообщения об ошибке нет, заявка потеряна (дефект D-2).</w:t>
               <w:br/>
-              <w:t>П2. Почта: вид name@domain.zone, домен верхнего уровня не короче двух символов, длина не более 120.</w:t>
-              <w:br/>
-              <w:t>П3. Нотация: одно из значений idef0, dfd, erd, bpmn, uml, petri.</w:t>
-              <w:br/>
-              <w:t>П4. Размер команды: целое число от 0 до 500 включительно.</w:t>
-              <w:br/>
-              <w:t>П5. Комментарий: не более 500 символов, поле необязательное.</w:t>
-              <w:br/>
-              <w:t>П6. Согласие: флажок обязательно отмечен.</w:t>
+              <w:t>E2. LocalStorage недоступен совсем (getStorage использует временное хранилище в памяти): заявка живёт только до закрытия страницы, посетитель видит страницу благодарности.</w:t>
             </w:r>
           </w:p>
         </w:tc>
@@ -424,7 +420,7 @@
                 <w:b/>
                 <w:sz w:val="24"/>
               </w:rPr>
-              <w:t>Альтернативные потоки</w:t>
+              <w:t>Связанные требования</w:t>
             </w:r>
           </w:p>
         </w:tc>
@@ -437,13 +433,13 @@
               <w:rPr>
                 <w:sz w:val="24"/>
               </w:rPr>
-              <w:t>A1. Одно или несколько полей не прошли проверку (шаг 9): под каждым неверным полем появляется сообщение об ошибке, фокус переходит на первое неверное поле, заявка не сохраняется. После исправления поля и ухода из него сообщение исчезает. Сценарий продолжается с шага 7.</w:t>
+              <w:t>R4 — Форма заявки и валидация</w:t>
               <w:br/>
-              <w:t>A2. Согласие не отмечено (шаг 9): применяется A1 для поля согласия.</w:t>
+              <w:t>R1 — Доступность страниц (главная, thanks.html, privacy.html)</w:t>
               <w:br/>
-              <w:t>A3. Посетитель закрывает страницу или уходит со страницы до шага 7: данные не сохраняются, состояние системы не меняется.</w:t>
+              <w:t>R6 — Разметка и локализация (русская и английская версии)</w:t>
               <w:br/>
-              <w:t>A4. Повторная заявка с тем же адресом почты (шаг 10): заявка принимается как новая отдельная запись, сообщения о дубликате нет.</w:t>
+              <w:t>R9 — Локальное хранилище</w:t>
             </w:r>
           </w:p>
         </w:tc>
@@ -460,7 +456,7 @@
                 <w:b/>
                 <w:sz w:val="24"/>
               </w:rPr>
-              <w:t>Постусловия</w:t>
+              <w:t>Подзадачи</w:t>
             </w:r>
           </w:p>
         </w:tc>
@@ -473,9 +469,15 @@
               <w:rPr>
                 <w:sz w:val="24"/>
               </w:rPr>
-              <w:t>Успех: в LocalStorage на одну запись больше, открыта страница thanks.html.</w:t>
+              <w:t>UC-01.1 — Показ формы и подсказок к полям</w:t>
               <w:br/>
-              <w:t>Ошибка проверки (A1, A2): записей не добавилось, посетитель остаётся на главной странице, введённые значения сохранены в полях.</w:t>
+              <w:t>UC-01.2 — Чтение, очистка и проверка значений по П1–П6</w:t>
+              <w:br/>
+              <w:t>UC-01.3 — Показ ошибок, фокус и повторная проверка</w:t>
+              <w:br/>
+              <w:t>UC-01.4 — Сохранение заявки в LocalStorage</w:t>
+              <w:br/>
+              <w:t>UC-01.5 — Переход на страницу благодарности</w:t>
             </w:r>
           </w:p>
         </w:tc>
@@ -492,7 +494,7 @@
                 <w:b/>
                 <w:sz w:val="24"/>
               </w:rPr>
-              <w:t>Исключительные ситуации</w:t>
+              <w:t>Связанные задачи и use case</w:t>
             </w:r>
           </w:p>
         </w:tc>
@@ -505,9 +507,193 @@
               <w:rPr>
                 <w:sz w:val="24"/>
               </w:rPr>
-              <w:t>E1. Браузер не позволяет записать в LocalStorage (хранилище переполнено или запрещено, шаг 10): система всё равно открывает страницу благодарности, заявка не сохраняется, сообщения об ошибке нет. Это известное ограничение текущей версии (дефект D-2 лабораторной работы №1).</w:t>
+              <w:t>UC-00 — Прочитать политику конфиденциальности (ссылка в тексте согласия, privacy.html)</w:t>
               <w:br/>
-              <w:t>E2. Одно из полей имеет недопустимый тип данных (например, текст в поле «Размер команды»): обрабатывается как A1 для этого поля.</w:t>
+              <w:t>UC-02 — Выбрать нотацию на карточке и перейти к записи (ссылки «Записаться в бету: UML», «…: BPMN»)</w:t>
+              <w:br/>
+              <w:t>D-1 — Повторные заявки принимаются</w:t>
+              <w:br/>
+              <w:t>D-2 — Потеря заявки при сбое хранилища</w:t>
+            </w:r>
+          </w:p>
+        </w:tc>
+      </w:tr>
+      <w:tr>
+        <w:tc>
+          <w:tcPr>
+            <w:tcW w:type="dxa" w:w="2381"/>
+            <w:shd w:val="clear" w:fill="F2F2F2"/>
+          </w:tcPr>
+          <w:p>
+            <w:r>
+              <w:rPr>
+                <w:b/>
+                <w:sz w:val="24"/>
+              </w:rPr>
+              <w:t>Реализация</w:t>
+            </w:r>
+          </w:p>
+        </w:tc>
+        <w:tc>
+          <w:tcPr>
+            <w:tcW w:type="dxa" w:w="7370"/>
+          </w:tcPr>
+          <w:p>
+            <w:r>
+              <w:rPr>
+                <w:sz w:val="24"/>
+              </w:rPr>
+              <w:t>IMPL-01 — site/index.html: разметка формы #waitlist-form</w:t>
+              <w:br/>
+              <w:t>IMPL-02 — site/js/components/waitlist-form.js: initWaitlistForm, показ ошибок, отправка</w:t>
+              <w:br/>
+              <w:t>IMPL-03 — site/js/utils/validation.js: validateWaitlist и правила П1–П6</w:t>
+              <w:br/>
+              <w:t>IMPL-04 — site/js/utils/storage.js: createStorage, getStorage</w:t>
+              <w:br/>
+              <w:t>IMPL-05 — site/thanks.html и site/en/thanks.html: страница благодарности</w:t>
+            </w:r>
+          </w:p>
+        </w:tc>
+      </w:tr>
+      <w:tr>
+        <w:tc>
+          <w:tcPr>
+            <w:tcW w:type="dxa" w:w="2381"/>
+            <w:shd w:val="clear" w:fill="F2F2F2"/>
+          </w:tcPr>
+          <w:p>
+            <w:r>
+              <w:rPr>
+                <w:b/>
+                <w:sz w:val="24"/>
+              </w:rPr>
+              <w:t>Тест-кейсы и проверки</w:t>
+            </w:r>
+          </w:p>
+        </w:tc>
+        <w:tc>
+          <w:tcPr>
+            <w:tcW w:type="dxa" w:w="7370"/>
+          </w:tcPr>
+          <w:p>
+            <w:r>
+              <w:rPr>
+                <w:sz w:val="24"/>
+              </w:rPr>
+              <w:t>TC-WL-001 — Все поля корректны</w:t>
+              <w:br/>
+              <w:t>TC-WL-002…007 — Имя: границы и недопустимые символы (П1)</w:t>
+              <w:br/>
+              <w:t>TC-WL-008…011 — Почта: формат и длина (П2)</w:t>
+              <w:br/>
+              <w:t>TC-WL-012…017 — Размер команды: границы и тип (П4)</w:t>
+              <w:br/>
+              <w:t>TC-WL-018 — Нотация вне списка (П3)</w:t>
+              <w:br/>
+              <w:t>TC-WL-019, 020 — Комментарий: граница 500 (П5)</w:t>
+              <w:br/>
+              <w:t>TC-WL-021 — Согласие не дано (П6)</w:t>
+              <w:br/>
+              <w:t>TC-WL-022 — Пустая форма (A1)</w:t>
+              <w:br/>
+              <w:t>SM-07 — Форма заявки есть на главной</w:t>
+              <w:br/>
+              <w:t>CP-35 — Валидация корректной заявки</w:t>
+              <w:br/>
+              <w:t>CP-36 — У полей есть подписи и сообщения об ошибках</w:t>
+            </w:r>
+          </w:p>
+        </w:tc>
+      </w:tr>
+      <w:tr>
+        <w:tc>
+          <w:tcPr>
+            <w:tcW w:type="dxa" w:w="2381"/>
+            <w:shd w:val="clear" w:fill="F2F2F2"/>
+          </w:tcPr>
+          <w:p>
+            <w:r>
+              <w:rPr>
+                <w:b/>
+                <w:sz w:val="24"/>
+              </w:rPr>
+              <w:t>Скриншоты интерфейса</w:t>
+            </w:r>
+          </w:p>
+        </w:tc>
+        <w:tc>
+          <w:tcPr>
+            <w:tcW w:type="dxa" w:w="7370"/>
+          </w:tcPr>
+          <w:p>
+            <w:r>
+              <w:rPr>
+                <w:sz w:val="24"/>
+              </w:rPr>
+              <w:t>SCR-01 — Главная страница, русская версия (01-home.png)</w:t>
+              <w:br/>
+              <w:t>SCR-02 — Главная страница, английская версия (02-home-en.png)</w:t>
+              <w:br/>
+              <w:t>SCR-03 — Форма заявки: ошибки при пустой отправке (03-form-errors.png)</w:t>
+              <w:br/>
+              <w:t>SCR-04 — Форма заявки: заполнена корректными данными (04-form-filled.png)</w:t>
+              <w:br/>
+              <w:t>SCR-05 — Страница благодарности (05-form-submitted.png)</w:t>
+              <w:br/>
+              <w:t>SCR-06 — Запись заявки в LocalStorage (12-uc-storage-record.png)</w:t>
+              <w:br/>
+              <w:t>SCR-07 — Сбой записи: страница благодарности без ошибки (13-uc-storage-failure.png)</w:t>
+            </w:r>
+          </w:p>
+        </w:tc>
+      </w:tr>
+      <w:tr>
+        <w:tc>
+          <w:tcPr>
+            <w:tcW w:type="dxa" w:w="2381"/>
+            <w:shd w:val="clear" w:fill="F2F2F2"/>
+          </w:tcPr>
+          <w:p>
+            <w:r>
+              <w:rPr>
+                <w:b/>
+                <w:sz w:val="24"/>
+              </w:rPr>
+              <w:t>Ссылки</w:t>
+            </w:r>
+          </w:p>
+        </w:tc>
+        <w:tc>
+          <w:tcPr>
+            <w:tcW w:type="dxa" w:w="7370"/>
+          </w:tcPr>
+          <w:p>
+            <w:r>
+              <w:rPr>
+                <w:sz w:val="24"/>
+              </w:rPr>
+              <w:t>Страницы проекта (при запущенном npm start):</w:t>
+              <w:br/>
+              <w:t>http://localhost:5173/ — главная страница (русская версия)</w:t>
+              <w:br/>
+              <w:t>http://localhost:5173/#waitlist — раздел «Записаться в бету»</w:t>
+              <w:br/>
+              <w:t>http://localhost:5173/thanks.html — страница благодарности</w:t>
+              <w:br/>
+              <w:t>http://localhost:5173/privacy.html — политика конфиденциальности</w:t>
+              <w:br/>
+              <w:t>http://localhost:5173/en/ — главная страница (английская версия)</w:t>
+              <w:br/>
+              <w:t>http://localhost:5173/en/thanks.html — страница благодарности (английская версия)</w:t>
+              <w:br/>
+              <w:t>Репозиторий и источники:</w:t>
+              <w:br/>
+              <w:t>https://github.com/KsushaKhadzhinova/DSLKit-Project — репозиторий проекта</w:t>
+              <w:br/>
+              <w:t>https://svyatoslav.biz/software_testing_book/ — книга «Тестирование программного обеспечения. Базовый курс»</w:t>
+              <w:br/>
+              <w:t>https://github.com/KsushaKhadzhinova/report-gen — генератор отчётов</w:t>
             </w:r>
           </w:p>
         </w:tc>

--- a/testing-course/documents/02-checklists-and-test-report.docx
+++ b/testing-course/documents/02-checklists-and-test-report.docx
@@ -39,8 +39,12 @@
           <w:p>
             <w:r>
               <w:rPr>
+                <w:sz w:val="24"/>
+              </w:rPr>
+            </w:r>
+            <w:r>
+              <w:rPr>
                 <w:b/>
-                <w:sz w:val="24"/>
               </w:rPr>
               <w:t>Название</w:t>
             </w:r>
@@ -53,9 +57,29 @@
           <w:p>
             <w:r>
               <w:rPr>
-                <w:sz w:val="24"/>
-              </w:rPr>
-              <w:t>UC-01. Подать заявку в лист ожидания (форма «Записаться в бету» на главной странице DSLKit)</w:t>
+                <w:b/>
+                <w:sz w:val="24"/>
+              </w:rPr>
+              <w:t>UC-01.</w:t>
+            </w:r>
+            <w:r>
+              <w:rPr>
+                <w:sz w:val="24"/>
+              </w:rPr>
+              <w:t xml:space="preserve"> Подать заявку в лист ожидания (форма </w:t>
+            </w:r>
+            <w:r>
+              <w:rPr>
+                <w:b/>
+                <w:sz w:val="24"/>
+              </w:rPr>
+              <w:t>«Записаться в бету»</w:t>
+            </w:r>
+            <w:r>
+              <w:rPr>
+                <w:sz w:val="24"/>
+              </w:rPr>
+              <w:t xml:space="preserve"> на главной странице DSLKit)</w:t>
             </w:r>
           </w:p>
         </w:tc>
@@ -69,8 +93,12 @@
           <w:p>
             <w:r>
               <w:rPr>
+                <w:sz w:val="24"/>
+              </w:rPr>
+            </w:r>
+            <w:r>
+              <w:rPr>
                 <w:b/>
-                <w:sz w:val="24"/>
               </w:rPr>
               <w:t>Идентификатор, версия, приоритет</w:t>
             </w:r>
@@ -99,10 +127,14 @@
           <w:p>
             <w:r>
               <w:rPr>
+                <w:sz w:val="24"/>
+              </w:rPr>
+            </w:r>
+            <w:r>
+              <w:rPr>
                 <w:b/>
-                <w:sz w:val="24"/>
-              </w:rPr>
-              <w:t>Краткое описание цели и задачи</w:t>
+              </w:rPr>
+              <w:t>Система и модуль</w:t>
             </w:r>
           </w:p>
         </w:tc>
@@ -113,9 +145,142 @@
           <w:p>
             <w:r>
               <w:rPr>
-                <w:sz w:val="24"/>
-              </w:rPr>
-              <w:t>Посетитель оставляет имя, почту, нотацию диаграмм и размер команды, чтобы команда DSLKit прислала ему приглашение, когда откроется бета. Задача формы: принять только корректную заявку, сохранить её и показать страницу благодарности.</w:t>
+                <w:b/>
+                <w:sz w:val="24"/>
+              </w:rPr>
+              <w:t>Система:</w:t>
+            </w:r>
+            <w:r>
+              <w:rPr>
+                <w:sz w:val="24"/>
+              </w:rPr>
+              <w:t xml:space="preserve"> </w:t>
+            </w:r>
+            <w:r>
+              <w:rPr>
+                <w:i/>
+                <w:sz w:val="24"/>
+              </w:rPr>
+              <w:t>DSLKit</w:t>
+            </w:r>
+            <w:r>
+              <w:rPr>
+                <w:sz w:val="24"/>
+              </w:rPr>
+              <w:t xml:space="preserve"> — веб-приложение «Редактор диаграмм как кода: слева текст, справа диаграмма», статический сайт без серверной части (каталог </w:t>
+            </w:r>
+            <w:r>
+              <w:rPr>
+                <w:i/>
+                <w:sz w:val="24"/>
+              </w:rPr>
+              <w:t>site/</w:t>
+            </w:r>
+            <w:r>
+              <w:rPr>
+                <w:sz w:val="24"/>
+              </w:rPr>
+              <w:t>).</w:t>
+            </w:r>
+            <w:r>
+              <w:br/>
+            </w:r>
+            <w:r>
+              <w:rPr>
+                <w:b/>
+                <w:sz w:val="24"/>
+              </w:rPr>
+              <w:t>Модуль:</w:t>
+            </w:r>
+            <w:r>
+              <w:rPr>
+                <w:sz w:val="24"/>
+              </w:rPr>
+              <w:t xml:space="preserve"> «Лист ожидания беты» — форма заявки на главной странице (раздел «Записаться в бету»).</w:t>
+            </w:r>
+            <w:r>
+              <w:br/>
+            </w:r>
+            <w:r>
+              <w:rPr>
+                <w:b/>
+                <w:sz w:val="24"/>
+              </w:rPr>
+              <w:t>Ссылка на модуль:</w:t>
+            </w:r>
+            <w:r>
+              <w:rPr>
+                <w:sz w:val="24"/>
+              </w:rPr>
+              <w:t xml:space="preserve"> http://localhost:5173/#waitlist (запуск: </w:t>
+            </w:r>
+            <w:r>
+              <w:rPr>
+                <w:i/>
+                <w:sz w:val="24"/>
+              </w:rPr>
+              <w:t>npm start</w:t>
+            </w:r>
+            <w:r>
+              <w:rPr>
+                <w:sz w:val="24"/>
+              </w:rPr>
+              <w:t>).</w:t>
+            </w:r>
+            <w:r>
+              <w:br/>
+            </w:r>
+            <w:r>
+              <w:rPr>
+                <w:b/>
+                <w:sz w:val="24"/>
+              </w:rPr>
+              <w:t>Ссылка на исходный код:</w:t>
+            </w:r>
+            <w:r>
+              <w:rPr>
+                <w:sz w:val="24"/>
+              </w:rPr>
+              <w:t xml:space="preserve"> https://github.com/KsushaKhadzhinova/DSLKit-Project, файлы </w:t>
+            </w:r>
+            <w:r>
+              <w:rPr>
+                <w:i/>
+                <w:sz w:val="24"/>
+              </w:rPr>
+              <w:t>site/index.html</w:t>
+            </w:r>
+            <w:r>
+              <w:rPr>
+                <w:sz w:val="24"/>
+              </w:rPr>
+              <w:t xml:space="preserve"> (форма </w:t>
+            </w:r>
+            <w:r>
+              <w:rPr>
+                <w:i/>
+                <w:sz w:val="24"/>
+              </w:rPr>
+              <w:t>#waitlist-form</w:t>
+            </w:r>
+            <w:r>
+              <w:rPr>
+                <w:sz w:val="24"/>
+              </w:rPr>
+              <w:t xml:space="preserve">) и </w:t>
+            </w:r>
+            <w:r>
+              <w:rPr>
+                <w:i/>
+                <w:sz w:val="24"/>
+              </w:rPr>
+              <w:t>site/js/components/waitlist-form.js</w:t>
+            </w:r>
+            <w:r>
+              <w:rPr>
+                <w:sz w:val="24"/>
+              </w:rPr>
+              <w:t>.</w:t>
             </w:r>
           </w:p>
         </w:tc>
@@ -129,10 +294,14 @@
           <w:p>
             <w:r>
               <w:rPr>
+                <w:sz w:val="24"/>
+              </w:rPr>
+            </w:r>
+            <w:r>
+              <w:rPr>
                 <w:b/>
-                <w:sz w:val="24"/>
-              </w:rPr>
-              <w:t>Основной актор</w:t>
+              </w:rPr>
+              <w:t>Краткое описание цели и задачи</w:t>
             </w:r>
           </w:p>
         </w:tc>
@@ -145,7 +314,7 @@
               <w:rPr>
                 <w:sz w:val="24"/>
               </w:rPr>
-              <w:t>Посетитель сайта (неавторизованный). Внешних систем и сервера в сценарии нет: заявка остаётся в браузере посетителя.</w:t>
+              <w:t>Посетитель оставляет имя, почту, нотацию диаграмм и размер команды, чтобы команда DSLKit прислала ему приглашение, когда откроется бета. Задача формы: принять только корректную заявку, сохранить её и показать страницу благодарности.</w:t>
             </w:r>
           </w:p>
         </w:tc>
@@ -159,10 +328,14 @@
           <w:p>
             <w:r>
               <w:rPr>
+                <w:sz w:val="24"/>
+              </w:rPr>
+            </w:r>
+            <w:r>
+              <w:rPr>
                 <w:b/>
-                <w:sz w:val="24"/>
-              </w:rPr>
-              <w:t>Точки входа</w:t>
+              </w:rPr>
+              <w:t>Основной актор</w:t>
             </w:r>
           </w:p>
         </w:tc>
@@ -175,7 +348,7 @@
               <w:rPr>
                 <w:sz w:val="24"/>
               </w:rPr>
-              <w:t>Кнопка «В бету» в шапке, кнопка «Записаться в бету» на первом экране и ссылки «Записаться в бету: UML», «Записаться в бету: BPMN» и т. п. на карточках нотаций. Все ведут к якорю #waitlist.</w:t>
+              <w:t>Посетитель сайта (неавторизованный). Внешних систем и сервера в сценарии нет: заявка остаётся в браузере посетителя.</w:t>
             </w:r>
           </w:p>
         </w:tc>
@@ -189,10 +362,14 @@
           <w:p>
             <w:r>
               <w:rPr>
+                <w:sz w:val="24"/>
+              </w:rPr>
+            </w:r>
+            <w:r>
+              <w:rPr>
                 <w:b/>
-                <w:sz w:val="24"/>
-              </w:rPr>
-              <w:t>Предусловия</w:t>
+              </w:rPr>
+              <w:t>Точки входа</w:t>
             </w:r>
           </w:p>
         </w:tc>
@@ -205,11 +382,72 @@
               <w:rPr>
                 <w:sz w:val="24"/>
               </w:rPr>
-              <w:t>1. Открыта главная страница: русская (/) или английская (/en/).</w:t>
-              <w:br/>
-              <w:t>2. Раздел «Записаться в бету» показан, форма пуста: список «Нотация» стоит на пункте «Выберите нотацию», в поле «Размер команды» значение 0, флажок согласия снят.</w:t>
-              <w:br/>
-              <w:t>3. Скрипт site/js/script.js загружен (иначе форма не работает).</w:t>
+              <w:t xml:space="preserve">Кнопка </w:t>
+            </w:r>
+            <w:r>
+              <w:rPr>
+                <w:b/>
+                <w:sz w:val="24"/>
+              </w:rPr>
+              <w:t>«В бету»</w:t>
+            </w:r>
+            <w:r>
+              <w:rPr>
+                <w:sz w:val="24"/>
+              </w:rPr>
+              <w:t xml:space="preserve"> в шапке, кнопка </w:t>
+            </w:r>
+            <w:r>
+              <w:rPr>
+                <w:b/>
+                <w:sz w:val="24"/>
+              </w:rPr>
+              <w:t>«Записаться в бету»</w:t>
+            </w:r>
+            <w:r>
+              <w:rPr>
+                <w:sz w:val="24"/>
+              </w:rPr>
+              <w:t xml:space="preserve"> на первом экране и ссылки </w:t>
+            </w:r>
+            <w:r>
+              <w:rPr>
+                <w:b/>
+                <w:sz w:val="24"/>
+              </w:rPr>
+              <w:t>«Записаться в бету: UML»</w:t>
+            </w:r>
+            <w:r>
+              <w:rPr>
+                <w:sz w:val="24"/>
+              </w:rPr>
+              <w:t xml:space="preserve">, </w:t>
+            </w:r>
+            <w:r>
+              <w:rPr>
+                <w:b/>
+                <w:sz w:val="24"/>
+              </w:rPr>
+              <w:t>«Записаться в бету: BPMN»</w:t>
+            </w:r>
+            <w:r>
+              <w:rPr>
+                <w:sz w:val="24"/>
+              </w:rPr>
+              <w:t xml:space="preserve"> и т. п. на карточках нотаций. Все ведут к якорю </w:t>
+            </w:r>
+            <w:r>
+              <w:rPr>
+                <w:i/>
+                <w:sz w:val="24"/>
+              </w:rPr>
+              <w:t>#waitlist</w:t>
+            </w:r>
+            <w:r>
+              <w:rPr>
+                <w:sz w:val="24"/>
+              </w:rPr>
+              <w:t>.</w:t>
             </w:r>
           </w:p>
         </w:tc>
@@ -223,10 +461,14 @@
           <w:p>
             <w:r>
               <w:rPr>
+                <w:sz w:val="24"/>
+              </w:rPr>
+            </w:r>
+            <w:r>
+              <w:rPr>
                 <w:b/>
-                <w:sz w:val="24"/>
-              </w:rPr>
-              <w:t>Основной поток событий</w:t>
+              </w:rPr>
+              <w:t>Предусловия</w:t>
             </w:r>
           </w:p>
         </w:tc>
@@ -239,27 +481,90 @@
               <w:rPr>
                 <w:sz w:val="24"/>
               </w:rPr>
-              <w:t>1. Посетитель нажимает «В бету» (или «Записаться в бету»); страница прокручивается к разделу #waitlist.</w:t>
+              <w:t>1. Открыта главная страница: русская (/) или английская (/en/).</w:t>
+            </w:r>
+            <w:r>
               <w:br/>
-              <w:t>2. Посетитель вводит имя в поле «Имя» (подсказка «От 2 до 60 букв. Допустимы пробел, дефис и апостроф.»).</w:t>
+            </w:r>
+            <w:r>
+              <w:rPr>
+                <w:sz w:val="24"/>
+              </w:rPr>
+              <w:t xml:space="preserve">2. Раздел </w:t>
+            </w:r>
+            <w:r>
+              <w:rPr>
+                <w:b/>
+                <w:sz w:val="24"/>
+              </w:rPr>
+              <w:t>«Записаться в бету»</w:t>
+            </w:r>
+            <w:r>
+              <w:rPr>
+                <w:sz w:val="24"/>
+              </w:rPr>
+              <w:t xml:space="preserve"> показан, форма пуста: список </w:t>
+            </w:r>
+            <w:r>
+              <w:rPr>
+                <w:b/>
+                <w:sz w:val="24"/>
+              </w:rPr>
+              <w:t>«Нотация»</w:t>
+            </w:r>
+            <w:r>
+              <w:rPr>
+                <w:sz w:val="24"/>
+              </w:rPr>
+              <w:t xml:space="preserve"> стоит на пункте </w:t>
+            </w:r>
+            <w:r>
+              <w:rPr>
+                <w:b/>
+                <w:sz w:val="24"/>
+              </w:rPr>
+              <w:t>«Выберите нотацию»</w:t>
+            </w:r>
+            <w:r>
+              <w:rPr>
+                <w:sz w:val="24"/>
+              </w:rPr>
+              <w:t xml:space="preserve">, в поле </w:t>
+            </w:r>
+            <w:r>
+              <w:rPr>
+                <w:b/>
+                <w:sz w:val="24"/>
+              </w:rPr>
+              <w:t>«Размер команды»</w:t>
+            </w:r>
+            <w:r>
+              <w:rPr>
+                <w:sz w:val="24"/>
+              </w:rPr>
+              <w:t xml:space="preserve"> значение 0, флажок согласия снят.</w:t>
+            </w:r>
+            <w:r>
               <w:br/>
-              <w:t>3. Посетитель вводит адрес в поле «Электронная почта» (подсказка «Адрес вида name@example.com. На него придёт приглашение.»).</w:t>
-              <w:br/>
-              <w:t>4. Посетитель выбирает нотацию в списке: IDEF0, DFD, ERD, BPMN, UML или «Сети Петри».</w:t>
-              <w:br/>
-              <w:t>5. Посетитель вводит целое число в поле «Размер команды» (подсказка «Целое число от 0 до 500. Укажите 0, если работаете один.»).</w:t>
-              <w:br/>
-              <w:t>6. Посетитель при желании вводит текст в поле «Комментарий (по желанию)».</w:t>
-              <w:br/>
-              <w:t>7. Посетитель отмечает флажок «Согласен получать письма о запуске беты и с политикой конфиденциальности».</w:t>
-              <w:br/>
-              <w:t>8. Посетитель нажимает кнопку «Отправить».</w:t>
-              <w:br/>
-              <w:t>9. Система считывает шесть полей и проверяет каждое по правилам П1–П6 (функция validateWaitlist).</w:t>
-              <w:br/>
-              <w:t>10. Система формирует запись {name, email, notation, team, comment, createdAt}, где name, email и comment очищены от пробелов по краям, team приведён к числу, createdAt — время в формате ISO 8601; добавляет запись в массив LocalStorage по ключу dslkit.waitlist и пишет в консоль «DSLKit: заявка сохранена в LocalStorage» с названием нотации.</w:t>
-              <w:br/>
-              <w:t>11. Система открывает страницу благодарности thanks.html (для английской версии en/thanks.html) с заголовком «Спасибо, вы в списке беты».</w:t>
+            </w:r>
+            <w:r>
+              <w:rPr>
+                <w:sz w:val="24"/>
+              </w:rPr>
+              <w:t xml:space="preserve">3. Скрипт </w:t>
+            </w:r>
+            <w:r>
+              <w:rPr>
+                <w:i/>
+                <w:sz w:val="24"/>
+              </w:rPr>
+              <w:t>site/js/script.js</w:t>
+            </w:r>
+            <w:r>
+              <w:rPr>
+                <w:sz w:val="24"/>
+              </w:rPr>
+              <w:t xml:space="preserve"> загружен (иначе форма не работает).</w:t>
             </w:r>
           </w:p>
         </w:tc>
@@ -273,10 +578,14 @@
           <w:p>
             <w:r>
               <w:rPr>
+                <w:sz w:val="24"/>
+              </w:rPr>
+            </w:r>
+            <w:r>
+              <w:rPr>
                 <w:b/>
-                <w:sz w:val="24"/>
-              </w:rPr>
-              <w:t>Правила проверки полей</w:t>
+              </w:rPr>
+              <w:t>Основной поток событий</w:t>
             </w:r>
           </w:p>
         </w:tc>
@@ -289,19 +598,357 @@
               <w:rPr>
                 <w:sz w:val="24"/>
               </w:rPr>
-              <w:t>П1. Имя (#name): 2–60 символов после обрезки пробелов, первый символ буква, далее буквы, пробел, апостроф, дефис. В разметке: minlength=2, maxlength=60.</w:t>
+              <w:t xml:space="preserve">1. Посетитель нажимает </w:t>
+            </w:r>
+            <w:r>
+              <w:rPr>
+                <w:b/>
+                <w:sz w:val="24"/>
+              </w:rPr>
+              <w:t>«В бету»</w:t>
+            </w:r>
+            <w:r>
+              <w:rPr>
+                <w:sz w:val="24"/>
+              </w:rPr>
+              <w:t xml:space="preserve"> (или </w:t>
+            </w:r>
+            <w:r>
+              <w:rPr>
+                <w:b/>
+                <w:sz w:val="24"/>
+              </w:rPr>
+              <w:t>«Записаться в бету»</w:t>
+            </w:r>
+            <w:r>
+              <w:rPr>
+                <w:sz w:val="24"/>
+              </w:rPr>
+              <w:t xml:space="preserve">); страница прокручивается к разделу </w:t>
+            </w:r>
+            <w:r>
+              <w:rPr>
+                <w:i/>
+                <w:sz w:val="24"/>
+              </w:rPr>
+              <w:t>#waitlist</w:t>
+            </w:r>
+            <w:r>
+              <w:rPr>
+                <w:sz w:val="24"/>
+              </w:rPr>
+              <w:t>.</w:t>
+            </w:r>
+            <w:r>
               <w:br/>
-              <w:t>П2. Почта (#email): вид name@domain.zone без пробелов, зона не короче двух символов, не более 120 символов после обрезки. В разметке: type=email, maxlength=120.</w:t>
+            </w:r>
+            <w:r>
+              <w:rPr>
+                <w:sz w:val="24"/>
+              </w:rPr>
+              <w:t xml:space="preserve">2. Посетитель вводит имя в поле </w:t>
+            </w:r>
+            <w:r>
+              <w:rPr>
+                <w:b/>
+                <w:sz w:val="24"/>
+              </w:rPr>
+              <w:t>«Имя»</w:t>
+            </w:r>
+            <w:r>
+              <w:rPr>
+                <w:sz w:val="24"/>
+              </w:rPr>
+              <w:t xml:space="preserve"> (подсказка </w:t>
+            </w:r>
+            <w:r>
+              <w:rPr>
+                <w:b/>
+                <w:sz w:val="24"/>
+              </w:rPr>
+              <w:t>«От 2 до 60 букв. Допустимы пробел, дефис и апостроф.»</w:t>
+            </w:r>
+            <w:r>
+              <w:rPr>
+                <w:sz w:val="24"/>
+              </w:rPr>
+              <w:t>).</w:t>
+            </w:r>
+            <w:r>
               <w:br/>
-              <w:t>П3. Нотация (#notation): idef0, dfd, erd, bpmn, uml или petri; пункт «Выберите нотацию» недопустим.</w:t>
+            </w:r>
+            <w:r>
+              <w:rPr>
+                <w:sz w:val="24"/>
+              </w:rPr>
+              <w:t xml:space="preserve">3. Посетитель вводит адрес в поле </w:t>
+            </w:r>
+            <w:r>
+              <w:rPr>
+                <w:b/>
+                <w:sz w:val="24"/>
+              </w:rPr>
+              <w:t>«Электронная почта»</w:t>
+            </w:r>
+            <w:r>
+              <w:rPr>
+                <w:sz w:val="24"/>
+              </w:rPr>
+              <w:t xml:space="preserve"> (подсказка </w:t>
+            </w:r>
+            <w:r>
+              <w:rPr>
+                <w:b/>
+                <w:sz w:val="24"/>
+              </w:rPr>
+              <w:t>«Адрес вида name@example.com. На него придёт приглашение.»</w:t>
+            </w:r>
+            <w:r>
+              <w:rPr>
+                <w:sz w:val="24"/>
+              </w:rPr>
+              <w:t>).</w:t>
+            </w:r>
+            <w:r>
               <w:br/>
-              <w:t>П4. Размер команды (#team): целое от 0 до 500; допускается строка из цифр; отрицательные, дробные и нечисловые значения недопустимы. В разметке: min=0, max=500, step=1.</w:t>
+            </w:r>
+            <w:r>
+              <w:rPr>
+                <w:sz w:val="24"/>
+              </w:rPr>
+              <w:t xml:space="preserve">4. Посетитель выбирает нотацию в списке: IDEF0, DFD, ERD, BPMN, UML или </w:t>
+            </w:r>
+            <w:r>
+              <w:rPr>
+                <w:b/>
+                <w:sz w:val="24"/>
+              </w:rPr>
+              <w:t>«Сети Петри»</w:t>
+            </w:r>
+            <w:r>
+              <w:rPr>
+                <w:sz w:val="24"/>
+              </w:rPr>
+              <w:t>.</w:t>
+            </w:r>
+            <w:r>
               <w:br/>
-              <w:t>П5. Комментарий (#comment): не более 500 символов (длина считается без обрезки), поле необязательное. В разметке: maxlength=500, поэтому в браузере больше 500 символов ввести нельзя.</w:t>
+            </w:r>
+            <w:r>
+              <w:rPr>
+                <w:sz w:val="24"/>
+              </w:rPr>
+              <w:t xml:space="preserve">5. Посетитель вводит целое число в поле </w:t>
+            </w:r>
+            <w:r>
+              <w:rPr>
+                <w:b/>
+                <w:sz w:val="24"/>
+              </w:rPr>
+              <w:t>«Размер команды»</w:t>
+            </w:r>
+            <w:r>
+              <w:rPr>
+                <w:sz w:val="24"/>
+              </w:rPr>
+              <w:t xml:space="preserve"> (подсказка </w:t>
+            </w:r>
+            <w:r>
+              <w:rPr>
+                <w:b/>
+                <w:sz w:val="24"/>
+              </w:rPr>
+              <w:t>«Целое число от 0 до 500. Укажите 0, если работаете один.»</w:t>
+            </w:r>
+            <w:r>
+              <w:rPr>
+                <w:sz w:val="24"/>
+              </w:rPr>
+              <w:t>).</w:t>
+            </w:r>
+            <w:r>
               <w:br/>
-              <w:t>П6. Согласие (#consent): флажок обязательно отмечен.</w:t>
+            </w:r>
+            <w:r>
+              <w:rPr>
+                <w:sz w:val="24"/>
+              </w:rPr>
+              <w:t xml:space="preserve">6. Посетитель при желании вводит текст в поле </w:t>
+            </w:r>
+            <w:r>
+              <w:rPr>
+                <w:b/>
+                <w:sz w:val="24"/>
+              </w:rPr>
+              <w:t>«Комментарий (по желанию)»</w:t>
+            </w:r>
+            <w:r>
+              <w:rPr>
+                <w:sz w:val="24"/>
+              </w:rPr>
+              <w:t>.</w:t>
+            </w:r>
+            <w:r>
               <w:br/>
-              <w:t>Встроенная проверка браузера отключена (form.noValidate), показываются только собственные сообщения сайта.</w:t>
+            </w:r>
+            <w:r>
+              <w:rPr>
+                <w:sz w:val="24"/>
+              </w:rPr>
+              <w:t xml:space="preserve">7. Посетитель отмечает флажок </w:t>
+            </w:r>
+            <w:r>
+              <w:rPr>
+                <w:b/>
+                <w:sz w:val="24"/>
+              </w:rPr>
+              <w:t>«Согласен получать письма о запуске беты и с политикой конфиденциальности»</w:t>
+            </w:r>
+            <w:r>
+              <w:rPr>
+                <w:sz w:val="24"/>
+              </w:rPr>
+              <w:t>.</w:t>
+            </w:r>
+            <w:r>
+              <w:br/>
+            </w:r>
+            <w:r>
+              <w:rPr>
+                <w:sz w:val="24"/>
+              </w:rPr>
+              <w:t xml:space="preserve">8. Посетитель нажимает кнопку </w:t>
+            </w:r>
+            <w:r>
+              <w:rPr>
+                <w:b/>
+                <w:sz w:val="24"/>
+              </w:rPr>
+              <w:t>«Отправить»</w:t>
+            </w:r>
+            <w:r>
+              <w:rPr>
+                <w:sz w:val="24"/>
+              </w:rPr>
+              <w:t>.</w:t>
+            </w:r>
+            <w:r>
+              <w:br/>
+            </w:r>
+            <w:r>
+              <w:rPr>
+                <w:sz w:val="24"/>
+              </w:rPr>
+              <w:t xml:space="preserve">9. Система считывает шесть полей и проверяет каждое по правилам П1–П6 (функция </w:t>
+            </w:r>
+            <w:r>
+              <w:rPr>
+                <w:i/>
+                <w:sz w:val="24"/>
+              </w:rPr>
+              <w:t>validateWaitlist</w:t>
+            </w:r>
+            <w:r>
+              <w:rPr>
+                <w:sz w:val="24"/>
+              </w:rPr>
+              <w:t>).</w:t>
+            </w:r>
+            <w:r>
+              <w:br/>
+            </w:r>
+            <w:r>
+              <w:rPr>
+                <w:sz w:val="24"/>
+              </w:rPr>
+              <w:t xml:space="preserve">10. Система формирует запись {name, email, notation, team, comment, createdAt}, где name, email и comment очищены от пробелов по краям, team приведён к числу, createdAt — время в формате ISO 8601; добавляет запись в массив </w:t>
+            </w:r>
+            <w:r>
+              <w:rPr>
+                <w:i/>
+                <w:sz w:val="24"/>
+              </w:rPr>
+              <w:t>LocalStorage</w:t>
+            </w:r>
+            <w:r>
+              <w:rPr>
+                <w:sz w:val="24"/>
+              </w:rPr>
+              <w:t xml:space="preserve"> по ключу </w:t>
+            </w:r>
+            <w:r>
+              <w:rPr>
+                <w:i/>
+                <w:sz w:val="24"/>
+              </w:rPr>
+              <w:t>dslkit.waitlist</w:t>
+            </w:r>
+            <w:r>
+              <w:rPr>
+                <w:sz w:val="24"/>
+              </w:rPr>
+              <w:t xml:space="preserve"> и пишет в консоль </w:t>
+            </w:r>
+            <w:r>
+              <w:rPr>
+                <w:b/>
+                <w:sz w:val="24"/>
+              </w:rPr>
+              <w:t>«DSLKit: заявка сохранена в LocalStorage»</w:t>
+            </w:r>
+            <w:r>
+              <w:rPr>
+                <w:sz w:val="24"/>
+              </w:rPr>
+              <w:t xml:space="preserve"> с названием нотации.</w:t>
+            </w:r>
+            <w:r>
+              <w:br/>
+            </w:r>
+            <w:r>
+              <w:rPr>
+                <w:sz w:val="24"/>
+              </w:rPr>
+              <w:t xml:space="preserve">11. Система открывает страницу благодарности </w:t>
+            </w:r>
+            <w:r>
+              <w:rPr>
+                <w:i/>
+                <w:sz w:val="24"/>
+              </w:rPr>
+              <w:t>thanks.html</w:t>
+            </w:r>
+            <w:r>
+              <w:rPr>
+                <w:sz w:val="24"/>
+              </w:rPr>
+              <w:t xml:space="preserve"> (для английской версии en/</w:t>
+            </w:r>
+            <w:r>
+              <w:rPr>
+                <w:i/>
+                <w:sz w:val="24"/>
+              </w:rPr>
+              <w:t>thanks.html</w:t>
+            </w:r>
+            <w:r>
+              <w:rPr>
+                <w:sz w:val="24"/>
+              </w:rPr>
+              <w:t xml:space="preserve">) с заголовком </w:t>
+            </w:r>
+            <w:r>
+              <w:rPr>
+                <w:b/>
+                <w:sz w:val="24"/>
+              </w:rPr>
+              <w:t>«Спасибо, вы в списке беты»</w:t>
+            </w:r>
+            <w:r>
+              <w:rPr>
+                <w:sz w:val="24"/>
+              </w:rPr>
+              <w:t>.</w:t>
             </w:r>
           </w:p>
         </w:tc>
@@ -315,10 +962,14 @@
           <w:p>
             <w:r>
               <w:rPr>
+                <w:sz w:val="24"/>
+              </w:rPr>
+            </w:r>
+            <w:r>
+              <w:rPr>
                 <w:b/>
-                <w:sz w:val="24"/>
-              </w:rPr>
-              <w:t>Альтернативные потоки</w:t>
+              </w:rPr>
+              <w:t>Правила проверки полей</w:t>
             </w:r>
           </w:p>
         </w:tc>
@@ -329,17 +980,196 @@
           <w:p>
             <w:r>
               <w:rPr>
-                <w:sz w:val="24"/>
-              </w:rPr>
-              <w:t>A1. Одно или несколько полей не прошли проверку (шаг 9): под каждым неверным полем показывается красное сообщение (role=alert, например «Имя не принято: поле пустое, короче двух символов или содержит цифры и знаки…»), поле получает aria-invalid=true, фокус переходит на первое неверное поле в порядке имя, почта, нотация, команда, комментарий, согласие. Заявка не сохраняется, страница не меняется. Поле с ошибкой перепроверяется при каждом вводе, остальные при выходе из поля. После исправления сообщение скрывается. Сценарий продолжается с шага 8.</w:t>
+                <w:b/>
+                <w:sz w:val="24"/>
+              </w:rPr>
+              <w:t>П1</w:t>
+            </w:r>
+            <w:r>
+              <w:rPr>
+                <w:sz w:val="24"/>
+              </w:rPr>
+              <w:t>. Имя (</w:t>
+            </w:r>
+            <w:r>
+              <w:rPr>
+                <w:i/>
+                <w:sz w:val="24"/>
+              </w:rPr>
+              <w:t>#name</w:t>
+            </w:r>
+            <w:r>
+              <w:rPr>
+                <w:sz w:val="24"/>
+              </w:rPr>
+              <w:t>): 2–60 символов после обрезки пробелов, первый символ буква, далее буквы, пробел, апостроф, дефис. В разметке: minlength=2, maxlength=60.</w:t>
+            </w:r>
+            <w:r>
               <w:br/>
-              <w:t>A2. Согласие не отмечено (шаг 9): применяется A1; сообщение «Без согласия мы не можем отправить приглашение. Поставьте галочку, чтобы продолжить.»</w:t>
+            </w:r>
+            <w:r>
+              <w:rPr>
+                <w:b/>
+                <w:sz w:val="24"/>
+              </w:rPr>
+              <w:t>П2</w:t>
+            </w:r>
+            <w:r>
+              <w:rPr>
+                <w:sz w:val="24"/>
+              </w:rPr>
+              <w:t>. Почта (</w:t>
+            </w:r>
+            <w:r>
+              <w:rPr>
+                <w:i/>
+                <w:sz w:val="24"/>
+              </w:rPr>
+              <w:t>#email</w:t>
+            </w:r>
+            <w:r>
+              <w:rPr>
+                <w:sz w:val="24"/>
+              </w:rPr>
+              <w:t>): вид name@domain.zone без пробелов, зона не короче двух символов, не более 120 символов после обрезки. В разметке: type=email, maxlength=120.</w:t>
+            </w:r>
+            <w:r>
               <w:br/>
-              <w:t>A3. Посетитель закрывает страницу или уходит со страницы до шага 8: данные не сохраняются, состояние системы не меняется.</w:t>
+            </w:r>
+            <w:r>
+              <w:rPr>
+                <w:b/>
+                <w:sz w:val="24"/>
+              </w:rPr>
+              <w:t>П3</w:t>
+            </w:r>
+            <w:r>
+              <w:rPr>
+                <w:sz w:val="24"/>
+              </w:rPr>
+              <w:t>. Нотация (</w:t>
+            </w:r>
+            <w:r>
+              <w:rPr>
+                <w:i/>
+                <w:sz w:val="24"/>
+              </w:rPr>
+              <w:t>#notation</w:t>
+            </w:r>
+            <w:r>
+              <w:rPr>
+                <w:sz w:val="24"/>
+              </w:rPr>
+              <w:t xml:space="preserve">): idef0, dfd, erd, bpmn, uml или petri; пункт </w:t>
+            </w:r>
+            <w:r>
+              <w:rPr>
+                <w:b/>
+                <w:sz w:val="24"/>
+              </w:rPr>
+              <w:t>«Выберите нотацию»</w:t>
+            </w:r>
+            <w:r>
+              <w:rPr>
+                <w:sz w:val="24"/>
+              </w:rPr>
+              <w:t xml:space="preserve"> недопустим.</w:t>
+            </w:r>
+            <w:r>
               <w:br/>
-              <w:t>A4. Повторная заявка с тем же адресом (шаг 10): принимается как новая отдельная запись, сообщения о дубликате нет (дефект D-1).</w:t>
+            </w:r>
+            <w:r>
+              <w:rPr>
+                <w:b/>
+                <w:sz w:val="24"/>
+              </w:rPr>
+              <w:t>П4</w:t>
+            </w:r>
+            <w:r>
+              <w:rPr>
+                <w:sz w:val="24"/>
+              </w:rPr>
+              <w:t>. Размер команды (</w:t>
+            </w:r>
+            <w:r>
+              <w:rPr>
+                <w:i/>
+                <w:sz w:val="24"/>
+              </w:rPr>
+              <w:t>#team</w:t>
+            </w:r>
+            <w:r>
+              <w:rPr>
+                <w:sz w:val="24"/>
+              </w:rPr>
+              <w:t>): целое от 0 до 500; допускается строка из цифр; отрицательные, дробные и нечисловые значения недопустимы. В разметке: min=0, max=500, step=1.</w:t>
+            </w:r>
+            <w:r>
               <w:br/>
-              <w:t>A5. Повторное нажатие «Отправить» после успешной отправки (шаг 11): игнорируется, вторая запись не создаётся (флаг submitting).</w:t>
+            </w:r>
+            <w:r>
+              <w:rPr>
+                <w:b/>
+                <w:sz w:val="24"/>
+              </w:rPr>
+              <w:t>П5</w:t>
+            </w:r>
+            <w:r>
+              <w:rPr>
+                <w:sz w:val="24"/>
+              </w:rPr>
+              <w:t>. Комментарий (</w:t>
+            </w:r>
+            <w:r>
+              <w:rPr>
+                <w:i/>
+                <w:sz w:val="24"/>
+              </w:rPr>
+              <w:t>#comment</w:t>
+            </w:r>
+            <w:r>
+              <w:rPr>
+                <w:sz w:val="24"/>
+              </w:rPr>
+              <w:t>): не более 500 символов (длина считается без обрезки), поле необязательное. В разметке: maxlength=500, поэтому в браузере больше 500 символов ввести нельзя.</w:t>
+            </w:r>
+            <w:r>
+              <w:br/>
+            </w:r>
+            <w:r>
+              <w:rPr>
+                <w:b/>
+                <w:sz w:val="24"/>
+              </w:rPr>
+              <w:t>П6</w:t>
+            </w:r>
+            <w:r>
+              <w:rPr>
+                <w:sz w:val="24"/>
+              </w:rPr>
+              <w:t>. Согласие (</w:t>
+            </w:r>
+            <w:r>
+              <w:rPr>
+                <w:i/>
+                <w:sz w:val="24"/>
+              </w:rPr>
+              <w:t>#consent</w:t>
+            </w:r>
+            <w:r>
+              <w:rPr>
+                <w:sz w:val="24"/>
+              </w:rPr>
+              <w:t>): флажок обязательно отмечен.</w:t>
+            </w:r>
+            <w:r>
+              <w:br/>
+            </w:r>
+            <w:r>
+              <w:rPr>
+                <w:sz w:val="24"/>
+              </w:rPr>
+              <w:t>Встроенная проверка браузера отключена (form.noValidate), показываются только собственные сообщения сайта.</w:t>
             </w:r>
           </w:p>
         </w:tc>
@@ -353,10 +1183,14 @@
           <w:p>
             <w:r>
               <w:rPr>
+                <w:sz w:val="24"/>
+              </w:rPr>
+            </w:r>
+            <w:r>
+              <w:rPr>
                 <w:b/>
-                <w:sz w:val="24"/>
-              </w:rPr>
-              <w:t>Постусловия</w:t>
+              </w:rPr>
+              <w:t>Альтернативные потоки</w:t>
             </w:r>
           </w:p>
         </w:tc>
@@ -367,11 +1201,139 @@
           <w:p>
             <w:r>
               <w:rPr>
-                <w:sz w:val="24"/>
-              </w:rPr>
-              <w:t>Успех: массив dslkit.waitlist в LocalStorage длиннее на одну запись, открыта страница thanks.html (en/thanks.html).</w:t>
+                <w:b/>
+                <w:sz w:val="24"/>
+              </w:rPr>
+              <w:t>A1</w:t>
+            </w:r>
+            <w:r>
+              <w:rPr>
+                <w:sz w:val="24"/>
+              </w:rPr>
+              <w:t xml:space="preserve">. Одно или несколько полей не прошли проверку (шаг 9): под каждым неверным полем показывается красное сообщение (role=alert, например </w:t>
+            </w:r>
+            <w:r>
+              <w:rPr>
+                <w:b/>
+                <w:sz w:val="24"/>
+              </w:rPr>
+              <w:t>«Имя не принято: поле пустое, короче двух символов или содержит цифры и знаки…»</w:t>
+            </w:r>
+            <w:r>
+              <w:rPr>
+                <w:sz w:val="24"/>
+              </w:rPr>
+              <w:t xml:space="preserve">), поле получает aria-invalid=true, фокус переходит на первое неверное поле в порядке имя, почта, нотация, команда, комментарий, согласие. </w:t>
+            </w:r>
+            <w:r>
+              <w:rPr>
+                <w:b/>
+                <w:sz w:val="24"/>
+              </w:rPr>
+              <w:t>Заявка не сохраняется</w:t>
+            </w:r>
+            <w:r>
+              <w:rPr>
+                <w:sz w:val="24"/>
+              </w:rPr>
+              <w:t>, страница не меняется. Поле с ошибкой перепроверяется при каждом вводе, остальные при выходе из поля. После исправления сообщение скрывается. Сценарий продолжается с шага 8.</w:t>
+            </w:r>
+            <w:r>
               <w:br/>
-              <w:t>Ошибка проверки (A1, A2): записей не добавилось, посетитель остаётся на главной странице, введённые значения остаются в полях.</w:t>
+            </w:r>
+            <w:r>
+              <w:rPr>
+                <w:b/>
+                <w:sz w:val="24"/>
+              </w:rPr>
+              <w:t>A2</w:t>
+            </w:r>
+            <w:r>
+              <w:rPr>
+                <w:sz w:val="24"/>
+              </w:rPr>
+              <w:t xml:space="preserve">. Согласие не отмечено (шаг 9): применяется A1; сообщение </w:t>
+            </w:r>
+            <w:r>
+              <w:rPr>
+                <w:b/>
+                <w:sz w:val="24"/>
+              </w:rPr>
+              <w:t>«Без согласия мы не можем отправить приглашение. Поставьте галочку, чтобы продолжить.»</w:t>
+            </w:r>
+            <w:r>
+              <w:br/>
+            </w:r>
+            <w:r>
+              <w:rPr>
+                <w:b/>
+                <w:sz w:val="24"/>
+              </w:rPr>
+              <w:t>A3</w:t>
+            </w:r>
+            <w:r>
+              <w:rPr>
+                <w:sz w:val="24"/>
+              </w:rPr>
+              <w:t>. Посетитель закрывает страницу или уходит со страницы до шага 8: данные не сохраняются, состояние системы не меняется.</w:t>
+            </w:r>
+            <w:r>
+              <w:br/>
+            </w:r>
+            <w:r>
+              <w:rPr>
+                <w:b/>
+                <w:sz w:val="24"/>
+              </w:rPr>
+              <w:t>A4</w:t>
+            </w:r>
+            <w:r>
+              <w:rPr>
+                <w:sz w:val="24"/>
+              </w:rPr>
+              <w:t xml:space="preserve">. Повторная заявка с тем же адресом (шаг 10): </w:t>
+            </w:r>
+            <w:r>
+              <w:rPr>
+                <w:b/>
+                <w:sz w:val="24"/>
+              </w:rPr>
+              <w:t>принимается как новая отдельная запись</w:t>
+            </w:r>
+            <w:r>
+              <w:rPr>
+                <w:sz w:val="24"/>
+              </w:rPr>
+              <w:t>, сообщения о дубликате нет (дефект D-1).</w:t>
+            </w:r>
+            <w:r>
+              <w:br/>
+            </w:r>
+            <w:r>
+              <w:rPr>
+                <w:b/>
+                <w:sz w:val="24"/>
+              </w:rPr>
+              <w:t>A5</w:t>
+            </w:r>
+            <w:r>
+              <w:rPr>
+                <w:sz w:val="24"/>
+              </w:rPr>
+              <w:t xml:space="preserve">. Повторное нажатие </w:t>
+            </w:r>
+            <w:r>
+              <w:rPr>
+                <w:b/>
+                <w:sz w:val="24"/>
+              </w:rPr>
+              <w:t>«Отправить»</w:t>
+            </w:r>
+            <w:r>
+              <w:rPr>
+                <w:sz w:val="24"/>
+              </w:rPr>
+              <w:t xml:space="preserve"> после успешной отправки (шаг 11): игнорируется, вторая запись не создаётся (флаг submitting).</w:t>
             </w:r>
           </w:p>
         </w:tc>
@@ -385,10 +1347,14 @@
           <w:p>
             <w:r>
               <w:rPr>
+                <w:sz w:val="24"/>
+              </w:rPr>
+            </w:r>
+            <w:r>
+              <w:rPr>
                 <w:b/>
-                <w:sz w:val="24"/>
-              </w:rPr>
-              <w:t>Исключительные ситуации</w:t>
+              </w:rPr>
+              <w:t>Постусловия</w:t>
             </w:r>
           </w:p>
         </w:tc>
@@ -401,9 +1367,68 @@
               <w:rPr>
                 <w:sz w:val="24"/>
               </w:rPr>
-              <w:t>E1. Запись в LocalStorage не удалась (хранилище переполнено или запрещено, шаг 10): метод storage.set возвращает false, но система всё равно открывает страницу благодарности; сообщения об ошибке нет, заявка потеряна (дефект D-2).</w:t>
+              <w:t xml:space="preserve">Успех: массив </w:t>
+            </w:r>
+            <w:r>
+              <w:rPr>
+                <w:i/>
+                <w:sz w:val="24"/>
+              </w:rPr>
+              <w:t>dslkit.waitlist</w:t>
+            </w:r>
+            <w:r>
+              <w:rPr>
+                <w:sz w:val="24"/>
+              </w:rPr>
+              <w:t xml:space="preserve"> в </w:t>
+            </w:r>
+            <w:r>
+              <w:rPr>
+                <w:i/>
+                <w:sz w:val="24"/>
+              </w:rPr>
+              <w:t>LocalStorage</w:t>
+            </w:r>
+            <w:r>
+              <w:rPr>
+                <w:sz w:val="24"/>
+              </w:rPr>
+              <w:t xml:space="preserve"> длиннее на одну запись, открыта страница </w:t>
+            </w:r>
+            <w:r>
+              <w:rPr>
+                <w:i/>
+                <w:sz w:val="24"/>
+              </w:rPr>
+              <w:t>thanks.html</w:t>
+            </w:r>
+            <w:r>
+              <w:rPr>
+                <w:sz w:val="24"/>
+              </w:rPr>
+              <w:t xml:space="preserve"> (en/</w:t>
+            </w:r>
+            <w:r>
+              <w:rPr>
+                <w:i/>
+                <w:sz w:val="24"/>
+              </w:rPr>
+              <w:t>thanks.html</w:t>
+            </w:r>
+            <w:r>
+              <w:rPr>
+                <w:sz w:val="24"/>
+              </w:rPr>
+              <w:t>).</w:t>
+            </w:r>
+            <w:r>
               <w:br/>
-              <w:t>E2. LocalStorage недоступен совсем (getStorage использует временное хранилище в памяти): заявка живёт только до закрытия страницы, посетитель видит страницу благодарности.</w:t>
+            </w:r>
+            <w:r>
+              <w:rPr>
+                <w:sz w:val="24"/>
+              </w:rPr>
+              <w:t>Ошибка проверки (A1, A2): записей не добавилось, посетитель остаётся на главной странице, введённые значения остаются в полях.</w:t>
             </w:r>
           </w:p>
         </w:tc>
@@ -417,10 +1442,14 @@
           <w:p>
             <w:r>
               <w:rPr>
+                <w:sz w:val="24"/>
+              </w:rPr>
+            </w:r>
+            <w:r>
+              <w:rPr>
                 <w:b/>
-                <w:sz w:val="24"/>
-              </w:rPr>
-              <w:t>Связанные требования</w:t>
+              </w:rPr>
+              <w:t>Исключительные ситуации</w:t>
             </w:r>
           </w:p>
         </w:tc>
@@ -431,15 +1460,110 @@
           <w:p>
             <w:r>
               <w:rPr>
-                <w:sz w:val="24"/>
-              </w:rPr>
-              <w:t>R4 — Форма заявки и валидация</w:t>
+                <w:b/>
+                <w:sz w:val="24"/>
+              </w:rPr>
+              <w:t>E1</w:t>
+            </w:r>
+            <w:r>
+              <w:rPr>
+                <w:sz w:val="24"/>
+              </w:rPr>
+              <w:t xml:space="preserve">. Запись в </w:t>
+            </w:r>
+            <w:r>
+              <w:rPr>
+                <w:i/>
+                <w:sz w:val="24"/>
+              </w:rPr>
+              <w:t>LocalStorage</w:t>
+            </w:r>
+            <w:r>
+              <w:rPr>
+                <w:sz w:val="24"/>
+              </w:rPr>
+              <w:t xml:space="preserve"> не удалась (хранилище переполнено или запрещено, шаг 10): метод </w:t>
+            </w:r>
+            <w:r>
+              <w:rPr>
+                <w:i/>
+                <w:sz w:val="24"/>
+              </w:rPr>
+              <w:t>storage.set</w:t>
+            </w:r>
+            <w:r>
+              <w:rPr>
+                <w:sz w:val="24"/>
+              </w:rPr>
+              <w:t xml:space="preserve"> возвращает false, но система всё равно открывает страницу благодарности; </w:t>
+            </w:r>
+            <w:r>
+              <w:rPr>
+                <w:b/>
+                <w:sz w:val="24"/>
+              </w:rPr>
+              <w:t>сообщения об ошибке нет</w:t>
+            </w:r>
+            <w:r>
+              <w:rPr>
+                <w:sz w:val="24"/>
+              </w:rPr>
+              <w:t xml:space="preserve">, </w:t>
+            </w:r>
+            <w:r>
+              <w:rPr>
+                <w:b/>
+                <w:sz w:val="24"/>
+              </w:rPr>
+              <w:t>заявка потеряна</w:t>
+            </w:r>
+            <w:r>
+              <w:rPr>
+                <w:sz w:val="24"/>
+              </w:rPr>
+              <w:t xml:space="preserve"> (дефект D-2).</w:t>
+            </w:r>
+            <w:r>
               <w:br/>
-              <w:t>R1 — Доступность страниц (главная, thanks.html, privacy.html)</w:t>
-              <w:br/>
-              <w:t>R6 — Разметка и локализация (русская и английская версии)</w:t>
-              <w:br/>
-              <w:t>R9 — Локальное хранилище</w:t>
+            </w:r>
+            <w:r>
+              <w:rPr>
+                <w:b/>
+                <w:sz w:val="24"/>
+              </w:rPr>
+              <w:t>E2</w:t>
+            </w:r>
+            <w:r>
+              <w:rPr>
+                <w:sz w:val="24"/>
+              </w:rPr>
+              <w:t xml:space="preserve">. </w:t>
+            </w:r>
+            <w:r>
+              <w:rPr>
+                <w:i/>
+                <w:sz w:val="24"/>
+              </w:rPr>
+              <w:t>LocalStorage</w:t>
+            </w:r>
+            <w:r>
+              <w:rPr>
+                <w:sz w:val="24"/>
+              </w:rPr>
+              <w:t xml:space="preserve"> недоступен совсем (</w:t>
+            </w:r>
+            <w:r>
+              <w:rPr>
+                <w:i/>
+                <w:sz w:val="24"/>
+              </w:rPr>
+              <w:t>getStorage</w:t>
+            </w:r>
+            <w:r>
+              <w:rPr>
+                <w:sz w:val="24"/>
+              </w:rPr>
+              <w:t xml:space="preserve"> использует временное хранилище в памяти): заявка живёт только до закрытия страницы, посетитель видит страницу благодарности.</w:t>
             </w:r>
           </w:p>
         </w:tc>
@@ -453,10 +1577,14 @@
           <w:p>
             <w:r>
               <w:rPr>
+                <w:sz w:val="24"/>
+              </w:rPr>
+            </w:r>
+            <w:r>
+              <w:rPr>
                 <w:b/>
-                <w:sz w:val="24"/>
-              </w:rPr>
-              <w:t>Подзадачи</w:t>
+              </w:rPr>
+              <w:t>Связанные требования</w:t>
             </w:r>
           </w:p>
         </w:tc>
@@ -467,17 +1595,90 @@
           <w:p>
             <w:r>
               <w:rPr>
-                <w:sz w:val="24"/>
-              </w:rPr>
-              <w:t>UC-01.1 — Показ формы и подсказок к полям</w:t>
+                <w:b/>
+                <w:sz w:val="24"/>
+              </w:rPr>
+              <w:t>R4</w:t>
+            </w:r>
+            <w:r>
+              <w:rPr>
+                <w:sz w:val="24"/>
+              </w:rPr>
+              <w:t xml:space="preserve"> — Форма заявки и валидация</w:t>
+            </w:r>
+            <w:r>
               <w:br/>
-              <w:t>UC-01.2 — Чтение, очистка и проверка значений по П1–П6</w:t>
+            </w:r>
+            <w:r>
+              <w:rPr>
+                <w:b/>
+                <w:sz w:val="24"/>
+              </w:rPr>
+              <w:t>R1</w:t>
+            </w:r>
+            <w:r>
+              <w:rPr>
+                <w:sz w:val="24"/>
+              </w:rPr>
+              <w:t xml:space="preserve"> — Доступность страниц (главная, </w:t>
+            </w:r>
+            <w:r>
+              <w:rPr>
+                <w:i/>
+                <w:sz w:val="24"/>
+              </w:rPr>
+              <w:t>thanks.html</w:t>
+            </w:r>
+            <w:r>
+              <w:rPr>
+                <w:sz w:val="24"/>
+              </w:rPr>
+              <w:t xml:space="preserve">, </w:t>
+            </w:r>
+            <w:r>
+              <w:rPr>
+                <w:i/>
+                <w:sz w:val="24"/>
+              </w:rPr>
+              <w:t>privacy.html</w:t>
+            </w:r>
+            <w:r>
+              <w:rPr>
+                <w:sz w:val="24"/>
+              </w:rPr>
+              <w:t>)</w:t>
+            </w:r>
+            <w:r>
               <w:br/>
-              <w:t>UC-01.3 — Показ ошибок, фокус и повторная проверка</w:t>
+            </w:r>
+            <w:r>
+              <w:rPr>
+                <w:b/>
+                <w:sz w:val="24"/>
+              </w:rPr>
+              <w:t>R6</w:t>
+            </w:r>
+            <w:r>
+              <w:rPr>
+                <w:sz w:val="24"/>
+              </w:rPr>
+              <w:t xml:space="preserve"> — Разметка и локализация (русская и английская версии)</w:t>
+            </w:r>
+            <w:r>
               <w:br/>
-              <w:t>UC-01.4 — Сохранение заявки в LocalStorage</w:t>
-              <w:br/>
-              <w:t>UC-01.5 — Переход на страницу благодарности</w:t>
+            </w:r>
+            <w:r>
+              <w:rPr>
+                <w:b/>
+                <w:sz w:val="24"/>
+              </w:rPr>
+              <w:t>R9</w:t>
+            </w:r>
+            <w:r>
+              <w:rPr>
+                <w:sz w:val="24"/>
+              </w:rPr>
+              <w:t xml:space="preserve"> — Локальное хранилище</w:t>
             </w:r>
           </w:p>
         </w:tc>
@@ -491,10 +1692,14 @@
           <w:p>
             <w:r>
               <w:rPr>
+                <w:sz w:val="24"/>
+              </w:rPr>
+            </w:r>
+            <w:r>
+              <w:rPr>
                 <w:b/>
-                <w:sz w:val="24"/>
-              </w:rPr>
-              <w:t>Связанные задачи и use case</w:t>
+              </w:rPr>
+              <w:t>Подзадачи</w:t>
             </w:r>
           </w:p>
         </w:tc>
@@ -505,15 +1710,87 @@
           <w:p>
             <w:r>
               <w:rPr>
-                <w:sz w:val="24"/>
-              </w:rPr>
-              <w:t>UC-00 — Прочитать политику конфиденциальности (ссылка в тексте согласия, privacy.html)</w:t>
+                <w:b/>
+                <w:sz w:val="24"/>
+              </w:rPr>
+              <w:t>UC-01.1</w:t>
+            </w:r>
+            <w:r>
+              <w:rPr>
+                <w:sz w:val="24"/>
+              </w:rPr>
+              <w:t xml:space="preserve"> — Показ формы и подсказок к полям</w:t>
+            </w:r>
+            <w:r>
               <w:br/>
-              <w:t>UC-02 — Выбрать нотацию на карточке и перейти к записи (ссылки «Записаться в бету: UML», «…: BPMN»)</w:t>
+            </w:r>
+            <w:r>
+              <w:rPr>
+                <w:b/>
+                <w:sz w:val="24"/>
+              </w:rPr>
+              <w:t>UC-01.2</w:t>
+            </w:r>
+            <w:r>
+              <w:rPr>
+                <w:sz w:val="24"/>
+              </w:rPr>
+              <w:t xml:space="preserve"> — Чтение, очистка и проверка значений по П1–П6</w:t>
+            </w:r>
+            <w:r>
               <w:br/>
-              <w:t>D-1 — Повторные заявки принимаются</w:t>
+            </w:r>
+            <w:r>
+              <w:rPr>
+                <w:b/>
+                <w:sz w:val="24"/>
+              </w:rPr>
+              <w:t>UC-01.3</w:t>
+            </w:r>
+            <w:r>
+              <w:rPr>
+                <w:sz w:val="24"/>
+              </w:rPr>
+              <w:t xml:space="preserve"> — Показ ошибок, фокус и повторная проверка</w:t>
+            </w:r>
+            <w:r>
               <w:br/>
-              <w:t>D-2 — Потеря заявки при сбое хранилища</w:t>
+            </w:r>
+            <w:r>
+              <w:rPr>
+                <w:b/>
+                <w:sz w:val="24"/>
+              </w:rPr>
+              <w:t>UC-01.4</w:t>
+            </w:r>
+            <w:r>
+              <w:rPr>
+                <w:sz w:val="24"/>
+              </w:rPr>
+              <w:t xml:space="preserve"> — Сохранение заявки в </w:t>
+            </w:r>
+            <w:r>
+              <w:rPr>
+                <w:i/>
+                <w:sz w:val="24"/>
+              </w:rPr>
+              <w:t>LocalStorage</w:t>
+            </w:r>
+            <w:r>
+              <w:br/>
+            </w:r>
+            <w:r>
+              <w:rPr>
+                <w:b/>
+                <w:sz w:val="24"/>
+              </w:rPr>
+              <w:t>UC-01.5</w:t>
+            </w:r>
+            <w:r>
+              <w:rPr>
+                <w:sz w:val="24"/>
+              </w:rPr>
+              <w:t xml:space="preserve"> — Переход на страницу благодарности</w:t>
             </w:r>
           </w:p>
         </w:tc>
@@ -527,10 +1804,14 @@
           <w:p>
             <w:r>
               <w:rPr>
+                <w:sz w:val="24"/>
+              </w:rPr>
+            </w:r>
+            <w:r>
+              <w:rPr>
                 <w:b/>
-                <w:sz w:val="24"/>
-              </w:rPr>
-              <w:t>Реализация</w:t>
+              </w:rPr>
+              <w:t>Связанные задачи и use case</w:t>
             </w:r>
           </w:p>
         </w:tc>
@@ -541,17 +1822,103 @@
           <w:p>
             <w:r>
               <w:rPr>
-                <w:sz w:val="24"/>
-              </w:rPr>
-              <w:t>IMPL-01 — site/index.html: разметка формы #waitlist-form</w:t>
+                <w:b/>
+                <w:sz w:val="24"/>
+              </w:rPr>
+              <w:t>UC-00</w:t>
+            </w:r>
+            <w:r>
+              <w:rPr>
+                <w:sz w:val="24"/>
+              </w:rPr>
+              <w:t xml:space="preserve"> — Прочитать политику конфиденциальности (ссылка в тексте согласия, </w:t>
+            </w:r>
+            <w:r>
+              <w:rPr>
+                <w:i/>
+                <w:sz w:val="24"/>
+              </w:rPr>
+              <w:t>privacy.html</w:t>
+            </w:r>
+            <w:r>
+              <w:rPr>
+                <w:sz w:val="24"/>
+              </w:rPr>
+              <w:t>)</w:t>
+            </w:r>
+            <w:r>
               <w:br/>
-              <w:t>IMPL-02 — site/js/components/waitlist-form.js: initWaitlistForm, показ ошибок, отправка</w:t>
+            </w:r>
+            <w:r>
+              <w:rPr>
+                <w:b/>
+                <w:sz w:val="24"/>
+              </w:rPr>
+              <w:t>UC-02</w:t>
+            </w:r>
+            <w:r>
+              <w:rPr>
+                <w:sz w:val="24"/>
+              </w:rPr>
+              <w:t xml:space="preserve"> — Выбрать нотацию на карточке и перейти к записи (ссылки </w:t>
+            </w:r>
+            <w:r>
+              <w:rPr>
+                <w:b/>
+                <w:sz w:val="24"/>
+              </w:rPr>
+              <w:t>«Записаться в бету: UML»</w:t>
+            </w:r>
+            <w:r>
+              <w:rPr>
+                <w:sz w:val="24"/>
+              </w:rPr>
+              <w:t xml:space="preserve">, </w:t>
+            </w:r>
+            <w:r>
+              <w:rPr>
+                <w:b/>
+                <w:sz w:val="24"/>
+              </w:rPr>
+              <w:t>«…: BPMN»</w:t>
+            </w:r>
+            <w:r>
+              <w:rPr>
+                <w:sz w:val="24"/>
+              </w:rPr>
+              <w:t>)</w:t>
+            </w:r>
+            <w:r>
               <w:br/>
-              <w:t>IMPL-03 — site/js/utils/validation.js: validateWaitlist и правила П1–П6</w:t>
+            </w:r>
+            <w:r>
+              <w:rPr>
+                <w:b/>
+                <w:sz w:val="24"/>
+              </w:rPr>
+              <w:t>D-1</w:t>
+            </w:r>
+            <w:r>
+              <w:rPr>
+                <w:sz w:val="24"/>
+              </w:rPr>
+              <w:t xml:space="preserve"> — Повторные заявки принимаются</w:t>
+            </w:r>
+            <w:r>
               <w:br/>
-              <w:t>IMPL-04 — site/js/utils/storage.js: createStorage, getStorage</w:t>
-              <w:br/>
-              <w:t>IMPL-05 — site/thanks.html и site/en/thanks.html: страница благодарности</w:t>
+            </w:r>
+            <w:r>
+              <w:rPr>
+                <w:b/>
+                <w:sz w:val="24"/>
+              </w:rPr>
+              <w:t>D-2</w:t>
+            </w:r>
+            <w:r>
+              <w:rPr>
+                <w:sz w:val="24"/>
+              </w:rPr>
+              <w:t xml:space="preserve"> — Потеря заявки при сбое хранилища</w:t>
             </w:r>
           </w:p>
         </w:tc>
@@ -565,10 +1932,14 @@
           <w:p>
             <w:r>
               <w:rPr>
+                <w:sz w:val="24"/>
+              </w:rPr>
+            </w:r>
+            <w:r>
+              <w:rPr>
                 <w:b/>
-                <w:sz w:val="24"/>
-              </w:rPr>
-              <w:t>Тест-кейсы и проверки</w:t>
+              </w:rPr>
+              <w:t>Реализация</w:t>
             </w:r>
           </w:p>
         </w:tc>
@@ -579,29 +1950,198 @@
           <w:p>
             <w:r>
               <w:rPr>
-                <w:sz w:val="24"/>
-              </w:rPr>
-              <w:t>TC-WL-001 — Все поля корректны</w:t>
+                <w:b/>
+                <w:sz w:val="24"/>
+              </w:rPr>
+              <w:t>IMPL-01</w:t>
+            </w:r>
+            <w:r>
+              <w:rPr>
+                <w:sz w:val="24"/>
+              </w:rPr>
+              <w:t xml:space="preserve"> — </w:t>
+            </w:r>
+            <w:r>
+              <w:rPr>
+                <w:i/>
+                <w:sz w:val="24"/>
+              </w:rPr>
+              <w:t>site/index.html</w:t>
+            </w:r>
+            <w:r>
+              <w:rPr>
+                <w:sz w:val="24"/>
+              </w:rPr>
+              <w:t xml:space="preserve">: разметка формы </w:t>
+            </w:r>
+            <w:r>
+              <w:rPr>
+                <w:i/>
+                <w:sz w:val="24"/>
+              </w:rPr>
+              <w:t>#waitlist-form</w:t>
+            </w:r>
+            <w:r>
               <w:br/>
-              <w:t>TC-WL-002…007 — Имя: границы и недопустимые символы (П1)</w:t>
+            </w:r>
+            <w:r>
+              <w:rPr>
+                <w:b/>
+                <w:sz w:val="24"/>
+              </w:rPr>
+              <w:t>IMPL-02</w:t>
+            </w:r>
+            <w:r>
+              <w:rPr>
+                <w:sz w:val="24"/>
+              </w:rPr>
+              <w:t xml:space="preserve"> — </w:t>
+            </w:r>
+            <w:r>
+              <w:rPr>
+                <w:i/>
+                <w:sz w:val="24"/>
+              </w:rPr>
+              <w:t>site/js/components/waitlist-form.js</w:t>
+            </w:r>
+            <w:r>
+              <w:rPr>
+                <w:sz w:val="24"/>
+              </w:rPr>
+              <w:t xml:space="preserve">: </w:t>
+            </w:r>
+            <w:r>
+              <w:rPr>
+                <w:i/>
+                <w:sz w:val="24"/>
+              </w:rPr>
+              <w:t>initWaitlistForm</w:t>
+            </w:r>
+            <w:r>
+              <w:rPr>
+                <w:sz w:val="24"/>
+              </w:rPr>
+              <w:t>, показ ошибок, отправка</w:t>
+            </w:r>
+            <w:r>
               <w:br/>
-              <w:t>TC-WL-008…011 — Почта: формат и длина (П2)</w:t>
+            </w:r>
+            <w:r>
+              <w:rPr>
+                <w:b/>
+                <w:sz w:val="24"/>
+              </w:rPr>
+              <w:t>IMPL-03</w:t>
+            </w:r>
+            <w:r>
+              <w:rPr>
+                <w:sz w:val="24"/>
+              </w:rPr>
+              <w:t xml:space="preserve"> — </w:t>
+            </w:r>
+            <w:r>
+              <w:rPr>
+                <w:i/>
+                <w:sz w:val="24"/>
+              </w:rPr>
+              <w:t>site/js/utils/validation.js</w:t>
+            </w:r>
+            <w:r>
+              <w:rPr>
+                <w:sz w:val="24"/>
+              </w:rPr>
+              <w:t xml:space="preserve">: </w:t>
+            </w:r>
+            <w:r>
+              <w:rPr>
+                <w:i/>
+                <w:sz w:val="24"/>
+              </w:rPr>
+              <w:t>validateWaitlist</w:t>
+            </w:r>
+            <w:r>
+              <w:rPr>
+                <w:sz w:val="24"/>
+              </w:rPr>
+              <w:t xml:space="preserve"> и правила П1–П6</w:t>
+            </w:r>
+            <w:r>
               <w:br/>
-              <w:t>TC-WL-012…017 — Размер команды: границы и тип (П4)</w:t>
+            </w:r>
+            <w:r>
+              <w:rPr>
+                <w:b/>
+                <w:sz w:val="24"/>
+              </w:rPr>
+              <w:t>IMPL-04</w:t>
+            </w:r>
+            <w:r>
+              <w:rPr>
+                <w:sz w:val="24"/>
+              </w:rPr>
+              <w:t xml:space="preserve"> — </w:t>
+            </w:r>
+            <w:r>
+              <w:rPr>
+                <w:i/>
+                <w:sz w:val="24"/>
+              </w:rPr>
+              <w:t>site/js/utils/storage.js</w:t>
+            </w:r>
+            <w:r>
+              <w:rPr>
+                <w:sz w:val="24"/>
+              </w:rPr>
+              <w:t xml:space="preserve">: createStorage, </w:t>
+            </w:r>
+            <w:r>
+              <w:rPr>
+                <w:i/>
+                <w:sz w:val="24"/>
+              </w:rPr>
+              <w:t>getStorage</w:t>
+            </w:r>
+            <w:r>
               <w:br/>
-              <w:t>TC-WL-018 — Нотация вне списка (П3)</w:t>
-              <w:br/>
-              <w:t>TC-WL-019, 020 — Комментарий: граница 500 (П5)</w:t>
-              <w:br/>
-              <w:t>TC-WL-021 — Согласие не дано (П6)</w:t>
-              <w:br/>
-              <w:t>TC-WL-022 — Пустая форма (A1)</w:t>
-              <w:br/>
-              <w:t>SM-07 — Форма заявки есть на главной</w:t>
-              <w:br/>
-              <w:t>CP-35 — Валидация корректной заявки</w:t>
-              <w:br/>
-              <w:t>CP-36 — У полей есть подписи и сообщения об ошибках</w:t>
+            </w:r>
+            <w:r>
+              <w:rPr>
+                <w:b/>
+                <w:sz w:val="24"/>
+              </w:rPr>
+              <w:t>IMPL-05</w:t>
+            </w:r>
+            <w:r>
+              <w:rPr>
+                <w:sz w:val="24"/>
+              </w:rPr>
+              <w:t xml:space="preserve"> — </w:t>
+            </w:r>
+            <w:r>
+              <w:rPr>
+                <w:i/>
+                <w:sz w:val="24"/>
+              </w:rPr>
+              <w:t>site/thanks.html</w:t>
+            </w:r>
+            <w:r>
+              <w:rPr>
+                <w:sz w:val="24"/>
+              </w:rPr>
+              <w:t xml:space="preserve"> и </w:t>
+            </w:r>
+            <w:r>
+              <w:rPr>
+                <w:i/>
+                <w:sz w:val="24"/>
+              </w:rPr>
+              <w:t>site/en/thanks.html</w:t>
+            </w:r>
+            <w:r>
+              <w:rPr>
+                <w:sz w:val="24"/>
+              </w:rPr>
+              <w:t>: страница благодарности</w:t>
             </w:r>
           </w:p>
         </w:tc>
@@ -615,10 +2155,14 @@
           <w:p>
             <w:r>
               <w:rPr>
+                <w:sz w:val="24"/>
+              </w:rPr>
+            </w:r>
+            <w:r>
+              <w:rPr>
                 <w:b/>
-                <w:sz w:val="24"/>
-              </w:rPr>
-              <w:t>Скриншоты интерфейса</w:t>
+              </w:rPr>
+              <w:t>Тест-кейсы и проверки</w:t>
             </w:r>
           </w:p>
         </w:tc>
@@ -629,21 +2173,176 @@
           <w:p>
             <w:r>
               <w:rPr>
-                <w:sz w:val="24"/>
-              </w:rPr>
-              <w:t>SCR-01 — Главная страница, русская версия (01-home.png)</w:t>
+                <w:b/>
+                <w:sz w:val="24"/>
+              </w:rPr>
+              <w:t>TC-WL-001</w:t>
+            </w:r>
+            <w:r>
+              <w:rPr>
+                <w:sz w:val="24"/>
+              </w:rPr>
+              <w:t xml:space="preserve"> — Все поля корректны</w:t>
+            </w:r>
+            <w:r>
               <w:br/>
-              <w:t>SCR-02 — Главная страница, английская версия (02-home-en.png)</w:t>
+            </w:r>
+            <w:r>
+              <w:rPr>
+                <w:b/>
+                <w:sz w:val="24"/>
+              </w:rPr>
+              <w:t>TC-WL-002…007</w:t>
+            </w:r>
+            <w:r>
+              <w:rPr>
+                <w:sz w:val="24"/>
+              </w:rPr>
+              <w:t xml:space="preserve"> — Имя: границы и недопустимые символы (П1)</w:t>
+            </w:r>
+            <w:r>
               <w:br/>
-              <w:t>SCR-03 — Форма заявки: ошибки при пустой отправке (03-form-errors.png)</w:t>
+            </w:r>
+            <w:r>
+              <w:rPr>
+                <w:b/>
+                <w:sz w:val="24"/>
+              </w:rPr>
+              <w:t>TC-WL-008…011</w:t>
+            </w:r>
+            <w:r>
+              <w:rPr>
+                <w:sz w:val="24"/>
+              </w:rPr>
+              <w:t xml:space="preserve"> — Почта: формат и длина (П2)</w:t>
+            </w:r>
+            <w:r>
               <w:br/>
-              <w:t>SCR-04 — Форма заявки: заполнена корректными данными (04-form-filled.png)</w:t>
+            </w:r>
+            <w:r>
+              <w:rPr>
+                <w:b/>
+                <w:sz w:val="24"/>
+              </w:rPr>
+              <w:t>TC-WL-012…017</w:t>
+            </w:r>
+            <w:r>
+              <w:rPr>
+                <w:sz w:val="24"/>
+              </w:rPr>
+              <w:t xml:space="preserve"> — Размер команды: границы и тип (П4)</w:t>
+            </w:r>
+            <w:r>
               <w:br/>
-              <w:t>SCR-05 — Страница благодарности (05-form-submitted.png)</w:t>
+            </w:r>
+            <w:r>
+              <w:rPr>
+                <w:b/>
+                <w:sz w:val="24"/>
+              </w:rPr>
+              <w:t>TC-WL-018</w:t>
+            </w:r>
+            <w:r>
+              <w:rPr>
+                <w:sz w:val="24"/>
+              </w:rPr>
+              <w:t xml:space="preserve"> — Нотация вне списка (П3)</w:t>
+            </w:r>
+            <w:r>
               <w:br/>
-              <w:t>SCR-06 — Запись заявки в LocalStorage (12-uc-storage-record.png)</w:t>
+            </w:r>
+            <w:r>
+              <w:rPr>
+                <w:b/>
+                <w:sz w:val="24"/>
+              </w:rPr>
+              <w:t>TC-WL-019, 020</w:t>
+            </w:r>
+            <w:r>
+              <w:rPr>
+                <w:sz w:val="24"/>
+              </w:rPr>
+              <w:t xml:space="preserve"> — Комментарий: граница 500 (П5)</w:t>
+            </w:r>
+            <w:r>
               <w:br/>
-              <w:t>SCR-07 — Сбой записи: страница благодарности без ошибки (13-uc-storage-failure.png)</w:t>
+            </w:r>
+            <w:r>
+              <w:rPr>
+                <w:b/>
+                <w:sz w:val="24"/>
+              </w:rPr>
+              <w:t>TC-WL-021</w:t>
+            </w:r>
+            <w:r>
+              <w:rPr>
+                <w:sz w:val="24"/>
+              </w:rPr>
+              <w:t xml:space="preserve"> — Согласие не дано (П6)</w:t>
+            </w:r>
+            <w:r>
+              <w:br/>
+            </w:r>
+            <w:r>
+              <w:rPr>
+                <w:b/>
+                <w:sz w:val="24"/>
+              </w:rPr>
+              <w:t>TC-WL-022</w:t>
+            </w:r>
+            <w:r>
+              <w:rPr>
+                <w:sz w:val="24"/>
+              </w:rPr>
+              <w:t xml:space="preserve"> — Пустая форма (A1)</w:t>
+            </w:r>
+            <w:r>
+              <w:br/>
+            </w:r>
+            <w:r>
+              <w:rPr>
+                <w:b/>
+                <w:sz w:val="24"/>
+              </w:rPr>
+              <w:t>SM-07</w:t>
+            </w:r>
+            <w:r>
+              <w:rPr>
+                <w:sz w:val="24"/>
+              </w:rPr>
+              <w:t xml:space="preserve"> — Форма заявки есть на главной</w:t>
+            </w:r>
+            <w:r>
+              <w:br/>
+            </w:r>
+            <w:r>
+              <w:rPr>
+                <w:b/>
+                <w:sz w:val="24"/>
+              </w:rPr>
+              <w:t>CP-35</w:t>
+            </w:r>
+            <w:r>
+              <w:rPr>
+                <w:sz w:val="24"/>
+              </w:rPr>
+              <w:t xml:space="preserve"> — Валидация корректной заявки</w:t>
+            </w:r>
+            <w:r>
+              <w:br/>
+            </w:r>
+            <w:r>
+              <w:rPr>
+                <w:b/>
+                <w:sz w:val="24"/>
+              </w:rPr>
+              <w:t>CP-36</w:t>
+            </w:r>
+            <w:r>
+              <w:rPr>
+                <w:sz w:val="24"/>
+              </w:rPr>
+              <w:t xml:space="preserve"> — У полей есть подписи и сообщения об ошибках</w:t>
             </w:r>
           </w:p>
         </w:tc>
@@ -657,8 +2356,162 @@
           <w:p>
             <w:r>
               <w:rPr>
+                <w:sz w:val="24"/>
+              </w:rPr>
+            </w:r>
+            <w:r>
+              <w:rPr>
                 <w:b/>
-                <w:sz w:val="24"/>
+              </w:rPr>
+              <w:t>Скриншоты интерфейса</w:t>
+            </w:r>
+          </w:p>
+        </w:tc>
+        <w:tc>
+          <w:tcPr>
+            <w:tcW w:type="dxa" w:w="7370"/>
+          </w:tcPr>
+          <w:p>
+            <w:r>
+              <w:rPr>
+                <w:b/>
+                <w:sz w:val="24"/>
+              </w:rPr>
+              <w:t>SCR-01</w:t>
+            </w:r>
+            <w:r>
+              <w:rPr>
+                <w:sz w:val="24"/>
+              </w:rPr>
+              <w:t xml:space="preserve"> — Главная страница, русская версия (01-home.png)</w:t>
+            </w:r>
+            <w:r>
+              <w:br/>
+            </w:r>
+            <w:r>
+              <w:rPr>
+                <w:b/>
+                <w:sz w:val="24"/>
+              </w:rPr>
+              <w:t>SCR-02</w:t>
+            </w:r>
+            <w:r>
+              <w:rPr>
+                <w:sz w:val="24"/>
+              </w:rPr>
+              <w:t xml:space="preserve"> — Главная страница, английская версия (02-home-en.png)</w:t>
+            </w:r>
+            <w:r>
+              <w:br/>
+            </w:r>
+            <w:r>
+              <w:rPr>
+                <w:b/>
+                <w:sz w:val="24"/>
+              </w:rPr>
+              <w:t>SCR-03</w:t>
+            </w:r>
+            <w:r>
+              <w:rPr>
+                <w:sz w:val="24"/>
+              </w:rPr>
+              <w:t xml:space="preserve"> — Форма заявки: ошибки при пустой отправке (03-form-errors.png)</w:t>
+            </w:r>
+            <w:r>
+              <w:br/>
+            </w:r>
+            <w:r>
+              <w:rPr>
+                <w:b/>
+                <w:sz w:val="24"/>
+              </w:rPr>
+              <w:t>SCR-04</w:t>
+            </w:r>
+            <w:r>
+              <w:rPr>
+                <w:sz w:val="24"/>
+              </w:rPr>
+              <w:t xml:space="preserve"> — Форма заявки: заполнена корректными данными (04-form-filled.png)</w:t>
+            </w:r>
+            <w:r>
+              <w:br/>
+            </w:r>
+            <w:r>
+              <w:rPr>
+                <w:b/>
+                <w:sz w:val="24"/>
+              </w:rPr>
+              <w:t>SCR-05</w:t>
+            </w:r>
+            <w:r>
+              <w:rPr>
+                <w:sz w:val="24"/>
+              </w:rPr>
+              <w:t xml:space="preserve"> — Страница благодарности (05-form-submitted.png)</w:t>
+            </w:r>
+            <w:r>
+              <w:br/>
+            </w:r>
+            <w:r>
+              <w:rPr>
+                <w:b/>
+                <w:sz w:val="24"/>
+              </w:rPr>
+              <w:t>SCR-06</w:t>
+            </w:r>
+            <w:r>
+              <w:rPr>
+                <w:sz w:val="24"/>
+              </w:rPr>
+              <w:t xml:space="preserve"> — Запись заявки в </w:t>
+            </w:r>
+            <w:r>
+              <w:rPr>
+                <w:i/>
+                <w:sz w:val="24"/>
+              </w:rPr>
+              <w:t>LocalStorage</w:t>
+            </w:r>
+            <w:r>
+              <w:rPr>
+                <w:sz w:val="24"/>
+              </w:rPr>
+              <w:t xml:space="preserve"> (12-uc-storage-record.png)</w:t>
+            </w:r>
+            <w:r>
+              <w:br/>
+            </w:r>
+            <w:r>
+              <w:rPr>
+                <w:b/>
+                <w:sz w:val="24"/>
+              </w:rPr>
+              <w:t>SCR-07</w:t>
+            </w:r>
+            <w:r>
+              <w:rPr>
+                <w:sz w:val="24"/>
+              </w:rPr>
+              <w:t xml:space="preserve"> — Сбой записи: страница благодарности без ошибки (13-uc-storage-failure.png)</w:t>
+            </w:r>
+          </w:p>
+        </w:tc>
+      </w:tr>
+      <w:tr>
+        <w:tc>
+          <w:tcPr>
+            <w:tcW w:type="dxa" w:w="2381"/>
+            <w:shd w:val="clear" w:fill="F2F2F2"/>
+          </w:tcPr>
+          <w:p>
+            <w:r>
+              <w:rPr>
+                <w:sz w:val="24"/>
+              </w:rPr>
+            </w:r>
+            <w:r>
+              <w:rPr>
+                <w:b/>
               </w:rPr>
               <w:t>Ссылки</w:t>
             </w:r>
@@ -674,25 +2527,95 @@
                 <w:sz w:val="24"/>
               </w:rPr>
               <w:t>Страницы проекта (при запущенном npm start):</w:t>
+            </w:r>
+            <w:r>
               <w:br/>
+            </w:r>
+            <w:r>
+              <w:rPr>
+                <w:sz w:val="24"/>
+              </w:rPr>
               <w:t>http://localhost:5173/ — главная страница (русская версия)</w:t>
+            </w:r>
+            <w:r>
               <w:br/>
+            </w:r>
+            <w:r>
+              <w:rPr>
+                <w:sz w:val="24"/>
+              </w:rPr>
               <w:t>http://localhost:5173/#waitlist — раздел «Записаться в бету»</w:t>
+            </w:r>
+            <w:r>
               <w:br/>
+            </w:r>
+            <w:r>
+              <w:rPr>
+                <w:sz w:val="24"/>
+              </w:rPr>
               <w:t>http://localhost:5173/thanks.html — страница благодарности</w:t>
+            </w:r>
+            <w:r>
               <w:br/>
+            </w:r>
+            <w:r>
+              <w:rPr>
+                <w:sz w:val="24"/>
+              </w:rPr>
               <w:t>http://localhost:5173/privacy.html — политика конфиденциальности</w:t>
+            </w:r>
+            <w:r>
               <w:br/>
+            </w:r>
+            <w:r>
+              <w:rPr>
+                <w:sz w:val="24"/>
+              </w:rPr>
               <w:t>http://localhost:5173/en/ — главная страница (английская версия)</w:t>
+            </w:r>
+            <w:r>
               <w:br/>
+            </w:r>
+            <w:r>
+              <w:rPr>
+                <w:sz w:val="24"/>
+              </w:rPr>
               <w:t>http://localhost:5173/en/thanks.html — страница благодарности (английская версия)</w:t>
+            </w:r>
+            <w:r>
               <w:br/>
+            </w:r>
+            <w:r>
+              <w:rPr>
+                <w:sz w:val="24"/>
+              </w:rPr>
               <w:t>Репозиторий и источники:</w:t>
+            </w:r>
+            <w:r>
               <w:br/>
+            </w:r>
+            <w:r>
+              <w:rPr>
+                <w:sz w:val="24"/>
+              </w:rPr>
               <w:t>https://github.com/KsushaKhadzhinova/DSLKit-Project — репозиторий проекта</w:t>
+            </w:r>
+            <w:r>
               <w:br/>
+            </w:r>
+            <w:r>
+              <w:rPr>
+                <w:sz w:val="24"/>
+              </w:rPr>
               <w:t>https://svyatoslav.biz/software_testing_book/ — книга «Тестирование программного обеспечения. Базовый курс»</w:t>
+            </w:r>
+            <w:r>
               <w:br/>
+            </w:r>
+            <w:r>
+              <w:rPr>
+                <w:sz w:val="24"/>
+              </w:rPr>
               <w:t>https://github.com/KsushaKhadzhinova/report-gen — генератор отчётов</w:t>
             </w:r>
           </w:p>
@@ -700,6 +2623,870 @@
       </w:tr>
     </w:tbl>
     <w:p/>
+    <w:p>
+      <w:pPr>
+        <w:pStyle w:val="Heading2"/>
+      </w:pPr>
+      <w:r>
+        <w:t>Данные формы: типы и допустимые значения</w:t>
+      </w:r>
+    </w:p>
+    <w:tbl>
+      <w:tblPr>
+        <w:tblStyle w:val="TableGrid"/>
+        <w:tblW w:type="auto" w:w="0"/>
+        <w:tblLook w:firstColumn="1" w:firstRow="1" w:lastColumn="0" w:lastRow="0" w:noHBand="0" w:noVBand="1" w:val="04A0"/>
+      </w:tblPr>
+      <w:tblGrid>
+        <w:gridCol w:w="1700"/>
+        <w:gridCol w:w="1700"/>
+        <w:gridCol w:w="1700"/>
+        <w:gridCol w:w="1700"/>
+        <w:gridCol w:w="1700"/>
+        <w:gridCol w:w="1700"/>
+      </w:tblGrid>
+      <w:tr>
+        <w:tc>
+          <w:tcPr>
+            <w:tcW w:type="dxa" w:w="1474"/>
+            <w:shd w:val="clear" w:fill="D9E2F3"/>
+          </w:tcPr>
+          <w:p>
+            <w:r>
+              <w:rPr>
+                <w:sz w:val="24"/>
+              </w:rPr>
+            </w:r>
+            <w:r>
+              <w:rPr>
+                <w:b/>
+                <w:sz w:val="24"/>
+              </w:rPr>
+              <w:t>Поле</w:t>
+            </w:r>
+          </w:p>
+        </w:tc>
+        <w:tc>
+          <w:tcPr>
+            <w:tcW w:type="dxa" w:w="1474"/>
+            <w:shd w:val="clear" w:fill="D9E2F3"/>
+          </w:tcPr>
+          <w:p>
+            <w:r>
+              <w:rPr>
+                <w:sz w:val="24"/>
+              </w:rPr>
+            </w:r>
+            <w:r>
+              <w:rPr>
+                <w:b/>
+                <w:sz w:val="24"/>
+              </w:rPr>
+              <w:t>Тип данных</w:t>
+            </w:r>
+          </w:p>
+        </w:tc>
+        <w:tc>
+          <w:tcPr>
+            <w:tcW w:type="dxa" w:w="1020"/>
+            <w:shd w:val="clear" w:fill="D9E2F3"/>
+          </w:tcPr>
+          <w:p>
+            <w:r>
+              <w:rPr>
+                <w:sz w:val="24"/>
+              </w:rPr>
+            </w:r>
+            <w:r>
+              <w:rPr>
+                <w:b/>
+                <w:sz w:val="24"/>
+              </w:rPr>
+              <w:t>Обяза-тельно</w:t>
+            </w:r>
+          </w:p>
+        </w:tc>
+        <w:tc>
+          <w:tcPr>
+            <w:tcW w:type="dxa" w:w="1134"/>
+            <w:shd w:val="clear" w:fill="D9E2F3"/>
+          </w:tcPr>
+          <w:p>
+            <w:r>
+              <w:rPr>
+                <w:sz w:val="24"/>
+              </w:rPr>
+            </w:r>
+            <w:r>
+              <w:rPr>
+                <w:b/>
+                <w:sz w:val="24"/>
+              </w:rPr>
+              <w:t>По умолчанию</w:t>
+            </w:r>
+          </w:p>
+        </w:tc>
+        <w:tc>
+          <w:tcPr>
+            <w:tcW w:type="dxa" w:w="2381"/>
+            <w:shd w:val="clear" w:fill="D9E2F3"/>
+          </w:tcPr>
+          <w:p>
+            <w:r>
+              <w:rPr>
+                <w:sz w:val="24"/>
+              </w:rPr>
+            </w:r>
+            <w:r>
+              <w:rPr>
+                <w:b/>
+                <w:sz w:val="24"/>
+              </w:rPr>
+              <w:t>Допустимые значения</w:t>
+            </w:r>
+          </w:p>
+        </w:tc>
+        <w:tc>
+          <w:tcPr>
+            <w:tcW w:type="dxa" w:w="2381"/>
+            <w:shd w:val="clear" w:fill="D9E2F3"/>
+          </w:tcPr>
+          <w:p>
+            <w:r>
+              <w:rPr>
+                <w:sz w:val="24"/>
+              </w:rPr>
+            </w:r>
+            <w:r>
+              <w:rPr>
+                <w:b/>
+                <w:sz w:val="24"/>
+              </w:rPr>
+              <w:t>Недопустимые значения</w:t>
+            </w:r>
+          </w:p>
+        </w:tc>
+      </w:tr>
+      <w:tr>
+        <w:tc>
+          <w:tcPr>
+            <w:tcW w:type="dxa" w:w="1474"/>
+          </w:tcPr>
+          <w:p>
+            <w:r>
+              <w:rPr>
+                <w:sz w:val="24"/>
+              </w:rPr>
+              <w:t>name (#name)</w:t>
+            </w:r>
+          </w:p>
+        </w:tc>
+        <w:tc>
+          <w:tcPr>
+            <w:tcW w:type="dxa" w:w="1474"/>
+          </w:tcPr>
+          <w:p>
+            <w:r>
+              <w:rPr>
+                <w:sz w:val="24"/>
+              </w:rPr>
+              <w:t>string; input type=text</w:t>
+            </w:r>
+          </w:p>
+        </w:tc>
+        <w:tc>
+          <w:tcPr>
+            <w:tcW w:type="dxa" w:w="1020"/>
+          </w:tcPr>
+          <w:p>
+            <w:r>
+              <w:rPr>
+                <w:sz w:val="24"/>
+              </w:rPr>
+              <w:t>Да</w:t>
+            </w:r>
+          </w:p>
+        </w:tc>
+        <w:tc>
+          <w:tcPr>
+            <w:tcW w:type="dxa" w:w="1134"/>
+          </w:tcPr>
+          <w:p>
+            <w:r>
+              <w:rPr>
+                <w:sz w:val="24"/>
+              </w:rPr>
+              <w:t>пусто</w:t>
+            </w:r>
+          </w:p>
+        </w:tc>
+        <w:tc>
+          <w:tcPr>
+            <w:tcW w:type="dxa" w:w="2381"/>
+          </w:tcPr>
+          <w:p>
+            <w:r>
+              <w:rPr>
+                <w:sz w:val="24"/>
+              </w:rPr>
+              <w:t>От 2 до 60 символов; первая буква, далее буквы любого алфавита, пробел, апостроф, дефис; пробелы по краям игнорируются. Примеры: «Анна Иванова», «Ян», «O'Neil-Smith»</w:t>
+            </w:r>
+          </w:p>
+        </w:tc>
+        <w:tc>
+          <w:tcPr>
+            <w:tcW w:type="dxa" w:w="2381"/>
+          </w:tcPr>
+          <w:p>
+            <w:r>
+              <w:rPr>
+                <w:sz w:val="24"/>
+              </w:rPr>
+              <w:t>Пусто; 1 символ; 61 и более; цифры («Anna1»); знаки («Анна!»); первый символ не буква («-Анна»)</w:t>
+            </w:r>
+          </w:p>
+        </w:tc>
+      </w:tr>
+      <w:tr>
+        <w:tc>
+          <w:tcPr>
+            <w:tcW w:type="dxa" w:w="1474"/>
+          </w:tcPr>
+          <w:p>
+            <w:r>
+              <w:rPr>
+                <w:sz w:val="24"/>
+              </w:rPr>
+              <w:t>email (#email)</w:t>
+            </w:r>
+          </w:p>
+        </w:tc>
+        <w:tc>
+          <w:tcPr>
+            <w:tcW w:type="dxa" w:w="1474"/>
+          </w:tcPr>
+          <w:p>
+            <w:r>
+              <w:rPr>
+                <w:sz w:val="24"/>
+              </w:rPr>
+              <w:t>string; input type=email</w:t>
+            </w:r>
+          </w:p>
+        </w:tc>
+        <w:tc>
+          <w:tcPr>
+            <w:tcW w:type="dxa" w:w="1020"/>
+          </w:tcPr>
+          <w:p>
+            <w:r>
+              <w:rPr>
+                <w:sz w:val="24"/>
+              </w:rPr>
+              <w:t>Да</w:t>
+            </w:r>
+          </w:p>
+        </w:tc>
+        <w:tc>
+          <w:tcPr>
+            <w:tcW w:type="dxa" w:w="1134"/>
+          </w:tcPr>
+          <w:p>
+            <w:r>
+              <w:rPr>
+                <w:sz w:val="24"/>
+              </w:rPr>
+              <w:t>пусто</w:t>
+            </w:r>
+          </w:p>
+        </w:tc>
+        <w:tc>
+          <w:tcPr>
+            <w:tcW w:type="dxa" w:w="2381"/>
+          </w:tcPr>
+          <w:p>
+            <w:r>
+              <w:rPr>
+                <w:sz w:val="24"/>
+              </w:rPr>
+              <w:t>Вид name@domain.zone, зона не короче 2 символов, до 120 символов. Пример: anna@example.com</w:t>
+            </w:r>
+          </w:p>
+        </w:tc>
+        <w:tc>
+          <w:tcPr>
+            <w:tcW w:type="dxa" w:w="2381"/>
+          </w:tcPr>
+          <w:p>
+            <w:r>
+              <w:rPr>
+                <w:sz w:val="24"/>
+              </w:rPr>
+              <w:t>Пусто; без @; без зоны («anna@example»); пробелы внутри; 121 символ и более</w:t>
+            </w:r>
+          </w:p>
+        </w:tc>
+      </w:tr>
+      <w:tr>
+        <w:tc>
+          <w:tcPr>
+            <w:tcW w:type="dxa" w:w="1474"/>
+          </w:tcPr>
+          <w:p>
+            <w:r>
+              <w:rPr>
+                <w:sz w:val="24"/>
+              </w:rPr>
+              <w:t>notation (#notation)</w:t>
+            </w:r>
+          </w:p>
+        </w:tc>
+        <w:tc>
+          <w:tcPr>
+            <w:tcW w:type="dxa" w:w="1474"/>
+          </w:tcPr>
+          <w:p>
+            <w:r>
+              <w:rPr>
+                <w:sz w:val="24"/>
+              </w:rPr>
+              <w:t>enum; select, значение string</w:t>
+            </w:r>
+          </w:p>
+        </w:tc>
+        <w:tc>
+          <w:tcPr>
+            <w:tcW w:type="dxa" w:w="1020"/>
+          </w:tcPr>
+          <w:p>
+            <w:r>
+              <w:rPr>
+                <w:sz w:val="24"/>
+              </w:rPr>
+              <w:t>Да</w:t>
+            </w:r>
+          </w:p>
+        </w:tc>
+        <w:tc>
+          <w:tcPr>
+            <w:tcW w:type="dxa" w:w="1134"/>
+          </w:tcPr>
+          <w:p>
+            <w:r>
+              <w:rPr>
+                <w:sz w:val="24"/>
+              </w:rPr>
+              <w:t>не выбрано</w:t>
+            </w:r>
+          </w:p>
+        </w:tc>
+        <w:tc>
+          <w:tcPr>
+            <w:tcW w:type="dxa" w:w="2381"/>
+          </w:tcPr>
+          <w:p>
+            <w:r>
+              <w:rPr>
+                <w:sz w:val="24"/>
+              </w:rPr>
+              <w:t>Ровно одно из: idef0, dfd, erd, bpmn, uml, petri</w:t>
+            </w:r>
+          </w:p>
+        </w:tc>
+        <w:tc>
+          <w:tcPr>
+            <w:tcW w:type="dxa" w:w="2381"/>
+          </w:tcPr>
+          <w:p>
+            <w:r>
+              <w:rPr>
+                <w:sz w:val="24"/>
+              </w:rPr>
+              <w:t>Пусто (пункт «Выберите нотацию»); любое другое значение («xyz»); заглавные буквы («IDEF0»)</w:t>
+            </w:r>
+          </w:p>
+        </w:tc>
+      </w:tr>
+      <w:tr>
+        <w:tc>
+          <w:tcPr>
+            <w:tcW w:type="dxa" w:w="1474"/>
+          </w:tcPr>
+          <w:p>
+            <w:r>
+              <w:rPr>
+                <w:sz w:val="24"/>
+              </w:rPr>
+              <w:t>team (#team)</w:t>
+            </w:r>
+          </w:p>
+        </w:tc>
+        <w:tc>
+          <w:tcPr>
+            <w:tcW w:type="dxa" w:w="1474"/>
+          </w:tcPr>
+          <w:p>
+            <w:r>
+              <w:rPr>
+                <w:sz w:val="24"/>
+              </w:rPr>
+              <w:t>integer; input type=number (в коде допускается и строка из цифр)</w:t>
+            </w:r>
+          </w:p>
+        </w:tc>
+        <w:tc>
+          <w:tcPr>
+            <w:tcW w:type="dxa" w:w="1020"/>
+          </w:tcPr>
+          <w:p>
+            <w:r>
+              <w:rPr>
+                <w:sz w:val="24"/>
+              </w:rPr>
+              <w:t>Да</w:t>
+            </w:r>
+          </w:p>
+        </w:tc>
+        <w:tc>
+          <w:tcPr>
+            <w:tcW w:type="dxa" w:w="1134"/>
+          </w:tcPr>
+          <w:p>
+            <w:r>
+              <w:rPr>
+                <w:sz w:val="24"/>
+              </w:rPr>
+              <w:t>0</w:t>
+            </w:r>
+          </w:p>
+        </w:tc>
+        <w:tc>
+          <w:tcPr>
+            <w:tcW w:type="dxa" w:w="2381"/>
+          </w:tcPr>
+          <w:p>
+            <w:r>
+              <w:rPr>
+                <w:sz w:val="24"/>
+              </w:rPr>
+              <w:t>Целое от 0 до 500 включительно. Примеры: 0, 5, 500, «12»</w:t>
+            </w:r>
+          </w:p>
+        </w:tc>
+        <w:tc>
+          <w:tcPr>
+            <w:tcW w:type="dxa" w:w="2381"/>
+          </w:tcPr>
+          <w:p>
+            <w:r>
+              <w:rPr>
+                <w:sz w:val="24"/>
+              </w:rPr>
+              <w:t>Меньше 0 («-1»); больше 500 («501»); дробное («2.5»); не число («abc»); пусто</w:t>
+            </w:r>
+          </w:p>
+        </w:tc>
+      </w:tr>
+      <w:tr>
+        <w:tc>
+          <w:tcPr>
+            <w:tcW w:type="dxa" w:w="1474"/>
+          </w:tcPr>
+          <w:p>
+            <w:r>
+              <w:rPr>
+                <w:sz w:val="24"/>
+              </w:rPr>
+              <w:t>comment (#comment)</w:t>
+            </w:r>
+          </w:p>
+        </w:tc>
+        <w:tc>
+          <w:tcPr>
+            <w:tcW w:type="dxa" w:w="1474"/>
+          </w:tcPr>
+          <w:p>
+            <w:r>
+              <w:rPr>
+                <w:sz w:val="24"/>
+              </w:rPr>
+              <w:t>string; textarea</w:t>
+            </w:r>
+          </w:p>
+        </w:tc>
+        <w:tc>
+          <w:tcPr>
+            <w:tcW w:type="dxa" w:w="1020"/>
+          </w:tcPr>
+          <w:p>
+            <w:r>
+              <w:rPr>
+                <w:sz w:val="24"/>
+              </w:rPr>
+              <w:t>Нет</w:t>
+            </w:r>
+          </w:p>
+        </w:tc>
+        <w:tc>
+          <w:tcPr>
+            <w:tcW w:type="dxa" w:w="1134"/>
+          </w:tcPr>
+          <w:p>
+            <w:r>
+              <w:rPr>
+                <w:sz w:val="24"/>
+              </w:rPr>
+              <w:t>пусто</w:t>
+            </w:r>
+          </w:p>
+        </w:tc>
+        <w:tc>
+          <w:tcPr>
+            <w:tcW w:type="dxa" w:w="2381"/>
+          </w:tcPr>
+          <w:p>
+            <w:r>
+              <w:rPr>
+                <w:sz w:val="24"/>
+              </w:rPr>
+              <w:t>От 0 до 500 символов (пусто допустимо)</w:t>
+            </w:r>
+          </w:p>
+        </w:tc>
+        <w:tc>
+          <w:tcPr>
+            <w:tcW w:type="dxa" w:w="2381"/>
+          </w:tcPr>
+          <w:p>
+            <w:r>
+              <w:rPr>
+                <w:sz w:val="24"/>
+              </w:rPr>
+              <w:t>501 символ и более (в браузере ввод ограничен maxlength=500)</w:t>
+            </w:r>
+          </w:p>
+        </w:tc>
+      </w:tr>
+      <w:tr>
+        <w:tc>
+          <w:tcPr>
+            <w:tcW w:type="dxa" w:w="1474"/>
+          </w:tcPr>
+          <w:p>
+            <w:r>
+              <w:rPr>
+                <w:sz w:val="24"/>
+              </w:rPr>
+              <w:t>consent (#consent)</w:t>
+            </w:r>
+          </w:p>
+        </w:tc>
+        <w:tc>
+          <w:tcPr>
+            <w:tcW w:type="dxa" w:w="1474"/>
+          </w:tcPr>
+          <w:p>
+            <w:r>
+              <w:rPr>
+                <w:sz w:val="24"/>
+              </w:rPr>
+              <w:t>boolean; checkbox</w:t>
+            </w:r>
+          </w:p>
+        </w:tc>
+        <w:tc>
+          <w:tcPr>
+            <w:tcW w:type="dxa" w:w="1020"/>
+          </w:tcPr>
+          <w:p>
+            <w:r>
+              <w:rPr>
+                <w:sz w:val="24"/>
+              </w:rPr>
+              <w:t>Да</w:t>
+            </w:r>
+          </w:p>
+        </w:tc>
+        <w:tc>
+          <w:tcPr>
+            <w:tcW w:type="dxa" w:w="1134"/>
+          </w:tcPr>
+          <w:p>
+            <w:r>
+              <w:rPr>
+                <w:sz w:val="24"/>
+              </w:rPr>
+              <w:t>false (снят)</w:t>
+            </w:r>
+          </w:p>
+        </w:tc>
+        <w:tc>
+          <w:tcPr>
+            <w:tcW w:type="dxa" w:w="2381"/>
+          </w:tcPr>
+          <w:p>
+            <w:r>
+              <w:rPr>
+                <w:sz w:val="24"/>
+              </w:rPr>
+              <w:t>true (флажок отмечен)</w:t>
+            </w:r>
+          </w:p>
+        </w:tc>
+        <w:tc>
+          <w:tcPr>
+            <w:tcW w:type="dxa" w:w="2381"/>
+          </w:tcPr>
+          <w:p>
+            <w:r>
+              <w:rPr>
+                <w:sz w:val="24"/>
+              </w:rPr>
+              <w:t>false (флажок снят)</w:t>
+            </w:r>
+          </w:p>
+        </w:tc>
+      </w:tr>
+      <w:tr>
+        <w:tc>
+          <w:tcPr>
+            <w:tcW w:type="dxa" w:w="1474"/>
+          </w:tcPr>
+          <w:p>
+            <w:r>
+              <w:rPr>
+                <w:sz w:val="24"/>
+              </w:rPr>
+              <w:t>createdAt (формирует система)</w:t>
+            </w:r>
+          </w:p>
+        </w:tc>
+        <w:tc>
+          <w:tcPr>
+            <w:tcW w:type="dxa" w:w="1474"/>
+          </w:tcPr>
+          <w:p>
+            <w:r>
+              <w:rPr>
+                <w:sz w:val="24"/>
+              </w:rPr>
+              <w:t>string; время ISO 8601 (UTC)</w:t>
+            </w:r>
+          </w:p>
+        </w:tc>
+        <w:tc>
+          <w:tcPr>
+            <w:tcW w:type="dxa" w:w="1020"/>
+          </w:tcPr>
+          <w:p>
+            <w:r>
+              <w:rPr>
+                <w:sz w:val="24"/>
+              </w:rPr>
+              <w:t>Нет (не вводится)</w:t>
+            </w:r>
+          </w:p>
+        </w:tc>
+        <w:tc>
+          <w:tcPr>
+            <w:tcW w:type="dxa" w:w="1134"/>
+          </w:tcPr>
+          <w:p>
+            <w:r>
+              <w:rPr>
+                <w:sz w:val="24"/>
+              </w:rPr>
+              <w:t>текущее время в момент отправки</w:t>
+            </w:r>
+          </w:p>
+        </w:tc>
+        <w:tc>
+          <w:tcPr>
+            <w:tcW w:type="dxa" w:w="2381"/>
+          </w:tcPr>
+          <w:p>
+            <w:r>
+              <w:rPr>
+                <w:sz w:val="24"/>
+              </w:rPr>
+              <w:t>Строка вида 2026-10-25T12:00:00.000Z</w:t>
+            </w:r>
+          </w:p>
+        </w:tc>
+        <w:tc>
+          <w:tcPr>
+            <w:tcW w:type="dxa" w:w="2381"/>
+          </w:tcPr>
+          <w:p>
+            <w:r>
+              <w:rPr>
+                <w:sz w:val="24"/>
+              </w:rPr>
+              <w:t>Не вводится посетителем</w:t>
+            </w:r>
+          </w:p>
+        </w:tc>
+      </w:tr>
+    </w:tbl>
+    <w:p/>
+    <w:p>
+      <w:pPr>
+        <w:pStyle w:val="Heading2"/>
+      </w:pPr>
+      <w:r>
+        <w:t>Диаграммы процесса</w:t>
+      </w:r>
+    </w:p>
+    <w:p>
+      <w:pPr>
+        <w:jc w:val="center"/>
+      </w:pPr>
+      <w:r>
+        <w:drawing>
+          <wp:inline xmlns:a="http://schemas.openxmlformats.org/drawingml/2006/main" xmlns:pic="http://schemas.openxmlformats.org/drawingml/2006/picture">
+            <wp:extent cx="3600000" cy="6557983"/>
+            <wp:docPr id="1" name="Picture 1"/>
+            <wp:cNvGraphicFramePr>
+              <a:graphicFrameLocks noChangeAspect="1"/>
+            </wp:cNvGraphicFramePr>
+            <a:graphic>
+              <a:graphicData uri="http://schemas.openxmlformats.org/drawingml/2006/picture">
+                <pic:pic>
+                  <pic:nvPicPr>
+                    <pic:cNvPr id="0" name="flow.png"/>
+                    <pic:cNvPicPr/>
+                  </pic:nvPicPr>
+                  <pic:blipFill>
+                    <a:blip r:embed="rId9"/>
+                    <a:stretch>
+                      <a:fillRect/>
+                    </a:stretch>
+                  </pic:blipFill>
+                  <pic:spPr>
+                    <a:xfrm>
+                      <a:off x="0" y="0"/>
+                      <a:ext cx="3600000" cy="6557983"/>
+                    </a:xfrm>
+                    <a:prstGeom prst="rect"/>
+                  </pic:spPr>
+                </pic:pic>
+              </a:graphicData>
+            </a:graphic>
+          </wp:inline>
+        </w:drawing>
+      </w:r>
+    </w:p>
+    <w:p>
+      <w:pPr>
+        <w:jc w:val="center"/>
+      </w:pPr>
+      <w:r>
+        <w:rPr>
+          <w:i/>
+        </w:rPr>
+        <w:t>Рис. A. Блок-схема сценария UC-01: основной поток и альтернативные потоки</w:t>
+      </w:r>
+    </w:p>
+    <w:p>
+      <w:pPr>
+        <w:jc w:val="center"/>
+      </w:pPr>
+      <w:r>
+        <w:drawing>
+          <wp:inline xmlns:a="http://schemas.openxmlformats.org/drawingml/2006/main" xmlns:pic="http://schemas.openxmlformats.org/drawingml/2006/picture">
+            <wp:extent cx="5760000" cy="1457075"/>
+            <wp:docPr id="2" name="Picture 2"/>
+            <wp:cNvGraphicFramePr>
+              <a:graphicFrameLocks noChangeAspect="1"/>
+            </wp:cNvGraphicFramePr>
+            <a:graphic>
+              <a:graphicData uri="http://schemas.openxmlformats.org/drawingml/2006/picture">
+                <pic:pic>
+                  <pic:nvPicPr>
+                    <pic:cNvPr id="0" name="states.png"/>
+                    <pic:cNvPicPr/>
+                  </pic:nvPicPr>
+                  <pic:blipFill>
+                    <a:blip r:embed="rId10"/>
+                    <a:stretch>
+                      <a:fillRect/>
+                    </a:stretch>
+                  </pic:blipFill>
+                  <pic:spPr>
+                    <a:xfrm>
+                      <a:off x="0" y="0"/>
+                      <a:ext cx="5760000" cy="1457075"/>
+                    </a:xfrm>
+                    <a:prstGeom prst="rect"/>
+                  </pic:spPr>
+                </pic:pic>
+              </a:graphicData>
+            </a:graphic>
+          </wp:inline>
+        </w:drawing>
+      </w:r>
+    </w:p>
+    <w:p>
+      <w:pPr>
+        <w:jc w:val="center"/>
+      </w:pPr>
+      <w:r>
+        <w:rPr>
+          <w:i/>
+        </w:rPr>
+        <w:t>Рис. B. Состояния поля формы при проверке</w:t>
+      </w:r>
+    </w:p>
+    <w:p>
+      <w:pPr>
+        <w:jc w:val="center"/>
+      </w:pPr>
+      <w:r>
+        <w:drawing>
+          <wp:inline xmlns:a="http://schemas.openxmlformats.org/drawingml/2006/main" xmlns:pic="http://schemas.openxmlformats.org/drawingml/2006/picture">
+            <wp:extent cx="5760000" cy="981548"/>
+            <wp:docPr id="3" name="Picture 3"/>
+            <wp:cNvGraphicFramePr>
+              <a:graphicFrameLocks noChangeAspect="1"/>
+            </wp:cNvGraphicFramePr>
+            <a:graphic>
+              <a:graphicData uri="http://schemas.openxmlformats.org/drawingml/2006/picture">
+                <pic:pic>
+                  <pic:nvPicPr>
+                    <pic:cNvPr id="0" name="components.png"/>
+                    <pic:cNvPicPr/>
+                  </pic:nvPicPr>
+                  <pic:blipFill>
+                    <a:blip r:embed="rId11"/>
+                    <a:stretch>
+                      <a:fillRect/>
+                    </a:stretch>
+                  </pic:blipFill>
+                  <pic:spPr>
+                    <a:xfrm>
+                      <a:off x="0" y="0"/>
+                      <a:ext cx="5760000" cy="981548"/>
+                    </a:xfrm>
+                    <a:prstGeom prst="rect"/>
+                  </pic:spPr>
+                </pic:pic>
+              </a:graphicData>
+            </a:graphic>
+          </wp:inline>
+        </w:drawing>
+      </w:r>
+    </w:p>
+    <w:p>
+      <w:pPr>
+        <w:jc w:val="center"/>
+      </w:pPr>
+      <w:r>
+        <w:rPr>
+          <w:i/>
+        </w:rPr>
+        <w:t>Рис. C. Компоненты и обмен данными при отправке заявки</w:t>
+      </w:r>
+    </w:p>
     <w:p>
       <w:pPr>
         <w:pStyle w:val="Heading2"/>
@@ -5466,7 +8253,7 @@
         <w:drawing>
           <wp:inline xmlns:a="http://schemas.openxmlformats.org/drawingml/2006/main" xmlns:pic="http://schemas.openxmlformats.org/drawingml/2006/picture">
             <wp:extent cx="5040000" cy="3150000"/>
-            <wp:docPr id="1" name="Picture 1"/>
+            <wp:docPr id="4" name="Picture 4"/>
             <wp:cNvGraphicFramePr>
               <a:graphicFrameLocks noChangeAspect="1"/>
             </wp:cNvGraphicFramePr>
@@ -5478,7 +8265,7 @@
                     <pic:cNvPicPr/>
                   </pic:nvPicPr>
                   <pic:blipFill>
-                    <a:blip r:embed="rId9"/>
+                    <a:blip r:embed="rId12"/>
                     <a:stretch>
                       <a:fillRect/>
                     </a:stretch>
@@ -5516,7 +8303,7 @@
         <w:drawing>
           <wp:inline xmlns:a="http://schemas.openxmlformats.org/drawingml/2006/main" xmlns:pic="http://schemas.openxmlformats.org/drawingml/2006/picture">
             <wp:extent cx="5040000" cy="3150000"/>
-            <wp:docPr id="2" name="Picture 2"/>
+            <wp:docPr id="5" name="Picture 5"/>
             <wp:cNvGraphicFramePr>
               <a:graphicFrameLocks noChangeAspect="1"/>
             </wp:cNvGraphicFramePr>
@@ -5528,7 +8315,7 @@
                     <pic:cNvPicPr/>
                   </pic:nvPicPr>
                   <pic:blipFill>
-                    <a:blip r:embed="rId10"/>
+                    <a:blip r:embed="rId13"/>
                     <a:stretch>
                       <a:fillRect/>
                     </a:stretch>
@@ -5566,7 +8353,7 @@
         <w:drawing>
           <wp:inline xmlns:a="http://schemas.openxmlformats.org/drawingml/2006/main" xmlns:pic="http://schemas.openxmlformats.org/drawingml/2006/picture">
             <wp:extent cx="5040000" cy="3150000"/>
-            <wp:docPr id="3" name="Picture 3"/>
+            <wp:docPr id="6" name="Picture 6"/>
             <wp:cNvGraphicFramePr>
               <a:graphicFrameLocks noChangeAspect="1"/>
             </wp:cNvGraphicFramePr>
@@ -5578,7 +8365,7 @@
                     <pic:cNvPicPr/>
                   </pic:nvPicPr>
                   <pic:blipFill>
-                    <a:blip r:embed="rId11"/>
+                    <a:blip r:embed="rId14"/>
                     <a:stretch>
                       <a:fillRect/>
                     </a:stretch>
@@ -5616,7 +8403,7 @@
         <w:drawing>
           <wp:inline xmlns:a="http://schemas.openxmlformats.org/drawingml/2006/main" xmlns:pic="http://schemas.openxmlformats.org/drawingml/2006/picture">
             <wp:extent cx="5040000" cy="3150000"/>
-            <wp:docPr id="4" name="Picture 4"/>
+            <wp:docPr id="7" name="Picture 7"/>
             <wp:cNvGraphicFramePr>
               <a:graphicFrameLocks noChangeAspect="1"/>
             </wp:cNvGraphicFramePr>
@@ -5628,7 +8415,7 @@
                     <pic:cNvPicPr/>
                   </pic:nvPicPr>
                   <pic:blipFill>
-                    <a:blip r:embed="rId12"/>
+                    <a:blip r:embed="rId15"/>
                     <a:stretch>
                       <a:fillRect/>
                     </a:stretch>
@@ -5666,7 +8453,7 @@
         <w:drawing>
           <wp:inline xmlns:a="http://schemas.openxmlformats.org/drawingml/2006/main" xmlns:pic="http://schemas.openxmlformats.org/drawingml/2006/picture">
             <wp:extent cx="5040000" cy="3150000"/>
-            <wp:docPr id="5" name="Picture 5"/>
+            <wp:docPr id="8" name="Picture 8"/>
             <wp:cNvGraphicFramePr>
               <a:graphicFrameLocks noChangeAspect="1"/>
             </wp:cNvGraphicFramePr>
@@ -5678,7 +8465,7 @@
                     <pic:cNvPicPr/>
                   </pic:nvPicPr>
                   <pic:blipFill>
-                    <a:blip r:embed="rId13"/>
+                    <a:blip r:embed="rId16"/>
                     <a:stretch>
                       <a:fillRect/>
                     </a:stretch>
@@ -5716,7 +8503,7 @@
         <w:drawing>
           <wp:inline xmlns:a="http://schemas.openxmlformats.org/drawingml/2006/main" xmlns:pic="http://schemas.openxmlformats.org/drawingml/2006/picture">
             <wp:extent cx="2880000" cy="3736800"/>
-            <wp:docPr id="6" name="Picture 6"/>
+            <wp:docPr id="9" name="Picture 9"/>
             <wp:cNvGraphicFramePr>
               <a:graphicFrameLocks noChangeAspect="1"/>
             </wp:cNvGraphicFramePr>
@@ -5728,7 +8515,7 @@
                     <pic:cNvPicPr/>
                   </pic:nvPicPr>
                   <pic:blipFill>
-                    <a:blip r:embed="rId14"/>
+                    <a:blip r:embed="rId17"/>
                     <a:stretch>
                       <a:fillRect/>
                     </a:stretch>
@@ -5766,7 +8553,7 @@
         <w:drawing>
           <wp:inline xmlns:a="http://schemas.openxmlformats.org/drawingml/2006/main" xmlns:pic="http://schemas.openxmlformats.org/drawingml/2006/picture">
             <wp:extent cx="5760000" cy="2215385"/>
-            <wp:docPr id="7" name="Picture 7"/>
+            <wp:docPr id="10" name="Picture 10"/>
             <wp:cNvGraphicFramePr>
               <a:graphicFrameLocks noChangeAspect="1"/>
             </wp:cNvGraphicFramePr>
@@ -5778,7 +8565,7 @@
                     <pic:cNvPicPr/>
                   </pic:nvPicPr>
                   <pic:blipFill>
-                    <a:blip r:embed="rId15"/>
+                    <a:blip r:embed="rId18"/>
                     <a:stretch>
                       <a:fillRect/>
                     </a:stretch>

--- a/testing-course/documents/02-checklists-and-test-report.docx
+++ b/testing-course/documents/02-checklists-and-test-report.docx
@@ -369,7 +369,7 @@
               <w:rPr>
                 <w:b/>
               </w:rPr>
-              <w:t>Точки входа</w:t>
+              <w:t>Как перейти к форме</w:t>
             </w:r>
           </w:p>
         </w:tc>
@@ -382,72 +382,288 @@
               <w:rPr>
                 <w:sz w:val="24"/>
               </w:rPr>
-              <w:t xml:space="preserve">Кнопка </w:t>
+              <w:t xml:space="preserve">Форма находится на главной странице сайта в разделе </w:t>
             </w:r>
             <w:r>
               <w:rPr>
                 <w:b/>
                 <w:sz w:val="24"/>
               </w:rPr>
+              <w:t>«Записаться в бету»</w:t>
+            </w:r>
+            <w:r>
+              <w:rPr>
+                <w:sz w:val="24"/>
+              </w:rPr>
+              <w:t xml:space="preserve"> (якорь </w:t>
+            </w:r>
+            <w:r>
+              <w:rPr>
+                <w:i/>
+                <w:sz w:val="24"/>
+              </w:rPr>
+              <w:t>#waitlist</w:t>
+            </w:r>
+            <w:r>
+              <w:rPr>
+                <w:sz w:val="24"/>
+              </w:rPr>
+              <w:t xml:space="preserve">), доступна всем посетителям </w:t>
+            </w:r>
+            <w:r>
+              <w:rPr>
+                <w:b/>
+                <w:sz w:val="24"/>
+              </w:rPr>
+              <w:t>без регистрации и авторизации</w:t>
+            </w:r>
+            <w:r>
+              <w:rPr>
+                <w:sz w:val="24"/>
+              </w:rPr>
+              <w:t>. Перейти к ней можно так:</w:t>
+            </w:r>
+            <w:r>
+              <w:br/>
+            </w:r>
+            <w:r>
+              <w:rPr>
+                <w:b/>
+                <w:sz w:val="24"/>
+              </w:rPr>
+              <w:t>1.</w:t>
+            </w:r>
+            <w:r>
+              <w:rPr>
+                <w:sz w:val="24"/>
+              </w:rPr>
+              <w:t xml:space="preserve"> Шапка главной страницы, кнопка </w:t>
+            </w:r>
+            <w:r>
+              <w:rPr>
+                <w:b/>
+                <w:sz w:val="24"/>
+              </w:rPr>
               <w:t>«В бету»</w:t>
             </w:r>
             <w:r>
               <w:rPr>
                 <w:sz w:val="24"/>
               </w:rPr>
-              <w:t xml:space="preserve"> в шапке, кнопка </w:t>
+              <w:t xml:space="preserve"> (en: «Join the beta»), </w:t>
+            </w:r>
+            <w:r>
+              <w:rPr>
+                <w:i/>
+                <w:sz w:val="24"/>
+              </w:rPr>
+              <w:t>site/index.html</w:t>
+            </w:r>
+            <w:r>
+              <w:rPr>
+                <w:sz w:val="24"/>
+              </w:rPr>
+              <w:t>, строка 67.</w:t>
+            </w:r>
+            <w:r>
+              <w:br/>
             </w:r>
             <w:r>
               <w:rPr>
                 <w:b/>
                 <w:sz w:val="24"/>
               </w:rPr>
+              <w:t>2.</w:t>
+            </w:r>
+            <w:r>
+              <w:rPr>
+                <w:sz w:val="24"/>
+              </w:rPr>
+              <w:t xml:space="preserve"> Первый экран, кнопка </w:t>
+            </w:r>
+            <w:r>
+              <w:rPr>
+                <w:b/>
+                <w:sz w:val="24"/>
+              </w:rPr>
               <w:t>«Записаться в бету»</w:t>
             </w:r>
             <w:r>
               <w:rPr>
                 <w:sz w:val="24"/>
               </w:rPr>
-              <w:t xml:space="preserve"> на первом экране и ссылки </w:t>
+              <w:t>, строка 88.</w:t>
+            </w:r>
+            <w:r>
+              <w:br/>
             </w:r>
             <w:r>
               <w:rPr>
                 <w:b/>
                 <w:sz w:val="24"/>
               </w:rPr>
-              <w:t>«Записаться в бету: UML»</w:t>
-            </w:r>
-            <w:r>
-              <w:rPr>
-                <w:sz w:val="24"/>
-              </w:rPr>
-              <w:t xml:space="preserve">, </w:t>
+              <w:t>3.</w:t>
+            </w:r>
+            <w:r>
+              <w:rPr>
+                <w:sz w:val="24"/>
+              </w:rPr>
+              <w:t xml:space="preserve"> Раздел «Нотации»: шесть ссылок </w:t>
             </w:r>
             <w:r>
               <w:rPr>
                 <w:b/>
                 <w:sz w:val="24"/>
               </w:rPr>
-              <w:t>«Записаться в бету: BPMN»</w:t>
-            </w:r>
-            <w:r>
-              <w:rPr>
-                <w:sz w:val="24"/>
-              </w:rPr>
-              <w:t xml:space="preserve"> и т. п. на карточках нотаций. Все ведут к якорю </w:t>
+              <w:t>«Записаться в бету: UML / BPMN / ERD / DFD / IDEF0 / сети Петри»</w:t>
+            </w:r>
+            <w:r>
+              <w:rPr>
+                <w:sz w:val="24"/>
+              </w:rPr>
+              <w:t>, строки 127–172.</w:t>
+            </w:r>
+            <w:r>
+              <w:br/>
+            </w:r>
+            <w:r>
+              <w:rPr>
+                <w:b/>
+                <w:sz w:val="24"/>
+              </w:rPr>
+              <w:t>4.</w:t>
+            </w:r>
+            <w:r>
+              <w:rPr>
+                <w:sz w:val="24"/>
+              </w:rPr>
+              <w:t xml:space="preserve"> Страницы </w:t>
             </w:r>
             <w:r>
               <w:rPr>
                 <w:i/>
                 <w:sz w:val="24"/>
               </w:rPr>
-              <w:t>#waitlist</w:t>
+              <w:t>privacy.html</w:t>
+            </w:r>
+            <w:r>
+              <w:rPr>
+                <w:sz w:val="24"/>
+              </w:rPr>
+              <w:t xml:space="preserve"> и </w:t>
+            </w:r>
+            <w:r>
+              <w:rPr>
+                <w:i/>
+                <w:sz w:val="24"/>
+              </w:rPr>
+              <w:t>thanks.html</w:t>
+            </w:r>
+            <w:r>
+              <w:rPr>
+                <w:sz w:val="24"/>
+              </w:rPr>
+              <w:t xml:space="preserve">: кнопка </w:t>
+            </w:r>
+            <w:r>
+              <w:rPr>
+                <w:b/>
+                <w:sz w:val="24"/>
+              </w:rPr>
+              <w:t>«В бету»</w:t>
+            </w:r>
+            <w:r>
+              <w:rPr>
+                <w:sz w:val="24"/>
+              </w:rPr>
+              <w:t xml:space="preserve"> в шапке ведёт на </w:t>
+            </w:r>
+            <w:r>
+              <w:rPr>
+                <w:i/>
+                <w:sz w:val="24"/>
+              </w:rPr>
+              <w:t>./#waitlist</w:t>
             </w:r>
             <w:r>
               <w:rPr>
                 <w:sz w:val="24"/>
               </w:rPr>
               <w:t>.</w:t>
+            </w:r>
+            <w:r>
+              <w:br/>
+            </w:r>
+            <w:r>
+              <w:rPr>
+                <w:b/>
+                <w:sz w:val="24"/>
+              </w:rPr>
+              <w:t>5.</w:t>
+            </w:r>
+            <w:r>
+              <w:rPr>
+                <w:sz w:val="24"/>
+              </w:rPr>
+              <w:t xml:space="preserve"> Прямой адрес: http://localhost:5173/#waitlist (русская версия), http://localhost:5173/en/#waitlist (английская).</w:t>
+            </w:r>
+            <w:r>
+              <w:br/>
+            </w:r>
+            <w:r>
+              <w:rPr>
+                <w:b/>
+                <w:sz w:val="24"/>
+              </w:rPr>
+              <w:t>6.</w:t>
+            </w:r>
+            <w:r>
+              <w:rPr>
+                <w:sz w:val="24"/>
+              </w:rPr>
+              <w:t xml:space="preserve"> Клавиатура: Tab до кнопки или ссылки и Enter; ссылка-якорь прокручивает страницу к форме.</w:t>
+            </w:r>
+            <w:r>
+              <w:br/>
+            </w:r>
+            <w:r>
+              <w:rPr>
+                <w:b/>
+                <w:sz w:val="24"/>
+              </w:rPr>
+              <w:t>7.</w:t>
+            </w:r>
+            <w:r>
+              <w:rPr>
+                <w:sz w:val="24"/>
+              </w:rPr>
+              <w:t xml:space="preserve"> React-приложение (</w:t>
+            </w:r>
+            <w:r>
+              <w:rPr>
+                <w:i/>
+                <w:sz w:val="24"/>
+              </w:rPr>
+              <w:t>react-app</w:t>
+            </w:r>
+            <w:r>
+              <w:rPr>
+                <w:sz w:val="24"/>
+              </w:rPr>
+              <w:t xml:space="preserve">): кнопка </w:t>
+            </w:r>
+            <w:r>
+              <w:rPr>
+                <w:b/>
+                <w:sz w:val="24"/>
+              </w:rPr>
+              <w:t>«Записаться в бету»</w:t>
+            </w:r>
+            <w:r>
+              <w:rPr>
+                <w:sz w:val="24"/>
+              </w:rPr>
+              <w:t xml:space="preserve"> в шапке (UC-04, только сообщение, заявка не сохраняется).</w:t>
             </w:r>
           </w:p>
         </w:tc>
@@ -598,7 +814,7 @@
               <w:rPr>
                 <w:sz w:val="24"/>
               </w:rPr>
-              <w:t xml:space="preserve">1. Посетитель нажимает </w:t>
+              <w:t xml:space="preserve">1. Посетитель переходит к форме одним из способов раздела «Как перейти к форме», например нажимает </w:t>
             </w:r>
             <w:r>
               <w:rPr>
@@ -653,7 +869,7 @@
                 <w:b/>
                 <w:sz w:val="24"/>
               </w:rPr>
-              <w:t>«Имя»</w:t>
+              <w:t>«Имя*»</w:t>
             </w:r>
             <w:r>
               <w:rPr>
@@ -688,7 +904,7 @@
                 <w:b/>
                 <w:sz w:val="24"/>
               </w:rPr>
-              <w:t>«Электронная почта»</w:t>
+              <w:t>«Электронная почта*»</w:t>
             </w:r>
             <w:r>
               <w:rPr>
@@ -716,7 +932,7 @@
               <w:rPr>
                 <w:sz w:val="24"/>
               </w:rPr>
-              <w:t xml:space="preserve">4. Посетитель выбирает нотацию в списке: IDEF0, DFD, ERD, BPMN, UML или </w:t>
+              <w:t xml:space="preserve">4. Посетитель выбирает нотацию в списке «Нотация*»: IDEF0, DFD, ERD, BPMN, UML или </w:t>
             </w:r>
             <w:r>
               <w:rPr>
@@ -745,7 +961,7 @@
                 <w:b/>
                 <w:sz w:val="24"/>
               </w:rPr>
-              <w:t>«Размер команды»</w:t>
+              <w:t>«Размер команды*»</w:t>
             </w:r>
             <w:r>
               <w:rPr>
@@ -802,7 +1018,7 @@
                 <w:b/>
                 <w:sz w:val="24"/>
               </w:rPr>
-              <w:t>«Согласен получать письма о запуске беты и с политикой конфиденциальности»</w:t>
+              <w:t>«Согласен получать письма о запуске беты и с политикой конфиденциальности*»</w:t>
             </w:r>
             <w:r>
               <w:rPr>
@@ -839,7 +1055,7 @@
               <w:rPr>
                 <w:sz w:val="24"/>
               </w:rPr>
-              <w:t xml:space="preserve">9. Система считывает шесть полей и проверяет каждое по правилам П1–П6 (функция </w:t>
+              <w:t xml:space="preserve">9. Система считывает шесть полей и проверяет каждое по правилам П1–П6 из таблицы «Структура данных» (функция </w:t>
             </w:r>
             <w:r>
               <w:rPr>
@@ -949,6 +1165,15 @@
                 <w:sz w:val="24"/>
               </w:rPr>
               <w:t>.</w:t>
+            </w:r>
+            <w:r>
+              <w:br/>
+            </w:r>
+            <w:r>
+              <w:rPr>
+                <w:sz w:val="24"/>
+              </w:rPr>
+              <w:t>* — обязательное поле. В интерфейсе сайта звёздочек нет, обязательность указана фразой «Все поля, кроме комментария, обязательны».</w:t>
             </w:r>
           </w:p>
         </w:tc>
@@ -969,7 +1194,7 @@
               <w:rPr>
                 <w:b/>
               </w:rPr>
-              <w:t>Правила проверки полей</w:t>
+              <w:t>Альтернативные потоки</w:t>
             </w:r>
           </w:p>
         </w:tc>
@@ -983,26 +1208,39 @@
                 <w:b/>
                 <w:sz w:val="24"/>
               </w:rPr>
-              <w:t>П1</w:t>
-            </w:r>
-            <w:r>
-              <w:rPr>
-                <w:sz w:val="24"/>
-              </w:rPr>
-              <w:t>. Имя (</w:t>
-            </w:r>
-            <w:r>
-              <w:rPr>
-                <w:i/>
-                <w:sz w:val="24"/>
-              </w:rPr>
-              <w:t>#name</w:t>
-            </w:r>
-            <w:r>
-              <w:rPr>
-                <w:sz w:val="24"/>
-              </w:rPr>
-              <w:t>): 2–60 символов после обрезки пробелов, первый символ буква, далее буквы, пробел, апостроф, дефис. В разметке: minlength=2, maxlength=60.</w:t>
+              <w:t>A1</w:t>
+            </w:r>
+            <w:r>
+              <w:rPr>
+                <w:sz w:val="24"/>
+              </w:rPr>
+              <w:t xml:space="preserve">. Одно или несколько полей не прошли проверку (шаг 9): под каждым неверным полем показывается красное сообщение (role=alert, например </w:t>
+            </w:r>
+            <w:r>
+              <w:rPr>
+                <w:b/>
+                <w:sz w:val="24"/>
+              </w:rPr>
+              <w:t>«Имя не принято: поле пустое, короче двух символов или содержит цифры и знаки…»</w:t>
+            </w:r>
+            <w:r>
+              <w:rPr>
+                <w:sz w:val="24"/>
+              </w:rPr>
+              <w:t xml:space="preserve">), поле получает aria-invalid=true, фокус переходит на первое неверное поле в порядке имя, почта, нотация, команда, комментарий, согласие. </w:t>
+            </w:r>
+            <w:r>
+              <w:rPr>
+                <w:b/>
+                <w:sz w:val="24"/>
+              </w:rPr>
+              <w:t>Заявка не сохраняется</w:t>
+            </w:r>
+            <w:r>
+              <w:rPr>
+                <w:sz w:val="24"/>
+              </w:rPr>
+              <w:t>, страница не меняется. Поле с ошибкой перепроверяется при каждом вводе, остальные при выходе из поля. После исправления сообщение скрывается. Сценарий продолжается с шага 8.</w:t>
             </w:r>
             <w:r>
               <w:br/>
@@ -1012,26 +1250,20 @@
                 <w:b/>
                 <w:sz w:val="24"/>
               </w:rPr>
-              <w:t>П2</w:t>
-            </w:r>
-            <w:r>
-              <w:rPr>
-                <w:sz w:val="24"/>
-              </w:rPr>
-              <w:t>. Почта (</w:t>
-            </w:r>
-            <w:r>
-              <w:rPr>
-                <w:i/>
-                <w:sz w:val="24"/>
-              </w:rPr>
-              <w:t>#email</w:t>
-            </w:r>
-            <w:r>
-              <w:rPr>
-                <w:sz w:val="24"/>
-              </w:rPr>
-              <w:t>): вид name@domain.zone без пробелов, зона не короче двух символов, не более 120 символов после обрезки. В разметке: type=email, maxlength=120.</w:t>
+              <w:t>A2</w:t>
+            </w:r>
+            <w:r>
+              <w:rPr>
+                <w:sz w:val="24"/>
+              </w:rPr>
+              <w:t xml:space="preserve">. Согласие не отмечено (шаг 9): применяется A1; сообщение </w:t>
+            </w:r>
+            <w:r>
+              <w:rPr>
+                <w:b/>
+                <w:sz w:val="24"/>
+              </w:rPr>
+              <w:t>«Без согласия мы не можем отправить приглашение. Поставьте галочку, чтобы продолжить.»</w:t>
             </w:r>
             <w:r>
               <w:br/>
@@ -1041,39 +1273,42 @@
                 <w:b/>
                 <w:sz w:val="24"/>
               </w:rPr>
-              <w:t>П3</w:t>
-            </w:r>
-            <w:r>
-              <w:rPr>
-                <w:sz w:val="24"/>
-              </w:rPr>
-              <w:t>. Нотация (</w:t>
-            </w:r>
-            <w:r>
-              <w:rPr>
-                <w:i/>
-                <w:sz w:val="24"/>
-              </w:rPr>
-              <w:t>#notation</w:t>
-            </w:r>
-            <w:r>
-              <w:rPr>
-                <w:sz w:val="24"/>
-              </w:rPr>
-              <w:t xml:space="preserve">): idef0, dfd, erd, bpmn, uml или petri; пункт </w:t>
+              <w:t>A3</w:t>
+            </w:r>
+            <w:r>
+              <w:rPr>
+                <w:sz w:val="24"/>
+              </w:rPr>
+              <w:t>. Посетитель закрывает страницу или уходит со страницы до шага 8: данные не сохраняются, состояние системы не меняется.</w:t>
+            </w:r>
+            <w:r>
+              <w:br/>
             </w:r>
             <w:r>
               <w:rPr>
                 <w:b/>
                 <w:sz w:val="24"/>
               </w:rPr>
-              <w:t>«Выберите нотацию»</w:t>
-            </w:r>
-            <w:r>
-              <w:rPr>
-                <w:sz w:val="24"/>
-              </w:rPr>
-              <w:t xml:space="preserve"> недопустим.</w:t>
+              <w:t>A4</w:t>
+            </w:r>
+            <w:r>
+              <w:rPr>
+                <w:sz w:val="24"/>
+              </w:rPr>
+              <w:t xml:space="preserve">. Повторная заявка с тем же адресом (шаг 10): </w:t>
+            </w:r>
+            <w:r>
+              <w:rPr>
+                <w:b/>
+                <w:sz w:val="24"/>
+              </w:rPr>
+              <w:t>принимается как новая отдельная запись</w:t>
+            </w:r>
+            <w:r>
+              <w:rPr>
+                <w:sz w:val="24"/>
+              </w:rPr>
+              <w:t>, сообщения о дубликате нет (дефект D-1).</w:t>
             </w:r>
             <w:r>
               <w:br/>
@@ -1083,93 +1318,26 @@
                 <w:b/>
                 <w:sz w:val="24"/>
               </w:rPr>
-              <w:t>П4</w:t>
-            </w:r>
-            <w:r>
-              <w:rPr>
-                <w:sz w:val="24"/>
-              </w:rPr>
-              <w:t>. Размер команды (</w:t>
-            </w:r>
-            <w:r>
-              <w:rPr>
-                <w:i/>
-                <w:sz w:val="24"/>
-              </w:rPr>
-              <w:t>#team</w:t>
-            </w:r>
-            <w:r>
-              <w:rPr>
-                <w:sz w:val="24"/>
-              </w:rPr>
-              <w:t>): целое от 0 до 500; допускается строка из цифр; отрицательные, дробные и нечисловые значения недопустимы. В разметке: min=0, max=500, step=1.</w:t>
-            </w:r>
-            <w:r>
-              <w:br/>
+              <w:t>A5</w:t>
+            </w:r>
+            <w:r>
+              <w:rPr>
+                <w:sz w:val="24"/>
+              </w:rPr>
+              <w:t xml:space="preserve">. Повторное нажатие </w:t>
             </w:r>
             <w:r>
               <w:rPr>
                 <w:b/>
                 <w:sz w:val="24"/>
               </w:rPr>
-              <w:t>П5</w:t>
-            </w:r>
-            <w:r>
-              <w:rPr>
-                <w:sz w:val="24"/>
-              </w:rPr>
-              <w:t>. Комментарий (</w:t>
-            </w:r>
-            <w:r>
-              <w:rPr>
-                <w:i/>
-                <w:sz w:val="24"/>
-              </w:rPr>
-              <w:t>#comment</w:t>
-            </w:r>
-            <w:r>
-              <w:rPr>
-                <w:sz w:val="24"/>
-              </w:rPr>
-              <w:t>): не более 500 символов (длина считается без обрезки), поле необязательное. В разметке: maxlength=500, поэтому в браузере больше 500 символов ввести нельзя.</w:t>
-            </w:r>
-            <w:r>
-              <w:br/>
-            </w:r>
-            <w:r>
-              <w:rPr>
-                <w:b/>
-                <w:sz w:val="24"/>
-              </w:rPr>
-              <w:t>П6</w:t>
-            </w:r>
-            <w:r>
-              <w:rPr>
-                <w:sz w:val="24"/>
-              </w:rPr>
-              <w:t>. Согласие (</w:t>
-            </w:r>
-            <w:r>
-              <w:rPr>
-                <w:i/>
-                <w:sz w:val="24"/>
-              </w:rPr>
-              <w:t>#consent</w:t>
-            </w:r>
-            <w:r>
-              <w:rPr>
-                <w:sz w:val="24"/>
-              </w:rPr>
-              <w:t>): флажок обязательно отмечен.</w:t>
-            </w:r>
-            <w:r>
-              <w:br/>
-            </w:r>
-            <w:r>
-              <w:rPr>
-                <w:sz w:val="24"/>
-              </w:rPr>
-              <w:t>Встроенная проверка браузера отключена (form.noValidate), показываются только собственные сообщения сайта.</w:t>
+              <w:t>«Отправить»</w:t>
+            </w:r>
+            <w:r>
+              <w:rPr>
+                <w:sz w:val="24"/>
+              </w:rPr>
+              <w:t xml:space="preserve"> после успешной отправки (шаг 11): игнорируется, вторая запись не создаётся (флаг submitting).</w:t>
             </w:r>
           </w:p>
         </w:tc>
@@ -1190,7 +1358,7 @@
               <w:rPr>
                 <w:b/>
               </w:rPr>
-              <w:t>Альтернативные потоки</w:t>
+              <w:t>Постусловия</w:t>
             </w:r>
           </w:p>
         </w:tc>
@@ -1201,139 +1369,70 @@
           <w:p>
             <w:r>
               <w:rPr>
-                <w:b/>
-                <w:sz w:val="24"/>
-              </w:rPr>
-              <w:t>A1</w:t>
-            </w:r>
-            <w:r>
-              <w:rPr>
-                <w:sz w:val="24"/>
-              </w:rPr>
-              <w:t xml:space="preserve">. Одно или несколько полей не прошли проверку (шаг 9): под каждым неверным полем показывается красное сообщение (role=alert, например </w:t>
-            </w:r>
-            <w:r>
-              <w:rPr>
-                <w:b/>
-                <w:sz w:val="24"/>
-              </w:rPr>
-              <w:t>«Имя не принято: поле пустое, короче двух символов или содержит цифры и знаки…»</w:t>
-            </w:r>
-            <w:r>
-              <w:rPr>
-                <w:sz w:val="24"/>
-              </w:rPr>
-              <w:t xml:space="preserve">), поле получает aria-invalid=true, фокус переходит на первое неверное поле в порядке имя, почта, нотация, команда, комментарий, согласие. </w:t>
-            </w:r>
-            <w:r>
-              <w:rPr>
-                <w:b/>
-                <w:sz w:val="24"/>
-              </w:rPr>
-              <w:t>Заявка не сохраняется</w:t>
-            </w:r>
-            <w:r>
-              <w:rPr>
-                <w:sz w:val="24"/>
-              </w:rPr>
-              <w:t>, страница не меняется. Поле с ошибкой перепроверяется при каждом вводе, остальные при выходе из поля. После исправления сообщение скрывается. Сценарий продолжается с шага 8.</w:t>
+                <w:sz w:val="24"/>
+              </w:rPr>
+              <w:t xml:space="preserve">Успех: массив </w:t>
+            </w:r>
+            <w:r>
+              <w:rPr>
+                <w:i/>
+                <w:sz w:val="24"/>
+              </w:rPr>
+              <w:t>dslkit.waitlist</w:t>
+            </w:r>
+            <w:r>
+              <w:rPr>
+                <w:sz w:val="24"/>
+              </w:rPr>
+              <w:t xml:space="preserve"> в </w:t>
+            </w:r>
+            <w:r>
+              <w:rPr>
+                <w:i/>
+                <w:sz w:val="24"/>
+              </w:rPr>
+              <w:t>LocalStorage</w:t>
+            </w:r>
+            <w:r>
+              <w:rPr>
+                <w:sz w:val="24"/>
+              </w:rPr>
+              <w:t xml:space="preserve"> длиннее на одну запись, открыта страница </w:t>
+            </w:r>
+            <w:r>
+              <w:rPr>
+                <w:i/>
+                <w:sz w:val="24"/>
+              </w:rPr>
+              <w:t>thanks.html</w:t>
+            </w:r>
+            <w:r>
+              <w:rPr>
+                <w:sz w:val="24"/>
+              </w:rPr>
+              <w:t xml:space="preserve"> (en/</w:t>
+            </w:r>
+            <w:r>
+              <w:rPr>
+                <w:i/>
+                <w:sz w:val="24"/>
+              </w:rPr>
+              <w:t>thanks.html</w:t>
+            </w:r>
+            <w:r>
+              <w:rPr>
+                <w:sz w:val="24"/>
+              </w:rPr>
+              <w:t>).</w:t>
             </w:r>
             <w:r>
               <w:br/>
             </w:r>
             <w:r>
               <w:rPr>
-                <w:b/>
-                <w:sz w:val="24"/>
-              </w:rPr>
-              <w:t>A2</w:t>
-            </w:r>
-            <w:r>
-              <w:rPr>
-                <w:sz w:val="24"/>
-              </w:rPr>
-              <w:t xml:space="preserve">. Согласие не отмечено (шаг 9): применяется A1; сообщение </w:t>
-            </w:r>
-            <w:r>
-              <w:rPr>
-                <w:b/>
-                <w:sz w:val="24"/>
-              </w:rPr>
-              <w:t>«Без согласия мы не можем отправить приглашение. Поставьте галочку, чтобы продолжить.»</w:t>
-            </w:r>
-            <w:r>
-              <w:br/>
-            </w:r>
-            <w:r>
-              <w:rPr>
-                <w:b/>
-                <w:sz w:val="24"/>
-              </w:rPr>
-              <w:t>A3</w:t>
-            </w:r>
-            <w:r>
-              <w:rPr>
-                <w:sz w:val="24"/>
-              </w:rPr>
-              <w:t>. Посетитель закрывает страницу или уходит со страницы до шага 8: данные не сохраняются, состояние системы не меняется.</w:t>
-            </w:r>
-            <w:r>
-              <w:br/>
-            </w:r>
-            <w:r>
-              <w:rPr>
-                <w:b/>
-                <w:sz w:val="24"/>
-              </w:rPr>
-              <w:t>A4</w:t>
-            </w:r>
-            <w:r>
-              <w:rPr>
-                <w:sz w:val="24"/>
-              </w:rPr>
-              <w:t xml:space="preserve">. Повторная заявка с тем же адресом (шаг 10): </w:t>
-            </w:r>
-            <w:r>
-              <w:rPr>
-                <w:b/>
-                <w:sz w:val="24"/>
-              </w:rPr>
-              <w:t>принимается как новая отдельная запись</w:t>
-            </w:r>
-            <w:r>
-              <w:rPr>
-                <w:sz w:val="24"/>
-              </w:rPr>
-              <w:t>, сообщения о дубликате нет (дефект D-1).</w:t>
-            </w:r>
-            <w:r>
-              <w:br/>
-            </w:r>
-            <w:r>
-              <w:rPr>
-                <w:b/>
-                <w:sz w:val="24"/>
-              </w:rPr>
-              <w:t>A5</w:t>
-            </w:r>
-            <w:r>
-              <w:rPr>
-                <w:sz w:val="24"/>
-              </w:rPr>
-              <w:t xml:space="preserve">. Повторное нажатие </w:t>
-            </w:r>
-            <w:r>
-              <w:rPr>
-                <w:b/>
-                <w:sz w:val="24"/>
-              </w:rPr>
-              <w:t>«Отправить»</w:t>
-            </w:r>
-            <w:r>
-              <w:rPr>
-                <w:sz w:val="24"/>
-              </w:rPr>
-              <w:t xml:space="preserve"> после успешной отправки (шаг 11): игнорируется, вторая запись не создаётся (флаг submitting).</w:t>
+                <w:sz w:val="24"/>
+              </w:rPr>
+              <w:t>Ошибка проверки (A1, A2): записей не добавилось, посетитель остаётся на главной странице, введённые значения остаются в полях.</w:t>
             </w:r>
           </w:p>
         </w:tc>
@@ -1354,7 +1453,7 @@
               <w:rPr>
                 <w:b/>
               </w:rPr>
-              <w:t>Постусловия</w:t>
+              <w:t>Исключительные ситуации</w:t>
             </w:r>
           </w:p>
         </w:tc>
@@ -1365,70 +1464,110 @@
           <w:p>
             <w:r>
               <w:rPr>
-                <w:sz w:val="24"/>
-              </w:rPr>
-              <w:t xml:space="preserve">Успех: массив </w:t>
+                <w:b/>
+                <w:sz w:val="24"/>
+              </w:rPr>
+              <w:t>E1</w:t>
+            </w:r>
+            <w:r>
+              <w:rPr>
+                <w:sz w:val="24"/>
+              </w:rPr>
+              <w:t xml:space="preserve">. Запись в </w:t>
             </w:r>
             <w:r>
               <w:rPr>
                 <w:i/>
                 <w:sz w:val="24"/>
               </w:rPr>
-              <w:t>dslkit.waitlist</w:t>
-            </w:r>
-            <w:r>
-              <w:rPr>
-                <w:sz w:val="24"/>
-              </w:rPr>
-              <w:t xml:space="preserve"> в </w:t>
+              <w:t>LocalStorage</w:t>
+            </w:r>
+            <w:r>
+              <w:rPr>
+                <w:sz w:val="24"/>
+              </w:rPr>
+              <w:t xml:space="preserve"> не удалась (хранилище переполнено или запрещено, шаг 10): метод </w:t>
             </w:r>
             <w:r>
               <w:rPr>
                 <w:i/>
                 <w:sz w:val="24"/>
               </w:rPr>
+              <w:t>storage.set</w:t>
+            </w:r>
+            <w:r>
+              <w:rPr>
+                <w:sz w:val="24"/>
+              </w:rPr>
+              <w:t xml:space="preserve"> возвращает false, но система всё равно открывает страницу благодарности; </w:t>
+            </w:r>
+            <w:r>
+              <w:rPr>
+                <w:b/>
+                <w:sz w:val="24"/>
+              </w:rPr>
+              <w:t>сообщения об ошибке нет</w:t>
+            </w:r>
+            <w:r>
+              <w:rPr>
+                <w:sz w:val="24"/>
+              </w:rPr>
+              <w:t xml:space="preserve">, </w:t>
+            </w:r>
+            <w:r>
+              <w:rPr>
+                <w:b/>
+                <w:sz w:val="24"/>
+              </w:rPr>
+              <w:t>заявка потеряна</w:t>
+            </w:r>
+            <w:r>
+              <w:rPr>
+                <w:sz w:val="24"/>
+              </w:rPr>
+              <w:t xml:space="preserve"> (дефект D-2).</w:t>
+            </w:r>
+            <w:r>
+              <w:br/>
+            </w:r>
+            <w:r>
+              <w:rPr>
+                <w:b/>
+                <w:sz w:val="24"/>
+              </w:rPr>
+              <w:t>E2</w:t>
+            </w:r>
+            <w:r>
+              <w:rPr>
+                <w:sz w:val="24"/>
+              </w:rPr>
+              <w:t xml:space="preserve">. </w:t>
+            </w:r>
+            <w:r>
+              <w:rPr>
+                <w:i/>
+                <w:sz w:val="24"/>
+              </w:rPr>
               <w:t>LocalStorage</w:t>
             </w:r>
             <w:r>
               <w:rPr>
                 <w:sz w:val="24"/>
               </w:rPr>
-              <w:t xml:space="preserve"> длиннее на одну запись, открыта страница </w:t>
+              <w:t xml:space="preserve"> недоступен совсем (</w:t>
             </w:r>
             <w:r>
               <w:rPr>
                 <w:i/>
                 <w:sz w:val="24"/>
               </w:rPr>
-              <w:t>thanks.html</w:t>
-            </w:r>
-            <w:r>
-              <w:rPr>
-                <w:sz w:val="24"/>
-              </w:rPr>
-              <w:t xml:space="preserve"> (en/</w:t>
-            </w:r>
-            <w:r>
-              <w:rPr>
-                <w:i/>
-                <w:sz w:val="24"/>
-              </w:rPr>
-              <w:t>thanks.html</w:t>
-            </w:r>
-            <w:r>
-              <w:rPr>
-                <w:sz w:val="24"/>
-              </w:rPr>
-              <w:t>).</w:t>
-            </w:r>
-            <w:r>
-              <w:br/>
-            </w:r>
-            <w:r>
-              <w:rPr>
-                <w:sz w:val="24"/>
-              </w:rPr>
-              <w:t>Ошибка проверки (A1, A2): записей не добавилось, посетитель остаётся на главной странице, введённые значения остаются в полях.</w:t>
+              <w:t>getStorage</w:t>
+            </w:r>
+            <w:r>
+              <w:rPr>
+                <w:sz w:val="24"/>
+              </w:rPr>
+              <w:t xml:space="preserve"> использует временное хранилище в памяти): заявка живёт только до закрытия страницы, посетитель видит страницу благодарности.</w:t>
             </w:r>
           </w:p>
         </w:tc>
@@ -1449,7 +1588,7 @@
               <w:rPr>
                 <w:b/>
               </w:rPr>
-              <w:t>Исключительные ситуации</w:t>
+              <w:t>Связанные требования</w:t>
             </w:r>
           </w:p>
         </w:tc>
@@ -1463,107 +1602,87 @@
                 <w:b/>
                 <w:sz w:val="24"/>
               </w:rPr>
-              <w:t>E1</w:t>
-            </w:r>
-            <w:r>
-              <w:rPr>
-                <w:sz w:val="24"/>
-              </w:rPr>
-              <w:t xml:space="preserve">. Запись в </w:t>
+              <w:t>R4</w:t>
+            </w:r>
+            <w:r>
+              <w:rPr>
+                <w:sz w:val="24"/>
+              </w:rPr>
+              <w:t xml:space="preserve"> — Форма заявки и валидация</w:t>
+            </w:r>
+            <w:r>
+              <w:br/>
+            </w:r>
+            <w:r>
+              <w:rPr>
+                <w:b/>
+                <w:sz w:val="24"/>
+              </w:rPr>
+              <w:t>R1</w:t>
+            </w:r>
+            <w:r>
+              <w:rPr>
+                <w:sz w:val="24"/>
+              </w:rPr>
+              <w:t xml:space="preserve"> — Доступность страниц (главная, </w:t>
             </w:r>
             <w:r>
               <w:rPr>
                 <w:i/>
                 <w:sz w:val="24"/>
               </w:rPr>
-              <w:t>LocalStorage</w:t>
-            </w:r>
-            <w:r>
-              <w:rPr>
-                <w:sz w:val="24"/>
-              </w:rPr>
-              <w:t xml:space="preserve"> не удалась (хранилище переполнено или запрещено, шаг 10): метод </w:t>
+              <w:t>thanks.html</w:t>
+            </w:r>
+            <w:r>
+              <w:rPr>
+                <w:sz w:val="24"/>
+              </w:rPr>
+              <w:t xml:space="preserve">, </w:t>
             </w:r>
             <w:r>
               <w:rPr>
                 <w:i/>
                 <w:sz w:val="24"/>
               </w:rPr>
-              <w:t>storage.set</w:t>
-            </w:r>
-            <w:r>
-              <w:rPr>
-                <w:sz w:val="24"/>
-              </w:rPr>
-              <w:t xml:space="preserve"> возвращает false, но система всё равно открывает страницу благодарности; </w:t>
+              <w:t>privacy.html</w:t>
+            </w:r>
+            <w:r>
+              <w:rPr>
+                <w:sz w:val="24"/>
+              </w:rPr>
+              <w:t>)</w:t>
+            </w:r>
+            <w:r>
+              <w:br/>
             </w:r>
             <w:r>
               <w:rPr>
                 <w:b/>
                 <w:sz w:val="24"/>
               </w:rPr>
-              <w:t>сообщения об ошибке нет</w:t>
-            </w:r>
-            <w:r>
-              <w:rPr>
-                <w:sz w:val="24"/>
-              </w:rPr>
-              <w:t xml:space="preserve">, </w:t>
+              <w:t>R6</w:t>
+            </w:r>
+            <w:r>
+              <w:rPr>
+                <w:sz w:val="24"/>
+              </w:rPr>
+              <w:t xml:space="preserve"> — Разметка и локализация (русская и английская версии)</w:t>
+            </w:r>
+            <w:r>
+              <w:br/>
             </w:r>
             <w:r>
               <w:rPr>
                 <w:b/>
                 <w:sz w:val="24"/>
               </w:rPr>
-              <w:t>заявка потеряна</w:t>
-            </w:r>
-            <w:r>
-              <w:rPr>
-                <w:sz w:val="24"/>
-              </w:rPr>
-              <w:t xml:space="preserve"> (дефект D-2).</w:t>
-            </w:r>
-            <w:r>
-              <w:br/>
-            </w:r>
-            <w:r>
-              <w:rPr>
-                <w:b/>
-                <w:sz w:val="24"/>
-              </w:rPr>
-              <w:t>E2</w:t>
-            </w:r>
-            <w:r>
-              <w:rPr>
-                <w:sz w:val="24"/>
-              </w:rPr>
-              <w:t xml:space="preserve">. </w:t>
-            </w:r>
-            <w:r>
-              <w:rPr>
-                <w:i/>
-                <w:sz w:val="24"/>
-              </w:rPr>
-              <w:t>LocalStorage</w:t>
-            </w:r>
-            <w:r>
-              <w:rPr>
-                <w:sz w:val="24"/>
-              </w:rPr>
-              <w:t xml:space="preserve"> недоступен совсем (</w:t>
-            </w:r>
-            <w:r>
-              <w:rPr>
-                <w:i/>
-                <w:sz w:val="24"/>
-              </w:rPr>
-              <w:t>getStorage</w:t>
-            </w:r>
-            <w:r>
-              <w:rPr>
-                <w:sz w:val="24"/>
-              </w:rPr>
-              <w:t xml:space="preserve"> использует временное хранилище в памяти): заявка живёт только до закрытия страницы, посетитель видит страницу благодарности.</w:t>
+              <w:t>R9</w:t>
+            </w:r>
+            <w:r>
+              <w:rPr>
+                <w:sz w:val="24"/>
+              </w:rPr>
+              <w:t xml:space="preserve"> — Локальное хранилище</w:t>
             </w:r>
           </w:p>
         </w:tc>
@@ -1584,7 +1703,7 @@
               <w:rPr>
                 <w:b/>
               </w:rPr>
-              <w:t>Связанные требования</w:t>
+              <w:t>Подзадачи</w:t>
             </w:r>
           </w:p>
         </w:tc>
@@ -1598,13 +1717,13 @@
                 <w:b/>
                 <w:sz w:val="24"/>
               </w:rPr>
-              <w:t>R4</w:t>
-            </w:r>
-            <w:r>
-              <w:rPr>
-                <w:sz w:val="24"/>
-              </w:rPr>
-              <w:t xml:space="preserve"> — Форма заявки и валидация</w:t>
+              <w:t>UC-01.1</w:t>
+            </w:r>
+            <w:r>
+              <w:rPr>
+                <w:sz w:val="24"/>
+              </w:rPr>
+              <w:t xml:space="preserve"> — Показ формы и подсказок к полям</w:t>
             </w:r>
             <w:r>
               <w:br/>
@@ -1614,39 +1733,52 @@
                 <w:b/>
                 <w:sz w:val="24"/>
               </w:rPr>
-              <w:t>R1</w:t>
-            </w:r>
-            <w:r>
-              <w:rPr>
-                <w:sz w:val="24"/>
-              </w:rPr>
-              <w:t xml:space="preserve"> — Доступность страниц (главная, </w:t>
+              <w:t>UC-01.2</w:t>
+            </w:r>
+            <w:r>
+              <w:rPr>
+                <w:sz w:val="24"/>
+              </w:rPr>
+              <w:t xml:space="preserve"> — Чтение, очистка и проверка значений по П1–П6</w:t>
+            </w:r>
+            <w:r>
+              <w:br/>
+            </w:r>
+            <w:r>
+              <w:rPr>
+                <w:b/>
+                <w:sz w:val="24"/>
+              </w:rPr>
+              <w:t>UC-01.3</w:t>
+            </w:r>
+            <w:r>
+              <w:rPr>
+                <w:sz w:val="24"/>
+              </w:rPr>
+              <w:t xml:space="preserve"> — Показ ошибок, фокус и повторная проверка</w:t>
+            </w:r>
+            <w:r>
+              <w:br/>
+            </w:r>
+            <w:r>
+              <w:rPr>
+                <w:b/>
+                <w:sz w:val="24"/>
+              </w:rPr>
+              <w:t>UC-01.4</w:t>
+            </w:r>
+            <w:r>
+              <w:rPr>
+                <w:sz w:val="24"/>
+              </w:rPr>
+              <w:t xml:space="preserve"> — Сохранение заявки в </w:t>
             </w:r>
             <w:r>
               <w:rPr>
                 <w:i/>
                 <w:sz w:val="24"/>
               </w:rPr>
-              <w:t>thanks.html</w:t>
-            </w:r>
-            <w:r>
-              <w:rPr>
-                <w:sz w:val="24"/>
-              </w:rPr>
-              <w:t xml:space="preserve">, </w:t>
-            </w:r>
-            <w:r>
-              <w:rPr>
-                <w:i/>
-                <w:sz w:val="24"/>
-              </w:rPr>
-              <w:t>privacy.html</w:t>
-            </w:r>
-            <w:r>
-              <w:rPr>
-                <w:sz w:val="24"/>
-              </w:rPr>
-              <w:t>)</w:t>
+              <w:t>LocalStorage</w:t>
             </w:r>
             <w:r>
               <w:br/>
@@ -1656,29 +1788,13 @@
                 <w:b/>
                 <w:sz w:val="24"/>
               </w:rPr>
-              <w:t>R6</w:t>
-            </w:r>
-            <w:r>
-              <w:rPr>
-                <w:sz w:val="24"/>
-              </w:rPr>
-              <w:t xml:space="preserve"> — Разметка и локализация (русская и английская версии)</w:t>
-            </w:r>
-            <w:r>
-              <w:br/>
-            </w:r>
-            <w:r>
-              <w:rPr>
-                <w:b/>
-                <w:sz w:val="24"/>
-              </w:rPr>
-              <w:t>R9</w:t>
-            </w:r>
-            <w:r>
-              <w:rPr>
-                <w:sz w:val="24"/>
-              </w:rPr>
-              <w:t xml:space="preserve"> — Локальное хранилище</w:t>
+              <w:t>UC-01.5</w:t>
+            </w:r>
+            <w:r>
+              <w:rPr>
+                <w:sz w:val="24"/>
+              </w:rPr>
+              <w:t xml:space="preserve"> — Переход на страницу благодарности</w:t>
             </w:r>
           </w:p>
         </w:tc>
@@ -1699,7 +1815,7 @@
               <w:rPr>
                 <w:b/>
               </w:rPr>
-              <w:t>Подзадачи</w:t>
+              <w:t>Связанные задачи и use case</w:t>
             </w:r>
           </w:p>
         </w:tc>
@@ -1713,13 +1829,26 @@
                 <w:b/>
                 <w:sz w:val="24"/>
               </w:rPr>
-              <w:t>UC-01.1</w:t>
-            </w:r>
-            <w:r>
-              <w:rPr>
-                <w:sz w:val="24"/>
-              </w:rPr>
-              <w:t xml:space="preserve"> — Показ формы и подсказок к полям</w:t>
+              <w:t>UC-00</w:t>
+            </w:r>
+            <w:r>
+              <w:rPr>
+                <w:sz w:val="24"/>
+              </w:rPr>
+              <w:t xml:space="preserve"> — Прочитать политику конфиденциальности (ссылка в тексте согласия, </w:t>
+            </w:r>
+            <w:r>
+              <w:rPr>
+                <w:i/>
+                <w:sz w:val="24"/>
+              </w:rPr>
+              <w:t>privacy.html</w:t>
+            </w:r>
+            <w:r>
+              <w:rPr>
+                <w:sz w:val="24"/>
+              </w:rPr>
+              <w:t>)</w:t>
             </w:r>
             <w:r>
               <w:br/>
@@ -1729,13 +1858,39 @@
                 <w:b/>
                 <w:sz w:val="24"/>
               </w:rPr>
-              <w:t>UC-01.2</w:t>
-            </w:r>
-            <w:r>
-              <w:rPr>
-                <w:sz w:val="24"/>
-              </w:rPr>
-              <w:t xml:space="preserve"> — Чтение, очистка и проверка значений по П1–П6</w:t>
+              <w:t>UC-02</w:t>
+            </w:r>
+            <w:r>
+              <w:rPr>
+                <w:sz w:val="24"/>
+              </w:rPr>
+              <w:t xml:space="preserve"> — Выбрать нотацию на карточке и перейти к записи (ссылки </w:t>
+            </w:r>
+            <w:r>
+              <w:rPr>
+                <w:b/>
+                <w:sz w:val="24"/>
+              </w:rPr>
+              <w:t>«Записаться в бету: UML»</w:t>
+            </w:r>
+            <w:r>
+              <w:rPr>
+                <w:sz w:val="24"/>
+              </w:rPr>
+              <w:t xml:space="preserve">, </w:t>
+            </w:r>
+            <w:r>
+              <w:rPr>
+                <w:b/>
+                <w:sz w:val="24"/>
+              </w:rPr>
+              <w:t>«…: BPMN»</w:t>
+            </w:r>
+            <w:r>
+              <w:rPr>
+                <w:sz w:val="24"/>
+              </w:rPr>
+              <w:t>)</w:t>
             </w:r>
             <w:r>
               <w:br/>
@@ -1745,13 +1900,39 @@
                 <w:b/>
                 <w:sz w:val="24"/>
               </w:rPr>
-              <w:t>UC-01.3</w:t>
-            </w:r>
-            <w:r>
-              <w:rPr>
-                <w:sz w:val="24"/>
-              </w:rPr>
-              <w:t xml:space="preserve"> — Показ ошибок, фокус и повторная проверка</w:t>
+              <w:t>UC-03</w:t>
+            </w:r>
+            <w:r>
+              <w:rPr>
+                <w:sz w:val="24"/>
+              </w:rPr>
+              <w:t xml:space="preserve"> — Авторизация и вход в приложение: в текущей версии </w:t>
+            </w:r>
+            <w:r>
+              <w:rPr>
+                <w:i/>
+                <w:sz w:val="24"/>
+              </w:rPr>
+              <w:t>не реализована</w:t>
+            </w:r>
+            <w:r>
+              <w:rPr>
+                <w:sz w:val="24"/>
+              </w:rPr>
+              <w:t>, форма и приложение (</w:t>
+            </w:r>
+            <w:r>
+              <w:rPr>
+                <w:i/>
+                <w:sz w:val="24"/>
+              </w:rPr>
+              <w:t>site/app/</w:t>
+            </w:r>
+            <w:r>
+              <w:rPr>
+                <w:sz w:val="24"/>
+              </w:rPr>
+              <w:t>) работают без входа; задача на будущее, после появления серверной части</w:t>
             </w:r>
             <w:r>
               <w:br/>
@@ -1761,132 +1942,26 @@
                 <w:b/>
                 <w:sz w:val="24"/>
               </w:rPr>
-              <w:t>UC-01.4</w:t>
-            </w:r>
-            <w:r>
-              <w:rPr>
-                <w:sz w:val="24"/>
-              </w:rPr>
-              <w:t xml:space="preserve"> — Сохранение заявки в </w:t>
+              <w:t>UC-04</w:t>
+            </w:r>
+            <w:r>
+              <w:rPr>
+                <w:sz w:val="24"/>
+              </w:rPr>
+              <w:t xml:space="preserve"> — Запись в бету из React-приложения (</w:t>
             </w:r>
             <w:r>
               <w:rPr>
                 <w:i/>
                 <w:sz w:val="24"/>
               </w:rPr>
-              <w:t>LocalStorage</w:t>
-            </w:r>
-            <w:r>
-              <w:br/>
-            </w:r>
-            <w:r>
-              <w:rPr>
-                <w:b/>
-                <w:sz w:val="24"/>
-              </w:rPr>
-              <w:t>UC-01.5</w:t>
-            </w:r>
-            <w:r>
-              <w:rPr>
-                <w:sz w:val="24"/>
-              </w:rPr>
-              <w:t xml:space="preserve"> — Переход на страницу благодарности</w:t>
-            </w:r>
-          </w:p>
-        </w:tc>
-      </w:tr>
-      <w:tr>
-        <w:tc>
-          <w:tcPr>
-            <w:tcW w:type="dxa" w:w="2381"/>
-            <w:shd w:val="clear" w:fill="F2F2F2"/>
-          </w:tcPr>
-          <w:p>
-            <w:r>
-              <w:rPr>
-                <w:sz w:val="24"/>
-              </w:rPr>
-            </w:r>
-            <w:r>
-              <w:rPr>
-                <w:b/>
-              </w:rPr>
-              <w:t>Связанные задачи и use case</w:t>
-            </w:r>
-          </w:p>
-        </w:tc>
-        <w:tc>
-          <w:tcPr>
-            <w:tcW w:type="dxa" w:w="7370"/>
-          </w:tcPr>
-          <w:p>
-            <w:r>
-              <w:rPr>
-                <w:b/>
-                <w:sz w:val="24"/>
-              </w:rPr>
-              <w:t>UC-00</w:t>
-            </w:r>
-            <w:r>
-              <w:rPr>
-                <w:sz w:val="24"/>
-              </w:rPr>
-              <w:t xml:space="preserve"> — Прочитать политику конфиденциальности (ссылка в тексте согласия, </w:t>
-            </w:r>
-            <w:r>
-              <w:rPr>
-                <w:i/>
-                <w:sz w:val="24"/>
-              </w:rPr>
-              <w:t>privacy.html</w:t>
-            </w:r>
-            <w:r>
-              <w:rPr>
-                <w:sz w:val="24"/>
-              </w:rPr>
-              <w:t>)</w:t>
-            </w:r>
-            <w:r>
-              <w:br/>
-            </w:r>
-            <w:r>
-              <w:rPr>
-                <w:b/>
-                <w:sz w:val="24"/>
-              </w:rPr>
-              <w:t>UC-02</w:t>
-            </w:r>
-            <w:r>
-              <w:rPr>
-                <w:sz w:val="24"/>
-              </w:rPr>
-              <w:t xml:space="preserve"> — Выбрать нотацию на карточке и перейти к записи (ссылки </w:t>
-            </w:r>
-            <w:r>
-              <w:rPr>
-                <w:b/>
-                <w:sz w:val="24"/>
-              </w:rPr>
-              <w:t>«Записаться в бету: UML»</w:t>
-            </w:r>
-            <w:r>
-              <w:rPr>
-                <w:sz w:val="24"/>
-              </w:rPr>
-              <w:t xml:space="preserve">, </w:t>
-            </w:r>
-            <w:r>
-              <w:rPr>
-                <w:b/>
-                <w:sz w:val="24"/>
-              </w:rPr>
-              <w:t>«…: BPMN»</w:t>
-            </w:r>
-            <w:r>
-              <w:rPr>
-                <w:sz w:val="24"/>
-              </w:rPr>
-              <w:t>)</w:t>
+              <w:t>react-app/src/App.jsx</w:t>
+            </w:r>
+            <w:r>
+              <w:rPr>
+                <w:sz w:val="24"/>
+              </w:rPr>
+              <w:t>, лаб. 7)</w:t>
             </w:r>
             <w:r>
               <w:br/>
@@ -2623,6 +2698,829 @@
       </w:tr>
     </w:tbl>
     <w:p/>
+    <w:p>
+      <w:pPr>
+        <w:pStyle w:val="Heading2"/>
+      </w:pPr>
+      <w:r>
+        <w:t>Структура данных заявки (сущность WaitlistEntry)</w:t>
+      </w:r>
+    </w:p>
+    <w:tbl>
+      <w:tblPr>
+        <w:tblStyle w:val="TableGrid"/>
+        <w:tblW w:type="auto" w:w="0"/>
+        <w:tblLook w:firstColumn="1" w:firstRow="1" w:lastColumn="0" w:lastRow="0" w:noHBand="0" w:noVBand="1" w:val="04A0"/>
+      </w:tblPr>
+      <w:tblGrid>
+        <w:gridCol w:w="1457"/>
+        <w:gridCol w:w="1457"/>
+        <w:gridCol w:w="1457"/>
+        <w:gridCol w:w="1457"/>
+        <w:gridCol w:w="1457"/>
+        <w:gridCol w:w="1457"/>
+        <w:gridCol w:w="1457"/>
+      </w:tblGrid>
+      <w:tr>
+        <w:tc>
+          <w:tcPr>
+            <w:tcW w:type="dxa" w:w="1077"/>
+            <w:shd w:val="clear" w:fill="D9E2F3"/>
+          </w:tcPr>
+          <w:p>
+            <w:r>
+              <w:rPr>
+                <w:sz w:val="24"/>
+              </w:rPr>
+            </w:r>
+            <w:r>
+              <w:rPr>
+                <w:b/>
+                <w:sz w:val="24"/>
+              </w:rPr>
+              <w:t>Поле</w:t>
+            </w:r>
+          </w:p>
+        </w:tc>
+        <w:tc>
+          <w:tcPr>
+            <w:tcW w:type="dxa" w:w="1361"/>
+            <w:shd w:val="clear" w:fill="D9E2F3"/>
+          </w:tcPr>
+          <w:p>
+            <w:r>
+              <w:rPr>
+                <w:sz w:val="24"/>
+              </w:rPr>
+            </w:r>
+            <w:r>
+              <w:rPr>
+                <w:b/>
+                <w:sz w:val="24"/>
+              </w:rPr>
+              <w:t>Тип и длина</w:t>
+            </w:r>
+          </w:p>
+        </w:tc>
+        <w:tc>
+          <w:tcPr>
+            <w:tcW w:type="dxa" w:w="1871"/>
+            <w:shd w:val="clear" w:fill="D9E2F3"/>
+          </w:tcPr>
+          <w:p>
+            <w:r>
+              <w:rPr>
+                <w:sz w:val="24"/>
+              </w:rPr>
+            </w:r>
+            <w:r>
+              <w:rPr>
+                <w:b/>
+                <w:sz w:val="24"/>
+              </w:rPr>
+              <w:t>Обязательность, уникальность</w:t>
+            </w:r>
+          </w:p>
+        </w:tc>
+        <w:tc>
+          <w:tcPr>
+            <w:tcW w:type="dxa" w:w="2041"/>
+            <w:shd w:val="clear" w:fill="D9E2F3"/>
+          </w:tcPr>
+          <w:p>
+            <w:r>
+              <w:rPr>
+                <w:sz w:val="24"/>
+              </w:rPr>
+            </w:r>
+            <w:r>
+              <w:rPr>
+                <w:b/>
+                <w:sz w:val="24"/>
+              </w:rPr>
+              <w:t>Маска, формат</w:t>
+            </w:r>
+          </w:p>
+        </w:tc>
+        <w:tc>
+          <w:tcPr>
+            <w:tcW w:type="dxa" w:w="850"/>
+            <w:shd w:val="clear" w:fill="D9E2F3"/>
+          </w:tcPr>
+          <w:p>
+            <w:r>
+              <w:rPr>
+                <w:sz w:val="24"/>
+              </w:rPr>
+            </w:r>
+            <w:r>
+              <w:rPr>
+                <w:b/>
+                <w:sz w:val="24"/>
+              </w:rPr>
+              <w:t>По умолч.</w:t>
+            </w:r>
+          </w:p>
+        </w:tc>
+        <w:tc>
+          <w:tcPr>
+            <w:tcW w:type="dxa" w:w="1701"/>
+            <w:shd w:val="clear" w:fill="D9E2F3"/>
+          </w:tcPr>
+          <w:p>
+            <w:r>
+              <w:rPr>
+                <w:sz w:val="24"/>
+              </w:rPr>
+            </w:r>
+            <w:r>
+              <w:rPr>
+                <w:b/>
+                <w:sz w:val="24"/>
+              </w:rPr>
+              <w:t>Связь</w:t>
+            </w:r>
+          </w:p>
+        </w:tc>
+        <w:tc>
+          <w:tcPr>
+            <w:tcW w:type="dxa" w:w="737"/>
+            <w:shd w:val="clear" w:fill="D9E2F3"/>
+          </w:tcPr>
+          <w:p>
+            <w:r>
+              <w:rPr>
+                <w:sz w:val="24"/>
+              </w:rPr>
+            </w:r>
+            <w:r>
+              <w:rPr>
+                <w:b/>
+                <w:sz w:val="24"/>
+              </w:rPr>
+              <w:t>Правило</w:t>
+            </w:r>
+          </w:p>
+        </w:tc>
+      </w:tr>
+      <w:tr>
+        <w:tc>
+          <w:tcPr>
+            <w:tcW w:type="dxa" w:w="1077"/>
+          </w:tcPr>
+          <w:p>
+            <w:r>
+              <w:rPr>
+                <w:sz w:val="24"/>
+              </w:rPr>
+              <w:t>name*</w:t>
+            </w:r>
+          </w:p>
+        </w:tc>
+        <w:tc>
+          <w:tcPr>
+            <w:tcW w:type="dxa" w:w="1361"/>
+          </w:tcPr>
+          <w:p>
+            <w:r>
+              <w:rPr>
+                <w:sz w:val="24"/>
+              </w:rPr>
+              <w:t>string (VARCHAR), длина 2–60</w:t>
+            </w:r>
+          </w:p>
+        </w:tc>
+        <w:tc>
+          <w:tcPr>
+            <w:tcW w:type="dxa" w:w="1871"/>
+          </w:tcPr>
+          <w:p>
+            <w:r>
+              <w:rPr>
+                <w:sz w:val="24"/>
+              </w:rPr>
+              <w:t>Да (NOT NULL); уникальность: Нет</w:t>
+            </w:r>
+          </w:p>
+        </w:tc>
+        <w:tc>
+          <w:tcPr>
+            <w:tcW w:type="dxa" w:w="2041"/>
+          </w:tcPr>
+          <w:p>
+            <w:r>
+              <w:rPr>
+                <w:sz w:val="24"/>
+              </w:rPr>
+              <w:t>^\p{L}[\p{L}' ’-]{1,59}$ (флаг u), перед проверкой пробелы по краям убираются</w:t>
+            </w:r>
+          </w:p>
+        </w:tc>
+        <w:tc>
+          <w:tcPr>
+            <w:tcW w:type="dxa" w:w="850"/>
+          </w:tcPr>
+          <w:p>
+            <w:r>
+              <w:rPr>
+                <w:sz w:val="24"/>
+              </w:rPr>
+              <w:t>—</w:t>
+            </w:r>
+          </w:p>
+        </w:tc>
+        <w:tc>
+          <w:tcPr>
+            <w:tcW w:type="dxa" w:w="1701"/>
+          </w:tcPr>
+          <w:p>
+            <w:r>
+              <w:rPr>
+                <w:sz w:val="24"/>
+              </w:rPr>
+              <w:t>Связей нет</w:t>
+            </w:r>
+          </w:p>
+        </w:tc>
+        <w:tc>
+          <w:tcPr>
+            <w:tcW w:type="dxa" w:w="737"/>
+          </w:tcPr>
+          <w:p>
+            <w:r>
+              <w:rPr>
+                <w:sz w:val="24"/>
+              </w:rPr>
+              <w:t>П1</w:t>
+            </w:r>
+          </w:p>
+        </w:tc>
+      </w:tr>
+      <w:tr>
+        <w:tc>
+          <w:tcPr>
+            <w:tcW w:type="dxa" w:w="1077"/>
+          </w:tcPr>
+          <w:p>
+            <w:r>
+              <w:rPr>
+                <w:sz w:val="24"/>
+              </w:rPr>
+              <w:t>email*</w:t>
+            </w:r>
+          </w:p>
+        </w:tc>
+        <w:tc>
+          <w:tcPr>
+            <w:tcW w:type="dxa" w:w="1361"/>
+          </w:tcPr>
+          <w:p>
+            <w:r>
+              <w:rPr>
+                <w:sz w:val="24"/>
+              </w:rPr>
+              <w:t>string (VARCHAR), длина 6–120</w:t>
+            </w:r>
+          </w:p>
+        </w:tc>
+        <w:tc>
+          <w:tcPr>
+            <w:tcW w:type="dxa" w:w="1871"/>
+          </w:tcPr>
+          <w:p>
+            <w:r>
+              <w:rPr>
+                <w:sz w:val="24"/>
+              </w:rPr>
+              <w:t>Да (NOT NULL); уникальность: Нет (дубликаты принимаются, D-1); рекомендуется уникальность без учёта регистра</w:t>
+            </w:r>
+          </w:p>
+        </w:tc>
+        <w:tc>
+          <w:tcPr>
+            <w:tcW w:type="dxa" w:w="2041"/>
+          </w:tcPr>
+          <w:p>
+            <w:r>
+              <w:rPr>
+                <w:sz w:val="24"/>
+              </w:rPr>
+              <w:t>^[^\s@]+@[^\s@.]+(?:\.[^\s@.]+)*\.[^\s@.]{2,}$, пробелы по краям убираются</w:t>
+            </w:r>
+          </w:p>
+        </w:tc>
+        <w:tc>
+          <w:tcPr>
+            <w:tcW w:type="dxa" w:w="850"/>
+          </w:tcPr>
+          <w:p>
+            <w:r>
+              <w:rPr>
+                <w:sz w:val="24"/>
+              </w:rPr>
+              <w:t>—</w:t>
+            </w:r>
+          </w:p>
+        </w:tc>
+        <w:tc>
+          <w:tcPr>
+            <w:tcW w:type="dxa" w:w="1701"/>
+          </w:tcPr>
+          <w:p>
+            <w:r>
+              <w:rPr>
+                <w:sz w:val="24"/>
+              </w:rPr>
+              <w:t>Адрес получателя приглашения; связи с таблицами нет</w:t>
+            </w:r>
+          </w:p>
+        </w:tc>
+        <w:tc>
+          <w:tcPr>
+            <w:tcW w:type="dxa" w:w="737"/>
+          </w:tcPr>
+          <w:p>
+            <w:r>
+              <w:rPr>
+                <w:sz w:val="24"/>
+              </w:rPr>
+              <w:t>П2</w:t>
+            </w:r>
+          </w:p>
+        </w:tc>
+      </w:tr>
+      <w:tr>
+        <w:tc>
+          <w:tcPr>
+            <w:tcW w:type="dxa" w:w="1077"/>
+          </w:tcPr>
+          <w:p>
+            <w:r>
+              <w:rPr>
+                <w:sz w:val="24"/>
+              </w:rPr>
+              <w:t>notation*</w:t>
+            </w:r>
+          </w:p>
+        </w:tc>
+        <w:tc>
+          <w:tcPr>
+            <w:tcW w:type="dxa" w:w="1361"/>
+          </w:tcPr>
+          <w:p>
+            <w:r>
+              <w:rPr>
+                <w:sz w:val="24"/>
+              </w:rPr>
+              <w:t>enum (6 значений), длина 3–5</w:t>
+            </w:r>
+          </w:p>
+        </w:tc>
+        <w:tc>
+          <w:tcPr>
+            <w:tcW w:type="dxa" w:w="1871"/>
+          </w:tcPr>
+          <w:p>
+            <w:r>
+              <w:rPr>
+                <w:sz w:val="24"/>
+              </w:rPr>
+              <w:t>Да (NOT NULL); уникальность: Нет</w:t>
+            </w:r>
+          </w:p>
+        </w:tc>
+        <w:tc>
+          <w:tcPr>
+            <w:tcW w:type="dxa" w:w="2041"/>
+          </w:tcPr>
+          <w:p>
+            <w:r>
+              <w:rPr>
+                <w:sz w:val="24"/>
+              </w:rPr>
+              <w:t>Точное совпадение с одним из: idef0, dfd, erd, bpmn, uml, petri (строчные)</w:t>
+            </w:r>
+          </w:p>
+        </w:tc>
+        <w:tc>
+          <w:tcPr>
+            <w:tcW w:type="dxa" w:w="850"/>
+          </w:tcPr>
+          <w:p>
+            <w:r>
+              <w:rPr>
+                <w:sz w:val="24"/>
+              </w:rPr>
+              <w:t>не выбрано</w:t>
+            </w:r>
+          </w:p>
+        </w:tc>
+        <w:tc>
+          <w:tcPr>
+            <w:tcW w:type="dxa" w:w="1701"/>
+          </w:tcPr>
+          <w:p>
+            <w:r>
+              <w:rPr>
+                <w:sz w:val="24"/>
+              </w:rPr>
+              <w:t>FK → Notation.id (N:1), справочник NOTATIONS в validation.js</w:t>
+            </w:r>
+          </w:p>
+        </w:tc>
+        <w:tc>
+          <w:tcPr>
+            <w:tcW w:type="dxa" w:w="737"/>
+          </w:tcPr>
+          <w:p>
+            <w:r>
+              <w:rPr>
+                <w:sz w:val="24"/>
+              </w:rPr>
+              <w:t>П3</w:t>
+            </w:r>
+          </w:p>
+        </w:tc>
+      </w:tr>
+      <w:tr>
+        <w:tc>
+          <w:tcPr>
+            <w:tcW w:type="dxa" w:w="1077"/>
+          </w:tcPr>
+          <w:p>
+            <w:r>
+              <w:rPr>
+                <w:sz w:val="24"/>
+              </w:rPr>
+              <w:t>team*</w:t>
+            </w:r>
+          </w:p>
+        </w:tc>
+        <w:tc>
+          <w:tcPr>
+            <w:tcW w:type="dxa" w:w="1361"/>
+          </w:tcPr>
+          <w:p>
+            <w:r>
+              <w:rPr>
+                <w:sz w:val="24"/>
+              </w:rPr>
+              <w:t>integer, длина 0–500 (до 3 цифр)</w:t>
+            </w:r>
+          </w:p>
+        </w:tc>
+        <w:tc>
+          <w:tcPr>
+            <w:tcW w:type="dxa" w:w="1871"/>
+          </w:tcPr>
+          <w:p>
+            <w:r>
+              <w:rPr>
+                <w:sz w:val="24"/>
+              </w:rPr>
+              <w:t>Да (NOT NULL); уникальность: Нет</w:t>
+            </w:r>
+          </w:p>
+        </w:tc>
+        <w:tc>
+          <w:tcPr>
+            <w:tcW w:type="dxa" w:w="2041"/>
+          </w:tcPr>
+          <w:p>
+            <w:r>
+              <w:rPr>
+                <w:sz w:val="24"/>
+              </w:rPr>
+              <w:t>Целое число; строка допустима при маске ^\d+$</w:t>
+            </w:r>
+          </w:p>
+        </w:tc>
+        <w:tc>
+          <w:tcPr>
+            <w:tcW w:type="dxa" w:w="850"/>
+          </w:tcPr>
+          <w:p>
+            <w:r>
+              <w:rPr>
+                <w:sz w:val="24"/>
+              </w:rPr>
+              <w:t>0</w:t>
+            </w:r>
+          </w:p>
+        </w:tc>
+        <w:tc>
+          <w:tcPr>
+            <w:tcW w:type="dxa" w:w="1701"/>
+          </w:tcPr>
+          <w:p>
+            <w:r>
+              <w:rPr>
+                <w:sz w:val="24"/>
+              </w:rPr>
+              <w:t>Связей нет</w:t>
+            </w:r>
+          </w:p>
+        </w:tc>
+        <w:tc>
+          <w:tcPr>
+            <w:tcW w:type="dxa" w:w="737"/>
+          </w:tcPr>
+          <w:p>
+            <w:r>
+              <w:rPr>
+                <w:sz w:val="24"/>
+              </w:rPr>
+              <w:t>П4</w:t>
+            </w:r>
+          </w:p>
+        </w:tc>
+      </w:tr>
+      <w:tr>
+        <w:tc>
+          <w:tcPr>
+            <w:tcW w:type="dxa" w:w="1077"/>
+          </w:tcPr>
+          <w:p>
+            <w:r>
+              <w:rPr>
+                <w:sz w:val="24"/>
+              </w:rPr>
+              <w:t>comment</w:t>
+            </w:r>
+          </w:p>
+        </w:tc>
+        <w:tc>
+          <w:tcPr>
+            <w:tcW w:type="dxa" w:w="1361"/>
+          </w:tcPr>
+          <w:p>
+            <w:r>
+              <w:rPr>
+                <w:sz w:val="24"/>
+              </w:rPr>
+              <w:t>string (TEXT), длина 0–500</w:t>
+            </w:r>
+          </w:p>
+        </w:tc>
+        <w:tc>
+          <w:tcPr>
+            <w:tcW w:type="dxa" w:w="1871"/>
+          </w:tcPr>
+          <w:p>
+            <w:r>
+              <w:rPr>
+                <w:sz w:val="24"/>
+              </w:rPr>
+              <w:t>Нет (допустима пустая строка); уникальность: Нет</w:t>
+            </w:r>
+          </w:p>
+        </w:tc>
+        <w:tc>
+          <w:tcPr>
+            <w:tcW w:type="dxa" w:w="2041"/>
+          </w:tcPr>
+          <w:p>
+            <w:r>
+              <w:rPr>
+                <w:sz w:val="24"/>
+              </w:rPr>
+              <w:t>Без маски; пробелы по краям убираются при сохранении</w:t>
+            </w:r>
+          </w:p>
+        </w:tc>
+        <w:tc>
+          <w:tcPr>
+            <w:tcW w:type="dxa" w:w="850"/>
+          </w:tcPr>
+          <w:p>
+            <w:r>
+              <w:rPr>
+                <w:sz w:val="24"/>
+              </w:rPr>
+              <w:t>пусто</w:t>
+            </w:r>
+          </w:p>
+        </w:tc>
+        <w:tc>
+          <w:tcPr>
+            <w:tcW w:type="dxa" w:w="1701"/>
+          </w:tcPr>
+          <w:p>
+            <w:r>
+              <w:rPr>
+                <w:sz w:val="24"/>
+              </w:rPr>
+              <w:t>Связей нет</w:t>
+            </w:r>
+          </w:p>
+        </w:tc>
+        <w:tc>
+          <w:tcPr>
+            <w:tcW w:type="dxa" w:w="737"/>
+          </w:tcPr>
+          <w:p>
+            <w:r>
+              <w:rPr>
+                <w:sz w:val="24"/>
+              </w:rPr>
+              <w:t>П5</w:t>
+            </w:r>
+          </w:p>
+        </w:tc>
+      </w:tr>
+      <w:tr>
+        <w:tc>
+          <w:tcPr>
+            <w:tcW w:type="dxa" w:w="1077"/>
+          </w:tcPr>
+          <w:p>
+            <w:r>
+              <w:rPr>
+                <w:sz w:val="24"/>
+              </w:rPr>
+              <w:t>consent*</w:t>
+            </w:r>
+          </w:p>
+        </w:tc>
+        <w:tc>
+          <w:tcPr>
+            <w:tcW w:type="dxa" w:w="1361"/>
+          </w:tcPr>
+          <w:p>
+            <w:r>
+              <w:rPr>
+                <w:sz w:val="24"/>
+              </w:rPr>
+              <w:t>boolean, длина —</w:t>
+            </w:r>
+          </w:p>
+        </w:tc>
+        <w:tc>
+          <w:tcPr>
+            <w:tcW w:type="dxa" w:w="1871"/>
+          </w:tcPr>
+          <w:p>
+            <w:r>
+              <w:rPr>
+                <w:sz w:val="24"/>
+              </w:rPr>
+              <w:t>Да, значение true; уникальность: —</w:t>
+            </w:r>
+          </w:p>
+        </w:tc>
+        <w:tc>
+          <w:tcPr>
+            <w:tcW w:type="dxa" w:w="2041"/>
+          </w:tcPr>
+          <w:p>
+            <w:r>
+              <w:rPr>
+                <w:sz w:val="24"/>
+              </w:rPr>
+              <w:t>Только true; в записи не хранится</w:t>
+            </w:r>
+          </w:p>
+        </w:tc>
+        <w:tc>
+          <w:tcPr>
+            <w:tcW w:type="dxa" w:w="850"/>
+          </w:tcPr>
+          <w:p>
+            <w:r>
+              <w:rPr>
+                <w:sz w:val="24"/>
+              </w:rPr>
+              <w:t>false</w:t>
+            </w:r>
+          </w:p>
+        </w:tc>
+        <w:tc>
+          <w:tcPr>
+            <w:tcW w:type="dxa" w:w="1701"/>
+          </w:tcPr>
+          <w:p>
+            <w:r>
+              <w:rPr>
+                <w:sz w:val="24"/>
+              </w:rPr>
+              <w:t>→ документ «Политика конфиденциальности» (privacy.html)</w:t>
+            </w:r>
+          </w:p>
+        </w:tc>
+        <w:tc>
+          <w:tcPr>
+            <w:tcW w:type="dxa" w:w="737"/>
+          </w:tcPr>
+          <w:p>
+            <w:r>
+              <w:rPr>
+                <w:sz w:val="24"/>
+              </w:rPr>
+              <w:t>П6</w:t>
+            </w:r>
+          </w:p>
+        </w:tc>
+      </w:tr>
+      <w:tr>
+        <w:tc>
+          <w:tcPr>
+            <w:tcW w:type="dxa" w:w="1077"/>
+          </w:tcPr>
+          <w:p>
+            <w:r>
+              <w:rPr>
+                <w:sz w:val="24"/>
+              </w:rPr>
+              <w:t>createdAt</w:t>
+            </w:r>
+          </w:p>
+        </w:tc>
+        <w:tc>
+          <w:tcPr>
+            <w:tcW w:type="dxa" w:w="1361"/>
+          </w:tcPr>
+          <w:p>
+            <w:r>
+              <w:rPr>
+                <w:sz w:val="24"/>
+              </w:rPr>
+              <w:t>string (ISO 8601, UTC), длина 24</w:t>
+            </w:r>
+          </w:p>
+        </w:tc>
+        <w:tc>
+          <w:tcPr>
+            <w:tcW w:type="dxa" w:w="1871"/>
+          </w:tcPr>
+          <w:p>
+            <w:r>
+              <w:rPr>
+                <w:sz w:val="24"/>
+              </w:rPr>
+              <w:t>Да (формирует система); уникальность: Нет (практически уникально)</w:t>
+            </w:r>
+          </w:p>
+        </w:tc>
+        <w:tc>
+          <w:tcPr>
+            <w:tcW w:type="dxa" w:w="2041"/>
+          </w:tcPr>
+          <w:p>
+            <w:r>
+              <w:rPr>
+                <w:sz w:val="24"/>
+              </w:rPr>
+              <w:t>ГГГГ-ММ-ДДTЧЧ:ММ:СС.ссссZ, Date.toISOString()</w:t>
+            </w:r>
+          </w:p>
+        </w:tc>
+        <w:tc>
+          <w:tcPr>
+            <w:tcW w:type="dxa" w:w="850"/>
+          </w:tcPr>
+          <w:p>
+            <w:r>
+              <w:rPr>
+                <w:sz w:val="24"/>
+              </w:rPr>
+              <w:t>текущее время</w:t>
+            </w:r>
+          </w:p>
+        </w:tc>
+        <w:tc>
+          <w:tcPr>
+            <w:tcW w:type="dxa" w:w="1701"/>
+          </w:tcPr>
+          <w:p>
+            <w:r>
+              <w:rPr>
+                <w:sz w:val="24"/>
+              </w:rPr>
+              <w:t>Связей нет</w:t>
+            </w:r>
+          </w:p>
+        </w:tc>
+        <w:tc>
+          <w:tcPr>
+            <w:tcW w:type="dxa" w:w="737"/>
+          </w:tcPr>
+          <w:p>
+            <w:r>
+              <w:rPr>
+                <w:sz w:val="24"/>
+              </w:rPr>
+              <w:t>—</w:t>
+            </w:r>
+          </w:p>
+        </w:tc>
+      </w:tr>
+    </w:tbl>
+    <w:p/>
+    <w:p>
+      <w:r>
+        <w:t>Хранилище: массив JSON в LocalStorage браузера, ключ dslkit.waitlist (префикс dslkit. задаёт createStorage). Первичного ключа и индексов нет, запись определяется позицией в массиве. Связь «заявка → нотация» N:1 со справочником NOTATIONS из шести значений (site/js/utils/validation.js). * — обязательное поле. Поле consent проверяется, но в запись не попадает.</w:t>
+      </w:r>
+    </w:p>
     <w:p>
       <w:pPr>
         <w:pStyle w:val="Heading2"/>
@@ -2777,7 +3675,7 @@
               <w:rPr>
                 <w:sz w:val="24"/>
               </w:rPr>
-              <w:t>name (#name)</w:t>
+              <w:t>name* (#name)</w:t>
             </w:r>
           </w:p>
         </w:tc>
@@ -2857,7 +3755,7 @@
               <w:rPr>
                 <w:sz w:val="24"/>
               </w:rPr>
-              <w:t>email (#email)</w:t>
+              <w:t>email* (#email)</w:t>
             </w:r>
           </w:p>
         </w:tc>
@@ -2937,7 +3835,7 @@
               <w:rPr>
                 <w:sz w:val="24"/>
               </w:rPr>
-              <w:t>notation (#notation)</w:t>
+              <w:t>notation* (#notation)</w:t>
             </w:r>
           </w:p>
         </w:tc>
@@ -3017,7 +3915,7 @@
               <w:rPr>
                 <w:sz w:val="24"/>
               </w:rPr>
-              <w:t>team (#team)</w:t>
+              <w:t>team* (#team)</w:t>
             </w:r>
           </w:p>
         </w:tc>
@@ -3177,7 +4075,7 @@
               <w:rPr>
                 <w:sz w:val="24"/>
               </w:rPr>
-              <w:t>consent (#consent)</w:t>
+              <w:t>consent* (#consent)</w:t>
             </w:r>
           </w:p>
         </w:tc>

--- a/testing-course/documents/02-checklists-and-test-report.docx
+++ b/testing-course/documents/02-checklists-and-test-report.docx
@@ -39,7 +39,7 @@
           <w:p>
             <w:r>
               <w:rPr>
-                <w:sz w:val="24"/>
+                <w:sz w:val="28"/>
               </w:rPr>
             </w:r>
             <w:r>
@@ -58,28 +58,15 @@
             <w:r>
               <w:rPr>
                 <w:b/>
-                <w:sz w:val="24"/>
+                <w:sz w:val="28"/>
               </w:rPr>
               <w:t>UC-01.</w:t>
             </w:r>
             <w:r>
               <w:rPr>
-                <w:sz w:val="24"/>
-              </w:rPr>
-              <w:t xml:space="preserve"> Подать заявку в лист ожидания (форма </w:t>
-            </w:r>
-            <w:r>
-              <w:rPr>
-                <w:b/>
-                <w:sz w:val="24"/>
-              </w:rPr>
-              <w:t>«Записаться в бету»</w:t>
-            </w:r>
-            <w:r>
-              <w:rPr>
-                <w:sz w:val="24"/>
-              </w:rPr>
-              <w:t xml:space="preserve"> на главной странице DSLKit)</w:t>
+                <w:sz w:val="28"/>
+              </w:rPr>
+              <w:t xml:space="preserve"> Подать заявку в лист ожидания</w:t>
             </w:r>
           </w:p>
         </w:tc>
@@ -93,14 +80,14 @@
           <w:p>
             <w:r>
               <w:rPr>
-                <w:sz w:val="24"/>
+                <w:sz w:val="28"/>
               </w:rPr>
             </w:r>
             <w:r>
               <w:rPr>
                 <w:b/>
               </w:rPr>
-              <w:t>Идентификатор, версия, приоритет</w:t>
+              <w:t>Система и модуль</w:t>
             </w:r>
           </w:p>
         </w:tc>
@@ -111,9 +98,74 @@
           <w:p>
             <w:r>
               <w:rPr>
-                <w:sz w:val="24"/>
-              </w:rPr>
-              <w:t>UC-01, версия 1.0, приоритет High: единственный способ оставить контакты для получения приглашения в бету.</w:t>
+                <w:b/>
+                <w:sz w:val="28"/>
+              </w:rPr>
+              <w:t>Система:</w:t>
+            </w:r>
+            <w:r>
+              <w:rPr>
+                <w:sz w:val="28"/>
+              </w:rPr>
+              <w:t xml:space="preserve"> </w:t>
+            </w:r>
+            <w:r>
+              <w:rPr>
+                <w:i/>
+                <w:sz w:val="28"/>
+              </w:rPr>
+              <w:t>DSLKit</w:t>
+            </w:r>
+            <w:r>
+              <w:rPr>
+                <w:sz w:val="28"/>
+              </w:rPr>
+              <w:t xml:space="preserve"> — редактор диаграмм как кода (статический сайт, </w:t>
+            </w:r>
+            <w:r>
+              <w:rPr>
+                <w:i/>
+                <w:sz w:val="28"/>
+              </w:rPr>
+              <w:t>site/</w:t>
+            </w:r>
+            <w:r>
+              <w:rPr>
+                <w:sz w:val="28"/>
+              </w:rPr>
+              <w:t>).</w:t>
+            </w:r>
+            <w:r>
+              <w:br/>
+            </w:r>
+            <w:r>
+              <w:rPr>
+                <w:b/>
+                <w:sz w:val="28"/>
+              </w:rPr>
+              <w:t>Модуль:</w:t>
+            </w:r>
+            <w:r>
+              <w:rPr>
+                <w:sz w:val="28"/>
+              </w:rPr>
+              <w:t xml:space="preserve"> «Лист ожидания беты» — форма на главной странице.</w:t>
+            </w:r>
+            <w:r>
+              <w:br/>
+            </w:r>
+            <w:r>
+              <w:rPr>
+                <w:b/>
+                <w:sz w:val="28"/>
+              </w:rPr>
+              <w:t>Ссылка:</w:t>
+            </w:r>
+            <w:r>
+              <w:rPr>
+                <w:sz w:val="28"/>
+              </w:rPr>
+              <w:t xml:space="preserve"> http://localhost:5173/#waitlist</w:t>
             </w:r>
           </w:p>
         </w:tc>
@@ -127,14 +179,14 @@
           <w:p>
             <w:r>
               <w:rPr>
-                <w:sz w:val="24"/>
+                <w:sz w:val="28"/>
               </w:rPr>
             </w:r>
             <w:r>
               <w:rPr>
                 <w:b/>
               </w:rPr>
-              <w:t>Система и модуль</w:t>
+              <w:t>Основной актор</w:t>
             </w:r>
           </w:p>
         </w:tc>
@@ -145,142 +197,9 @@
           <w:p>
             <w:r>
               <w:rPr>
-                <w:b/>
-                <w:sz w:val="24"/>
-              </w:rPr>
-              <w:t>Система:</w:t>
-            </w:r>
-            <w:r>
-              <w:rPr>
-                <w:sz w:val="24"/>
-              </w:rPr>
-              <w:t xml:space="preserve"> </w:t>
-            </w:r>
-            <w:r>
-              <w:rPr>
-                <w:i/>
-                <w:sz w:val="24"/>
-              </w:rPr>
-              <w:t>DSLKit</w:t>
-            </w:r>
-            <w:r>
-              <w:rPr>
-                <w:sz w:val="24"/>
-              </w:rPr>
-              <w:t xml:space="preserve"> — веб-приложение «Редактор диаграмм как кода: слева текст, справа диаграмма», статический сайт без серверной части (каталог </w:t>
-            </w:r>
-            <w:r>
-              <w:rPr>
-                <w:i/>
-                <w:sz w:val="24"/>
-              </w:rPr>
-              <w:t>site/</w:t>
-            </w:r>
-            <w:r>
-              <w:rPr>
-                <w:sz w:val="24"/>
-              </w:rPr>
-              <w:t>).</w:t>
-            </w:r>
-            <w:r>
-              <w:br/>
-            </w:r>
-            <w:r>
-              <w:rPr>
-                <w:b/>
-                <w:sz w:val="24"/>
-              </w:rPr>
-              <w:t>Модуль:</w:t>
-            </w:r>
-            <w:r>
-              <w:rPr>
-                <w:sz w:val="24"/>
-              </w:rPr>
-              <w:t xml:space="preserve"> «Лист ожидания беты» — форма заявки на главной странице (раздел «Записаться в бету»).</w:t>
-            </w:r>
-            <w:r>
-              <w:br/>
-            </w:r>
-            <w:r>
-              <w:rPr>
-                <w:b/>
-                <w:sz w:val="24"/>
-              </w:rPr>
-              <w:t>Ссылка на модуль:</w:t>
-            </w:r>
-            <w:r>
-              <w:rPr>
-                <w:sz w:val="24"/>
-              </w:rPr>
-              <w:t xml:space="preserve"> http://localhost:5173/#waitlist (запуск: </w:t>
-            </w:r>
-            <w:r>
-              <w:rPr>
-                <w:i/>
-                <w:sz w:val="24"/>
-              </w:rPr>
-              <w:t>npm start</w:t>
-            </w:r>
-            <w:r>
-              <w:rPr>
-                <w:sz w:val="24"/>
-              </w:rPr>
-              <w:t>).</w:t>
-            </w:r>
-            <w:r>
-              <w:br/>
-            </w:r>
-            <w:r>
-              <w:rPr>
-                <w:b/>
-                <w:sz w:val="24"/>
-              </w:rPr>
-              <w:t>Ссылка на исходный код:</w:t>
-            </w:r>
-            <w:r>
-              <w:rPr>
-                <w:sz w:val="24"/>
-              </w:rPr>
-              <w:t xml:space="preserve"> https://github.com/KsushaKhadzhinova/DSLKit-Project, файлы </w:t>
-            </w:r>
-            <w:r>
-              <w:rPr>
-                <w:i/>
-                <w:sz w:val="24"/>
-              </w:rPr>
-              <w:t>site/index.html</w:t>
-            </w:r>
-            <w:r>
-              <w:rPr>
-                <w:sz w:val="24"/>
-              </w:rPr>
-              <w:t xml:space="preserve"> (форма </w:t>
-            </w:r>
-            <w:r>
-              <w:rPr>
-                <w:i/>
-                <w:sz w:val="24"/>
-              </w:rPr>
-              <w:t>#waitlist-form</w:t>
-            </w:r>
-            <w:r>
-              <w:rPr>
-                <w:sz w:val="24"/>
-              </w:rPr>
-              <w:t xml:space="preserve">) и </w:t>
-            </w:r>
-            <w:r>
-              <w:rPr>
-                <w:i/>
-                <w:sz w:val="24"/>
-              </w:rPr>
-              <w:t>site/js/components/waitlist-form.js</w:t>
-            </w:r>
-            <w:r>
-              <w:rPr>
-                <w:sz w:val="24"/>
-              </w:rPr>
-              <w:t>.</w:t>
+                <w:sz w:val="28"/>
+              </w:rPr>
+              <w:t>Посетитель сайта (без регистрации и авторизации).</w:t>
             </w:r>
           </w:p>
         </w:tc>
@@ -294,14 +213,14 @@
           <w:p>
             <w:r>
               <w:rPr>
-                <w:sz w:val="24"/>
+                <w:sz w:val="28"/>
               </w:rPr>
             </w:r>
             <w:r>
               <w:rPr>
                 <w:b/>
               </w:rPr>
-              <w:t>Краткое описание цели и задачи</w:t>
+              <w:t>Цель</w:t>
             </w:r>
           </w:p>
         </w:tc>
@@ -312,9 +231,9 @@
           <w:p>
             <w:r>
               <w:rPr>
-                <w:sz w:val="24"/>
-              </w:rPr>
-              <w:t>Посетитель оставляет имя, почту, нотацию диаграмм и размер команды, чтобы команда DSLKit прислала ему приглашение, когда откроется бета. Задача формы: принять только корректную заявку, сохранить её и показать страницу благодарности.</w:t>
+                <w:sz w:val="28"/>
+              </w:rPr>
+              <w:t>Оставить контакты, чтобы получить приглашение в бету DSLKit.</w:t>
             </w:r>
           </w:p>
         </w:tc>
@@ -328,14 +247,14 @@
           <w:p>
             <w:r>
               <w:rPr>
-                <w:sz w:val="24"/>
+                <w:sz w:val="28"/>
               </w:rPr>
             </w:r>
             <w:r>
               <w:rPr>
                 <w:b/>
               </w:rPr>
-              <w:t>Основной актор</w:t>
+              <w:t>Предусловия</w:t>
             </w:r>
           </w:p>
         </w:tc>
@@ -346,9 +265,44 @@
           <w:p>
             <w:r>
               <w:rPr>
-                <w:sz w:val="24"/>
-              </w:rPr>
-              <w:t>Посетитель сайта (неавторизованный). Внешних систем и сервера в сценарии нет: заявка остаётся в браузере посетителя.</w:t>
+                <w:sz w:val="28"/>
+              </w:rPr>
+              <w:t>1. Открыта главная страница (</w:t>
+            </w:r>
+            <w:r>
+              <w:rPr>
+                <w:i/>
+                <w:sz w:val="28"/>
+              </w:rPr>
+              <w:t>/</w:t>
+            </w:r>
+            <w:r>
+              <w:rPr>
+                <w:sz w:val="28"/>
+              </w:rPr>
+              <w:t xml:space="preserve"> или </w:t>
+            </w:r>
+            <w:r>
+              <w:rPr>
+                <w:i/>
+                <w:sz w:val="28"/>
+              </w:rPr>
+              <w:t>/en/</w:t>
+            </w:r>
+            <w:r>
+              <w:rPr>
+                <w:sz w:val="28"/>
+              </w:rPr>
+              <w:t>).</w:t>
+            </w:r>
+            <w:r>
+              <w:br/>
+            </w:r>
+            <w:r>
+              <w:rPr>
+                <w:sz w:val="28"/>
+              </w:rPr>
+              <w:t>2. Форма пуста: нотация не выбрана, размер команды 0, согласие не отмечено.</w:t>
             </w:r>
           </w:p>
         </w:tc>
@@ -362,14 +316,14 @@
           <w:p>
             <w:r>
               <w:rPr>
-                <w:sz w:val="24"/>
+                <w:sz w:val="28"/>
               </w:rPr>
             </w:r>
             <w:r>
               <w:rPr>
                 <w:b/>
               </w:rPr>
-              <w:t>Как перейти к форме</w:t>
+              <w:t>Основной поток</w:t>
             </w:r>
           </w:p>
         </w:tc>
@@ -380,290 +334,250 @@
           <w:p>
             <w:r>
               <w:rPr>
-                <w:sz w:val="24"/>
-              </w:rPr>
-              <w:t xml:space="preserve">Форма находится на главной странице сайта в разделе </w:t>
+                <w:sz w:val="28"/>
+              </w:rPr>
+              <w:t xml:space="preserve">1. Посетитель нажимает </w:t>
             </w:r>
             <w:r>
               <w:rPr>
                 <w:b/>
-                <w:sz w:val="24"/>
+                <w:sz w:val="28"/>
+              </w:rPr>
+              <w:t>«В бету»</w:t>
+            </w:r>
+            <w:r>
+              <w:rPr>
+                <w:sz w:val="28"/>
+              </w:rPr>
+              <w:t xml:space="preserve"> в шапке (или </w:t>
+            </w:r>
+            <w:r>
+              <w:rPr>
+                <w:b/>
+                <w:sz w:val="28"/>
               </w:rPr>
               <w:t>«Записаться в бету»</w:t>
             </w:r>
             <w:r>
               <w:rPr>
-                <w:sz w:val="24"/>
-              </w:rPr>
-              <w:t xml:space="preserve"> (якорь </w:t>
+                <w:sz w:val="28"/>
+              </w:rPr>
+              <w:t xml:space="preserve">) и попадает к форме </w:t>
             </w:r>
             <w:r>
               <w:rPr>
                 <w:i/>
-                <w:sz w:val="24"/>
+                <w:sz w:val="28"/>
               </w:rPr>
               <w:t>#waitlist</w:t>
             </w:r>
             <w:r>
               <w:rPr>
-                <w:sz w:val="24"/>
-              </w:rPr>
-              <w:t xml:space="preserve">), доступна всем посетителям </w:t>
+                <w:sz w:val="28"/>
+              </w:rPr>
+              <w:t>.</w:t>
+            </w:r>
+            <w:r>
+              <w:br/>
+            </w:r>
+            <w:r>
+              <w:rPr>
+                <w:sz w:val="28"/>
+              </w:rPr>
+              <w:t xml:space="preserve">2. Вводит </w:t>
             </w:r>
             <w:r>
               <w:rPr>
                 <w:b/>
-                <w:sz w:val="24"/>
-              </w:rPr>
-              <w:t>без регистрации и авторизации</w:t>
-            </w:r>
-            <w:r>
-              <w:rPr>
-                <w:sz w:val="24"/>
-              </w:rPr>
-              <w:t>. Перейти к ней можно так:</w:t>
+                <w:sz w:val="28"/>
+              </w:rPr>
+              <w:t>«Имя*»</w:t>
+            </w:r>
+            <w:r>
+              <w:rPr>
+                <w:sz w:val="28"/>
+              </w:rPr>
+              <w:t xml:space="preserve"> и </w:t>
+            </w:r>
+            <w:r>
+              <w:rPr>
+                <w:b/>
+                <w:sz w:val="28"/>
+              </w:rPr>
+              <w:t>«Электронная почта*»</w:t>
+            </w:r>
+            <w:r>
+              <w:rPr>
+                <w:sz w:val="28"/>
+              </w:rPr>
+              <w:t>.</w:t>
             </w:r>
             <w:r>
               <w:br/>
             </w:r>
             <w:r>
               <w:rPr>
+                <w:sz w:val="28"/>
+              </w:rPr>
+              <w:t xml:space="preserve">3. Выбирает </w:t>
+            </w:r>
+            <w:r>
+              <w:rPr>
                 <w:b/>
-                <w:sz w:val="24"/>
-              </w:rPr>
-              <w:t>1.</w:t>
-            </w:r>
-            <w:r>
-              <w:rPr>
-                <w:sz w:val="24"/>
-              </w:rPr>
-              <w:t xml:space="preserve"> Шапка главной страницы, кнопка </w:t>
+                <w:sz w:val="28"/>
+              </w:rPr>
+              <w:t>«Нотация*»</w:t>
+            </w:r>
+            <w:r>
+              <w:rPr>
+                <w:sz w:val="28"/>
+              </w:rPr>
+              <w:t xml:space="preserve"> (IDEF0, DFD, ERD, BPMN, UML, «Сети Петри»).</w:t>
+            </w:r>
+            <w:r>
+              <w:br/>
+            </w:r>
+            <w:r>
+              <w:rPr>
+                <w:sz w:val="28"/>
+              </w:rPr>
+              <w:t xml:space="preserve">4. Вводит </w:t>
             </w:r>
             <w:r>
               <w:rPr>
                 <w:b/>
-                <w:sz w:val="24"/>
-              </w:rPr>
-              <w:t>«В бету»</w:t>
-            </w:r>
-            <w:r>
-              <w:rPr>
-                <w:sz w:val="24"/>
-              </w:rPr>
-              <w:t xml:space="preserve"> (en: «Join the beta»), </w:t>
+                <w:sz w:val="28"/>
+              </w:rPr>
+              <w:t>«Размер команды*»</w:t>
+            </w:r>
+            <w:r>
+              <w:rPr>
+                <w:sz w:val="28"/>
+              </w:rPr>
+              <w:t xml:space="preserve"> (0–500) и при желании </w:t>
+            </w:r>
+            <w:r>
+              <w:rPr>
+                <w:b/>
+                <w:sz w:val="28"/>
+              </w:rPr>
+              <w:t>«Комментарий»</w:t>
+            </w:r>
+            <w:r>
+              <w:rPr>
+                <w:sz w:val="28"/>
+              </w:rPr>
+              <w:t>.</w:t>
+            </w:r>
+            <w:r>
+              <w:br/>
+            </w:r>
+            <w:r>
+              <w:rPr>
+                <w:sz w:val="28"/>
+              </w:rPr>
+              <w:t xml:space="preserve">5. Отмечает согласие* и нажимает </w:t>
+            </w:r>
+            <w:r>
+              <w:rPr>
+                <w:b/>
+                <w:sz w:val="28"/>
+              </w:rPr>
+              <w:t>«Отправить»</w:t>
+            </w:r>
+            <w:r>
+              <w:rPr>
+                <w:sz w:val="28"/>
+              </w:rPr>
+              <w:t>.</w:t>
+            </w:r>
+            <w:r>
+              <w:br/>
+            </w:r>
+            <w:r>
+              <w:rPr>
+                <w:sz w:val="28"/>
+              </w:rPr>
+              <w:t>6. Система проверяет поля по таблице «Структура данных» (</w:t>
             </w:r>
             <w:r>
               <w:rPr>
                 <w:i/>
-                <w:sz w:val="24"/>
-              </w:rPr>
-              <w:t>site/index.html</w:t>
-            </w:r>
-            <w:r>
-              <w:rPr>
-                <w:sz w:val="24"/>
-              </w:rPr>
-              <w:t>, строка 67.</w:t>
+                <w:sz w:val="28"/>
+              </w:rPr>
+              <w:t>validateWaitlist</w:t>
+            </w:r>
+            <w:r>
+              <w:rPr>
+                <w:sz w:val="28"/>
+              </w:rPr>
+              <w:t>).</w:t>
             </w:r>
             <w:r>
               <w:br/>
             </w:r>
             <w:r>
               <w:rPr>
-                <w:b/>
-                <w:sz w:val="24"/>
-              </w:rPr>
-              <w:t>2.</w:t>
-            </w:r>
-            <w:r>
-              <w:rPr>
-                <w:sz w:val="24"/>
-              </w:rPr>
-              <w:t xml:space="preserve"> Первый экран, кнопка </w:t>
-            </w:r>
-            <w:r>
-              <w:rPr>
-                <w:b/>
-                <w:sz w:val="24"/>
-              </w:rPr>
-              <w:t>«Записаться в бету»</w:t>
-            </w:r>
-            <w:r>
-              <w:rPr>
-                <w:sz w:val="24"/>
-              </w:rPr>
-              <w:t>, строка 88.</w:t>
+                <w:sz w:val="28"/>
+              </w:rPr>
+              <w:t xml:space="preserve">7. Система сохраняет заявку в </w:t>
+            </w:r>
+            <w:r>
+              <w:rPr>
+                <w:i/>
+                <w:sz w:val="28"/>
+              </w:rPr>
+              <w:t>LocalStorage</w:t>
+            </w:r>
+            <w:r>
+              <w:rPr>
+                <w:sz w:val="28"/>
+              </w:rPr>
+              <w:t xml:space="preserve"> (ключ </w:t>
+            </w:r>
+            <w:r>
+              <w:rPr>
+                <w:i/>
+                <w:sz w:val="28"/>
+              </w:rPr>
+              <w:t>dslkit.waitlist</w:t>
+            </w:r>
+            <w:r>
+              <w:rPr>
+                <w:sz w:val="28"/>
+              </w:rPr>
+              <w:t>).</w:t>
             </w:r>
             <w:r>
               <w:br/>
             </w:r>
             <w:r>
               <w:rPr>
-                <w:b/>
-                <w:sz w:val="24"/>
-              </w:rPr>
-              <w:t>3.</w:t>
-            </w:r>
-            <w:r>
-              <w:rPr>
-                <w:sz w:val="24"/>
-              </w:rPr>
-              <w:t xml:space="preserve"> Раздел «Нотации»: шесть ссылок </w:t>
-            </w:r>
-            <w:r>
-              <w:rPr>
-                <w:b/>
-                <w:sz w:val="24"/>
-              </w:rPr>
-              <w:t>«Записаться в бету: UML / BPMN / ERD / DFD / IDEF0 / сети Петри»</w:t>
-            </w:r>
-            <w:r>
-              <w:rPr>
-                <w:sz w:val="24"/>
-              </w:rPr>
-              <w:t>, строки 127–172.</w:t>
+                <w:sz w:val="28"/>
+              </w:rPr>
+              <w:t xml:space="preserve">8. Система открывает страницу благодарности </w:t>
+            </w:r>
+            <w:r>
+              <w:rPr>
+                <w:i/>
+                <w:sz w:val="28"/>
+              </w:rPr>
+              <w:t>thanks.html</w:t>
+            </w:r>
+            <w:r>
+              <w:rPr>
+                <w:sz w:val="28"/>
+              </w:rPr>
+              <w:t>.</w:t>
             </w:r>
             <w:r>
               <w:br/>
             </w:r>
             <w:r>
               <w:rPr>
-                <w:b/>
-                <w:sz w:val="24"/>
-              </w:rPr>
-              <w:t>4.</w:t>
-            </w:r>
-            <w:r>
-              <w:rPr>
-                <w:sz w:val="24"/>
-              </w:rPr>
-              <w:t xml:space="preserve"> Страницы </w:t>
-            </w:r>
-            <w:r>
-              <w:rPr>
-                <w:i/>
-                <w:sz w:val="24"/>
-              </w:rPr>
-              <w:t>privacy.html</w:t>
-            </w:r>
-            <w:r>
-              <w:rPr>
-                <w:sz w:val="24"/>
-              </w:rPr>
-              <w:t xml:space="preserve"> и </w:t>
-            </w:r>
-            <w:r>
-              <w:rPr>
-                <w:i/>
-                <w:sz w:val="24"/>
-              </w:rPr>
-              <w:t>thanks.html</w:t>
-            </w:r>
-            <w:r>
-              <w:rPr>
-                <w:sz w:val="24"/>
-              </w:rPr>
-              <w:t xml:space="preserve">: кнопка </w:t>
-            </w:r>
-            <w:r>
-              <w:rPr>
-                <w:b/>
-                <w:sz w:val="24"/>
-              </w:rPr>
-              <w:t>«В бету»</w:t>
-            </w:r>
-            <w:r>
-              <w:rPr>
-                <w:sz w:val="24"/>
-              </w:rPr>
-              <w:t xml:space="preserve"> в шапке ведёт на </w:t>
-            </w:r>
-            <w:r>
-              <w:rPr>
-                <w:i/>
-                <w:sz w:val="24"/>
-              </w:rPr>
-              <w:t>./#waitlist</w:t>
-            </w:r>
-            <w:r>
-              <w:rPr>
-                <w:sz w:val="24"/>
-              </w:rPr>
-              <w:t>.</w:t>
-            </w:r>
-            <w:r>
-              <w:br/>
-            </w:r>
-            <w:r>
-              <w:rPr>
-                <w:b/>
-                <w:sz w:val="24"/>
-              </w:rPr>
-              <w:t>5.</w:t>
-            </w:r>
-            <w:r>
-              <w:rPr>
-                <w:sz w:val="24"/>
-              </w:rPr>
-              <w:t xml:space="preserve"> Прямой адрес: http://localhost:5173/#waitlist (русская версия), http://localhost:5173/en/#waitlist (английская).</w:t>
-            </w:r>
-            <w:r>
-              <w:br/>
-            </w:r>
-            <w:r>
-              <w:rPr>
-                <w:b/>
-                <w:sz w:val="24"/>
-              </w:rPr>
-              <w:t>6.</w:t>
-            </w:r>
-            <w:r>
-              <w:rPr>
-                <w:sz w:val="24"/>
-              </w:rPr>
-              <w:t xml:space="preserve"> Клавиатура: Tab до кнопки или ссылки и Enter; ссылка-якорь прокручивает страницу к форме.</w:t>
-            </w:r>
-            <w:r>
-              <w:br/>
-            </w:r>
-            <w:r>
-              <w:rPr>
-                <w:b/>
-                <w:sz w:val="24"/>
-              </w:rPr>
-              <w:t>7.</w:t>
-            </w:r>
-            <w:r>
-              <w:rPr>
-                <w:sz w:val="24"/>
-              </w:rPr>
-              <w:t xml:space="preserve"> React-приложение (</w:t>
-            </w:r>
-            <w:r>
-              <w:rPr>
-                <w:i/>
-                <w:sz w:val="24"/>
-              </w:rPr>
-              <w:t>react-app</w:t>
-            </w:r>
-            <w:r>
-              <w:rPr>
-                <w:sz w:val="24"/>
-              </w:rPr>
-              <w:t xml:space="preserve">): кнопка </w:t>
-            </w:r>
-            <w:r>
-              <w:rPr>
-                <w:b/>
-                <w:sz w:val="24"/>
-              </w:rPr>
-              <w:t>«Записаться в бету»</w:t>
-            </w:r>
-            <w:r>
-              <w:rPr>
-                <w:sz w:val="24"/>
-              </w:rPr>
-              <w:t xml:space="preserve"> в шапке (UC-04, только сообщение, заявка не сохраняется).</w:t>
+                <w:sz w:val="28"/>
+              </w:rPr>
+              <w:t>* — обязательное поле.</w:t>
             </w:r>
           </w:p>
         </w:tc>
@@ -677,14 +591,14 @@
           <w:p>
             <w:r>
               <w:rPr>
-                <w:sz w:val="24"/>
+                <w:sz w:val="28"/>
               </w:rPr>
             </w:r>
             <w:r>
               <w:rPr>
                 <w:b/>
               </w:rPr>
-              <w:t>Предусловия</w:t>
+              <w:t>Альтернативные потоки</w:t>
             </w:r>
           </w:p>
         </w:tc>
@@ -695,92 +609,48 @@
           <w:p>
             <w:r>
               <w:rPr>
-                <w:sz w:val="24"/>
-              </w:rPr>
-              <w:t>1. Открыта главная страница: русская (/) или английская (/en/).</w:t>
+                <w:b/>
+                <w:sz w:val="28"/>
+              </w:rPr>
+              <w:t>A1.</w:t>
+            </w:r>
+            <w:r>
+              <w:rPr>
+                <w:sz w:val="28"/>
+              </w:rPr>
+              <w:t xml:space="preserve"> Поле неверно (шаг 6): под полем красное сообщение, фокус на первом неверном поле, заявка не сохраняется; после исправления сообщение исчезает.</w:t>
             </w:r>
             <w:r>
               <w:br/>
             </w:r>
             <w:r>
               <w:rPr>
-                <w:sz w:val="24"/>
-              </w:rPr>
-              <w:t xml:space="preserve">2. Раздел </w:t>
-            </w:r>
-            <w:r>
-              <w:rPr>
                 <w:b/>
-                <w:sz w:val="24"/>
-              </w:rPr>
-              <w:t>«Записаться в бету»</w:t>
-            </w:r>
-            <w:r>
-              <w:rPr>
-                <w:sz w:val="24"/>
-              </w:rPr>
-              <w:t xml:space="preserve"> показан, форма пуста: список </w:t>
+                <w:sz w:val="28"/>
+              </w:rPr>
+              <w:t>A2.</w:t>
+            </w:r>
+            <w:r>
+              <w:rPr>
+                <w:sz w:val="28"/>
+              </w:rPr>
+              <w:t xml:space="preserve"> Повторная заявка с той же почтой: принимается как новая запись (дефект D-1).</w:t>
+            </w:r>
+            <w:r>
+              <w:br/>
             </w:r>
             <w:r>
               <w:rPr>
                 <w:b/>
-                <w:sz w:val="24"/>
-              </w:rPr>
-              <w:t>«Нотация»</w:t>
-            </w:r>
-            <w:r>
-              <w:rPr>
-                <w:sz w:val="24"/>
-              </w:rPr>
-              <w:t xml:space="preserve"> стоит на пункте </w:t>
-            </w:r>
-            <w:r>
-              <w:rPr>
-                <w:b/>
-                <w:sz w:val="24"/>
-              </w:rPr>
-              <w:t>«Выберите нотацию»</w:t>
-            </w:r>
-            <w:r>
-              <w:rPr>
-                <w:sz w:val="24"/>
-              </w:rPr>
-              <w:t xml:space="preserve">, в поле </w:t>
-            </w:r>
-            <w:r>
-              <w:rPr>
-                <w:b/>
-                <w:sz w:val="24"/>
-              </w:rPr>
-              <w:t>«Размер команды»</w:t>
-            </w:r>
-            <w:r>
-              <w:rPr>
-                <w:sz w:val="24"/>
-              </w:rPr>
-              <w:t xml:space="preserve"> значение 0, флажок согласия снят.</w:t>
-            </w:r>
-            <w:r>
-              <w:br/>
-            </w:r>
-            <w:r>
-              <w:rPr>
-                <w:sz w:val="24"/>
-              </w:rPr>
-              <w:t xml:space="preserve">3. Скрипт </w:t>
-            </w:r>
-            <w:r>
-              <w:rPr>
-                <w:i/>
-                <w:sz w:val="24"/>
-              </w:rPr>
-              <w:t>site/js/script.js</w:t>
-            </w:r>
-            <w:r>
-              <w:rPr>
-                <w:sz w:val="24"/>
-              </w:rPr>
-              <w:t xml:space="preserve"> загружен (иначе форма не работает).</w:t>
+                <w:sz w:val="28"/>
+              </w:rPr>
+              <w:t>A3.</w:t>
+            </w:r>
+            <w:r>
+              <w:rPr>
+                <w:sz w:val="28"/>
+              </w:rPr>
+              <w:t xml:space="preserve"> Посетитель закрыл страницу до шага 5: данные не сохраняются.</w:t>
             </w:r>
           </w:p>
         </w:tc>
@@ -794,14 +664,14 @@
           <w:p>
             <w:r>
               <w:rPr>
-                <w:sz w:val="24"/>
+                <w:sz w:val="28"/>
               </w:rPr>
             </w:r>
             <w:r>
               <w:rPr>
                 <w:b/>
               </w:rPr>
-              <w:t>Основной поток событий</w:t>
+              <w:t>Постусловия</w:t>
             </w:r>
           </w:p>
         </w:tc>
@@ -812,368 +682,35 @@
           <w:p>
             <w:r>
               <w:rPr>
-                <w:sz w:val="24"/>
-              </w:rPr>
-              <w:t xml:space="preserve">1. Посетитель переходит к форме одним из способов раздела «Как перейти к форме», например нажимает </w:t>
-            </w:r>
-            <w:r>
-              <w:rPr>
-                <w:b/>
-                <w:sz w:val="24"/>
-              </w:rPr>
-              <w:t>«В бету»</w:t>
-            </w:r>
-            <w:r>
-              <w:rPr>
-                <w:sz w:val="24"/>
-              </w:rPr>
-              <w:t xml:space="preserve"> (или </w:t>
-            </w:r>
-            <w:r>
-              <w:rPr>
-                <w:b/>
-                <w:sz w:val="24"/>
-              </w:rPr>
-              <w:t>«Записаться в бету»</w:t>
-            </w:r>
-            <w:r>
-              <w:rPr>
-                <w:sz w:val="24"/>
-              </w:rPr>
-              <w:t xml:space="preserve">); страница прокручивается к разделу </w:t>
+                <w:sz w:val="28"/>
+              </w:rPr>
+              <w:t xml:space="preserve">Успех: в </w:t>
             </w:r>
             <w:r>
               <w:rPr>
                 <w:i/>
-                <w:sz w:val="24"/>
-              </w:rPr>
-              <w:t>#waitlist</w:t>
-            </w:r>
-            <w:r>
-              <w:rPr>
-                <w:sz w:val="24"/>
-              </w:rPr>
-              <w:t>.</w:t>
-            </w:r>
-            <w:r>
-              <w:br/>
-            </w:r>
-            <w:r>
-              <w:rPr>
-                <w:sz w:val="24"/>
-              </w:rPr>
-              <w:t xml:space="preserve">2. Посетитель вводит имя в поле </w:t>
-            </w:r>
-            <w:r>
-              <w:rPr>
-                <w:b/>
-                <w:sz w:val="24"/>
-              </w:rPr>
-              <w:t>«Имя*»</w:t>
-            </w:r>
-            <w:r>
-              <w:rPr>
-                <w:sz w:val="24"/>
-              </w:rPr>
-              <w:t xml:space="preserve"> (подсказка </w:t>
-            </w:r>
-            <w:r>
-              <w:rPr>
-                <w:b/>
-                <w:sz w:val="24"/>
-              </w:rPr>
-              <w:t>«От 2 до 60 букв. Допустимы пробел, дефис и апостроф.»</w:t>
-            </w:r>
-            <w:r>
-              <w:rPr>
-                <w:sz w:val="24"/>
-              </w:rPr>
-              <w:t>).</w:t>
-            </w:r>
-            <w:r>
-              <w:br/>
-            </w:r>
-            <w:r>
-              <w:rPr>
-                <w:sz w:val="24"/>
-              </w:rPr>
-              <w:t xml:space="preserve">3. Посетитель вводит адрес в поле </w:t>
-            </w:r>
-            <w:r>
-              <w:rPr>
-                <w:b/>
-                <w:sz w:val="24"/>
-              </w:rPr>
-              <w:t>«Электронная почта*»</w:t>
-            </w:r>
-            <w:r>
-              <w:rPr>
-                <w:sz w:val="24"/>
-              </w:rPr>
-              <w:t xml:space="preserve"> (подсказка </w:t>
-            </w:r>
-            <w:r>
-              <w:rPr>
-                <w:b/>
-                <w:sz w:val="24"/>
-              </w:rPr>
-              <w:t>«Адрес вида name@example.com. На него придёт приглашение.»</w:t>
-            </w:r>
-            <w:r>
-              <w:rPr>
-                <w:sz w:val="24"/>
-              </w:rPr>
-              <w:t>).</w:t>
-            </w:r>
-            <w:r>
-              <w:br/>
-            </w:r>
-            <w:r>
-              <w:rPr>
-                <w:sz w:val="24"/>
-              </w:rPr>
-              <w:t xml:space="preserve">4. Посетитель выбирает нотацию в списке «Нотация*»: IDEF0, DFD, ERD, BPMN, UML или </w:t>
-            </w:r>
-            <w:r>
-              <w:rPr>
-                <w:b/>
-                <w:sz w:val="24"/>
-              </w:rPr>
-              <w:t>«Сети Петри»</w:t>
-            </w:r>
-            <w:r>
-              <w:rPr>
-                <w:sz w:val="24"/>
-              </w:rPr>
-              <w:t>.</w:t>
-            </w:r>
-            <w:r>
-              <w:br/>
-            </w:r>
-            <w:r>
-              <w:rPr>
-                <w:sz w:val="24"/>
-              </w:rPr>
-              <w:t xml:space="preserve">5. Посетитель вводит целое число в поле </w:t>
-            </w:r>
-            <w:r>
-              <w:rPr>
-                <w:b/>
-                <w:sz w:val="24"/>
-              </w:rPr>
-              <w:t>«Размер команды*»</w:t>
-            </w:r>
-            <w:r>
-              <w:rPr>
-                <w:sz w:val="24"/>
-              </w:rPr>
-              <w:t xml:space="preserve"> (подсказка </w:t>
-            </w:r>
-            <w:r>
-              <w:rPr>
-                <w:b/>
-                <w:sz w:val="24"/>
-              </w:rPr>
-              <w:t>«Целое число от 0 до 500. Укажите 0, если работаете один.»</w:t>
-            </w:r>
-            <w:r>
-              <w:rPr>
-                <w:sz w:val="24"/>
-              </w:rPr>
-              <w:t>).</w:t>
-            </w:r>
-            <w:r>
-              <w:br/>
-            </w:r>
-            <w:r>
-              <w:rPr>
-                <w:sz w:val="24"/>
-              </w:rPr>
-              <w:t xml:space="preserve">6. Посетитель при желании вводит текст в поле </w:t>
-            </w:r>
-            <w:r>
-              <w:rPr>
-                <w:b/>
-                <w:sz w:val="24"/>
-              </w:rPr>
-              <w:t>«Комментарий (по желанию)»</w:t>
-            </w:r>
-            <w:r>
-              <w:rPr>
-                <w:sz w:val="24"/>
-              </w:rPr>
-              <w:t>.</w:t>
-            </w:r>
-            <w:r>
-              <w:br/>
-            </w:r>
-            <w:r>
-              <w:rPr>
-                <w:sz w:val="24"/>
-              </w:rPr>
-              <w:t xml:space="preserve">7. Посетитель отмечает флажок </w:t>
-            </w:r>
-            <w:r>
-              <w:rPr>
-                <w:b/>
-                <w:sz w:val="24"/>
-              </w:rPr>
-              <w:t>«Согласен получать письма о запуске беты и с политикой конфиденциальности*»</w:t>
-            </w:r>
-            <w:r>
-              <w:rPr>
-                <w:sz w:val="24"/>
-              </w:rPr>
-              <w:t>.</w:t>
-            </w:r>
-            <w:r>
-              <w:br/>
-            </w:r>
-            <w:r>
-              <w:rPr>
-                <w:sz w:val="24"/>
-              </w:rPr>
-              <w:t xml:space="preserve">8. Посетитель нажимает кнопку </w:t>
-            </w:r>
-            <w:r>
-              <w:rPr>
-                <w:b/>
-                <w:sz w:val="24"/>
-              </w:rPr>
-              <w:t>«Отправить»</w:t>
-            </w:r>
-            <w:r>
-              <w:rPr>
-                <w:sz w:val="24"/>
-              </w:rPr>
-              <w:t>.</w:t>
-            </w:r>
-            <w:r>
-              <w:br/>
-            </w:r>
-            <w:r>
-              <w:rPr>
-                <w:sz w:val="24"/>
-              </w:rPr>
-              <w:t xml:space="preserve">9. Система считывает шесть полей и проверяет каждое по правилам П1–П6 из таблицы «Структура данных» (функция </w:t>
+                <w:sz w:val="28"/>
+              </w:rPr>
+              <w:t>LocalStorage</w:t>
+            </w:r>
+            <w:r>
+              <w:rPr>
+                <w:sz w:val="28"/>
+              </w:rPr>
+              <w:t xml:space="preserve"> на одну запись больше, открыта </w:t>
             </w:r>
             <w:r>
               <w:rPr>
                 <w:i/>
-                <w:sz w:val="24"/>
-              </w:rPr>
-              <w:t>validateWaitlist</w:t>
-            </w:r>
-            <w:r>
-              <w:rPr>
-                <w:sz w:val="24"/>
-              </w:rPr>
-              <w:t>).</w:t>
-            </w:r>
-            <w:r>
-              <w:br/>
-            </w:r>
-            <w:r>
-              <w:rPr>
-                <w:sz w:val="24"/>
-              </w:rPr>
-              <w:t xml:space="preserve">10. Система формирует запись {name, email, notation, team, comment, createdAt}, где name, email и comment очищены от пробелов по краям, team приведён к числу, createdAt — время в формате ISO 8601; добавляет запись в массив </w:t>
-            </w:r>
-            <w:r>
-              <w:rPr>
-                <w:i/>
-                <w:sz w:val="24"/>
-              </w:rPr>
-              <w:t>LocalStorage</w:t>
-            </w:r>
-            <w:r>
-              <w:rPr>
-                <w:sz w:val="24"/>
-              </w:rPr>
-              <w:t xml:space="preserve"> по ключу </w:t>
-            </w:r>
-            <w:r>
-              <w:rPr>
-                <w:i/>
-                <w:sz w:val="24"/>
-              </w:rPr>
-              <w:t>dslkit.waitlist</w:t>
-            </w:r>
-            <w:r>
-              <w:rPr>
-                <w:sz w:val="24"/>
-              </w:rPr>
-              <w:t xml:space="preserve"> и пишет в консоль </w:t>
-            </w:r>
-            <w:r>
-              <w:rPr>
-                <w:b/>
-                <w:sz w:val="24"/>
-              </w:rPr>
-              <w:t>«DSLKit: заявка сохранена в LocalStorage»</w:t>
-            </w:r>
-            <w:r>
-              <w:rPr>
-                <w:sz w:val="24"/>
-              </w:rPr>
-              <w:t xml:space="preserve"> с названием нотации.</w:t>
-            </w:r>
-            <w:r>
-              <w:br/>
-            </w:r>
-            <w:r>
-              <w:rPr>
-                <w:sz w:val="24"/>
-              </w:rPr>
-              <w:t xml:space="preserve">11. Система открывает страницу благодарности </w:t>
-            </w:r>
-            <w:r>
-              <w:rPr>
-                <w:i/>
-                <w:sz w:val="24"/>
+                <w:sz w:val="28"/>
               </w:rPr>
               <w:t>thanks.html</w:t>
             </w:r>
             <w:r>
               <w:rPr>
-                <w:sz w:val="24"/>
-              </w:rPr>
-              <w:t xml:space="preserve"> (для английской версии en/</w:t>
-            </w:r>
-            <w:r>
-              <w:rPr>
-                <w:i/>
-                <w:sz w:val="24"/>
-              </w:rPr>
-              <w:t>thanks.html</w:t>
-            </w:r>
-            <w:r>
-              <w:rPr>
-                <w:sz w:val="24"/>
-              </w:rPr>
-              <w:t xml:space="preserve">) с заголовком </w:t>
-            </w:r>
-            <w:r>
-              <w:rPr>
-                <w:b/>
-                <w:sz w:val="24"/>
-              </w:rPr>
-              <w:t>«Спасибо, вы в списке беты»</w:t>
-            </w:r>
-            <w:r>
-              <w:rPr>
-                <w:sz w:val="24"/>
-              </w:rPr>
-              <w:t>.</w:t>
-            </w:r>
-            <w:r>
-              <w:br/>
-            </w:r>
-            <w:r>
-              <w:rPr>
-                <w:sz w:val="24"/>
-              </w:rPr>
-              <w:t>* — обязательное поле. В интерфейсе сайта звёздочек нет, обязательность указана фразой «Все поля, кроме комментария, обязательны».</w:t>
+                <w:sz w:val="28"/>
+              </w:rPr>
+              <w:t>. Ошибка проверки: записей не добавилось, значения остаются в полях.</w:t>
             </w:r>
           </w:p>
         </w:tc>
@@ -1187,14 +724,14 @@
           <w:p>
             <w:r>
               <w:rPr>
-                <w:sz w:val="24"/>
+                <w:sz w:val="28"/>
               </w:rPr>
             </w:r>
             <w:r>
               <w:rPr>
                 <w:b/>
               </w:rPr>
-              <w:t>Альтернативные потоки</w:t>
+              <w:t>Исключительные ситуации</w:t>
             </w:r>
           </w:p>
         </w:tc>
@@ -1206,138 +743,41 @@
             <w:r>
               <w:rPr>
                 <w:b/>
-                <w:sz w:val="24"/>
-              </w:rPr>
-              <w:t>A1</w:t>
-            </w:r>
-            <w:r>
-              <w:rPr>
-                <w:sz w:val="24"/>
-              </w:rPr>
-              <w:t xml:space="preserve">. Одно или несколько полей не прошли проверку (шаг 9): под каждым неверным полем показывается красное сообщение (role=alert, например </w:t>
+                <w:sz w:val="28"/>
+              </w:rPr>
+              <w:t>E1.</w:t>
+            </w:r>
+            <w:r>
+              <w:rPr>
+                <w:sz w:val="28"/>
+              </w:rPr>
+              <w:t xml:space="preserve"> Запись в </w:t>
+            </w:r>
+            <w:r>
+              <w:rPr>
+                <w:i/>
+                <w:sz w:val="28"/>
+              </w:rPr>
+              <w:t>LocalStorage</w:t>
+            </w:r>
+            <w:r>
+              <w:rPr>
+                <w:sz w:val="28"/>
+              </w:rPr>
+              <w:t xml:space="preserve"> не удалась: страница благодарности всё равно открывается, </w:t>
             </w:r>
             <w:r>
               <w:rPr>
                 <w:b/>
-                <w:sz w:val="24"/>
-              </w:rPr>
-              <w:t>«Имя не принято: поле пустое, короче двух символов или содержит цифры и знаки…»</w:t>
-            </w:r>
-            <w:r>
-              <w:rPr>
-                <w:sz w:val="24"/>
-              </w:rPr>
-              <w:t xml:space="preserve">), поле получает aria-invalid=true, фокус переходит на первое неверное поле в порядке имя, почта, нотация, команда, комментарий, согласие. </w:t>
-            </w:r>
-            <w:r>
-              <w:rPr>
-                <w:b/>
-                <w:sz w:val="24"/>
-              </w:rPr>
-              <w:t>Заявка не сохраняется</w:t>
-            </w:r>
-            <w:r>
-              <w:rPr>
-                <w:sz w:val="24"/>
-              </w:rPr>
-              <w:t>, страница не меняется. Поле с ошибкой перепроверяется при каждом вводе, остальные при выходе из поля. После исправления сообщение скрывается. Сценарий продолжается с шага 8.</w:t>
-            </w:r>
-            <w:r>
-              <w:br/>
-            </w:r>
-            <w:r>
-              <w:rPr>
-                <w:b/>
-                <w:sz w:val="24"/>
-              </w:rPr>
-              <w:t>A2</w:t>
-            </w:r>
-            <w:r>
-              <w:rPr>
-                <w:sz w:val="24"/>
-              </w:rPr>
-              <w:t xml:space="preserve">. Согласие не отмечено (шаг 9): применяется A1; сообщение </w:t>
-            </w:r>
-            <w:r>
-              <w:rPr>
-                <w:b/>
-                <w:sz w:val="24"/>
-              </w:rPr>
-              <w:t>«Без согласия мы не можем отправить приглашение. Поставьте галочку, чтобы продолжить.»</w:t>
-            </w:r>
-            <w:r>
-              <w:br/>
-            </w:r>
-            <w:r>
-              <w:rPr>
-                <w:b/>
-                <w:sz w:val="24"/>
-              </w:rPr>
-              <w:t>A3</w:t>
-            </w:r>
-            <w:r>
-              <w:rPr>
-                <w:sz w:val="24"/>
-              </w:rPr>
-              <w:t>. Посетитель закрывает страницу или уходит со страницы до шага 8: данные не сохраняются, состояние системы не меняется.</w:t>
-            </w:r>
-            <w:r>
-              <w:br/>
-            </w:r>
-            <w:r>
-              <w:rPr>
-                <w:b/>
-                <w:sz w:val="24"/>
-              </w:rPr>
-              <w:t>A4</w:t>
-            </w:r>
-            <w:r>
-              <w:rPr>
-                <w:sz w:val="24"/>
-              </w:rPr>
-              <w:t xml:space="preserve">. Повторная заявка с тем же адресом (шаг 10): </w:t>
-            </w:r>
-            <w:r>
-              <w:rPr>
-                <w:b/>
-                <w:sz w:val="24"/>
-              </w:rPr>
-              <w:t>принимается как новая отдельная запись</w:t>
-            </w:r>
-            <w:r>
-              <w:rPr>
-                <w:sz w:val="24"/>
-              </w:rPr>
-              <w:t>, сообщения о дубликате нет (дефект D-1).</w:t>
-            </w:r>
-            <w:r>
-              <w:br/>
-            </w:r>
-            <w:r>
-              <w:rPr>
-                <w:b/>
-                <w:sz w:val="24"/>
-              </w:rPr>
-              <w:t>A5</w:t>
-            </w:r>
-            <w:r>
-              <w:rPr>
-                <w:sz w:val="24"/>
-              </w:rPr>
-              <w:t xml:space="preserve">. Повторное нажатие </w:t>
-            </w:r>
-            <w:r>
-              <w:rPr>
-                <w:b/>
-                <w:sz w:val="24"/>
-              </w:rPr>
-              <w:t>«Отправить»</w:t>
-            </w:r>
-            <w:r>
-              <w:rPr>
-                <w:sz w:val="24"/>
-              </w:rPr>
-              <w:t xml:space="preserve"> после успешной отправки (шаг 11): игнорируется, вторая запись не создаётся (флаг submitting).</w:t>
+                <w:sz w:val="28"/>
+              </w:rPr>
+              <w:t>заявка потеряна</w:t>
+            </w:r>
+            <w:r>
+              <w:rPr>
+                <w:sz w:val="28"/>
+              </w:rPr>
+              <w:t>, ошибки нет (дефект D-2).</w:t>
             </w:r>
           </w:p>
         </w:tc>
@@ -1351,14 +791,14 @@
           <w:p>
             <w:r>
               <w:rPr>
-                <w:sz w:val="24"/>
+                <w:sz w:val="28"/>
               </w:rPr>
             </w:r>
             <w:r>
               <w:rPr>
                 <w:b/>
               </w:rPr>
-              <w:t>Постусловия</w:t>
+              <w:t>Другие точки входа</w:t>
             </w:r>
           </w:p>
         </w:tc>
@@ -1369,70 +809,48 @@
           <w:p>
             <w:r>
               <w:rPr>
-                <w:sz w:val="24"/>
-              </w:rPr>
-              <w:t xml:space="preserve">Успех: массив </w:t>
+                <w:sz w:val="28"/>
+              </w:rPr>
+              <w:t xml:space="preserve">Ссылки «Записаться в бету: UML / BPMN / …» в разделе нотаций, кнопка «В бету» на </w:t>
             </w:r>
             <w:r>
               <w:rPr>
                 <w:i/>
-                <w:sz w:val="24"/>
-              </w:rPr>
-              <w:t>dslkit.waitlist</w:t>
-            </w:r>
-            <w:r>
-              <w:rPr>
-                <w:sz w:val="24"/>
-              </w:rPr>
-              <w:t xml:space="preserve"> в </w:t>
+                <w:sz w:val="28"/>
+              </w:rPr>
+              <w:t>privacy.html</w:t>
+            </w:r>
+            <w:r>
+              <w:rPr>
+                <w:sz w:val="28"/>
+              </w:rPr>
+              <w:t xml:space="preserve"> и </w:t>
             </w:r>
             <w:r>
               <w:rPr>
                 <w:i/>
-                <w:sz w:val="24"/>
-              </w:rPr>
-              <w:t>LocalStorage</w:t>
-            </w:r>
-            <w:r>
-              <w:rPr>
-                <w:sz w:val="24"/>
-              </w:rPr>
-              <w:t xml:space="preserve"> длиннее на одну запись, открыта страница </w:t>
+                <w:sz w:val="28"/>
+              </w:rPr>
+              <w:t>thanks.html</w:t>
+            </w:r>
+            <w:r>
+              <w:rPr>
+                <w:sz w:val="28"/>
+              </w:rPr>
+              <w:t xml:space="preserve">, адрес </w:t>
             </w:r>
             <w:r>
               <w:rPr>
                 <w:i/>
-                <w:sz w:val="24"/>
-              </w:rPr>
-              <w:t>thanks.html</w:t>
-            </w:r>
-            <w:r>
-              <w:rPr>
-                <w:sz w:val="24"/>
-              </w:rPr>
-              <w:t xml:space="preserve"> (en/</w:t>
-            </w:r>
-            <w:r>
-              <w:rPr>
-                <w:i/>
-                <w:sz w:val="24"/>
-              </w:rPr>
-              <w:t>thanks.html</w:t>
-            </w:r>
-            <w:r>
-              <w:rPr>
-                <w:sz w:val="24"/>
-              </w:rPr>
-              <w:t>).</w:t>
-            </w:r>
-            <w:r>
-              <w:br/>
-            </w:r>
-            <w:r>
-              <w:rPr>
-                <w:sz w:val="24"/>
-              </w:rPr>
-              <w:t>Ошибка проверки (A1, A2): записей не добавилось, посетитель остаётся на главной странице, введённые значения остаются в полях.</w:t>
+                <w:sz w:val="28"/>
+              </w:rPr>
+              <w:t>/en/#waitlist</w:t>
+            </w:r>
+            <w:r>
+              <w:rPr>
+                <w:sz w:val="28"/>
+              </w:rPr>
+              <w:t>.</w:t>
             </w:r>
           </w:p>
         </w:tc>
@@ -1446,14 +864,14 @@
           <w:p>
             <w:r>
               <w:rPr>
-                <w:sz w:val="24"/>
+                <w:sz w:val="28"/>
               </w:rPr>
             </w:r>
             <w:r>
               <w:rPr>
                 <w:b/>
               </w:rPr>
-              <w:t>Исключительные ситуации</w:t>
+              <w:t>Связанные задачи</w:t>
             </w:r>
           </w:p>
         </w:tc>
@@ -1465,67 +883,47 @@
             <w:r>
               <w:rPr>
                 <w:b/>
-                <w:sz w:val="24"/>
-              </w:rPr>
-              <w:t>E1</w:t>
-            </w:r>
-            <w:r>
-              <w:rPr>
-                <w:sz w:val="24"/>
-              </w:rPr>
-              <w:t xml:space="preserve">. Запись в </w:t>
-            </w:r>
-            <w:r>
-              <w:rPr>
-                <w:i/>
-                <w:sz w:val="24"/>
-              </w:rPr>
-              <w:t>LocalStorage</w:t>
-            </w:r>
-            <w:r>
-              <w:rPr>
-                <w:sz w:val="24"/>
-              </w:rPr>
-              <w:t xml:space="preserve"> не удалась (хранилище переполнено или запрещено, шаг 10): метод </w:t>
-            </w:r>
-            <w:r>
-              <w:rPr>
-                <w:i/>
-                <w:sz w:val="24"/>
-              </w:rPr>
-              <w:t>storage.set</w:t>
-            </w:r>
-            <w:r>
-              <w:rPr>
-                <w:sz w:val="24"/>
-              </w:rPr>
-              <w:t xml:space="preserve"> возвращает false, но система всё равно открывает страницу благодарности; </w:t>
+                <w:sz w:val="28"/>
+              </w:rPr>
+              <w:t>R4</w:t>
+            </w:r>
+            <w:r>
+              <w:rPr>
+                <w:sz w:val="28"/>
+              </w:rPr>
+              <w:t xml:space="preserve"> — Форма заявки и валидация</w:t>
+            </w:r>
+            <w:r>
+              <w:br/>
             </w:r>
             <w:r>
               <w:rPr>
                 <w:b/>
-                <w:sz w:val="24"/>
-              </w:rPr>
-              <w:t>сообщения об ошибке нет</w:t>
-            </w:r>
-            <w:r>
-              <w:rPr>
-                <w:sz w:val="24"/>
-              </w:rPr>
-              <w:t xml:space="preserve">, </w:t>
+                <w:sz w:val="28"/>
+              </w:rPr>
+              <w:t>UC-00</w:t>
+            </w:r>
+            <w:r>
+              <w:rPr>
+                <w:sz w:val="28"/>
+              </w:rPr>
+              <w:t xml:space="preserve"> — Прочитать политику конфиденциальности</w:t>
+            </w:r>
+            <w:r>
+              <w:br/>
             </w:r>
             <w:r>
               <w:rPr>
                 <w:b/>
-                <w:sz w:val="24"/>
-              </w:rPr>
-              <w:t>заявка потеряна</w:t>
-            </w:r>
-            <w:r>
-              <w:rPr>
-                <w:sz w:val="24"/>
-              </w:rPr>
-              <w:t xml:space="preserve"> (дефект D-2).</w:t>
+                <w:sz w:val="28"/>
+              </w:rPr>
+              <w:t>UC-03</w:t>
+            </w:r>
+            <w:r>
+              <w:rPr>
+                <w:sz w:val="28"/>
+              </w:rPr>
+              <w:t xml:space="preserve"> — Авторизация (в текущей версии не реализована)</w:t>
             </w:r>
             <w:r>
               <w:br/>
@@ -1533,41 +931,47 @@
             <w:r>
               <w:rPr>
                 <w:b/>
-                <w:sz w:val="24"/>
-              </w:rPr>
-              <w:t>E2</w:t>
-            </w:r>
-            <w:r>
-              <w:rPr>
-                <w:sz w:val="24"/>
-              </w:rPr>
-              <w:t xml:space="preserve">. </w:t>
-            </w:r>
-            <w:r>
-              <w:rPr>
-                <w:i/>
-                <w:sz w:val="24"/>
-              </w:rPr>
-              <w:t>LocalStorage</w:t>
-            </w:r>
-            <w:r>
-              <w:rPr>
-                <w:sz w:val="24"/>
-              </w:rPr>
-              <w:t xml:space="preserve"> недоступен совсем (</w:t>
-            </w:r>
-            <w:r>
-              <w:rPr>
-                <w:i/>
-                <w:sz w:val="24"/>
-              </w:rPr>
-              <w:t>getStorage</w:t>
-            </w:r>
-            <w:r>
-              <w:rPr>
-                <w:sz w:val="24"/>
-              </w:rPr>
-              <w:t xml:space="preserve"> использует временное хранилище в памяти): заявка живёт только до закрытия страницы, посетитель видит страницу благодарности.</w:t>
+                <w:sz w:val="28"/>
+              </w:rPr>
+              <w:t>UC-04</w:t>
+            </w:r>
+            <w:r>
+              <w:rPr>
+                <w:sz w:val="28"/>
+              </w:rPr>
+              <w:t xml:space="preserve"> — Запись в бету из React-приложения</w:t>
+            </w:r>
+            <w:r>
+              <w:br/>
+            </w:r>
+            <w:r>
+              <w:rPr>
+                <w:b/>
+                <w:sz w:val="28"/>
+              </w:rPr>
+              <w:t>TC-WL-001…022</w:t>
+            </w:r>
+            <w:r>
+              <w:rPr>
+                <w:sz w:val="28"/>
+              </w:rPr>
+              <w:t xml:space="preserve"> — Тест-кейсы формы (лаб. 2)</w:t>
+            </w:r>
+            <w:r>
+              <w:br/>
+            </w:r>
+            <w:r>
+              <w:rPr>
+                <w:b/>
+                <w:sz w:val="28"/>
+              </w:rPr>
+              <w:t>SM-07, CP-35, CP-36</w:t>
+            </w:r>
+            <w:r>
+              <w:rPr>
+                <w:sz w:val="28"/>
+              </w:rPr>
+              <w:t xml:space="preserve"> — Проверки чек-листов (лаб. 3)</w:t>
             </w:r>
           </w:p>
         </w:tc>
@@ -1581,14 +985,14 @@
           <w:p>
             <w:r>
               <w:rPr>
-                <w:sz w:val="24"/>
+                <w:sz w:val="28"/>
               </w:rPr>
             </w:r>
             <w:r>
               <w:rPr>
                 <w:b/>
               </w:rPr>
-              <w:t>Связанные требования</w:t>
+              <w:t>Скриншоты</w:t>
             </w:r>
           </w:p>
         </w:tc>
@@ -1600,15 +1004,15 @@
             <w:r>
               <w:rPr>
                 <w:b/>
-                <w:sz w:val="24"/>
-              </w:rPr>
-              <w:t>R4</w:t>
-            </w:r>
-            <w:r>
-              <w:rPr>
-                <w:sz w:val="24"/>
-              </w:rPr>
-              <w:t xml:space="preserve"> — Форма заявки и валидация</w:t>
+                <w:sz w:val="28"/>
+              </w:rPr>
+              <w:t>SCR-01</w:t>
+            </w:r>
+            <w:r>
+              <w:rPr>
+                <w:sz w:val="28"/>
+              </w:rPr>
+              <w:t xml:space="preserve"> — Форма: ошибки при пустой отправке</w:t>
             </w:r>
             <w:r>
               <w:br/>
@@ -1616,41 +1020,15 @@
             <w:r>
               <w:rPr>
                 <w:b/>
-                <w:sz w:val="24"/>
-              </w:rPr>
-              <w:t>R1</w:t>
-            </w:r>
-            <w:r>
-              <w:rPr>
-                <w:sz w:val="24"/>
-              </w:rPr>
-              <w:t xml:space="preserve"> — Доступность страниц (главная, </w:t>
-            </w:r>
-            <w:r>
-              <w:rPr>
-                <w:i/>
-                <w:sz w:val="24"/>
-              </w:rPr>
-              <w:t>thanks.html</w:t>
-            </w:r>
-            <w:r>
-              <w:rPr>
-                <w:sz w:val="24"/>
-              </w:rPr>
-              <w:t xml:space="preserve">, </w:t>
-            </w:r>
-            <w:r>
-              <w:rPr>
-                <w:i/>
-                <w:sz w:val="24"/>
-              </w:rPr>
-              <w:t>privacy.html</w:t>
-            </w:r>
-            <w:r>
-              <w:rPr>
-                <w:sz w:val="24"/>
-              </w:rPr>
-              <w:t>)</w:t>
+                <w:sz w:val="28"/>
+              </w:rPr>
+              <w:t>SCR-02</w:t>
+            </w:r>
+            <w:r>
+              <w:rPr>
+                <w:sz w:val="28"/>
+              </w:rPr>
+              <w:t xml:space="preserve"> — Форма: заполнена</w:t>
             </w:r>
             <w:r>
               <w:br/>
@@ -1658,31 +1036,15 @@
             <w:r>
               <w:rPr>
                 <w:b/>
-                <w:sz w:val="24"/>
-              </w:rPr>
-              <w:t>R6</w:t>
-            </w:r>
-            <w:r>
-              <w:rPr>
-                <w:sz w:val="24"/>
-              </w:rPr>
-              <w:t xml:space="preserve"> — Разметка и локализация (русская и английская версии)</w:t>
-            </w:r>
-            <w:r>
-              <w:br/>
-            </w:r>
-            <w:r>
-              <w:rPr>
-                <w:b/>
-                <w:sz w:val="24"/>
-              </w:rPr>
-              <w:t>R9</w:t>
-            </w:r>
-            <w:r>
-              <w:rPr>
-                <w:sz w:val="24"/>
-              </w:rPr>
-              <w:t xml:space="preserve"> — Локальное хранилище</w:t>
+                <w:sz w:val="28"/>
+              </w:rPr>
+              <w:t>SCR-03</w:t>
+            </w:r>
+            <w:r>
+              <w:rPr>
+                <w:sz w:val="28"/>
+              </w:rPr>
+              <w:t xml:space="preserve"> — Страница благодарности</w:t>
             </w:r>
           </w:p>
         </w:tc>
@@ -1696,14 +1058,14 @@
           <w:p>
             <w:r>
               <w:rPr>
-                <w:sz w:val="24"/>
+                <w:sz w:val="28"/>
               </w:rPr>
             </w:r>
             <w:r>
               <w:rPr>
                 <w:b/>
               </w:rPr>
-              <w:t>Подзадачи</w:t>
+              <w:t>Реализация</w:t>
             </w:r>
           </w:p>
         </w:tc>
@@ -1714,87 +1076,75 @@
           <w:p>
             <w:r>
               <w:rPr>
-                <w:b/>
-                <w:sz w:val="24"/>
-              </w:rPr>
-              <w:t>UC-01.1</w:t>
-            </w:r>
-            <w:r>
-              <w:rPr>
-                <w:sz w:val="24"/>
-              </w:rPr>
-              <w:t xml:space="preserve"> — Показ формы и подсказок к полям</w:t>
-            </w:r>
-            <w:r>
-              <w:br/>
-            </w:r>
-            <w:r>
-              <w:rPr>
-                <w:b/>
-                <w:sz w:val="24"/>
-              </w:rPr>
-              <w:t>UC-01.2</w:t>
-            </w:r>
-            <w:r>
-              <w:rPr>
-                <w:sz w:val="24"/>
-              </w:rPr>
-              <w:t xml:space="preserve"> — Чтение, очистка и проверка значений по П1–П6</w:t>
-            </w:r>
-            <w:r>
-              <w:br/>
-            </w:r>
-            <w:r>
-              <w:rPr>
-                <w:b/>
-                <w:sz w:val="24"/>
-              </w:rPr>
-              <w:t>UC-01.3</w:t>
-            </w:r>
-            <w:r>
-              <w:rPr>
-                <w:sz w:val="24"/>
-              </w:rPr>
-              <w:t xml:space="preserve"> — Показ ошибок, фокус и повторная проверка</w:t>
-            </w:r>
-            <w:r>
-              <w:br/>
-            </w:r>
-            <w:r>
-              <w:rPr>
-                <w:b/>
-                <w:sz w:val="24"/>
-              </w:rPr>
-              <w:t>UC-01.4</w:t>
-            </w:r>
-            <w:r>
-              <w:rPr>
-                <w:sz w:val="24"/>
-              </w:rPr>
-              <w:t xml:space="preserve"> — Сохранение заявки в </w:t>
-            </w:r>
-            <w:r>
-              <w:rPr>
                 <w:i/>
-                <w:sz w:val="24"/>
-              </w:rPr>
-              <w:t>LocalStorage</w:t>
-            </w:r>
-            <w:r>
-              <w:br/>
-            </w:r>
-            <w:r>
-              <w:rPr>
-                <w:b/>
-                <w:sz w:val="24"/>
-              </w:rPr>
-              <w:t>UC-01.5</w:t>
-            </w:r>
-            <w:r>
-              <w:rPr>
-                <w:sz w:val="24"/>
-              </w:rPr>
-              <w:t xml:space="preserve"> — Переход на страницу благодарности</w:t>
+                <w:sz w:val="28"/>
+              </w:rPr>
+              <w:t>site/index.html</w:t>
+            </w:r>
+            <w:r>
+              <w:rPr>
+                <w:sz w:val="28"/>
+              </w:rPr>
+              <w:t xml:space="preserve"> (форма </w:t>
+            </w:r>
+            <w:r>
+              <w:rPr>
+                <w:i/>
+                <w:sz w:val="28"/>
+              </w:rPr>
+              <w:t>#waitlist-form</w:t>
+            </w:r>
+            <w:r>
+              <w:rPr>
+                <w:sz w:val="28"/>
+              </w:rPr>
+              <w:t xml:space="preserve">), </w:t>
+            </w:r>
+            <w:r>
+              <w:rPr>
+                <w:i/>
+                <w:sz w:val="28"/>
+              </w:rPr>
+              <w:t>site/js/components/waitlist-form.js</w:t>
+            </w:r>
+            <w:r>
+              <w:rPr>
+                <w:sz w:val="28"/>
+              </w:rPr>
+              <w:t xml:space="preserve">, </w:t>
+            </w:r>
+            <w:r>
+              <w:rPr>
+                <w:i/>
+                <w:sz w:val="28"/>
+              </w:rPr>
+              <w:t>site/js/utils/validation.js</w:t>
+            </w:r>
+            <w:r>
+              <w:rPr>
+                <w:sz w:val="28"/>
+              </w:rPr>
+              <w:t xml:space="preserve">, </w:t>
+            </w:r>
+            <w:r>
+              <w:rPr>
+                <w:i/>
+                <w:sz w:val="28"/>
+              </w:rPr>
+              <w:t>site/js/utils/storage.js</w:t>
+            </w:r>
+            <w:r>
+              <w:rPr>
+                <w:sz w:val="28"/>
+              </w:rPr>
+              <w:t xml:space="preserve">, </w:t>
+            </w:r>
+            <w:r>
+              <w:rPr>
+                <w:i/>
+                <w:sz w:val="28"/>
+              </w:rPr>
+              <w:t>site/thanks.html</w:t>
             </w:r>
           </w:p>
         </w:tc>
@@ -1808,14 +1158,14 @@
           <w:p>
             <w:r>
               <w:rPr>
-                <w:sz w:val="24"/>
+                <w:sz w:val="28"/>
               </w:rPr>
             </w:r>
             <w:r>
               <w:rPr>
                 <w:b/>
               </w:rPr>
-              <w:t>Связанные задачи и use case</w:t>
+              <w:t>Ссылки</w:t>
             </w:r>
           </w:p>
         </w:tc>
@@ -1826,878 +1176,43 @@
           <w:p>
             <w:r>
               <w:rPr>
-                <w:b/>
-                <w:sz w:val="24"/>
-              </w:rPr>
-              <w:t>UC-00</w:t>
-            </w:r>
-            <w:r>
-              <w:rPr>
-                <w:sz w:val="24"/>
-              </w:rPr>
-              <w:t xml:space="preserve"> — Прочитать политику конфиденциальности (ссылка в тексте согласия, </w:t>
-            </w:r>
-            <w:r>
-              <w:rPr>
-                <w:i/>
-                <w:sz w:val="24"/>
-              </w:rPr>
-              <w:t>privacy.html</w:t>
-            </w:r>
-            <w:r>
-              <w:rPr>
-                <w:sz w:val="24"/>
-              </w:rPr>
-              <w:t>)</w:t>
+                <w:sz w:val="28"/>
+              </w:rPr>
+              <w:t>http://localhost:5173/#waitlist</w:t>
             </w:r>
             <w:r>
               <w:br/>
             </w:r>
             <w:r>
               <w:rPr>
-                <w:b/>
-                <w:sz w:val="24"/>
-              </w:rPr>
-              <w:t>UC-02</w:t>
-            </w:r>
-            <w:r>
-              <w:rPr>
-                <w:sz w:val="24"/>
-              </w:rPr>
-              <w:t xml:space="preserve"> — Выбрать нотацию на карточке и перейти к записи (ссылки </w:t>
-            </w:r>
-            <w:r>
-              <w:rPr>
-                <w:b/>
-                <w:sz w:val="24"/>
-              </w:rPr>
-              <w:t>«Записаться в бету: UML»</w:t>
-            </w:r>
-            <w:r>
-              <w:rPr>
-                <w:sz w:val="24"/>
-              </w:rPr>
-              <w:t xml:space="preserve">, </w:t>
-            </w:r>
-            <w:r>
-              <w:rPr>
-                <w:b/>
-                <w:sz w:val="24"/>
-              </w:rPr>
-              <w:t>«…: BPMN»</w:t>
-            </w:r>
-            <w:r>
-              <w:rPr>
-                <w:sz w:val="24"/>
-              </w:rPr>
-              <w:t>)</w:t>
+                <w:sz w:val="28"/>
+              </w:rPr>
+              <w:t>http://localhost:5173/thanks.html</w:t>
             </w:r>
             <w:r>
               <w:br/>
             </w:r>
             <w:r>
               <w:rPr>
-                <w:b/>
-                <w:sz w:val="24"/>
-              </w:rPr>
-              <w:t>UC-03</w:t>
-            </w:r>
-            <w:r>
-              <w:rPr>
-                <w:sz w:val="24"/>
-              </w:rPr>
-              <w:t xml:space="preserve"> — Авторизация и вход в приложение: в текущей версии </w:t>
-            </w:r>
-            <w:r>
-              <w:rPr>
-                <w:i/>
-                <w:sz w:val="24"/>
-              </w:rPr>
-              <w:t>не реализована</w:t>
-            </w:r>
-            <w:r>
-              <w:rPr>
-                <w:sz w:val="24"/>
-              </w:rPr>
-              <w:t>, форма и приложение (</w:t>
-            </w:r>
-            <w:r>
-              <w:rPr>
-                <w:i/>
-                <w:sz w:val="24"/>
-              </w:rPr>
-              <w:t>site/app/</w:t>
-            </w:r>
-            <w:r>
-              <w:rPr>
-                <w:sz w:val="24"/>
-              </w:rPr>
-              <w:t>) работают без входа; задача на будущее, после появления серверной части</w:t>
-            </w:r>
-            <w:r>
-              <w:br/>
-            </w:r>
-            <w:r>
-              <w:rPr>
-                <w:b/>
-                <w:sz w:val="24"/>
-              </w:rPr>
-              <w:t>UC-04</w:t>
-            </w:r>
-            <w:r>
-              <w:rPr>
-                <w:sz w:val="24"/>
-              </w:rPr>
-              <w:t xml:space="preserve"> — Запись в бету из React-приложения (</w:t>
-            </w:r>
-            <w:r>
-              <w:rPr>
-                <w:i/>
-                <w:sz w:val="24"/>
-              </w:rPr>
-              <w:t>react-app/src/App.jsx</w:t>
-            </w:r>
-            <w:r>
-              <w:rPr>
-                <w:sz w:val="24"/>
-              </w:rPr>
-              <w:t>, лаб. 7)</w:t>
-            </w:r>
-            <w:r>
-              <w:br/>
-            </w:r>
-            <w:r>
-              <w:rPr>
-                <w:b/>
-                <w:sz w:val="24"/>
-              </w:rPr>
-              <w:t>D-1</w:t>
-            </w:r>
-            <w:r>
-              <w:rPr>
-                <w:sz w:val="24"/>
-              </w:rPr>
-              <w:t xml:space="preserve"> — Повторные заявки принимаются</w:t>
-            </w:r>
-            <w:r>
-              <w:br/>
-            </w:r>
-            <w:r>
-              <w:rPr>
-                <w:b/>
-                <w:sz w:val="24"/>
-              </w:rPr>
-              <w:t>D-2</w:t>
-            </w:r>
-            <w:r>
-              <w:rPr>
-                <w:sz w:val="24"/>
-              </w:rPr>
-              <w:t xml:space="preserve"> — Потеря заявки при сбое хранилища</w:t>
-            </w:r>
-          </w:p>
-        </w:tc>
-      </w:tr>
-      <w:tr>
-        <w:tc>
-          <w:tcPr>
-            <w:tcW w:type="dxa" w:w="2381"/>
-            <w:shd w:val="clear" w:fill="F2F2F2"/>
-          </w:tcPr>
-          <w:p>
-            <w:r>
-              <w:rPr>
-                <w:sz w:val="24"/>
-              </w:rPr>
-            </w:r>
-            <w:r>
-              <w:rPr>
-                <w:b/>
-              </w:rPr>
-              <w:t>Реализация</w:t>
-            </w:r>
-          </w:p>
-        </w:tc>
-        <w:tc>
-          <w:tcPr>
-            <w:tcW w:type="dxa" w:w="7370"/>
-          </w:tcPr>
-          <w:p>
-            <w:r>
-              <w:rPr>
-                <w:b/>
-                <w:sz w:val="24"/>
-              </w:rPr>
-              <w:t>IMPL-01</w:t>
-            </w:r>
-            <w:r>
-              <w:rPr>
-                <w:sz w:val="24"/>
-              </w:rPr>
-              <w:t xml:space="preserve"> — </w:t>
-            </w:r>
-            <w:r>
-              <w:rPr>
-                <w:i/>
-                <w:sz w:val="24"/>
-              </w:rPr>
-              <w:t>site/index.html</w:t>
-            </w:r>
-            <w:r>
-              <w:rPr>
-                <w:sz w:val="24"/>
-              </w:rPr>
-              <w:t xml:space="preserve">: разметка формы </w:t>
-            </w:r>
-            <w:r>
-              <w:rPr>
-                <w:i/>
-                <w:sz w:val="24"/>
-              </w:rPr>
-              <w:t>#waitlist-form</w:t>
-            </w:r>
-            <w:r>
-              <w:br/>
-            </w:r>
-            <w:r>
-              <w:rPr>
-                <w:b/>
-                <w:sz w:val="24"/>
-              </w:rPr>
-              <w:t>IMPL-02</w:t>
-            </w:r>
-            <w:r>
-              <w:rPr>
-                <w:sz w:val="24"/>
-              </w:rPr>
-              <w:t xml:space="preserve"> — </w:t>
-            </w:r>
-            <w:r>
-              <w:rPr>
-                <w:i/>
-                <w:sz w:val="24"/>
-              </w:rPr>
-              <w:t>site/js/components/waitlist-form.js</w:t>
-            </w:r>
-            <w:r>
-              <w:rPr>
-                <w:sz w:val="24"/>
-              </w:rPr>
-              <w:t xml:space="preserve">: </w:t>
-            </w:r>
-            <w:r>
-              <w:rPr>
-                <w:i/>
-                <w:sz w:val="24"/>
-              </w:rPr>
-              <w:t>initWaitlistForm</w:t>
-            </w:r>
-            <w:r>
-              <w:rPr>
-                <w:sz w:val="24"/>
-              </w:rPr>
-              <w:t>, показ ошибок, отправка</w:t>
-            </w:r>
-            <w:r>
-              <w:br/>
-            </w:r>
-            <w:r>
-              <w:rPr>
-                <w:b/>
-                <w:sz w:val="24"/>
-              </w:rPr>
-              <w:t>IMPL-03</w:t>
-            </w:r>
-            <w:r>
-              <w:rPr>
-                <w:sz w:val="24"/>
-              </w:rPr>
-              <w:t xml:space="preserve"> — </w:t>
-            </w:r>
-            <w:r>
-              <w:rPr>
-                <w:i/>
-                <w:sz w:val="24"/>
-              </w:rPr>
-              <w:t>site/js/utils/validation.js</w:t>
-            </w:r>
-            <w:r>
-              <w:rPr>
-                <w:sz w:val="24"/>
-              </w:rPr>
-              <w:t xml:space="preserve">: </w:t>
-            </w:r>
-            <w:r>
-              <w:rPr>
-                <w:i/>
-                <w:sz w:val="24"/>
-              </w:rPr>
-              <w:t>validateWaitlist</w:t>
-            </w:r>
-            <w:r>
-              <w:rPr>
-                <w:sz w:val="24"/>
-              </w:rPr>
-              <w:t xml:space="preserve"> и правила П1–П6</w:t>
-            </w:r>
-            <w:r>
-              <w:br/>
-            </w:r>
-            <w:r>
-              <w:rPr>
-                <w:b/>
-                <w:sz w:val="24"/>
-              </w:rPr>
-              <w:t>IMPL-04</w:t>
-            </w:r>
-            <w:r>
-              <w:rPr>
-                <w:sz w:val="24"/>
-              </w:rPr>
-              <w:t xml:space="preserve"> — </w:t>
-            </w:r>
-            <w:r>
-              <w:rPr>
-                <w:i/>
-                <w:sz w:val="24"/>
-              </w:rPr>
-              <w:t>site/js/utils/storage.js</w:t>
-            </w:r>
-            <w:r>
-              <w:rPr>
-                <w:sz w:val="24"/>
-              </w:rPr>
-              <w:t xml:space="preserve">: createStorage, </w:t>
-            </w:r>
-            <w:r>
-              <w:rPr>
-                <w:i/>
-                <w:sz w:val="24"/>
-              </w:rPr>
-              <w:t>getStorage</w:t>
-            </w:r>
-            <w:r>
-              <w:br/>
-            </w:r>
-            <w:r>
-              <w:rPr>
-                <w:b/>
-                <w:sz w:val="24"/>
-              </w:rPr>
-              <w:t>IMPL-05</w:t>
-            </w:r>
-            <w:r>
-              <w:rPr>
-                <w:sz w:val="24"/>
-              </w:rPr>
-              <w:t xml:space="preserve"> — </w:t>
-            </w:r>
-            <w:r>
-              <w:rPr>
-                <w:i/>
-                <w:sz w:val="24"/>
-              </w:rPr>
-              <w:t>site/thanks.html</w:t>
-            </w:r>
-            <w:r>
-              <w:rPr>
-                <w:sz w:val="24"/>
-              </w:rPr>
-              <w:t xml:space="preserve"> и </w:t>
-            </w:r>
-            <w:r>
-              <w:rPr>
-                <w:i/>
-                <w:sz w:val="24"/>
-              </w:rPr>
-              <w:t>site/en/thanks.html</w:t>
-            </w:r>
-            <w:r>
-              <w:rPr>
-                <w:sz w:val="24"/>
-              </w:rPr>
-              <w:t>: страница благодарности</w:t>
-            </w:r>
-          </w:p>
-        </w:tc>
-      </w:tr>
-      <w:tr>
-        <w:tc>
-          <w:tcPr>
-            <w:tcW w:type="dxa" w:w="2381"/>
-            <w:shd w:val="clear" w:fill="F2F2F2"/>
-          </w:tcPr>
-          <w:p>
-            <w:r>
-              <w:rPr>
-                <w:sz w:val="24"/>
-              </w:rPr>
-            </w:r>
-            <w:r>
-              <w:rPr>
-                <w:b/>
-              </w:rPr>
-              <w:t>Тест-кейсы и проверки</w:t>
-            </w:r>
-          </w:p>
-        </w:tc>
-        <w:tc>
-          <w:tcPr>
-            <w:tcW w:type="dxa" w:w="7370"/>
-          </w:tcPr>
-          <w:p>
-            <w:r>
-              <w:rPr>
-                <w:b/>
-                <w:sz w:val="24"/>
-              </w:rPr>
-              <w:t>TC-WL-001</w:t>
-            </w:r>
-            <w:r>
-              <w:rPr>
-                <w:sz w:val="24"/>
-              </w:rPr>
-              <w:t xml:space="preserve"> — Все поля корректны</w:t>
-            </w:r>
-            <w:r>
-              <w:br/>
-            </w:r>
-            <w:r>
-              <w:rPr>
-                <w:b/>
-                <w:sz w:val="24"/>
-              </w:rPr>
-              <w:t>TC-WL-002…007</w:t>
-            </w:r>
-            <w:r>
-              <w:rPr>
-                <w:sz w:val="24"/>
-              </w:rPr>
-              <w:t xml:space="preserve"> — Имя: границы и недопустимые символы (П1)</w:t>
-            </w:r>
-            <w:r>
-              <w:br/>
-            </w:r>
-            <w:r>
-              <w:rPr>
-                <w:b/>
-                <w:sz w:val="24"/>
-              </w:rPr>
-              <w:t>TC-WL-008…011</w:t>
-            </w:r>
-            <w:r>
-              <w:rPr>
-                <w:sz w:val="24"/>
-              </w:rPr>
-              <w:t xml:space="preserve"> — Почта: формат и длина (П2)</w:t>
-            </w:r>
-            <w:r>
-              <w:br/>
-            </w:r>
-            <w:r>
-              <w:rPr>
-                <w:b/>
-                <w:sz w:val="24"/>
-              </w:rPr>
-              <w:t>TC-WL-012…017</w:t>
-            </w:r>
-            <w:r>
-              <w:rPr>
-                <w:sz w:val="24"/>
-              </w:rPr>
-              <w:t xml:space="preserve"> — Размер команды: границы и тип (П4)</w:t>
-            </w:r>
-            <w:r>
-              <w:br/>
-            </w:r>
-            <w:r>
-              <w:rPr>
-                <w:b/>
-                <w:sz w:val="24"/>
-              </w:rPr>
-              <w:t>TC-WL-018</w:t>
-            </w:r>
-            <w:r>
-              <w:rPr>
-                <w:sz w:val="24"/>
-              </w:rPr>
-              <w:t xml:space="preserve"> — Нотация вне списка (П3)</w:t>
-            </w:r>
-            <w:r>
-              <w:br/>
-            </w:r>
-            <w:r>
-              <w:rPr>
-                <w:b/>
-                <w:sz w:val="24"/>
-              </w:rPr>
-              <w:t>TC-WL-019, 020</w:t>
-            </w:r>
-            <w:r>
-              <w:rPr>
-                <w:sz w:val="24"/>
-              </w:rPr>
-              <w:t xml:space="preserve"> — Комментарий: граница 500 (П5)</w:t>
-            </w:r>
-            <w:r>
-              <w:br/>
-            </w:r>
-            <w:r>
-              <w:rPr>
-                <w:b/>
-                <w:sz w:val="24"/>
-              </w:rPr>
-              <w:t>TC-WL-021</w:t>
-            </w:r>
-            <w:r>
-              <w:rPr>
-                <w:sz w:val="24"/>
-              </w:rPr>
-              <w:t xml:space="preserve"> — Согласие не дано (П6)</w:t>
-            </w:r>
-            <w:r>
-              <w:br/>
-            </w:r>
-            <w:r>
-              <w:rPr>
-                <w:b/>
-                <w:sz w:val="24"/>
-              </w:rPr>
-              <w:t>TC-WL-022</w:t>
-            </w:r>
-            <w:r>
-              <w:rPr>
-                <w:sz w:val="24"/>
-              </w:rPr>
-              <w:t xml:space="preserve"> — Пустая форма (A1)</w:t>
-            </w:r>
-            <w:r>
-              <w:br/>
-            </w:r>
-            <w:r>
-              <w:rPr>
-                <w:b/>
-                <w:sz w:val="24"/>
-              </w:rPr>
-              <w:t>SM-07</w:t>
-            </w:r>
-            <w:r>
-              <w:rPr>
-                <w:sz w:val="24"/>
-              </w:rPr>
-              <w:t xml:space="preserve"> — Форма заявки есть на главной</w:t>
-            </w:r>
-            <w:r>
-              <w:br/>
-            </w:r>
-            <w:r>
-              <w:rPr>
-                <w:b/>
-                <w:sz w:val="24"/>
-              </w:rPr>
-              <w:t>CP-35</w:t>
-            </w:r>
-            <w:r>
-              <w:rPr>
-                <w:sz w:val="24"/>
-              </w:rPr>
-              <w:t xml:space="preserve"> — Валидация корректной заявки</w:t>
-            </w:r>
-            <w:r>
-              <w:br/>
-            </w:r>
-            <w:r>
-              <w:rPr>
-                <w:b/>
-                <w:sz w:val="24"/>
-              </w:rPr>
-              <w:t>CP-36</w:t>
-            </w:r>
-            <w:r>
-              <w:rPr>
-                <w:sz w:val="24"/>
-              </w:rPr>
-              <w:t xml:space="preserve"> — У полей есть подписи и сообщения об ошибках</w:t>
-            </w:r>
-          </w:p>
-        </w:tc>
-      </w:tr>
-      <w:tr>
-        <w:tc>
-          <w:tcPr>
-            <w:tcW w:type="dxa" w:w="2381"/>
-            <w:shd w:val="clear" w:fill="F2F2F2"/>
-          </w:tcPr>
-          <w:p>
-            <w:r>
-              <w:rPr>
-                <w:sz w:val="24"/>
-              </w:rPr>
-            </w:r>
-            <w:r>
-              <w:rPr>
-                <w:b/>
-              </w:rPr>
-              <w:t>Скриншоты интерфейса</w:t>
-            </w:r>
-          </w:p>
-        </w:tc>
-        <w:tc>
-          <w:tcPr>
-            <w:tcW w:type="dxa" w:w="7370"/>
-          </w:tcPr>
-          <w:p>
-            <w:r>
-              <w:rPr>
-                <w:b/>
-                <w:sz w:val="24"/>
-              </w:rPr>
-              <w:t>SCR-01</w:t>
-            </w:r>
-            <w:r>
-              <w:rPr>
-                <w:sz w:val="24"/>
-              </w:rPr>
-              <w:t xml:space="preserve"> — Главная страница, русская версия (01-home.png)</w:t>
-            </w:r>
-            <w:r>
-              <w:br/>
-            </w:r>
-            <w:r>
-              <w:rPr>
-                <w:b/>
-                <w:sz w:val="24"/>
-              </w:rPr>
-              <w:t>SCR-02</w:t>
-            </w:r>
-            <w:r>
-              <w:rPr>
-                <w:sz w:val="24"/>
-              </w:rPr>
-              <w:t xml:space="preserve"> — Главная страница, английская версия (02-home-en.png)</w:t>
-            </w:r>
-            <w:r>
-              <w:br/>
-            </w:r>
-            <w:r>
-              <w:rPr>
-                <w:b/>
-                <w:sz w:val="24"/>
-              </w:rPr>
-              <w:t>SCR-03</w:t>
-            </w:r>
-            <w:r>
-              <w:rPr>
-                <w:sz w:val="24"/>
-              </w:rPr>
-              <w:t xml:space="preserve"> — Форма заявки: ошибки при пустой отправке (03-form-errors.png)</w:t>
-            </w:r>
-            <w:r>
-              <w:br/>
-            </w:r>
-            <w:r>
-              <w:rPr>
-                <w:b/>
-                <w:sz w:val="24"/>
-              </w:rPr>
-              <w:t>SCR-04</w:t>
-            </w:r>
-            <w:r>
-              <w:rPr>
-                <w:sz w:val="24"/>
-              </w:rPr>
-              <w:t xml:space="preserve"> — Форма заявки: заполнена корректными данными (04-form-filled.png)</w:t>
-            </w:r>
-            <w:r>
-              <w:br/>
-            </w:r>
-            <w:r>
-              <w:rPr>
-                <w:b/>
-                <w:sz w:val="24"/>
-              </w:rPr>
-              <w:t>SCR-05</w:t>
-            </w:r>
-            <w:r>
-              <w:rPr>
-                <w:sz w:val="24"/>
-              </w:rPr>
-              <w:t xml:space="preserve"> — Страница благодарности (05-form-submitted.png)</w:t>
-            </w:r>
-            <w:r>
-              <w:br/>
-            </w:r>
-            <w:r>
-              <w:rPr>
-                <w:b/>
-                <w:sz w:val="24"/>
-              </w:rPr>
-              <w:t>SCR-06</w:t>
-            </w:r>
-            <w:r>
-              <w:rPr>
-                <w:sz w:val="24"/>
-              </w:rPr>
-              <w:t xml:space="preserve"> — Запись заявки в </w:t>
-            </w:r>
-            <w:r>
-              <w:rPr>
-                <w:i/>
-                <w:sz w:val="24"/>
-              </w:rPr>
-              <w:t>LocalStorage</w:t>
-            </w:r>
-            <w:r>
-              <w:rPr>
-                <w:sz w:val="24"/>
-              </w:rPr>
-              <w:t xml:space="preserve"> (12-uc-storage-record.png)</w:t>
-            </w:r>
-            <w:r>
-              <w:br/>
-            </w:r>
-            <w:r>
-              <w:rPr>
-                <w:b/>
-                <w:sz w:val="24"/>
-              </w:rPr>
-              <w:t>SCR-07</w:t>
-            </w:r>
-            <w:r>
-              <w:rPr>
-                <w:sz w:val="24"/>
-              </w:rPr>
-              <w:t xml:space="preserve"> — Сбой записи: страница благодарности без ошибки (13-uc-storage-failure.png)</w:t>
-            </w:r>
-          </w:p>
-        </w:tc>
-      </w:tr>
-      <w:tr>
-        <w:tc>
-          <w:tcPr>
-            <w:tcW w:type="dxa" w:w="2381"/>
-            <w:shd w:val="clear" w:fill="F2F2F2"/>
-          </w:tcPr>
-          <w:p>
-            <w:r>
-              <w:rPr>
-                <w:sz w:val="24"/>
-              </w:rPr>
-            </w:r>
-            <w:r>
-              <w:rPr>
-                <w:b/>
-              </w:rPr>
-              <w:t>Ссылки</w:t>
-            </w:r>
-          </w:p>
-        </w:tc>
-        <w:tc>
-          <w:tcPr>
-            <w:tcW w:type="dxa" w:w="7370"/>
-          </w:tcPr>
-          <w:p>
-            <w:r>
-              <w:rPr>
-                <w:sz w:val="24"/>
-              </w:rPr>
-              <w:t>Страницы проекта (при запущенном npm start):</w:t>
-            </w:r>
-            <w:r>
-              <w:br/>
-            </w:r>
-            <w:r>
-              <w:rPr>
-                <w:sz w:val="24"/>
-              </w:rPr>
-              <w:t>http://localhost:5173/ — главная страница (русская версия)</w:t>
-            </w:r>
-            <w:r>
-              <w:br/>
-            </w:r>
-            <w:r>
-              <w:rPr>
-                <w:sz w:val="24"/>
-              </w:rPr>
-              <w:t>http://localhost:5173/#waitlist — раздел «Записаться в бету»</w:t>
-            </w:r>
-            <w:r>
-              <w:br/>
-            </w:r>
-            <w:r>
-              <w:rPr>
-                <w:sz w:val="24"/>
-              </w:rPr>
-              <w:t>http://localhost:5173/thanks.html — страница благодарности</w:t>
-            </w:r>
-            <w:r>
-              <w:br/>
-            </w:r>
-            <w:r>
-              <w:rPr>
-                <w:sz w:val="24"/>
-              </w:rPr>
-              <w:t>http://localhost:5173/privacy.html — политика конфиденциальности</w:t>
-            </w:r>
-            <w:r>
-              <w:br/>
-            </w:r>
-            <w:r>
-              <w:rPr>
-                <w:sz w:val="24"/>
-              </w:rPr>
-              <w:t>http://localhost:5173/en/ — главная страница (английская версия)</w:t>
-            </w:r>
-            <w:r>
-              <w:br/>
-            </w:r>
-            <w:r>
-              <w:rPr>
-                <w:sz w:val="24"/>
-              </w:rPr>
-              <w:t>http://localhost:5173/en/thanks.html — страница благодарности (английская версия)</w:t>
-            </w:r>
-            <w:r>
-              <w:br/>
-            </w:r>
-            <w:r>
-              <w:rPr>
-                <w:sz w:val="24"/>
-              </w:rPr>
-              <w:t>Репозиторий и источники:</w:t>
-            </w:r>
-            <w:r>
-              <w:br/>
-            </w:r>
-            <w:r>
-              <w:rPr>
-                <w:sz w:val="24"/>
-              </w:rPr>
-              <w:t>https://github.com/KsushaKhadzhinova/DSLKit-Project — репозиторий проекта</w:t>
-            </w:r>
-            <w:r>
-              <w:br/>
-            </w:r>
-            <w:r>
-              <w:rPr>
-                <w:sz w:val="24"/>
-              </w:rPr>
-              <w:t>https://svyatoslav.biz/software_testing_book/ — книга «Тестирование программного обеспечения. Базовый курс»</w:t>
-            </w:r>
-            <w:r>
-              <w:br/>
-            </w:r>
-            <w:r>
-              <w:rPr>
-                <w:sz w:val="24"/>
-              </w:rPr>
-              <w:t>https://github.com/KsushaKhadzhinova/report-gen — генератор отчётов</w:t>
+                <w:sz w:val="28"/>
+              </w:rPr>
+              <w:t>https://github.com/KsushaKhadzhinova/DSLKit-Project</w:t>
             </w:r>
           </w:p>
         </w:tc>
       </w:tr>
     </w:tbl>
     <w:p/>
+    <w:p>
+      <w:pPr>
+        <w:sectPr>
+          <w:pgSz w:w="12240" w:h="15840"/>
+          <w:pgMar w:top="1020" w:right="1020" w:bottom="1020" w:left="1020" w:header="720" w:footer="720" w:gutter="0"/>
+          <w:cols w:space="720"/>
+          <w:docGrid w:linePitch="360"/>
+        </w:sectPr>
+      </w:pPr>
+    </w:p>
     <w:p>
       <w:pPr>
         <w:pStyle w:val="Heading2"/>
@@ -2713,52 +1228,32 @@
         <w:tblLook w:firstColumn="1" w:firstRow="1" w:lastColumn="0" w:lastRow="0" w:noHBand="0" w:noVBand="1" w:val="04A0"/>
       </w:tblPr>
       <w:tblGrid>
-        <w:gridCol w:w="1457"/>
-        <w:gridCol w:w="1457"/>
-        <w:gridCol w:w="1457"/>
-        <w:gridCol w:w="1457"/>
-        <w:gridCol w:w="1457"/>
-        <w:gridCol w:w="1457"/>
-        <w:gridCol w:w="1457"/>
+        <w:gridCol w:w="1971"/>
+        <w:gridCol w:w="1971"/>
+        <w:gridCol w:w="1971"/>
+        <w:gridCol w:w="1971"/>
+        <w:gridCol w:w="1971"/>
+        <w:gridCol w:w="1971"/>
+        <w:gridCol w:w="1971"/>
       </w:tblGrid>
       <w:tr>
         <w:tc>
           <w:tcPr>
-            <w:tcW w:type="dxa" w:w="1077"/>
+            <w:tcW w:type="dxa" w:w="2098"/>
             <w:shd w:val="clear" w:fill="D9E2F3"/>
           </w:tcPr>
           <w:p>
             <w:r>
               <w:rPr>
-                <w:sz w:val="24"/>
+                <w:sz w:val="28"/>
               </w:rPr>
             </w:r>
             <w:r>
               <w:rPr>
                 <w:b/>
-                <w:sz w:val="24"/>
+                <w:sz w:val="28"/>
               </w:rPr>
               <w:t>Поле</w:t>
-            </w:r>
-          </w:p>
-        </w:tc>
-        <w:tc>
-          <w:tcPr>
-            <w:tcW w:type="dxa" w:w="1361"/>
-            <w:shd w:val="clear" w:fill="D9E2F3"/>
-          </w:tcPr>
-          <w:p>
-            <w:r>
-              <w:rPr>
-                <w:sz w:val="24"/>
-              </w:rPr>
-            </w:r>
-            <w:r>
-              <w:rPr>
-                <w:b/>
-                <w:sz w:val="24"/>
-              </w:rPr>
-              <w:t>Тип и длина</w:t>
             </w:r>
           </w:p>
         </w:tc>
@@ -2770,33 +1265,93 @@
           <w:p>
             <w:r>
               <w:rPr>
-                <w:sz w:val="24"/>
+                <w:sz w:val="28"/>
               </w:rPr>
             </w:r>
             <w:r>
               <w:rPr>
                 <w:b/>
-                <w:sz w:val="24"/>
-              </w:rPr>
-              <w:t>Обязательность, уникальность</w:t>
-            </w:r>
-          </w:p>
-        </w:tc>
-        <w:tc>
-          <w:tcPr>
-            <w:tcW w:type="dxa" w:w="2041"/>
+                <w:sz w:val="28"/>
+              </w:rPr>
+              <w:t>Тип</w:t>
+            </w:r>
+          </w:p>
+        </w:tc>
+        <w:tc>
+          <w:tcPr>
+            <w:tcW w:type="dxa" w:w="1247"/>
             <w:shd w:val="clear" w:fill="D9E2F3"/>
           </w:tcPr>
           <w:p>
             <w:r>
               <w:rPr>
-                <w:sz w:val="24"/>
+                <w:sz w:val="28"/>
               </w:rPr>
             </w:r>
             <w:r>
               <w:rPr>
                 <w:b/>
-                <w:sz w:val="24"/>
+                <w:sz w:val="28"/>
+              </w:rPr>
+              <w:t>Длина</w:t>
+            </w:r>
+          </w:p>
+        </w:tc>
+        <w:tc>
+          <w:tcPr>
+            <w:tcW w:type="dxa" w:w="1871"/>
+            <w:shd w:val="clear" w:fill="D9E2F3"/>
+          </w:tcPr>
+          <w:p>
+            <w:r>
+              <w:rPr>
+                <w:sz w:val="28"/>
+              </w:rPr>
+            </w:r>
+            <w:r>
+              <w:rPr>
+                <w:b/>
+                <w:sz w:val="28"/>
+              </w:rPr>
+              <w:t>Обязательно</w:t>
+            </w:r>
+          </w:p>
+        </w:tc>
+        <w:tc>
+          <w:tcPr>
+            <w:tcW w:type="dxa" w:w="2381"/>
+            <w:shd w:val="clear" w:fill="D9E2F3"/>
+          </w:tcPr>
+          <w:p>
+            <w:r>
+              <w:rPr>
+                <w:sz w:val="28"/>
+              </w:rPr>
+            </w:r>
+            <w:r>
+              <w:rPr>
+                <w:b/>
+                <w:sz w:val="28"/>
+              </w:rPr>
+              <w:t>Уникально</w:t>
+            </w:r>
+          </w:p>
+        </w:tc>
+        <w:tc>
+          <w:tcPr>
+            <w:tcW w:type="dxa" w:w="3288"/>
+            <w:shd w:val="clear" w:fill="D9E2F3"/>
+          </w:tcPr>
+          <w:p>
+            <w:r>
+              <w:rPr>
+                <w:sz w:val="28"/>
+              </w:rPr>
+            </w:r>
+            <w:r>
+              <w:rPr>
+                <w:b/>
+                <w:sz w:val="28"/>
               </w:rPr>
               <w:t>Маска, формат</w:t>
             </w:r>
@@ -2804,61 +1359,21 @@
         </w:tc>
         <w:tc>
           <w:tcPr>
-            <w:tcW w:type="dxa" w:w="850"/>
+            <w:tcW w:type="dxa" w:w="1984"/>
             <w:shd w:val="clear" w:fill="D9E2F3"/>
           </w:tcPr>
           <w:p>
             <w:r>
               <w:rPr>
-                <w:sz w:val="24"/>
+                <w:sz w:val="28"/>
               </w:rPr>
             </w:r>
             <w:r>
               <w:rPr>
                 <w:b/>
-                <w:sz w:val="24"/>
-              </w:rPr>
-              <w:t>По умолч.</w:t>
-            </w:r>
-          </w:p>
-        </w:tc>
-        <w:tc>
-          <w:tcPr>
-            <w:tcW w:type="dxa" w:w="1701"/>
-            <w:shd w:val="clear" w:fill="D9E2F3"/>
-          </w:tcPr>
-          <w:p>
-            <w:r>
-              <w:rPr>
-                <w:sz w:val="24"/>
-              </w:rPr>
-            </w:r>
-            <w:r>
-              <w:rPr>
-                <w:b/>
-                <w:sz w:val="24"/>
+                <w:sz w:val="28"/>
               </w:rPr>
               <w:t>Связь</w:t>
-            </w:r>
-          </w:p>
-        </w:tc>
-        <w:tc>
-          <w:tcPr>
-            <w:tcW w:type="dxa" w:w="737"/>
-            <w:shd w:val="clear" w:fill="D9E2F3"/>
-          </w:tcPr>
-          <w:p>
-            <w:r>
-              <w:rPr>
-                <w:sz w:val="24"/>
-              </w:rPr>
-            </w:r>
-            <w:r>
-              <w:rPr>
-                <w:b/>
-                <w:sz w:val="24"/>
-              </w:rPr>
-              <w:t>Правило</w:t>
             </w:r>
           </w:p>
         </w:tc>
@@ -2866,27 +1381,14 @@
       <w:tr>
         <w:tc>
           <w:tcPr>
-            <w:tcW w:type="dxa" w:w="1077"/>
-          </w:tcPr>
-          <w:p>
-            <w:r>
-              <w:rPr>
-                <w:sz w:val="24"/>
-              </w:rPr>
-              <w:t>name*</w:t>
-            </w:r>
-          </w:p>
-        </w:tc>
-        <w:tc>
-          <w:tcPr>
-            <w:tcW w:type="dxa" w:w="1361"/>
-          </w:tcPr>
-          <w:p>
-            <w:r>
-              <w:rPr>
-                <w:sz w:val="24"/>
-              </w:rPr>
-              <w:t>string (VARCHAR), длина 2–60</w:t>
+            <w:tcW w:type="dxa" w:w="2098"/>
+          </w:tcPr>
+          <w:p>
+            <w:r>
+              <w:rPr>
+                <w:sz w:val="28"/>
+              </w:rPr>
+              <w:t>name* (П1)</w:t>
             </w:r>
           </w:p>
         </w:tc>
@@ -2897,61 +1399,74 @@
           <w:p>
             <w:r>
               <w:rPr>
-                <w:sz w:val="24"/>
-              </w:rPr>
-              <w:t>Да (NOT NULL); уникальность: Нет</w:t>
-            </w:r>
-          </w:p>
-        </w:tc>
-        <w:tc>
-          <w:tcPr>
-            <w:tcW w:type="dxa" w:w="2041"/>
-          </w:tcPr>
-          <w:p>
-            <w:r>
-              <w:rPr>
-                <w:sz w:val="24"/>
-              </w:rPr>
-              <w:t>^\p{L}[\p{L}' ’-]{1,59}$ (флаг u), перед проверкой пробелы по краям убираются</w:t>
-            </w:r>
-          </w:p>
-        </w:tc>
-        <w:tc>
-          <w:tcPr>
-            <w:tcW w:type="dxa" w:w="850"/>
-          </w:tcPr>
-          <w:p>
-            <w:r>
-              <w:rPr>
-                <w:sz w:val="24"/>
+                <w:sz w:val="28"/>
+              </w:rPr>
+              <w:t>string</w:t>
+            </w:r>
+          </w:p>
+        </w:tc>
+        <w:tc>
+          <w:tcPr>
+            <w:tcW w:type="dxa" w:w="1247"/>
+          </w:tcPr>
+          <w:p>
+            <w:r>
+              <w:rPr>
+                <w:sz w:val="28"/>
+              </w:rPr>
+              <w:t>2–60</w:t>
+            </w:r>
+          </w:p>
+        </w:tc>
+        <w:tc>
+          <w:tcPr>
+            <w:tcW w:type="dxa" w:w="1871"/>
+          </w:tcPr>
+          <w:p>
+            <w:r>
+              <w:rPr>
+                <w:sz w:val="28"/>
+              </w:rPr>
+              <w:t>Да</w:t>
+            </w:r>
+          </w:p>
+        </w:tc>
+        <w:tc>
+          <w:tcPr>
+            <w:tcW w:type="dxa" w:w="2381"/>
+          </w:tcPr>
+          <w:p>
+            <w:r>
+              <w:rPr>
+                <w:sz w:val="28"/>
+              </w:rPr>
+              <w:t>Нет</w:t>
+            </w:r>
+          </w:p>
+        </w:tc>
+        <w:tc>
+          <w:tcPr>
+            <w:tcW w:type="dxa" w:w="3288"/>
+          </w:tcPr>
+          <w:p>
+            <w:r>
+              <w:rPr>
+                <w:sz w:val="28"/>
+              </w:rPr>
+              <w:t>буквы, пробел, апостроф, дефис; первая — буква</w:t>
+            </w:r>
+          </w:p>
+        </w:tc>
+        <w:tc>
+          <w:tcPr>
+            <w:tcW w:type="dxa" w:w="1984"/>
+          </w:tcPr>
+          <w:p>
+            <w:r>
+              <w:rPr>
+                <w:sz w:val="28"/>
               </w:rPr>
               <w:t>—</w:t>
-            </w:r>
-          </w:p>
-        </w:tc>
-        <w:tc>
-          <w:tcPr>
-            <w:tcW w:type="dxa" w:w="1701"/>
-          </w:tcPr>
-          <w:p>
-            <w:r>
-              <w:rPr>
-                <w:sz w:val="24"/>
-              </w:rPr>
-              <w:t>Связей нет</w:t>
-            </w:r>
-          </w:p>
-        </w:tc>
-        <w:tc>
-          <w:tcPr>
-            <w:tcW w:type="dxa" w:w="737"/>
-          </w:tcPr>
-          <w:p>
-            <w:r>
-              <w:rPr>
-                <w:sz w:val="24"/>
-              </w:rPr>
-              <w:t>П1</w:t>
             </w:r>
           </w:p>
         </w:tc>
@@ -2959,27 +1474,14 @@
       <w:tr>
         <w:tc>
           <w:tcPr>
-            <w:tcW w:type="dxa" w:w="1077"/>
-          </w:tcPr>
-          <w:p>
-            <w:r>
-              <w:rPr>
-                <w:sz w:val="24"/>
-              </w:rPr>
-              <w:t>email*</w:t>
-            </w:r>
-          </w:p>
-        </w:tc>
-        <w:tc>
-          <w:tcPr>
-            <w:tcW w:type="dxa" w:w="1361"/>
-          </w:tcPr>
-          <w:p>
-            <w:r>
-              <w:rPr>
-                <w:sz w:val="24"/>
-              </w:rPr>
-              <w:t>string (VARCHAR), длина 6–120</w:t>
+            <w:tcW w:type="dxa" w:w="2098"/>
+          </w:tcPr>
+          <w:p>
+            <w:r>
+              <w:rPr>
+                <w:sz w:val="28"/>
+              </w:rPr>
+              <w:t>email* (П2)</w:t>
             </w:r>
           </w:p>
         </w:tc>
@@ -2990,61 +1492,74 @@
           <w:p>
             <w:r>
               <w:rPr>
-                <w:sz w:val="24"/>
-              </w:rPr>
-              <w:t>Да (NOT NULL); уникальность: Нет (дубликаты принимаются, D-1); рекомендуется уникальность без учёта регистра</w:t>
-            </w:r>
-          </w:p>
-        </w:tc>
-        <w:tc>
-          <w:tcPr>
-            <w:tcW w:type="dxa" w:w="2041"/>
-          </w:tcPr>
-          <w:p>
-            <w:r>
-              <w:rPr>
-                <w:sz w:val="24"/>
-              </w:rPr>
-              <w:t>^[^\s@]+@[^\s@.]+(?:\.[^\s@.]+)*\.[^\s@.]{2,}$, пробелы по краям убираются</w:t>
-            </w:r>
-          </w:p>
-        </w:tc>
-        <w:tc>
-          <w:tcPr>
-            <w:tcW w:type="dxa" w:w="850"/>
-          </w:tcPr>
-          <w:p>
-            <w:r>
-              <w:rPr>
-                <w:sz w:val="24"/>
+                <w:sz w:val="28"/>
+              </w:rPr>
+              <w:t>string</w:t>
+            </w:r>
+          </w:p>
+        </w:tc>
+        <w:tc>
+          <w:tcPr>
+            <w:tcW w:type="dxa" w:w="1247"/>
+          </w:tcPr>
+          <w:p>
+            <w:r>
+              <w:rPr>
+                <w:sz w:val="28"/>
+              </w:rPr>
+              <w:t>6–120</w:t>
+            </w:r>
+          </w:p>
+        </w:tc>
+        <w:tc>
+          <w:tcPr>
+            <w:tcW w:type="dxa" w:w="1871"/>
+          </w:tcPr>
+          <w:p>
+            <w:r>
+              <w:rPr>
+                <w:sz w:val="28"/>
+              </w:rPr>
+              <w:t>Да</w:t>
+            </w:r>
+          </w:p>
+        </w:tc>
+        <w:tc>
+          <w:tcPr>
+            <w:tcW w:type="dxa" w:w="2381"/>
+          </w:tcPr>
+          <w:p>
+            <w:r>
+              <w:rPr>
+                <w:sz w:val="28"/>
+              </w:rPr>
+              <w:t>Нет (дубликаты принимаются, D-1)</w:t>
+            </w:r>
+          </w:p>
+        </w:tc>
+        <w:tc>
+          <w:tcPr>
+            <w:tcW w:type="dxa" w:w="3288"/>
+          </w:tcPr>
+          <w:p>
+            <w:r>
+              <w:rPr>
+                <w:sz w:val="28"/>
+              </w:rPr>
+              <w:t>name@domain.zone</w:t>
+            </w:r>
+          </w:p>
+        </w:tc>
+        <w:tc>
+          <w:tcPr>
+            <w:tcW w:type="dxa" w:w="1984"/>
+          </w:tcPr>
+          <w:p>
+            <w:r>
+              <w:rPr>
+                <w:sz w:val="28"/>
               </w:rPr>
               <w:t>—</w:t>
-            </w:r>
-          </w:p>
-        </w:tc>
-        <w:tc>
-          <w:tcPr>
-            <w:tcW w:type="dxa" w:w="1701"/>
-          </w:tcPr>
-          <w:p>
-            <w:r>
-              <w:rPr>
-                <w:sz w:val="24"/>
-              </w:rPr>
-              <w:t>Адрес получателя приглашения; связи с таблицами нет</w:t>
-            </w:r>
-          </w:p>
-        </w:tc>
-        <w:tc>
-          <w:tcPr>
-            <w:tcW w:type="dxa" w:w="737"/>
-          </w:tcPr>
-          <w:p>
-            <w:r>
-              <w:rPr>
-                <w:sz w:val="24"/>
-              </w:rPr>
-              <w:t>П2</w:t>
             </w:r>
           </w:p>
         </w:tc>
@@ -3052,27 +1567,14 @@
       <w:tr>
         <w:tc>
           <w:tcPr>
-            <w:tcW w:type="dxa" w:w="1077"/>
-          </w:tcPr>
-          <w:p>
-            <w:r>
-              <w:rPr>
-                <w:sz w:val="24"/>
-              </w:rPr>
-              <w:t>notation*</w:t>
-            </w:r>
-          </w:p>
-        </w:tc>
-        <w:tc>
-          <w:tcPr>
-            <w:tcW w:type="dxa" w:w="1361"/>
-          </w:tcPr>
-          <w:p>
-            <w:r>
-              <w:rPr>
-                <w:sz w:val="24"/>
-              </w:rPr>
-              <w:t>enum (6 значений), длина 3–5</w:t>
+            <w:tcW w:type="dxa" w:w="2098"/>
+          </w:tcPr>
+          <w:p>
+            <w:r>
+              <w:rPr>
+                <w:sz w:val="28"/>
+              </w:rPr>
+              <w:t>notation* (П3)</w:t>
             </w:r>
           </w:p>
         </w:tc>
@@ -3083,61 +1585,74 @@
           <w:p>
             <w:r>
               <w:rPr>
-                <w:sz w:val="24"/>
-              </w:rPr>
-              <w:t>Да (NOT NULL); уникальность: Нет</w:t>
-            </w:r>
-          </w:p>
-        </w:tc>
-        <w:tc>
-          <w:tcPr>
-            <w:tcW w:type="dxa" w:w="2041"/>
-          </w:tcPr>
-          <w:p>
-            <w:r>
-              <w:rPr>
-                <w:sz w:val="24"/>
-              </w:rPr>
-              <w:t>Точное совпадение с одним из: idef0, dfd, erd, bpmn, uml, petri (строчные)</w:t>
-            </w:r>
-          </w:p>
-        </w:tc>
-        <w:tc>
-          <w:tcPr>
-            <w:tcW w:type="dxa" w:w="850"/>
-          </w:tcPr>
-          <w:p>
-            <w:r>
-              <w:rPr>
-                <w:sz w:val="24"/>
-              </w:rPr>
-              <w:t>не выбрано</w:t>
-            </w:r>
-          </w:p>
-        </w:tc>
-        <w:tc>
-          <w:tcPr>
-            <w:tcW w:type="dxa" w:w="1701"/>
-          </w:tcPr>
-          <w:p>
-            <w:r>
-              <w:rPr>
-                <w:sz w:val="24"/>
-              </w:rPr>
-              <w:t>FK → Notation.id (N:1), справочник NOTATIONS в validation.js</w:t>
-            </w:r>
-          </w:p>
-        </w:tc>
-        <w:tc>
-          <w:tcPr>
-            <w:tcW w:type="dxa" w:w="737"/>
-          </w:tcPr>
-          <w:p>
-            <w:r>
-              <w:rPr>
-                <w:sz w:val="24"/>
-              </w:rPr>
-              <w:t>П3</w:t>
+                <w:sz w:val="28"/>
+              </w:rPr>
+              <w:t>enum</w:t>
+            </w:r>
+          </w:p>
+        </w:tc>
+        <w:tc>
+          <w:tcPr>
+            <w:tcW w:type="dxa" w:w="1247"/>
+          </w:tcPr>
+          <w:p>
+            <w:r>
+              <w:rPr>
+                <w:sz w:val="28"/>
+              </w:rPr>
+              <w:t>3–5</w:t>
+            </w:r>
+          </w:p>
+        </w:tc>
+        <w:tc>
+          <w:tcPr>
+            <w:tcW w:type="dxa" w:w="1871"/>
+          </w:tcPr>
+          <w:p>
+            <w:r>
+              <w:rPr>
+                <w:sz w:val="28"/>
+              </w:rPr>
+              <w:t>Да</w:t>
+            </w:r>
+          </w:p>
+        </w:tc>
+        <w:tc>
+          <w:tcPr>
+            <w:tcW w:type="dxa" w:w="2381"/>
+          </w:tcPr>
+          <w:p>
+            <w:r>
+              <w:rPr>
+                <w:sz w:val="28"/>
+              </w:rPr>
+              <w:t>Нет</w:t>
+            </w:r>
+          </w:p>
+        </w:tc>
+        <w:tc>
+          <w:tcPr>
+            <w:tcW w:type="dxa" w:w="3288"/>
+          </w:tcPr>
+          <w:p>
+            <w:r>
+              <w:rPr>
+                <w:sz w:val="28"/>
+              </w:rPr>
+              <w:t>idef0, dfd, erd, bpmn, uml, petri</w:t>
+            </w:r>
+          </w:p>
+        </w:tc>
+        <w:tc>
+          <w:tcPr>
+            <w:tcW w:type="dxa" w:w="1984"/>
+          </w:tcPr>
+          <w:p>
+            <w:r>
+              <w:rPr>
+                <w:sz w:val="28"/>
+              </w:rPr>
+              <w:t>→ справочник Notation, N:1</w:t>
             </w:r>
           </w:p>
         </w:tc>
@@ -3145,27 +1660,14 @@
       <w:tr>
         <w:tc>
           <w:tcPr>
-            <w:tcW w:type="dxa" w:w="1077"/>
-          </w:tcPr>
-          <w:p>
-            <w:r>
-              <w:rPr>
-                <w:sz w:val="24"/>
-              </w:rPr>
-              <w:t>team*</w:t>
-            </w:r>
-          </w:p>
-        </w:tc>
-        <w:tc>
-          <w:tcPr>
-            <w:tcW w:type="dxa" w:w="1361"/>
-          </w:tcPr>
-          <w:p>
-            <w:r>
-              <w:rPr>
-                <w:sz w:val="24"/>
-              </w:rPr>
-              <w:t>integer, длина 0–500 (до 3 цифр)</w:t>
+            <w:tcW w:type="dxa" w:w="2098"/>
+          </w:tcPr>
+          <w:p>
+            <w:r>
+              <w:rPr>
+                <w:sz w:val="28"/>
+              </w:rPr>
+              <w:t>team* (П4)</w:t>
             </w:r>
           </w:p>
         </w:tc>
@@ -3176,61 +1678,74 @@
           <w:p>
             <w:r>
               <w:rPr>
-                <w:sz w:val="24"/>
-              </w:rPr>
-              <w:t>Да (NOT NULL); уникальность: Нет</w:t>
-            </w:r>
-          </w:p>
-        </w:tc>
-        <w:tc>
-          <w:tcPr>
-            <w:tcW w:type="dxa" w:w="2041"/>
-          </w:tcPr>
-          <w:p>
-            <w:r>
-              <w:rPr>
-                <w:sz w:val="24"/>
-              </w:rPr>
-              <w:t>Целое число; строка допустима при маске ^\d+$</w:t>
-            </w:r>
-          </w:p>
-        </w:tc>
-        <w:tc>
-          <w:tcPr>
-            <w:tcW w:type="dxa" w:w="850"/>
-          </w:tcPr>
-          <w:p>
-            <w:r>
-              <w:rPr>
-                <w:sz w:val="24"/>
-              </w:rPr>
-              <w:t>0</w:t>
-            </w:r>
-          </w:p>
-        </w:tc>
-        <w:tc>
-          <w:tcPr>
-            <w:tcW w:type="dxa" w:w="1701"/>
-          </w:tcPr>
-          <w:p>
-            <w:r>
-              <w:rPr>
-                <w:sz w:val="24"/>
-              </w:rPr>
-              <w:t>Связей нет</w:t>
-            </w:r>
-          </w:p>
-        </w:tc>
-        <w:tc>
-          <w:tcPr>
-            <w:tcW w:type="dxa" w:w="737"/>
-          </w:tcPr>
-          <w:p>
-            <w:r>
-              <w:rPr>
-                <w:sz w:val="24"/>
-              </w:rPr>
-              <w:t>П4</w:t>
+                <w:sz w:val="28"/>
+              </w:rPr>
+              <w:t>integer</w:t>
+            </w:r>
+          </w:p>
+        </w:tc>
+        <w:tc>
+          <w:tcPr>
+            <w:tcW w:type="dxa" w:w="1247"/>
+          </w:tcPr>
+          <w:p>
+            <w:r>
+              <w:rPr>
+                <w:sz w:val="28"/>
+              </w:rPr>
+              <w:t>0–500</w:t>
+            </w:r>
+          </w:p>
+        </w:tc>
+        <w:tc>
+          <w:tcPr>
+            <w:tcW w:type="dxa" w:w="1871"/>
+          </w:tcPr>
+          <w:p>
+            <w:r>
+              <w:rPr>
+                <w:sz w:val="28"/>
+              </w:rPr>
+              <w:t>Да</w:t>
+            </w:r>
+          </w:p>
+        </w:tc>
+        <w:tc>
+          <w:tcPr>
+            <w:tcW w:type="dxa" w:w="2381"/>
+          </w:tcPr>
+          <w:p>
+            <w:r>
+              <w:rPr>
+                <w:sz w:val="28"/>
+              </w:rPr>
+              <w:t>Нет</w:t>
+            </w:r>
+          </w:p>
+        </w:tc>
+        <w:tc>
+          <w:tcPr>
+            <w:tcW w:type="dxa" w:w="3288"/>
+          </w:tcPr>
+          <w:p>
+            <w:r>
+              <w:rPr>
+                <w:sz w:val="28"/>
+              </w:rPr>
+              <w:t>целое число; по умолчанию 0</w:t>
+            </w:r>
+          </w:p>
+        </w:tc>
+        <w:tc>
+          <w:tcPr>
+            <w:tcW w:type="dxa" w:w="1984"/>
+          </w:tcPr>
+          <w:p>
+            <w:r>
+              <w:rPr>
+                <w:sz w:val="28"/>
+              </w:rPr>
+              <w:t>—</w:t>
             </w:r>
           </w:p>
         </w:tc>
@@ -3238,27 +1753,14 @@
       <w:tr>
         <w:tc>
           <w:tcPr>
-            <w:tcW w:type="dxa" w:w="1077"/>
-          </w:tcPr>
-          <w:p>
-            <w:r>
-              <w:rPr>
-                <w:sz w:val="24"/>
-              </w:rPr>
-              <w:t>comment</w:t>
-            </w:r>
-          </w:p>
-        </w:tc>
-        <w:tc>
-          <w:tcPr>
-            <w:tcW w:type="dxa" w:w="1361"/>
-          </w:tcPr>
-          <w:p>
-            <w:r>
-              <w:rPr>
-                <w:sz w:val="24"/>
-              </w:rPr>
-              <w:t>string (TEXT), длина 0–500</w:t>
+            <w:tcW w:type="dxa" w:w="2098"/>
+          </w:tcPr>
+          <w:p>
+            <w:r>
+              <w:rPr>
+                <w:sz w:val="28"/>
+              </w:rPr>
+              <w:t>comment (П5)</w:t>
             </w:r>
           </w:p>
         </w:tc>
@@ -3269,61 +1771,74 @@
           <w:p>
             <w:r>
               <w:rPr>
-                <w:sz w:val="24"/>
-              </w:rPr>
-              <w:t>Нет (допустима пустая строка); уникальность: Нет</w:t>
-            </w:r>
-          </w:p>
-        </w:tc>
-        <w:tc>
-          <w:tcPr>
-            <w:tcW w:type="dxa" w:w="2041"/>
-          </w:tcPr>
-          <w:p>
-            <w:r>
-              <w:rPr>
-                <w:sz w:val="24"/>
-              </w:rPr>
-              <w:t>Без маски; пробелы по краям убираются при сохранении</w:t>
-            </w:r>
-          </w:p>
-        </w:tc>
-        <w:tc>
-          <w:tcPr>
-            <w:tcW w:type="dxa" w:w="850"/>
-          </w:tcPr>
-          <w:p>
-            <w:r>
-              <w:rPr>
-                <w:sz w:val="24"/>
-              </w:rPr>
-              <w:t>пусто</w:t>
-            </w:r>
-          </w:p>
-        </w:tc>
-        <w:tc>
-          <w:tcPr>
-            <w:tcW w:type="dxa" w:w="1701"/>
-          </w:tcPr>
-          <w:p>
-            <w:r>
-              <w:rPr>
-                <w:sz w:val="24"/>
-              </w:rPr>
-              <w:t>Связей нет</w:t>
-            </w:r>
-          </w:p>
-        </w:tc>
-        <w:tc>
-          <w:tcPr>
-            <w:tcW w:type="dxa" w:w="737"/>
-          </w:tcPr>
-          <w:p>
-            <w:r>
-              <w:rPr>
-                <w:sz w:val="24"/>
-              </w:rPr>
-              <w:t>П5</w:t>
+                <w:sz w:val="28"/>
+              </w:rPr>
+              <w:t>string</w:t>
+            </w:r>
+          </w:p>
+        </w:tc>
+        <w:tc>
+          <w:tcPr>
+            <w:tcW w:type="dxa" w:w="1247"/>
+          </w:tcPr>
+          <w:p>
+            <w:r>
+              <w:rPr>
+                <w:sz w:val="28"/>
+              </w:rPr>
+              <w:t>0–500</w:t>
+            </w:r>
+          </w:p>
+        </w:tc>
+        <w:tc>
+          <w:tcPr>
+            <w:tcW w:type="dxa" w:w="1871"/>
+          </w:tcPr>
+          <w:p>
+            <w:r>
+              <w:rPr>
+                <w:sz w:val="28"/>
+              </w:rPr>
+              <w:t>Нет</w:t>
+            </w:r>
+          </w:p>
+        </w:tc>
+        <w:tc>
+          <w:tcPr>
+            <w:tcW w:type="dxa" w:w="2381"/>
+          </w:tcPr>
+          <w:p>
+            <w:r>
+              <w:rPr>
+                <w:sz w:val="28"/>
+              </w:rPr>
+              <w:t>Нет</w:t>
+            </w:r>
+          </w:p>
+        </w:tc>
+        <w:tc>
+          <w:tcPr>
+            <w:tcW w:type="dxa" w:w="3288"/>
+          </w:tcPr>
+          <w:p>
+            <w:r>
+              <w:rPr>
+                <w:sz w:val="28"/>
+              </w:rPr>
+              <w:t>без маски</w:t>
+            </w:r>
+          </w:p>
+        </w:tc>
+        <w:tc>
+          <w:tcPr>
+            <w:tcW w:type="dxa" w:w="1984"/>
+          </w:tcPr>
+          <w:p>
+            <w:r>
+              <w:rPr>
+                <w:sz w:val="28"/>
+              </w:rPr>
+              <w:t>—</w:t>
             </w:r>
           </w:p>
         </w:tc>
@@ -3331,27 +1846,14 @@
       <w:tr>
         <w:tc>
           <w:tcPr>
-            <w:tcW w:type="dxa" w:w="1077"/>
-          </w:tcPr>
-          <w:p>
-            <w:r>
-              <w:rPr>
-                <w:sz w:val="24"/>
-              </w:rPr>
-              <w:t>consent*</w:t>
-            </w:r>
-          </w:p>
-        </w:tc>
-        <w:tc>
-          <w:tcPr>
-            <w:tcW w:type="dxa" w:w="1361"/>
-          </w:tcPr>
-          <w:p>
-            <w:r>
-              <w:rPr>
-                <w:sz w:val="24"/>
-              </w:rPr>
-              <w:t>boolean, длина —</w:t>
+            <w:tcW w:type="dxa" w:w="2098"/>
+          </w:tcPr>
+          <w:p>
+            <w:r>
+              <w:rPr>
+                <w:sz w:val="28"/>
+              </w:rPr>
+              <w:t>consent* (П6)</w:t>
             </w:r>
           </w:p>
         </w:tc>
@@ -3362,61 +1864,74 @@
           <w:p>
             <w:r>
               <w:rPr>
-                <w:sz w:val="24"/>
-              </w:rPr>
-              <w:t>Да, значение true; уникальность: —</w:t>
-            </w:r>
-          </w:p>
-        </w:tc>
-        <w:tc>
-          <w:tcPr>
-            <w:tcW w:type="dxa" w:w="2041"/>
-          </w:tcPr>
-          <w:p>
-            <w:r>
-              <w:rPr>
-                <w:sz w:val="24"/>
-              </w:rPr>
-              <w:t>Только true; в записи не хранится</w:t>
-            </w:r>
-          </w:p>
-        </w:tc>
-        <w:tc>
-          <w:tcPr>
-            <w:tcW w:type="dxa" w:w="850"/>
-          </w:tcPr>
-          <w:p>
-            <w:r>
-              <w:rPr>
-                <w:sz w:val="24"/>
-              </w:rPr>
-              <w:t>false</w:t>
-            </w:r>
-          </w:p>
-        </w:tc>
-        <w:tc>
-          <w:tcPr>
-            <w:tcW w:type="dxa" w:w="1701"/>
-          </w:tcPr>
-          <w:p>
-            <w:r>
-              <w:rPr>
-                <w:sz w:val="24"/>
-              </w:rPr>
-              <w:t>→ документ «Политика конфиденциальности» (privacy.html)</w:t>
-            </w:r>
-          </w:p>
-        </w:tc>
-        <w:tc>
-          <w:tcPr>
-            <w:tcW w:type="dxa" w:w="737"/>
-          </w:tcPr>
-          <w:p>
-            <w:r>
-              <w:rPr>
-                <w:sz w:val="24"/>
-              </w:rPr>
-              <w:t>П6</w:t>
+                <w:sz w:val="28"/>
+              </w:rPr>
+              <w:t>boolean</w:t>
+            </w:r>
+          </w:p>
+        </w:tc>
+        <w:tc>
+          <w:tcPr>
+            <w:tcW w:type="dxa" w:w="1247"/>
+          </w:tcPr>
+          <w:p>
+            <w:r>
+              <w:rPr>
+                <w:sz w:val="28"/>
+              </w:rPr>
+              <w:t>—</w:t>
+            </w:r>
+          </w:p>
+        </w:tc>
+        <w:tc>
+          <w:tcPr>
+            <w:tcW w:type="dxa" w:w="1871"/>
+          </w:tcPr>
+          <w:p>
+            <w:r>
+              <w:rPr>
+                <w:sz w:val="28"/>
+              </w:rPr>
+              <w:t>Да, только true</w:t>
+            </w:r>
+          </w:p>
+        </w:tc>
+        <w:tc>
+          <w:tcPr>
+            <w:tcW w:type="dxa" w:w="2381"/>
+          </w:tcPr>
+          <w:p>
+            <w:r>
+              <w:rPr>
+                <w:sz w:val="28"/>
+              </w:rPr>
+              <w:t>—</w:t>
+            </w:r>
+          </w:p>
+        </w:tc>
+        <w:tc>
+          <w:tcPr>
+            <w:tcW w:type="dxa" w:w="3288"/>
+          </w:tcPr>
+          <w:p>
+            <w:r>
+              <w:rPr>
+                <w:sz w:val="28"/>
+              </w:rPr>
+              <w:t>флажок; в запись не сохраняется</w:t>
+            </w:r>
+          </w:p>
+        </w:tc>
+        <w:tc>
+          <w:tcPr>
+            <w:tcW w:type="dxa" w:w="1984"/>
+          </w:tcPr>
+          <w:p>
+            <w:r>
+              <w:rPr>
+                <w:sz w:val="28"/>
+              </w:rPr>
+              <w:t>→ политика (privacy.html)</w:t>
             </w:r>
           </w:p>
         </w:tc>
@@ -3424,12 +1939,12 @@
       <w:tr>
         <w:tc>
           <w:tcPr>
-            <w:tcW w:type="dxa" w:w="1077"/>
-          </w:tcPr>
-          <w:p>
-            <w:r>
-              <w:rPr>
-                <w:sz w:val="24"/>
+            <w:tcW w:type="dxa" w:w="2098"/>
+          </w:tcPr>
+          <w:p>
+            <w:r>
+              <w:rPr>
+                <w:sz w:val="28"/>
               </w:rPr>
               <w:t>createdAt</w:t>
             </w:r>
@@ -3437,77 +1952,77 @@
         </w:tc>
         <w:tc>
           <w:tcPr>
-            <w:tcW w:type="dxa" w:w="1361"/>
-          </w:tcPr>
-          <w:p>
-            <w:r>
-              <w:rPr>
-                <w:sz w:val="24"/>
-              </w:rPr>
-              <w:t>string (ISO 8601, UTC), длина 24</w:t>
-            </w:r>
-          </w:p>
-        </w:tc>
-        <w:tc>
-          <w:tcPr>
             <w:tcW w:type="dxa" w:w="1871"/>
           </w:tcPr>
           <w:p>
             <w:r>
               <w:rPr>
-                <w:sz w:val="24"/>
-              </w:rPr>
-              <w:t>Да (формирует система); уникальность: Нет (практически уникально)</w:t>
-            </w:r>
-          </w:p>
-        </w:tc>
-        <w:tc>
-          <w:tcPr>
-            <w:tcW w:type="dxa" w:w="2041"/>
-          </w:tcPr>
-          <w:p>
-            <w:r>
-              <w:rPr>
-                <w:sz w:val="24"/>
-              </w:rPr>
-              <w:t>ГГГГ-ММ-ДДTЧЧ:ММ:СС.ссссZ, Date.toISOString()</w:t>
-            </w:r>
-          </w:p>
-        </w:tc>
-        <w:tc>
-          <w:tcPr>
-            <w:tcW w:type="dxa" w:w="850"/>
-          </w:tcPr>
-          <w:p>
-            <w:r>
-              <w:rPr>
-                <w:sz w:val="24"/>
-              </w:rPr>
-              <w:t>текущее время</w:t>
-            </w:r>
-          </w:p>
-        </w:tc>
-        <w:tc>
-          <w:tcPr>
-            <w:tcW w:type="dxa" w:w="1701"/>
-          </w:tcPr>
-          <w:p>
-            <w:r>
-              <w:rPr>
-                <w:sz w:val="24"/>
-              </w:rPr>
-              <w:t>Связей нет</w:t>
-            </w:r>
-          </w:p>
-        </w:tc>
-        <w:tc>
-          <w:tcPr>
-            <w:tcW w:type="dxa" w:w="737"/>
-          </w:tcPr>
-          <w:p>
-            <w:r>
-              <w:rPr>
-                <w:sz w:val="24"/>
+                <w:sz w:val="28"/>
+              </w:rPr>
+              <w:t>string ISO 8601</w:t>
+            </w:r>
+          </w:p>
+        </w:tc>
+        <w:tc>
+          <w:tcPr>
+            <w:tcW w:type="dxa" w:w="1247"/>
+          </w:tcPr>
+          <w:p>
+            <w:r>
+              <w:rPr>
+                <w:sz w:val="28"/>
+              </w:rPr>
+              <w:t>24</w:t>
+            </w:r>
+          </w:p>
+        </w:tc>
+        <w:tc>
+          <w:tcPr>
+            <w:tcW w:type="dxa" w:w="1871"/>
+          </w:tcPr>
+          <w:p>
+            <w:r>
+              <w:rPr>
+                <w:sz w:val="28"/>
+              </w:rPr>
+              <w:t>Да, ставит система</w:t>
+            </w:r>
+          </w:p>
+        </w:tc>
+        <w:tc>
+          <w:tcPr>
+            <w:tcW w:type="dxa" w:w="2381"/>
+          </w:tcPr>
+          <w:p>
+            <w:r>
+              <w:rPr>
+                <w:sz w:val="28"/>
+              </w:rPr>
+              <w:t>Нет</w:t>
+            </w:r>
+          </w:p>
+        </w:tc>
+        <w:tc>
+          <w:tcPr>
+            <w:tcW w:type="dxa" w:w="3288"/>
+          </w:tcPr>
+          <w:p>
+            <w:r>
+              <w:rPr>
+                <w:sz w:val="28"/>
+              </w:rPr>
+              <w:t>ГГГГ-ММ-ДДTЧЧ:ММ:СС.сссZ</w:t>
+            </w:r>
+          </w:p>
+        </w:tc>
+        <w:tc>
+          <w:tcPr>
+            <w:tcW w:type="dxa" w:w="1984"/>
+          </w:tcPr>
+          <w:p>
+            <w:r>
+              <w:rPr>
+                <w:sz w:val="28"/>
               </w:rPr>
               <w:t>—</w:t>
             </w:r>
@@ -3518,721 +2033,25 @@
     <w:p/>
     <w:p>
       <w:r>
-        <w:t>Хранилище: массив JSON в LocalStorage браузера, ключ dslkit.waitlist (префикс dslkit. задаёт createStorage). Первичного ключа и индексов нет, запись определяется позицией в массиве. Связь «заявка → нотация» N:1 со справочником NOTATIONS из шести значений (site/js/utils/validation.js). * — обязательное поле. Поле consent проверяется, но в запись не попадает.</w:t>
+        <w:t>Хранилище: массив JSON в LocalStorage браузера, ключ dslkit.waitlist (префикс dslkit. задаёт createStorage). Первичного ключа нет. * — обязательное поле. Точные регулярные выражения: site/js/utils/validation.js.</w:t>
       </w:r>
+    </w:p>
+    <w:p>
+      <w:pPr>
+        <w:sectPr>
+          <w:pgSz w:w="15840" w:h="12240" w:orient="landscape"/>
+          <w:pgMar w:top="1020" w:right="1020" w:bottom="1020" w:left="1020" w:header="720" w:footer="720" w:gutter="0"/>
+          <w:cols w:space="720"/>
+          <w:docGrid w:linePitch="360"/>
+        </w:sectPr>
+      </w:pPr>
     </w:p>
     <w:p>
       <w:pPr>
         <w:pStyle w:val="Heading2"/>
       </w:pPr>
       <w:r>
-        <w:t>Данные формы: типы и допустимые значения</w:t>
-      </w:r>
-    </w:p>
-    <w:tbl>
-      <w:tblPr>
-        <w:tblStyle w:val="TableGrid"/>
-        <w:tblW w:type="auto" w:w="0"/>
-        <w:tblLook w:firstColumn="1" w:firstRow="1" w:lastColumn="0" w:lastRow="0" w:noHBand="0" w:noVBand="1" w:val="04A0"/>
-      </w:tblPr>
-      <w:tblGrid>
-        <w:gridCol w:w="1700"/>
-        <w:gridCol w:w="1700"/>
-        <w:gridCol w:w="1700"/>
-        <w:gridCol w:w="1700"/>
-        <w:gridCol w:w="1700"/>
-        <w:gridCol w:w="1700"/>
-      </w:tblGrid>
-      <w:tr>
-        <w:tc>
-          <w:tcPr>
-            <w:tcW w:type="dxa" w:w="1474"/>
-            <w:shd w:val="clear" w:fill="D9E2F3"/>
-          </w:tcPr>
-          <w:p>
-            <w:r>
-              <w:rPr>
-                <w:sz w:val="24"/>
-              </w:rPr>
-            </w:r>
-            <w:r>
-              <w:rPr>
-                <w:b/>
-                <w:sz w:val="24"/>
-              </w:rPr>
-              <w:t>Поле</w:t>
-            </w:r>
-          </w:p>
-        </w:tc>
-        <w:tc>
-          <w:tcPr>
-            <w:tcW w:type="dxa" w:w="1474"/>
-            <w:shd w:val="clear" w:fill="D9E2F3"/>
-          </w:tcPr>
-          <w:p>
-            <w:r>
-              <w:rPr>
-                <w:sz w:val="24"/>
-              </w:rPr>
-            </w:r>
-            <w:r>
-              <w:rPr>
-                <w:b/>
-                <w:sz w:val="24"/>
-              </w:rPr>
-              <w:t>Тип данных</w:t>
-            </w:r>
-          </w:p>
-        </w:tc>
-        <w:tc>
-          <w:tcPr>
-            <w:tcW w:type="dxa" w:w="1020"/>
-            <w:shd w:val="clear" w:fill="D9E2F3"/>
-          </w:tcPr>
-          <w:p>
-            <w:r>
-              <w:rPr>
-                <w:sz w:val="24"/>
-              </w:rPr>
-            </w:r>
-            <w:r>
-              <w:rPr>
-                <w:b/>
-                <w:sz w:val="24"/>
-              </w:rPr>
-              <w:t>Обяза-тельно</w:t>
-            </w:r>
-          </w:p>
-        </w:tc>
-        <w:tc>
-          <w:tcPr>
-            <w:tcW w:type="dxa" w:w="1134"/>
-            <w:shd w:val="clear" w:fill="D9E2F3"/>
-          </w:tcPr>
-          <w:p>
-            <w:r>
-              <w:rPr>
-                <w:sz w:val="24"/>
-              </w:rPr>
-            </w:r>
-            <w:r>
-              <w:rPr>
-                <w:b/>
-                <w:sz w:val="24"/>
-              </w:rPr>
-              <w:t>По умолчанию</w:t>
-            </w:r>
-          </w:p>
-        </w:tc>
-        <w:tc>
-          <w:tcPr>
-            <w:tcW w:type="dxa" w:w="2381"/>
-            <w:shd w:val="clear" w:fill="D9E2F3"/>
-          </w:tcPr>
-          <w:p>
-            <w:r>
-              <w:rPr>
-                <w:sz w:val="24"/>
-              </w:rPr>
-            </w:r>
-            <w:r>
-              <w:rPr>
-                <w:b/>
-                <w:sz w:val="24"/>
-              </w:rPr>
-              <w:t>Допустимые значения</w:t>
-            </w:r>
-          </w:p>
-        </w:tc>
-        <w:tc>
-          <w:tcPr>
-            <w:tcW w:type="dxa" w:w="2381"/>
-            <w:shd w:val="clear" w:fill="D9E2F3"/>
-          </w:tcPr>
-          <w:p>
-            <w:r>
-              <w:rPr>
-                <w:sz w:val="24"/>
-              </w:rPr>
-            </w:r>
-            <w:r>
-              <w:rPr>
-                <w:b/>
-                <w:sz w:val="24"/>
-              </w:rPr>
-              <w:t>Недопустимые значения</w:t>
-            </w:r>
-          </w:p>
-        </w:tc>
-      </w:tr>
-      <w:tr>
-        <w:tc>
-          <w:tcPr>
-            <w:tcW w:type="dxa" w:w="1474"/>
-          </w:tcPr>
-          <w:p>
-            <w:r>
-              <w:rPr>
-                <w:sz w:val="24"/>
-              </w:rPr>
-              <w:t>name* (#name)</w:t>
-            </w:r>
-          </w:p>
-        </w:tc>
-        <w:tc>
-          <w:tcPr>
-            <w:tcW w:type="dxa" w:w="1474"/>
-          </w:tcPr>
-          <w:p>
-            <w:r>
-              <w:rPr>
-                <w:sz w:val="24"/>
-              </w:rPr>
-              <w:t>string; input type=text</w:t>
-            </w:r>
-          </w:p>
-        </w:tc>
-        <w:tc>
-          <w:tcPr>
-            <w:tcW w:type="dxa" w:w="1020"/>
-          </w:tcPr>
-          <w:p>
-            <w:r>
-              <w:rPr>
-                <w:sz w:val="24"/>
-              </w:rPr>
-              <w:t>Да</w:t>
-            </w:r>
-          </w:p>
-        </w:tc>
-        <w:tc>
-          <w:tcPr>
-            <w:tcW w:type="dxa" w:w="1134"/>
-          </w:tcPr>
-          <w:p>
-            <w:r>
-              <w:rPr>
-                <w:sz w:val="24"/>
-              </w:rPr>
-              <w:t>пусто</w:t>
-            </w:r>
-          </w:p>
-        </w:tc>
-        <w:tc>
-          <w:tcPr>
-            <w:tcW w:type="dxa" w:w="2381"/>
-          </w:tcPr>
-          <w:p>
-            <w:r>
-              <w:rPr>
-                <w:sz w:val="24"/>
-              </w:rPr>
-              <w:t>От 2 до 60 символов; первая буква, далее буквы любого алфавита, пробел, апостроф, дефис; пробелы по краям игнорируются. Примеры: «Анна Иванова», «Ян», «O'Neil-Smith»</w:t>
-            </w:r>
-          </w:p>
-        </w:tc>
-        <w:tc>
-          <w:tcPr>
-            <w:tcW w:type="dxa" w:w="2381"/>
-          </w:tcPr>
-          <w:p>
-            <w:r>
-              <w:rPr>
-                <w:sz w:val="24"/>
-              </w:rPr>
-              <w:t>Пусто; 1 символ; 61 и более; цифры («Anna1»); знаки («Анна!»); первый символ не буква («-Анна»)</w:t>
-            </w:r>
-          </w:p>
-        </w:tc>
-      </w:tr>
-      <w:tr>
-        <w:tc>
-          <w:tcPr>
-            <w:tcW w:type="dxa" w:w="1474"/>
-          </w:tcPr>
-          <w:p>
-            <w:r>
-              <w:rPr>
-                <w:sz w:val="24"/>
-              </w:rPr>
-              <w:t>email* (#email)</w:t>
-            </w:r>
-          </w:p>
-        </w:tc>
-        <w:tc>
-          <w:tcPr>
-            <w:tcW w:type="dxa" w:w="1474"/>
-          </w:tcPr>
-          <w:p>
-            <w:r>
-              <w:rPr>
-                <w:sz w:val="24"/>
-              </w:rPr>
-              <w:t>string; input type=email</w:t>
-            </w:r>
-          </w:p>
-        </w:tc>
-        <w:tc>
-          <w:tcPr>
-            <w:tcW w:type="dxa" w:w="1020"/>
-          </w:tcPr>
-          <w:p>
-            <w:r>
-              <w:rPr>
-                <w:sz w:val="24"/>
-              </w:rPr>
-              <w:t>Да</w:t>
-            </w:r>
-          </w:p>
-        </w:tc>
-        <w:tc>
-          <w:tcPr>
-            <w:tcW w:type="dxa" w:w="1134"/>
-          </w:tcPr>
-          <w:p>
-            <w:r>
-              <w:rPr>
-                <w:sz w:val="24"/>
-              </w:rPr>
-              <w:t>пусто</w:t>
-            </w:r>
-          </w:p>
-        </w:tc>
-        <w:tc>
-          <w:tcPr>
-            <w:tcW w:type="dxa" w:w="2381"/>
-          </w:tcPr>
-          <w:p>
-            <w:r>
-              <w:rPr>
-                <w:sz w:val="24"/>
-              </w:rPr>
-              <w:t>Вид name@domain.zone, зона не короче 2 символов, до 120 символов. Пример: anna@example.com</w:t>
-            </w:r>
-          </w:p>
-        </w:tc>
-        <w:tc>
-          <w:tcPr>
-            <w:tcW w:type="dxa" w:w="2381"/>
-          </w:tcPr>
-          <w:p>
-            <w:r>
-              <w:rPr>
-                <w:sz w:val="24"/>
-              </w:rPr>
-              <w:t>Пусто; без @; без зоны («anna@example»); пробелы внутри; 121 символ и более</w:t>
-            </w:r>
-          </w:p>
-        </w:tc>
-      </w:tr>
-      <w:tr>
-        <w:tc>
-          <w:tcPr>
-            <w:tcW w:type="dxa" w:w="1474"/>
-          </w:tcPr>
-          <w:p>
-            <w:r>
-              <w:rPr>
-                <w:sz w:val="24"/>
-              </w:rPr>
-              <w:t>notation* (#notation)</w:t>
-            </w:r>
-          </w:p>
-        </w:tc>
-        <w:tc>
-          <w:tcPr>
-            <w:tcW w:type="dxa" w:w="1474"/>
-          </w:tcPr>
-          <w:p>
-            <w:r>
-              <w:rPr>
-                <w:sz w:val="24"/>
-              </w:rPr>
-              <w:t>enum; select, значение string</w:t>
-            </w:r>
-          </w:p>
-        </w:tc>
-        <w:tc>
-          <w:tcPr>
-            <w:tcW w:type="dxa" w:w="1020"/>
-          </w:tcPr>
-          <w:p>
-            <w:r>
-              <w:rPr>
-                <w:sz w:val="24"/>
-              </w:rPr>
-              <w:t>Да</w:t>
-            </w:r>
-          </w:p>
-        </w:tc>
-        <w:tc>
-          <w:tcPr>
-            <w:tcW w:type="dxa" w:w="1134"/>
-          </w:tcPr>
-          <w:p>
-            <w:r>
-              <w:rPr>
-                <w:sz w:val="24"/>
-              </w:rPr>
-              <w:t>не выбрано</w:t>
-            </w:r>
-          </w:p>
-        </w:tc>
-        <w:tc>
-          <w:tcPr>
-            <w:tcW w:type="dxa" w:w="2381"/>
-          </w:tcPr>
-          <w:p>
-            <w:r>
-              <w:rPr>
-                <w:sz w:val="24"/>
-              </w:rPr>
-              <w:t>Ровно одно из: idef0, dfd, erd, bpmn, uml, petri</w:t>
-            </w:r>
-          </w:p>
-        </w:tc>
-        <w:tc>
-          <w:tcPr>
-            <w:tcW w:type="dxa" w:w="2381"/>
-          </w:tcPr>
-          <w:p>
-            <w:r>
-              <w:rPr>
-                <w:sz w:val="24"/>
-              </w:rPr>
-              <w:t>Пусто (пункт «Выберите нотацию»); любое другое значение («xyz»); заглавные буквы («IDEF0»)</w:t>
-            </w:r>
-          </w:p>
-        </w:tc>
-      </w:tr>
-      <w:tr>
-        <w:tc>
-          <w:tcPr>
-            <w:tcW w:type="dxa" w:w="1474"/>
-          </w:tcPr>
-          <w:p>
-            <w:r>
-              <w:rPr>
-                <w:sz w:val="24"/>
-              </w:rPr>
-              <w:t>team* (#team)</w:t>
-            </w:r>
-          </w:p>
-        </w:tc>
-        <w:tc>
-          <w:tcPr>
-            <w:tcW w:type="dxa" w:w="1474"/>
-          </w:tcPr>
-          <w:p>
-            <w:r>
-              <w:rPr>
-                <w:sz w:val="24"/>
-              </w:rPr>
-              <w:t>integer; input type=number (в коде допускается и строка из цифр)</w:t>
-            </w:r>
-          </w:p>
-        </w:tc>
-        <w:tc>
-          <w:tcPr>
-            <w:tcW w:type="dxa" w:w="1020"/>
-          </w:tcPr>
-          <w:p>
-            <w:r>
-              <w:rPr>
-                <w:sz w:val="24"/>
-              </w:rPr>
-              <w:t>Да</w:t>
-            </w:r>
-          </w:p>
-        </w:tc>
-        <w:tc>
-          <w:tcPr>
-            <w:tcW w:type="dxa" w:w="1134"/>
-          </w:tcPr>
-          <w:p>
-            <w:r>
-              <w:rPr>
-                <w:sz w:val="24"/>
-              </w:rPr>
-              <w:t>0</w:t>
-            </w:r>
-          </w:p>
-        </w:tc>
-        <w:tc>
-          <w:tcPr>
-            <w:tcW w:type="dxa" w:w="2381"/>
-          </w:tcPr>
-          <w:p>
-            <w:r>
-              <w:rPr>
-                <w:sz w:val="24"/>
-              </w:rPr>
-              <w:t>Целое от 0 до 500 включительно. Примеры: 0, 5, 500, «12»</w:t>
-            </w:r>
-          </w:p>
-        </w:tc>
-        <w:tc>
-          <w:tcPr>
-            <w:tcW w:type="dxa" w:w="2381"/>
-          </w:tcPr>
-          <w:p>
-            <w:r>
-              <w:rPr>
-                <w:sz w:val="24"/>
-              </w:rPr>
-              <w:t>Меньше 0 («-1»); больше 500 («501»); дробное («2.5»); не число («abc»); пусто</w:t>
-            </w:r>
-          </w:p>
-        </w:tc>
-      </w:tr>
-      <w:tr>
-        <w:tc>
-          <w:tcPr>
-            <w:tcW w:type="dxa" w:w="1474"/>
-          </w:tcPr>
-          <w:p>
-            <w:r>
-              <w:rPr>
-                <w:sz w:val="24"/>
-              </w:rPr>
-              <w:t>comment (#comment)</w:t>
-            </w:r>
-          </w:p>
-        </w:tc>
-        <w:tc>
-          <w:tcPr>
-            <w:tcW w:type="dxa" w:w="1474"/>
-          </w:tcPr>
-          <w:p>
-            <w:r>
-              <w:rPr>
-                <w:sz w:val="24"/>
-              </w:rPr>
-              <w:t>string; textarea</w:t>
-            </w:r>
-          </w:p>
-        </w:tc>
-        <w:tc>
-          <w:tcPr>
-            <w:tcW w:type="dxa" w:w="1020"/>
-          </w:tcPr>
-          <w:p>
-            <w:r>
-              <w:rPr>
-                <w:sz w:val="24"/>
-              </w:rPr>
-              <w:t>Нет</w:t>
-            </w:r>
-          </w:p>
-        </w:tc>
-        <w:tc>
-          <w:tcPr>
-            <w:tcW w:type="dxa" w:w="1134"/>
-          </w:tcPr>
-          <w:p>
-            <w:r>
-              <w:rPr>
-                <w:sz w:val="24"/>
-              </w:rPr>
-              <w:t>пусто</w:t>
-            </w:r>
-          </w:p>
-        </w:tc>
-        <w:tc>
-          <w:tcPr>
-            <w:tcW w:type="dxa" w:w="2381"/>
-          </w:tcPr>
-          <w:p>
-            <w:r>
-              <w:rPr>
-                <w:sz w:val="24"/>
-              </w:rPr>
-              <w:t>От 0 до 500 символов (пусто допустимо)</w:t>
-            </w:r>
-          </w:p>
-        </w:tc>
-        <w:tc>
-          <w:tcPr>
-            <w:tcW w:type="dxa" w:w="2381"/>
-          </w:tcPr>
-          <w:p>
-            <w:r>
-              <w:rPr>
-                <w:sz w:val="24"/>
-              </w:rPr>
-              <w:t>501 символ и более (в браузере ввод ограничен maxlength=500)</w:t>
-            </w:r>
-          </w:p>
-        </w:tc>
-      </w:tr>
-      <w:tr>
-        <w:tc>
-          <w:tcPr>
-            <w:tcW w:type="dxa" w:w="1474"/>
-          </w:tcPr>
-          <w:p>
-            <w:r>
-              <w:rPr>
-                <w:sz w:val="24"/>
-              </w:rPr>
-              <w:t>consent* (#consent)</w:t>
-            </w:r>
-          </w:p>
-        </w:tc>
-        <w:tc>
-          <w:tcPr>
-            <w:tcW w:type="dxa" w:w="1474"/>
-          </w:tcPr>
-          <w:p>
-            <w:r>
-              <w:rPr>
-                <w:sz w:val="24"/>
-              </w:rPr>
-              <w:t>boolean; checkbox</w:t>
-            </w:r>
-          </w:p>
-        </w:tc>
-        <w:tc>
-          <w:tcPr>
-            <w:tcW w:type="dxa" w:w="1020"/>
-          </w:tcPr>
-          <w:p>
-            <w:r>
-              <w:rPr>
-                <w:sz w:val="24"/>
-              </w:rPr>
-              <w:t>Да</w:t>
-            </w:r>
-          </w:p>
-        </w:tc>
-        <w:tc>
-          <w:tcPr>
-            <w:tcW w:type="dxa" w:w="1134"/>
-          </w:tcPr>
-          <w:p>
-            <w:r>
-              <w:rPr>
-                <w:sz w:val="24"/>
-              </w:rPr>
-              <w:t>false (снят)</w:t>
-            </w:r>
-          </w:p>
-        </w:tc>
-        <w:tc>
-          <w:tcPr>
-            <w:tcW w:type="dxa" w:w="2381"/>
-          </w:tcPr>
-          <w:p>
-            <w:r>
-              <w:rPr>
-                <w:sz w:val="24"/>
-              </w:rPr>
-              <w:t>true (флажок отмечен)</w:t>
-            </w:r>
-          </w:p>
-        </w:tc>
-        <w:tc>
-          <w:tcPr>
-            <w:tcW w:type="dxa" w:w="2381"/>
-          </w:tcPr>
-          <w:p>
-            <w:r>
-              <w:rPr>
-                <w:sz w:val="24"/>
-              </w:rPr>
-              <w:t>false (флажок снят)</w:t>
-            </w:r>
-          </w:p>
-        </w:tc>
-      </w:tr>
-      <w:tr>
-        <w:tc>
-          <w:tcPr>
-            <w:tcW w:type="dxa" w:w="1474"/>
-          </w:tcPr>
-          <w:p>
-            <w:r>
-              <w:rPr>
-                <w:sz w:val="24"/>
-              </w:rPr>
-              <w:t>createdAt (формирует система)</w:t>
-            </w:r>
-          </w:p>
-        </w:tc>
-        <w:tc>
-          <w:tcPr>
-            <w:tcW w:type="dxa" w:w="1474"/>
-          </w:tcPr>
-          <w:p>
-            <w:r>
-              <w:rPr>
-                <w:sz w:val="24"/>
-              </w:rPr>
-              <w:t>string; время ISO 8601 (UTC)</w:t>
-            </w:r>
-          </w:p>
-        </w:tc>
-        <w:tc>
-          <w:tcPr>
-            <w:tcW w:type="dxa" w:w="1020"/>
-          </w:tcPr>
-          <w:p>
-            <w:r>
-              <w:rPr>
-                <w:sz w:val="24"/>
-              </w:rPr>
-              <w:t>Нет (не вводится)</w:t>
-            </w:r>
-          </w:p>
-        </w:tc>
-        <w:tc>
-          <w:tcPr>
-            <w:tcW w:type="dxa" w:w="1134"/>
-          </w:tcPr>
-          <w:p>
-            <w:r>
-              <w:rPr>
-                <w:sz w:val="24"/>
-              </w:rPr>
-              <w:t>текущее время в момент отправки</w:t>
-            </w:r>
-          </w:p>
-        </w:tc>
-        <w:tc>
-          <w:tcPr>
-            <w:tcW w:type="dxa" w:w="2381"/>
-          </w:tcPr>
-          <w:p>
-            <w:r>
-              <w:rPr>
-                <w:sz w:val="24"/>
-              </w:rPr>
-              <w:t>Строка вида 2026-10-25T12:00:00.000Z</w:t>
-            </w:r>
-          </w:p>
-        </w:tc>
-        <w:tc>
-          <w:tcPr>
-            <w:tcW w:type="dxa" w:w="2381"/>
-          </w:tcPr>
-          <w:p>
-            <w:r>
-              <w:rPr>
-                <w:sz w:val="24"/>
-              </w:rPr>
-              <w:t>Не вводится посетителем</w:t>
-            </w:r>
-          </w:p>
-        </w:tc>
-      </w:tr>
-    </w:tbl>
-    <w:p/>
-    <w:p>
-      <w:pPr>
-        <w:pStyle w:val="Heading2"/>
-      </w:pPr>
-      <w:r>
-        <w:t>Диаграммы процесса</w:t>
+        <w:t>Диаграмма сценария</w:t>
       </w:r>
     </w:p>
     <w:p>
@@ -4242,7 +2061,7 @@
       <w:r>
         <w:drawing>
           <wp:inline xmlns:a="http://schemas.openxmlformats.org/drawingml/2006/main" xmlns:pic="http://schemas.openxmlformats.org/drawingml/2006/picture">
-            <wp:extent cx="3600000" cy="6557983"/>
+            <wp:extent cx="2880000" cy="2898462"/>
             <wp:docPr id="1" name="Picture 1"/>
             <wp:cNvGraphicFramePr>
               <a:graphicFrameLocks noChangeAspect="1"/>
@@ -4263,7 +2082,7 @@
                   <pic:spPr>
                     <a:xfrm>
                       <a:off x="0" y="0"/>
-                      <a:ext cx="3600000" cy="6557983"/>
+                      <a:ext cx="2880000" cy="2898462"/>
                     </a:xfrm>
                     <a:prstGeom prst="rect"/>
                   </pic:spPr>
@@ -4279,10 +2098,15 @@
         <w:jc w:val="center"/>
       </w:pPr>
       <w:r>
-        <w:rPr>
-          <w:i/>
-        </w:rPr>
-        <w:t>Рис. A. Блок-схема сценария UC-01: основной поток и альтернативные потоки</w:t>
+        <w:t>Рис. A. Блок-схема UC-01</w:t>
+      </w:r>
+    </w:p>
+    <w:p>
+      <w:pPr>
+        <w:pStyle w:val="Heading2"/>
+      </w:pPr>
+      <w:r>
+        <w:t>Скриншоты интерфейса</w:t>
       </w:r>
     </w:p>
     <w:p>
@@ -4292,7 +2116,7 @@
       <w:r>
         <w:drawing>
           <wp:inline xmlns:a="http://schemas.openxmlformats.org/drawingml/2006/main" xmlns:pic="http://schemas.openxmlformats.org/drawingml/2006/picture">
-            <wp:extent cx="5760000" cy="1457075"/>
+            <wp:extent cx="3240000" cy="4203900"/>
             <wp:docPr id="2" name="Picture 2"/>
             <wp:cNvGraphicFramePr>
               <a:graphicFrameLocks noChangeAspect="1"/>
@@ -4301,7 +2125,7 @@
               <a:graphicData uri="http://schemas.openxmlformats.org/drawingml/2006/picture">
                 <pic:pic>
                   <pic:nvPicPr>
-                    <pic:cNvPr id="0" name="states.png"/>
+                    <pic:cNvPr id="0" name="03-form-errors.png"/>
                     <pic:cNvPicPr/>
                   </pic:nvPicPr>
                   <pic:blipFill>
@@ -4313,7 +2137,7 @@
                   <pic:spPr>
                     <a:xfrm>
                       <a:off x="0" y="0"/>
-                      <a:ext cx="5760000" cy="1457075"/>
+                      <a:ext cx="3240000" cy="4203900"/>
                     </a:xfrm>
                     <a:prstGeom prst="rect"/>
                   </pic:spPr>
@@ -4329,10 +2153,7 @@
         <w:jc w:val="center"/>
       </w:pPr>
       <w:r>
-        <w:rPr>
-          <w:i/>
-        </w:rPr>
-        <w:t>Рис. B. Состояния поля формы при проверке</w:t>
+        <w:t>SCR-01. Форма: ошибки при пустой отправке</w:t>
       </w:r>
     </w:p>
     <w:p>
@@ -4342,7 +2163,7 @@
       <w:r>
         <w:drawing>
           <wp:inline xmlns:a="http://schemas.openxmlformats.org/drawingml/2006/main" xmlns:pic="http://schemas.openxmlformats.org/drawingml/2006/picture">
-            <wp:extent cx="5760000" cy="981548"/>
+            <wp:extent cx="3240000" cy="3674700"/>
             <wp:docPr id="3" name="Picture 3"/>
             <wp:cNvGraphicFramePr>
               <a:graphicFrameLocks noChangeAspect="1"/>
@@ -4351,7 +2172,7 @@
               <a:graphicData uri="http://schemas.openxmlformats.org/drawingml/2006/picture">
                 <pic:pic>
                   <pic:nvPicPr>
-                    <pic:cNvPr id="0" name="components.png"/>
+                    <pic:cNvPr id="0" name="04-form-filled.png"/>
                     <pic:cNvPicPr/>
                   </pic:nvPicPr>
                   <pic:blipFill>
@@ -4363,7 +2184,7 @@
                   <pic:spPr>
                     <a:xfrm>
                       <a:off x="0" y="0"/>
-                      <a:ext cx="5760000" cy="981548"/>
+                      <a:ext cx="3240000" cy="3674700"/>
                     </a:xfrm>
                     <a:prstGeom prst="rect"/>
                   </pic:spPr>
@@ -4379,10 +2200,54 @@
         <w:jc w:val="center"/>
       </w:pPr>
       <w:r>
-        <w:rPr>
-          <w:i/>
-        </w:rPr>
-        <w:t>Рис. C. Компоненты и обмен данными при отправке заявки</w:t>
+        <w:t>SCR-02. Форма: заполнена корректными данными</w:t>
+      </w:r>
+    </w:p>
+    <w:p>
+      <w:pPr>
+        <w:jc w:val="center"/>
+      </w:pPr>
+      <w:r>
+        <w:drawing>
+          <wp:inline xmlns:a="http://schemas.openxmlformats.org/drawingml/2006/main" xmlns:pic="http://schemas.openxmlformats.org/drawingml/2006/picture">
+            <wp:extent cx="4680000" cy="2925000"/>
+            <wp:docPr id="4" name="Picture 4"/>
+            <wp:cNvGraphicFramePr>
+              <a:graphicFrameLocks noChangeAspect="1"/>
+            </wp:cNvGraphicFramePr>
+            <a:graphic>
+              <a:graphicData uri="http://schemas.openxmlformats.org/drawingml/2006/picture">
+                <pic:pic>
+                  <pic:nvPicPr>
+                    <pic:cNvPr id="0" name="05-form-submitted.png"/>
+                    <pic:cNvPicPr/>
+                  </pic:nvPicPr>
+                  <pic:blipFill>
+                    <a:blip r:embed="rId12"/>
+                    <a:stretch>
+                      <a:fillRect/>
+                    </a:stretch>
+                  </pic:blipFill>
+                  <pic:spPr>
+                    <a:xfrm>
+                      <a:off x="0" y="0"/>
+                      <a:ext cx="4680000" cy="2925000"/>
+                    </a:xfrm>
+                    <a:prstGeom prst="rect"/>
+                  </pic:spPr>
+                </pic:pic>
+              </a:graphicData>
+            </a:graphic>
+          </wp:inline>
+        </w:drawing>
+      </w:r>
+    </w:p>
+    <w:p>
+      <w:pPr>
+        <w:jc w:val="center"/>
+      </w:pPr>
+      <w:r>
+        <w:t>SCR-03. Страница благодарности</w:t>
       </w:r>
     </w:p>
     <w:p>
@@ -4412,13 +2277,13 @@
           <w:p>
             <w:r>
               <w:rPr>
-                <w:sz w:val="24"/>
+                <w:sz w:val="28"/>
               </w:rPr>
             </w:r>
             <w:r>
               <w:rPr>
                 <w:b/>
-                <w:sz w:val="24"/>
+                <w:sz w:val="28"/>
               </w:rPr>
               <w:t>ID</w:t>
             </w:r>
@@ -4432,13 +2297,13 @@
           <w:p>
             <w:r>
               <w:rPr>
-                <w:sz w:val="24"/>
+                <w:sz w:val="28"/>
               </w:rPr>
             </w:r>
             <w:r>
               <w:rPr>
                 <w:b/>
-                <w:sz w:val="24"/>
+                <w:sz w:val="28"/>
               </w:rPr>
               <w:t>Требование</w:t>
             </w:r>
@@ -4453,7 +2318,7 @@
           <w:p>
             <w:r>
               <w:rPr>
-                <w:sz w:val="24"/>
+                <w:sz w:val="28"/>
               </w:rPr>
               <w:t>R1</w:t>
             </w:r>
@@ -4466,7 +2331,7 @@
           <w:p>
             <w:r>
               <w:rPr>
-                <w:sz w:val="24"/>
+                <w:sz w:val="28"/>
               </w:rPr>
               <w:t>Доступность страниц</w:t>
             </w:r>
@@ -4481,7 +2346,7 @@
           <w:p>
             <w:r>
               <w:rPr>
-                <w:sz w:val="24"/>
+                <w:sz w:val="28"/>
               </w:rPr>
               <w:t>R2</w:t>
             </w:r>
@@ -4494,7 +2359,7 @@
           <w:p>
             <w:r>
               <w:rPr>
-                <w:sz w:val="24"/>
+                <w:sz w:val="28"/>
               </w:rPr>
               <w:t>Загрузка стилей и скриптов</w:t>
             </w:r>
@@ -4509,7 +2374,7 @@
           <w:p>
             <w:r>
               <w:rPr>
-                <w:sz w:val="24"/>
+                <w:sz w:val="28"/>
               </w:rPr>
               <w:t>R3</w:t>
             </w:r>
@@ -4522,7 +2387,7 @@
           <w:p>
             <w:r>
               <w:rPr>
-                <w:sz w:val="24"/>
+                <w:sz w:val="28"/>
               </w:rPr>
               <w:t>Разбор DSL, преобразование в DOT и Mermaid</w:t>
             </w:r>
@@ -4537,7 +2402,7 @@
           <w:p>
             <w:r>
               <w:rPr>
-                <w:sz w:val="24"/>
+                <w:sz w:val="28"/>
               </w:rPr>
               <w:t>R4</w:t>
             </w:r>
@@ -4550,7 +2415,7 @@
           <w:p>
             <w:r>
               <w:rPr>
-                <w:sz w:val="24"/>
+                <w:sz w:val="28"/>
               </w:rPr>
               <w:t>Форма заявки и валидация</w:t>
             </w:r>
@@ -4565,7 +2430,7 @@
           <w:p>
             <w:r>
               <w:rPr>
-                <w:sz w:val="24"/>
+                <w:sz w:val="28"/>
               </w:rPr>
               <w:t>R5</w:t>
             </w:r>
@@ -4578,7 +2443,7 @@
           <w:p>
             <w:r>
               <w:rPr>
-                <w:sz w:val="24"/>
+                <w:sz w:val="28"/>
               </w:rPr>
               <w:t>Ошибки сервера: 404, 405, обход каталогов</w:t>
             </w:r>
@@ -4593,7 +2458,7 @@
           <w:p>
             <w:r>
               <w:rPr>
-                <w:sz w:val="24"/>
+                <w:sz w:val="28"/>
               </w:rPr>
               <w:t>R6</w:t>
             </w:r>
@@ -4606,7 +2471,7 @@
           <w:p>
             <w:r>
               <w:rPr>
-                <w:sz w:val="24"/>
+                <w:sz w:val="28"/>
               </w:rPr>
               <w:t>Разметка и локализация</w:t>
             </w:r>
@@ -4621,7 +2486,7 @@
           <w:p>
             <w:r>
               <w:rPr>
-                <w:sz w:val="24"/>
+                <w:sz w:val="28"/>
               </w:rPr>
               <w:t>R7</w:t>
             </w:r>
@@ -4634,7 +2499,7 @@
           <w:p>
             <w:r>
               <w:rPr>
-                <w:sz w:val="24"/>
+                <w:sz w:val="28"/>
               </w:rPr>
               <w:t>Безопасность: CSP и заголовки</w:t>
             </w:r>
@@ -4649,7 +2514,7 @@
           <w:p>
             <w:r>
               <w:rPr>
-                <w:sz w:val="24"/>
+                <w:sz w:val="28"/>
               </w:rPr>
               <w:t>R8</w:t>
             </w:r>
@@ -4662,7 +2527,7 @@
           <w:p>
             <w:r>
               <w:rPr>
-                <w:sz w:val="24"/>
+                <w:sz w:val="28"/>
               </w:rPr>
               <w:t>PWA, robots, sitemap</w:t>
             </w:r>
@@ -4677,7 +2542,7 @@
           <w:p>
             <w:r>
               <w:rPr>
-                <w:sz w:val="24"/>
+                <w:sz w:val="28"/>
               </w:rPr>
               <w:t>R9</w:t>
             </w:r>
@@ -4690,7 +2555,7 @@
           <w:p>
             <w:r>
               <w:rPr>
-                <w:sz w:val="24"/>
+                <w:sz w:val="28"/>
               </w:rPr>
               <w:t>Локальное хранилище</w:t>
             </w:r>
@@ -4729,13 +2594,13 @@
           <w:p>
             <w:r>
               <w:rPr>
-                <w:sz w:val="24"/>
+                <w:sz w:val="28"/>
               </w:rPr>
             </w:r>
             <w:r>
               <w:rPr>
                 <w:b/>
-                <w:sz w:val="24"/>
+                <w:sz w:val="28"/>
               </w:rPr>
               <w:t>ID</w:t>
             </w:r>
@@ -4749,13 +2614,13 @@
           <w:p>
             <w:r>
               <w:rPr>
-                <w:sz w:val="24"/>
+                <w:sz w:val="28"/>
               </w:rPr>
             </w:r>
             <w:r>
               <w:rPr>
                 <w:b/>
-                <w:sz w:val="24"/>
+                <w:sz w:val="28"/>
               </w:rPr>
               <w:t>Треб.</w:t>
             </w:r>
@@ -4769,13 +2634,13 @@
           <w:p>
             <w:r>
               <w:rPr>
-                <w:sz w:val="24"/>
+                <w:sz w:val="28"/>
               </w:rPr>
             </w:r>
             <w:r>
               <w:rPr>
                 <w:b/>
-                <w:sz w:val="24"/>
+                <w:sz w:val="28"/>
               </w:rPr>
               <w:t>Проверка</w:t>
             </w:r>
@@ -4789,13 +2654,13 @@
           <w:p>
             <w:r>
               <w:rPr>
-                <w:sz w:val="24"/>
+                <w:sz w:val="28"/>
               </w:rPr>
             </w:r>
             <w:r>
               <w:rPr>
                 <w:b/>
-                <w:sz w:val="24"/>
+                <w:sz w:val="28"/>
               </w:rPr>
               <w:t>Статус</w:t>
             </w:r>
@@ -4809,13 +2674,13 @@
           <w:p>
             <w:r>
               <w:rPr>
-                <w:sz w:val="24"/>
+                <w:sz w:val="28"/>
               </w:rPr>
             </w:r>
             <w:r>
               <w:rPr>
                 <w:b/>
-                <w:sz w:val="24"/>
+                <w:sz w:val="28"/>
               </w:rPr>
               <w:t>Комментарий</w:t>
             </w:r>
@@ -4830,7 +2695,7 @@
           <w:p>
             <w:r>
               <w:rPr>
-                <w:sz w:val="24"/>
+                <w:sz w:val="28"/>
               </w:rPr>
               <w:t>SM-01</w:t>
             </w:r>
@@ -4843,7 +2708,7 @@
           <w:p>
             <w:r>
               <w:rPr>
-                <w:sz w:val="24"/>
+                <w:sz w:val="28"/>
               </w:rPr>
               <w:t>R1</w:t>
             </w:r>
@@ -4856,7 +2721,7 @@
           <w:p>
             <w:r>
               <w:rPr>
-                <w:sz w:val="24"/>
+                <w:sz w:val="28"/>
               </w:rPr>
               <w:t>Главная страница открывается (200)</w:t>
             </w:r>
@@ -4870,7 +2735,7 @@
           <w:p>
             <w:r>
               <w:rPr>
-                <w:sz w:val="24"/>
+                <w:sz w:val="28"/>
               </w:rPr>
               <w:t>☑ Checked</w:t>
             </w:r>
@@ -4883,7 +2748,7 @@
           <w:p>
             <w:r>
               <w:rPr>
-                <w:sz w:val="24"/>
+                <w:sz w:val="28"/>
               </w:rPr>
             </w:r>
           </w:p>
@@ -4897,7 +2762,7 @@
           <w:p>
             <w:r>
               <w:rPr>
-                <w:sz w:val="24"/>
+                <w:sz w:val="28"/>
               </w:rPr>
               <w:t>SM-02</w:t>
             </w:r>
@@ -4910,7 +2775,7 @@
           <w:p>
             <w:r>
               <w:rPr>
-                <w:sz w:val="24"/>
+                <w:sz w:val="28"/>
               </w:rPr>
               <w:t>R1</w:t>
             </w:r>
@@ -4923,7 +2788,7 @@
           <w:p>
             <w:r>
               <w:rPr>
-                <w:sz w:val="24"/>
+                <w:sz w:val="28"/>
               </w:rPr>
               <w:t>Редактор открывается (200)</w:t>
             </w:r>
@@ -4937,7 +2802,7 @@
           <w:p>
             <w:r>
               <w:rPr>
-                <w:sz w:val="24"/>
+                <w:sz w:val="28"/>
               </w:rPr>
               <w:t>☑ Checked</w:t>
             </w:r>
@@ -4950,7 +2815,7 @@
           <w:p>
             <w:r>
               <w:rPr>
-                <w:sz w:val="24"/>
+                <w:sz w:val="28"/>
               </w:rPr>
             </w:r>
           </w:p>
@@ -4964,7 +2829,7 @@
           <w:p>
             <w:r>
               <w:rPr>
-                <w:sz w:val="24"/>
+                <w:sz w:val="28"/>
               </w:rPr>
               <w:t>SM-03</w:t>
             </w:r>
@@ -4977,7 +2842,7 @@
           <w:p>
             <w:r>
               <w:rPr>
-                <w:sz w:val="24"/>
+                <w:sz w:val="28"/>
               </w:rPr>
               <w:t>R1</w:t>
             </w:r>
@@ -4990,7 +2855,7 @@
           <w:p>
             <w:r>
               <w:rPr>
-                <w:sz w:val="24"/>
+                <w:sz w:val="28"/>
               </w:rPr>
               <w:t>Панель проектов открывается (200)</w:t>
             </w:r>
@@ -5004,7 +2869,7 @@
           <w:p>
             <w:r>
               <w:rPr>
-                <w:sz w:val="24"/>
+                <w:sz w:val="28"/>
               </w:rPr>
               <w:t>☑ Checked</w:t>
             </w:r>
@@ -5017,7 +2882,7 @@
           <w:p>
             <w:r>
               <w:rPr>
-                <w:sz w:val="24"/>
+                <w:sz w:val="28"/>
               </w:rPr>
             </w:r>
           </w:p>
@@ -5031,7 +2896,7 @@
           <w:p>
             <w:r>
               <w:rPr>
-                <w:sz w:val="24"/>
+                <w:sz w:val="28"/>
               </w:rPr>
               <w:t>SM-04</w:t>
             </w:r>
@@ -5044,7 +2909,7 @@
           <w:p>
             <w:r>
               <w:rPr>
-                <w:sz w:val="24"/>
+                <w:sz w:val="28"/>
               </w:rPr>
               <w:t>R2</w:t>
             </w:r>
@@ -5057,7 +2922,7 @@
           <w:p>
             <w:r>
               <w:rPr>
-                <w:sz w:val="24"/>
+                <w:sz w:val="28"/>
               </w:rPr>
               <w:t>Стили главной загружаются</w:t>
             </w:r>
@@ -5071,7 +2936,7 @@
           <w:p>
             <w:r>
               <w:rPr>
-                <w:sz w:val="24"/>
+                <w:sz w:val="28"/>
               </w:rPr>
               <w:t>☑ Checked</w:t>
             </w:r>
@@ -5084,7 +2949,7 @@
           <w:p>
             <w:r>
               <w:rPr>
-                <w:sz w:val="24"/>
+                <w:sz w:val="28"/>
               </w:rPr>
             </w:r>
           </w:p>
@@ -5098,7 +2963,7 @@
           <w:p>
             <w:r>
               <w:rPr>
-                <w:sz w:val="24"/>
+                <w:sz w:val="28"/>
               </w:rPr>
               <w:t>SM-05</w:t>
             </w:r>
@@ -5111,7 +2976,7 @@
           <w:p>
             <w:r>
               <w:rPr>
-                <w:sz w:val="24"/>
+                <w:sz w:val="28"/>
               </w:rPr>
               <w:t>R2</w:t>
             </w:r>
@@ -5124,7 +2989,7 @@
           <w:p>
             <w:r>
               <w:rPr>
-                <w:sz w:val="24"/>
+                <w:sz w:val="28"/>
               </w:rPr>
               <w:t>Скрипт главной загружается</w:t>
             </w:r>
@@ -5138,7 +3003,7 @@
           <w:p>
             <w:r>
               <w:rPr>
-                <w:sz w:val="24"/>
+                <w:sz w:val="28"/>
               </w:rPr>
               <w:t>☑ Checked</w:t>
             </w:r>
@@ -5151,7 +3016,7 @@
           <w:p>
             <w:r>
               <w:rPr>
-                <w:sz w:val="24"/>
+                <w:sz w:val="28"/>
               </w:rPr>
             </w:r>
           </w:p>
@@ -5165,7 +3030,7 @@
           <w:p>
             <w:r>
               <w:rPr>
-                <w:sz w:val="24"/>
+                <w:sz w:val="28"/>
               </w:rPr>
               <w:t>SM-06</w:t>
             </w:r>
@@ -5178,7 +3043,7 @@
           <w:p>
             <w:r>
               <w:rPr>
-                <w:sz w:val="24"/>
+                <w:sz w:val="28"/>
               </w:rPr>
               <w:t>R3</w:t>
             </w:r>
@@ -5191,7 +3056,7 @@
           <w:p>
             <w:r>
               <w:rPr>
-                <w:sz w:val="24"/>
+                <w:sz w:val="28"/>
               </w:rPr>
               <w:t>Разбор DSL возвращает 2 блока и 1 стрелку</w:t>
             </w:r>
@@ -5205,7 +3070,7 @@
           <w:p>
             <w:r>
               <w:rPr>
-                <w:sz w:val="24"/>
+                <w:sz w:val="28"/>
               </w:rPr>
               <w:t>☑ Checked</w:t>
             </w:r>
@@ -5218,7 +3083,7 @@
           <w:p>
             <w:r>
               <w:rPr>
-                <w:sz w:val="24"/>
+                <w:sz w:val="28"/>
               </w:rPr>
             </w:r>
           </w:p>
@@ -5232,7 +3097,7 @@
           <w:p>
             <w:r>
               <w:rPr>
-                <w:sz w:val="24"/>
+                <w:sz w:val="28"/>
               </w:rPr>
               <w:t>SM-07</w:t>
             </w:r>
@@ -5245,7 +3110,7 @@
           <w:p>
             <w:r>
               <w:rPr>
-                <w:sz w:val="24"/>
+                <w:sz w:val="28"/>
               </w:rPr>
               <w:t>R4</w:t>
             </w:r>
@@ -5258,7 +3123,7 @@
           <w:p>
             <w:r>
               <w:rPr>
-                <w:sz w:val="24"/>
+                <w:sz w:val="28"/>
               </w:rPr>
               <w:t>Форма заявки есть на главной</w:t>
             </w:r>
@@ -5272,7 +3137,7 @@
           <w:p>
             <w:r>
               <w:rPr>
-                <w:sz w:val="24"/>
+                <w:sz w:val="28"/>
               </w:rPr>
               <w:t>☑ Checked</w:t>
             </w:r>
@@ -5285,7 +3150,7 @@
           <w:p>
             <w:r>
               <w:rPr>
-                <w:sz w:val="24"/>
+                <w:sz w:val="28"/>
               </w:rPr>
             </w:r>
           </w:p>
@@ -5299,7 +3164,7 @@
           <w:p>
             <w:r>
               <w:rPr>
-                <w:sz w:val="24"/>
+                <w:sz w:val="28"/>
               </w:rPr>
               <w:t>SM-08</w:t>
             </w:r>
@@ -5312,7 +3177,7 @@
           <w:p>
             <w:r>
               <w:rPr>
-                <w:sz w:val="24"/>
+                <w:sz w:val="28"/>
               </w:rPr>
               <w:t>R5</w:t>
             </w:r>
@@ -5325,7 +3190,7 @@
           <w:p>
             <w:r>
               <w:rPr>
-                <w:sz w:val="24"/>
+                <w:sz w:val="28"/>
               </w:rPr>
               <w:t>Несуществующий адрес даёт 404</w:t>
             </w:r>
@@ -5339,7 +3204,7 @@
           <w:p>
             <w:r>
               <w:rPr>
-                <w:sz w:val="24"/>
+                <w:sz w:val="28"/>
               </w:rPr>
               <w:t>☑ Checked</w:t>
             </w:r>
@@ -5352,7 +3217,7 @@
           <w:p>
             <w:r>
               <w:rPr>
-                <w:sz w:val="24"/>
+                <w:sz w:val="28"/>
               </w:rPr>
             </w:r>
           </w:p>
@@ -5390,13 +3255,13 @@
           <w:p>
             <w:r>
               <w:rPr>
-                <w:sz w:val="24"/>
+                <w:sz w:val="28"/>
               </w:rPr>
             </w:r>
             <w:r>
               <w:rPr>
                 <w:b/>
-                <w:sz w:val="24"/>
+                <w:sz w:val="28"/>
               </w:rPr>
               <w:t>ID</w:t>
             </w:r>
@@ -5410,13 +3275,13 @@
           <w:p>
             <w:r>
               <w:rPr>
-                <w:sz w:val="24"/>
+                <w:sz w:val="28"/>
               </w:rPr>
             </w:r>
             <w:r>
               <w:rPr>
                 <w:b/>
-                <w:sz w:val="24"/>
+                <w:sz w:val="28"/>
               </w:rPr>
               <w:t>Треб.</w:t>
             </w:r>
@@ -5430,13 +3295,13 @@
           <w:p>
             <w:r>
               <w:rPr>
-                <w:sz w:val="24"/>
+                <w:sz w:val="28"/>
               </w:rPr>
             </w:r>
             <w:r>
               <w:rPr>
                 <w:b/>
-                <w:sz w:val="24"/>
+                <w:sz w:val="28"/>
               </w:rPr>
               <w:t>Проверка</w:t>
             </w:r>
@@ -5450,13 +3315,13 @@
           <w:p>
             <w:r>
               <w:rPr>
-                <w:sz w:val="24"/>
+                <w:sz w:val="28"/>
               </w:rPr>
             </w:r>
             <w:r>
               <w:rPr>
                 <w:b/>
-                <w:sz w:val="24"/>
+                <w:sz w:val="28"/>
               </w:rPr>
               <w:t>Статус</w:t>
             </w:r>
@@ -5470,13 +3335,13 @@
           <w:p>
             <w:r>
               <w:rPr>
-                <w:sz w:val="24"/>
+                <w:sz w:val="28"/>
               </w:rPr>
             </w:r>
             <w:r>
               <w:rPr>
                 <w:b/>
-                <w:sz w:val="24"/>
+                <w:sz w:val="28"/>
               </w:rPr>
               <w:t>Комментарий</w:t>
             </w:r>
@@ -5491,7 +3356,7 @@
           <w:p>
             <w:r>
               <w:rPr>
-                <w:sz w:val="24"/>
+                <w:sz w:val="28"/>
               </w:rPr>
               <w:t>CP-01</w:t>
             </w:r>
@@ -5504,7 +3369,7 @@
           <w:p>
             <w:r>
               <w:rPr>
-                <w:sz w:val="24"/>
+                <w:sz w:val="28"/>
               </w:rPr>
               <w:t>R1</w:t>
             </w:r>
@@ -5517,7 +3382,7 @@
           <w:p>
             <w:r>
               <w:rPr>
-                <w:sz w:val="24"/>
+                <w:sz w:val="28"/>
               </w:rPr>
               <w:t>Страница / отдаётся как HTML</w:t>
             </w:r>
@@ -5531,7 +3396,7 @@
           <w:p>
             <w:r>
               <w:rPr>
-                <w:sz w:val="24"/>
+                <w:sz w:val="28"/>
               </w:rPr>
               <w:t>☑ Checked</w:t>
             </w:r>
@@ -5544,7 +3409,7 @@
           <w:p>
             <w:r>
               <w:rPr>
-                <w:sz w:val="24"/>
+                <w:sz w:val="28"/>
               </w:rPr>
             </w:r>
           </w:p>
@@ -5558,7 +3423,7 @@
           <w:p>
             <w:r>
               <w:rPr>
-                <w:sz w:val="24"/>
+                <w:sz w:val="28"/>
               </w:rPr>
               <w:t>CP-02</w:t>
             </w:r>
@@ -5571,7 +3436,7 @@
           <w:p>
             <w:r>
               <w:rPr>
-                <w:sz w:val="24"/>
+                <w:sz w:val="28"/>
               </w:rPr>
               <w:t>R1</w:t>
             </w:r>
@@ -5584,7 +3449,7 @@
           <w:p>
             <w:r>
               <w:rPr>
-                <w:sz w:val="24"/>
+                <w:sz w:val="28"/>
               </w:rPr>
               <w:t>Страница /privacy.html отдаётся как HTML</w:t>
             </w:r>
@@ -5598,7 +3463,7 @@
           <w:p>
             <w:r>
               <w:rPr>
-                <w:sz w:val="24"/>
+                <w:sz w:val="28"/>
               </w:rPr>
               <w:t>☑ Checked</w:t>
             </w:r>
@@ -5611,7 +3476,7 @@
           <w:p>
             <w:r>
               <w:rPr>
-                <w:sz w:val="24"/>
+                <w:sz w:val="28"/>
               </w:rPr>
             </w:r>
           </w:p>
@@ -5625,7 +3490,7 @@
           <w:p>
             <w:r>
               <w:rPr>
-                <w:sz w:val="24"/>
+                <w:sz w:val="28"/>
               </w:rPr>
               <w:t>CP-03</w:t>
             </w:r>
@@ -5638,7 +3503,7 @@
           <w:p>
             <w:r>
               <w:rPr>
-                <w:sz w:val="24"/>
+                <w:sz w:val="28"/>
               </w:rPr>
               <w:t>R1</w:t>
             </w:r>
@@ -5651,7 +3516,7 @@
           <w:p>
             <w:r>
               <w:rPr>
-                <w:sz w:val="24"/>
+                <w:sz w:val="28"/>
               </w:rPr>
               <w:t>Страница /thanks.html отдаётся как HTML</w:t>
             </w:r>
@@ -5665,7 +3530,7 @@
           <w:p>
             <w:r>
               <w:rPr>
-                <w:sz w:val="24"/>
+                <w:sz w:val="28"/>
               </w:rPr>
               <w:t>☑ Checked</w:t>
             </w:r>
@@ -5678,7 +3543,7 @@
           <w:p>
             <w:r>
               <w:rPr>
-                <w:sz w:val="24"/>
+                <w:sz w:val="28"/>
               </w:rPr>
             </w:r>
           </w:p>
@@ -5692,7 +3557,7 @@
           <w:p>
             <w:r>
               <w:rPr>
-                <w:sz w:val="24"/>
+                <w:sz w:val="28"/>
               </w:rPr>
               <w:t>CP-04</w:t>
             </w:r>
@@ -5705,7 +3570,7 @@
           <w:p>
             <w:r>
               <w:rPr>
-                <w:sz w:val="24"/>
+                <w:sz w:val="28"/>
               </w:rPr>
               <w:t>R1</w:t>
             </w:r>
@@ -5718,7 +3583,7 @@
           <w:p>
             <w:r>
               <w:rPr>
-                <w:sz w:val="24"/>
+                <w:sz w:val="28"/>
               </w:rPr>
               <w:t>Страница /app/dashboard.html отдаётся как HTML</w:t>
             </w:r>
@@ -5732,7 +3597,7 @@
           <w:p>
             <w:r>
               <w:rPr>
-                <w:sz w:val="24"/>
+                <w:sz w:val="28"/>
               </w:rPr>
               <w:t>☑ Checked</w:t>
             </w:r>
@@ -5745,7 +3610,7 @@
           <w:p>
             <w:r>
               <w:rPr>
-                <w:sz w:val="24"/>
+                <w:sz w:val="28"/>
               </w:rPr>
             </w:r>
           </w:p>
@@ -5759,7 +3624,7 @@
           <w:p>
             <w:r>
               <w:rPr>
-                <w:sz w:val="24"/>
+                <w:sz w:val="28"/>
               </w:rPr>
               <w:t>CP-05</w:t>
             </w:r>
@@ -5772,7 +3637,7 @@
           <w:p>
             <w:r>
               <w:rPr>
-                <w:sz w:val="24"/>
+                <w:sz w:val="28"/>
               </w:rPr>
               <w:t>R1</w:t>
             </w:r>
@@ -5785,7 +3650,7 @@
           <w:p>
             <w:r>
               <w:rPr>
-                <w:sz w:val="24"/>
+                <w:sz w:val="28"/>
               </w:rPr>
               <w:t>Страница /app/editor.html отдаётся как HTML</w:t>
             </w:r>
@@ -5799,7 +3664,7 @@
           <w:p>
             <w:r>
               <w:rPr>
-                <w:sz w:val="24"/>
+                <w:sz w:val="28"/>
               </w:rPr>
               <w:t>☑ Checked</w:t>
             </w:r>
@@ -5812,7 +3677,7 @@
           <w:p>
             <w:r>
               <w:rPr>
-                <w:sz w:val="24"/>
+                <w:sz w:val="28"/>
               </w:rPr>
             </w:r>
           </w:p>
@@ -5826,7 +3691,7 @@
           <w:p>
             <w:r>
               <w:rPr>
-                <w:sz w:val="24"/>
+                <w:sz w:val="28"/>
               </w:rPr>
               <w:t>CP-06</w:t>
             </w:r>
@@ -5839,7 +3704,7 @@
           <w:p>
             <w:r>
               <w:rPr>
-                <w:sz w:val="24"/>
+                <w:sz w:val="28"/>
               </w:rPr>
               <w:t>R1</w:t>
             </w:r>
@@ -5852,7 +3717,7 @@
           <w:p>
             <w:r>
               <w:rPr>
-                <w:sz w:val="24"/>
+                <w:sz w:val="28"/>
               </w:rPr>
               <w:t>Страница /app/settings.html отдаётся как HTML</w:t>
             </w:r>
@@ -5866,7 +3731,7 @@
           <w:p>
             <w:r>
               <w:rPr>
-                <w:sz w:val="24"/>
+                <w:sz w:val="28"/>
               </w:rPr>
               <w:t>☑ Checked</w:t>
             </w:r>
@@ -5879,7 +3744,7 @@
           <w:p>
             <w:r>
               <w:rPr>
-                <w:sz w:val="24"/>
+                <w:sz w:val="28"/>
               </w:rPr>
             </w:r>
           </w:p>
@@ -5893,7 +3758,7 @@
           <w:p>
             <w:r>
               <w:rPr>
-                <w:sz w:val="24"/>
+                <w:sz w:val="28"/>
               </w:rPr>
               <w:t>CP-07</w:t>
             </w:r>
@@ -5906,7 +3771,7 @@
           <w:p>
             <w:r>
               <w:rPr>
-                <w:sz w:val="24"/>
+                <w:sz w:val="28"/>
               </w:rPr>
               <w:t>R1</w:t>
             </w:r>
@@ -5919,7 +3784,7 @@
           <w:p>
             <w:r>
               <w:rPr>
-                <w:sz w:val="24"/>
+                <w:sz w:val="28"/>
               </w:rPr>
               <w:t>Страница /app/welcome.html отдаётся как HTML</w:t>
             </w:r>
@@ -5933,7 +3798,7 @@
           <w:p>
             <w:r>
               <w:rPr>
-                <w:sz w:val="24"/>
+                <w:sz w:val="28"/>
               </w:rPr>
               <w:t>☑ Checked</w:t>
             </w:r>
@@ -5946,7 +3811,7 @@
           <w:p>
             <w:r>
               <w:rPr>
-                <w:sz w:val="24"/>
+                <w:sz w:val="28"/>
               </w:rPr>
             </w:r>
           </w:p>
@@ -5960,7 +3825,7 @@
           <w:p>
             <w:r>
               <w:rPr>
-                <w:sz w:val="24"/>
+                <w:sz w:val="28"/>
               </w:rPr>
               <w:t>CP-08</w:t>
             </w:r>
@@ -5973,7 +3838,7 @@
           <w:p>
             <w:r>
               <w:rPr>
-                <w:sz w:val="24"/>
+                <w:sz w:val="28"/>
               </w:rPr>
               <w:t>R1</w:t>
             </w:r>
@@ -5986,7 +3851,7 @@
           <w:p>
             <w:r>
               <w:rPr>
-                <w:sz w:val="24"/>
+                <w:sz w:val="28"/>
               </w:rPr>
               <w:t>Страница /en/ отдаётся как HTML</w:t>
             </w:r>
@@ -6000,7 +3865,7 @@
           <w:p>
             <w:r>
               <w:rPr>
-                <w:sz w:val="24"/>
+                <w:sz w:val="28"/>
               </w:rPr>
               <w:t>☑ Checked</w:t>
             </w:r>
@@ -6013,7 +3878,7 @@
           <w:p>
             <w:r>
               <w:rPr>
-                <w:sz w:val="24"/>
+                <w:sz w:val="28"/>
               </w:rPr>
             </w:r>
           </w:p>
@@ -6027,7 +3892,7 @@
           <w:p>
             <w:r>
               <w:rPr>
-                <w:sz w:val="24"/>
+                <w:sz w:val="28"/>
               </w:rPr>
               <w:t>CP-09</w:t>
             </w:r>
@@ -6040,7 +3905,7 @@
           <w:p>
             <w:r>
               <w:rPr>
-                <w:sz w:val="24"/>
+                <w:sz w:val="28"/>
               </w:rPr>
               <w:t>R1</w:t>
             </w:r>
@@ -6053,7 +3918,7 @@
           <w:p>
             <w:r>
               <w:rPr>
-                <w:sz w:val="24"/>
+                <w:sz w:val="28"/>
               </w:rPr>
               <w:t>Страница /en/privacy.html отдаётся как HTML</w:t>
             </w:r>
@@ -6067,7 +3932,7 @@
           <w:p>
             <w:r>
               <w:rPr>
-                <w:sz w:val="24"/>
+                <w:sz w:val="28"/>
               </w:rPr>
               <w:t>☑ Checked</w:t>
             </w:r>
@@ -6080,7 +3945,7 @@
           <w:p>
             <w:r>
               <w:rPr>
-                <w:sz w:val="24"/>
+                <w:sz w:val="28"/>
               </w:rPr>
             </w:r>
           </w:p>
@@ -6094,7 +3959,7 @@
           <w:p>
             <w:r>
               <w:rPr>
-                <w:sz w:val="24"/>
+                <w:sz w:val="28"/>
               </w:rPr>
               <w:t>CP-10</w:t>
             </w:r>
@@ -6107,7 +3972,7 @@
           <w:p>
             <w:r>
               <w:rPr>
-                <w:sz w:val="24"/>
+                <w:sz w:val="28"/>
               </w:rPr>
               <w:t>R1</w:t>
             </w:r>
@@ -6120,7 +3985,7 @@
           <w:p>
             <w:r>
               <w:rPr>
-                <w:sz w:val="24"/>
+                <w:sz w:val="28"/>
               </w:rPr>
               <w:t>Страница /en/thanks.html отдаётся как HTML</w:t>
             </w:r>
@@ -6134,7 +3999,7 @@
           <w:p>
             <w:r>
               <w:rPr>
-                <w:sz w:val="24"/>
+                <w:sz w:val="28"/>
               </w:rPr>
               <w:t>☑ Checked</w:t>
             </w:r>
@@ -6147,7 +4012,7 @@
           <w:p>
             <w:r>
               <w:rPr>
-                <w:sz w:val="24"/>
+                <w:sz w:val="28"/>
               </w:rPr>
             </w:r>
           </w:p>
@@ -6161,7 +4026,7 @@
           <w:p>
             <w:r>
               <w:rPr>
-                <w:sz w:val="24"/>
+                <w:sz w:val="28"/>
               </w:rPr>
               <w:t>CP-11</w:t>
             </w:r>
@@ -6174,7 +4039,7 @@
           <w:p>
             <w:r>
               <w:rPr>
-                <w:sz w:val="24"/>
+                <w:sz w:val="28"/>
               </w:rPr>
               <w:t>R6</w:t>
             </w:r>
@@ -6187,7 +4052,7 @@
           <w:p>
             <w:r>
               <w:rPr>
-                <w:sz w:val="24"/>
+                <w:sz w:val="28"/>
               </w:rPr>
               <w:t>Главная: lang="ru", английская версия: lang="en"</w:t>
             </w:r>
@@ -6201,7 +4066,7 @@
           <w:p>
             <w:r>
               <w:rPr>
-                <w:sz w:val="24"/>
+                <w:sz w:val="28"/>
               </w:rPr>
               <w:t>☑ Checked</w:t>
             </w:r>
@@ -6214,7 +4079,7 @@
           <w:p>
             <w:r>
               <w:rPr>
-                <w:sz w:val="24"/>
+                <w:sz w:val="28"/>
               </w:rPr>
             </w:r>
           </w:p>
@@ -6228,7 +4093,7 @@
           <w:p>
             <w:r>
               <w:rPr>
-                <w:sz w:val="24"/>
+                <w:sz w:val="28"/>
               </w:rPr>
               <w:t>CP-12</w:t>
             </w:r>
@@ -6241,7 +4106,7 @@
           <w:p>
             <w:r>
               <w:rPr>
-                <w:sz w:val="24"/>
+                <w:sz w:val="28"/>
               </w:rPr>
               <w:t>R6</w:t>
             </w:r>
@@ -6254,7 +4119,7 @@
           <w:p>
             <w:r>
               <w:rPr>
-                <w:sz w:val="24"/>
+                <w:sz w:val="28"/>
               </w:rPr>
               <w:t>На каждой странице ровно один h1</w:t>
             </w:r>
@@ -6268,7 +4133,7 @@
           <w:p>
             <w:r>
               <w:rPr>
-                <w:sz w:val="24"/>
+                <w:sz w:val="28"/>
               </w:rPr>
               <w:t>☑ Checked</w:t>
             </w:r>
@@ -6281,7 +4146,7 @@
           <w:p>
             <w:r>
               <w:rPr>
-                <w:sz w:val="24"/>
+                <w:sz w:val="28"/>
               </w:rPr>
             </w:r>
           </w:p>
@@ -6295,7 +4160,7 @@
           <w:p>
             <w:r>
               <w:rPr>
-                <w:sz w:val="24"/>
+                <w:sz w:val="28"/>
               </w:rPr>
               <w:t>CP-13</w:t>
             </w:r>
@@ -6308,7 +4173,7 @@
           <w:p>
             <w:r>
               <w:rPr>
-                <w:sz w:val="24"/>
+                <w:sz w:val="28"/>
               </w:rPr>
               <w:t>R6</w:t>
             </w:r>
@@ -6321,7 +4186,7 @@
           <w:p>
             <w:r>
               <w:rPr>
-                <w:sz w:val="24"/>
+                <w:sz w:val="28"/>
               </w:rPr>
               <w:t>У главной есть canonical и alternate</w:t>
             </w:r>
@@ -6335,7 +4200,7 @@
           <w:p>
             <w:r>
               <w:rPr>
-                <w:sz w:val="24"/>
+                <w:sz w:val="28"/>
               </w:rPr>
               <w:t>☑ Checked</w:t>
             </w:r>
@@ -6348,7 +4213,7 @@
           <w:p>
             <w:r>
               <w:rPr>
-                <w:sz w:val="24"/>
+                <w:sz w:val="28"/>
               </w:rPr>
             </w:r>
           </w:p>
@@ -6362,7 +4227,7 @@
           <w:p>
             <w:r>
               <w:rPr>
-                <w:sz w:val="24"/>
+                <w:sz w:val="28"/>
               </w:rPr>
               <w:t>CP-14</w:t>
             </w:r>
@@ -6375,7 +4240,7 @@
           <w:p>
             <w:r>
               <w:rPr>
-                <w:sz w:val="24"/>
+                <w:sz w:val="28"/>
               </w:rPr>
               <w:t>R6</w:t>
             </w:r>
@@ -6388,7 +4253,7 @@
           <w:p>
             <w:r>
               <w:rPr>
-                <w:sz w:val="24"/>
+                <w:sz w:val="28"/>
               </w:rPr>
               <w:t>У каждой страницы есть title и meta viewport</w:t>
             </w:r>
@@ -6402,7 +4267,7 @@
           <w:p>
             <w:r>
               <w:rPr>
-                <w:sz w:val="24"/>
+                <w:sz w:val="28"/>
               </w:rPr>
               <w:t>☑ Checked</w:t>
             </w:r>
@@ -6415,7 +4280,7 @@
           <w:p>
             <w:r>
               <w:rPr>
-                <w:sz w:val="24"/>
+                <w:sz w:val="28"/>
               </w:rPr>
             </w:r>
           </w:p>
@@ -6429,7 +4294,7 @@
           <w:p>
             <w:r>
               <w:rPr>
-                <w:sz w:val="24"/>
+                <w:sz w:val="28"/>
               </w:rPr>
               <w:t>CP-15</w:t>
             </w:r>
@@ -6442,7 +4307,7 @@
           <w:p>
             <w:r>
               <w:rPr>
-                <w:sz w:val="24"/>
+                <w:sz w:val="28"/>
               </w:rPr>
               <w:t>R2</w:t>
             </w:r>
@@ -6455,7 +4320,7 @@
           <w:p>
             <w:r>
               <w:rPr>
-                <w:sz w:val="24"/>
+                <w:sz w:val="28"/>
               </w:rPr>
               <w:t>Все локальные ссылки на ресурсы главной открываются</w:t>
             </w:r>
@@ -6469,7 +4334,7 @@
           <w:p>
             <w:r>
               <w:rPr>
-                <w:sz w:val="24"/>
+                <w:sz w:val="28"/>
               </w:rPr>
               <w:t>☑ Checked</w:t>
             </w:r>
@@ -6482,7 +4347,7 @@
           <w:p>
             <w:r>
               <w:rPr>
-                <w:sz w:val="24"/>
+                <w:sz w:val="28"/>
               </w:rPr>
             </w:r>
           </w:p>
@@ -6496,7 +4361,7 @@
           <w:p>
             <w:r>
               <w:rPr>
-                <w:sz w:val="24"/>
+                <w:sz w:val="28"/>
               </w:rPr>
               <w:t>CP-16</w:t>
             </w:r>
@@ -6509,7 +4374,7 @@
           <w:p>
             <w:r>
               <w:rPr>
-                <w:sz w:val="24"/>
+                <w:sz w:val="28"/>
               </w:rPr>
               <w:t>R7</w:t>
             </w:r>
@@ -6522,7 +4387,7 @@
           <w:p>
             <w:r>
               <w:rPr>
-                <w:sz w:val="24"/>
+                <w:sz w:val="28"/>
               </w:rPr>
               <w:t>Нет встроенных скриптов (CSP script-src self)</w:t>
             </w:r>
@@ -6536,7 +4401,7 @@
           <w:p>
             <w:r>
               <w:rPr>
-                <w:sz w:val="24"/>
+                <w:sz w:val="28"/>
               </w:rPr>
               <w:t>☑ Checked</w:t>
             </w:r>
@@ -6549,7 +4414,7 @@
           <w:p>
             <w:r>
               <w:rPr>
-                <w:sz w:val="24"/>
+                <w:sz w:val="28"/>
               </w:rPr>
             </w:r>
           </w:p>
@@ -6563,7 +4428,7 @@
           <w:p>
             <w:r>
               <w:rPr>
-                <w:sz w:val="24"/>
+                <w:sz w:val="28"/>
               </w:rPr>
               <w:t>CP-17</w:t>
             </w:r>
@@ -6576,7 +4441,7 @@
           <w:p>
             <w:r>
               <w:rPr>
-                <w:sz w:val="24"/>
+                <w:sz w:val="28"/>
               </w:rPr>
               <w:t>R7</w:t>
             </w:r>
@@ -6589,7 +4454,7 @@
           <w:p>
             <w:r>
               <w:rPr>
-                <w:sz w:val="24"/>
+                <w:sz w:val="28"/>
               </w:rPr>
               <w:t>Заголовок Content-Security-Policy присутствует</w:t>
             </w:r>
@@ -6603,7 +4468,7 @@
           <w:p>
             <w:r>
               <w:rPr>
-                <w:sz w:val="24"/>
+                <w:sz w:val="28"/>
               </w:rPr>
               <w:t>☑ Checked</w:t>
             </w:r>
@@ -6616,7 +4481,7 @@
           <w:p>
             <w:r>
               <w:rPr>
-                <w:sz w:val="24"/>
+                <w:sz w:val="28"/>
               </w:rPr>
             </w:r>
           </w:p>
@@ -6630,7 +4495,7 @@
           <w:p>
             <w:r>
               <w:rPr>
-                <w:sz w:val="24"/>
+                <w:sz w:val="28"/>
               </w:rPr>
               <w:t>CP-18</w:t>
             </w:r>
@@ -6643,7 +4508,7 @@
           <w:p>
             <w:r>
               <w:rPr>
-                <w:sz w:val="24"/>
+                <w:sz w:val="28"/>
               </w:rPr>
               <w:t>R7</w:t>
             </w:r>
@@ -6656,7 +4521,7 @@
           <w:p>
             <w:r>
               <w:rPr>
-                <w:sz w:val="24"/>
+                <w:sz w:val="28"/>
               </w:rPr>
               <w:t>X-Frame-Options = DENY</w:t>
             </w:r>
@@ -6670,7 +4535,7 @@
           <w:p>
             <w:r>
               <w:rPr>
-                <w:sz w:val="24"/>
+                <w:sz w:val="28"/>
               </w:rPr>
               <w:t>☑ Checked</w:t>
             </w:r>
@@ -6683,7 +4548,7 @@
           <w:p>
             <w:r>
               <w:rPr>
-                <w:sz w:val="24"/>
+                <w:sz w:val="28"/>
               </w:rPr>
             </w:r>
           </w:p>
@@ -6697,7 +4562,7 @@
           <w:p>
             <w:r>
               <w:rPr>
-                <w:sz w:val="24"/>
+                <w:sz w:val="28"/>
               </w:rPr>
               <w:t>CP-19</w:t>
             </w:r>
@@ -6710,7 +4575,7 @@
           <w:p>
             <w:r>
               <w:rPr>
-                <w:sz w:val="24"/>
+                <w:sz w:val="28"/>
               </w:rPr>
               <w:t>R7</w:t>
             </w:r>
@@ -6723,7 +4588,7 @@
           <w:p>
             <w:r>
               <w:rPr>
-                <w:sz w:val="24"/>
+                <w:sz w:val="28"/>
               </w:rPr>
               <w:t>X-Content-Type-Options = nosniff</w:t>
             </w:r>
@@ -6737,7 +4602,7 @@
           <w:p>
             <w:r>
               <w:rPr>
-                <w:sz w:val="24"/>
+                <w:sz w:val="28"/>
               </w:rPr>
               <w:t>☑ Checked</w:t>
             </w:r>
@@ -6750,7 +4615,7 @@
           <w:p>
             <w:r>
               <w:rPr>
-                <w:sz w:val="24"/>
+                <w:sz w:val="28"/>
               </w:rPr>
             </w:r>
           </w:p>
@@ -6764,7 +4629,7 @@
           <w:p>
             <w:r>
               <w:rPr>
-                <w:sz w:val="24"/>
+                <w:sz w:val="28"/>
               </w:rPr>
               <w:t>CP-20</w:t>
             </w:r>
@@ -6777,7 +4642,7 @@
           <w:p>
             <w:r>
               <w:rPr>
-                <w:sz w:val="24"/>
+                <w:sz w:val="28"/>
               </w:rPr>
               <w:t>R5</w:t>
             </w:r>
@@ -6790,7 +4655,7 @@
           <w:p>
             <w:r>
               <w:rPr>
-                <w:sz w:val="24"/>
+                <w:sz w:val="28"/>
               </w:rPr>
               <w:t>POST на статику даёт 405</w:t>
             </w:r>
@@ -6804,7 +4669,7 @@
           <w:p>
             <w:r>
               <w:rPr>
-                <w:sz w:val="24"/>
+                <w:sz w:val="28"/>
               </w:rPr>
               <w:t>☑ Checked</w:t>
             </w:r>
@@ -6817,7 +4682,7 @@
           <w:p>
             <w:r>
               <w:rPr>
-                <w:sz w:val="24"/>
+                <w:sz w:val="28"/>
               </w:rPr>
             </w:r>
           </w:p>
@@ -6831,7 +4696,7 @@
           <w:p>
             <w:r>
               <w:rPr>
-                <w:sz w:val="24"/>
+                <w:sz w:val="28"/>
               </w:rPr>
               <w:t>CP-21</w:t>
             </w:r>
@@ -6844,7 +4709,7 @@
           <w:p>
             <w:r>
               <w:rPr>
-                <w:sz w:val="24"/>
+                <w:sz w:val="28"/>
               </w:rPr>
               <w:t>R5</w:t>
             </w:r>
@@ -6857,7 +4722,7 @@
           <w:p>
             <w:r>
               <w:rPr>
-                <w:sz w:val="24"/>
+                <w:sz w:val="28"/>
               </w:rPr>
               <w:t>Выход за корень (../) не отдаёт файлы</w:t>
             </w:r>
@@ -6871,7 +4736,7 @@
           <w:p>
             <w:r>
               <w:rPr>
-                <w:sz w:val="24"/>
+                <w:sz w:val="28"/>
               </w:rPr>
               <w:t>☑ Checked</w:t>
             </w:r>
@@ -6884,7 +4749,7 @@
           <w:p>
             <w:r>
               <w:rPr>
-                <w:sz w:val="24"/>
+                <w:sz w:val="28"/>
               </w:rPr>
             </w:r>
           </w:p>
@@ -6898,7 +4763,7 @@
           <w:p>
             <w:r>
               <w:rPr>
-                <w:sz w:val="24"/>
+                <w:sz w:val="28"/>
               </w:rPr>
               <w:t>CP-22</w:t>
             </w:r>
@@ -6911,7 +4776,7 @@
           <w:p>
             <w:r>
               <w:rPr>
-                <w:sz w:val="24"/>
+                <w:sz w:val="28"/>
               </w:rPr>
               <w:t>R5</w:t>
             </w:r>
@@ -6924,7 +4789,7 @@
           <w:p>
             <w:r>
               <w:rPr>
-                <w:sz w:val="24"/>
+                <w:sz w:val="28"/>
               </w:rPr>
               <w:t>Страница 404 оформлена как HTML сайта</w:t>
             </w:r>
@@ -6938,7 +4803,7 @@
           <w:p>
             <w:r>
               <w:rPr>
-                <w:sz w:val="24"/>
+                <w:sz w:val="28"/>
               </w:rPr>
               <w:t>☑ Checked</w:t>
             </w:r>
@@ -6951,7 +4816,7 @@
           <w:p>
             <w:r>
               <w:rPr>
-                <w:sz w:val="24"/>
+                <w:sz w:val="28"/>
               </w:rPr>
             </w:r>
           </w:p>
@@ -6965,7 +4830,7 @@
           <w:p>
             <w:r>
               <w:rPr>
-                <w:sz w:val="24"/>
+                <w:sz w:val="28"/>
               </w:rPr>
               <w:t>CP-23</w:t>
             </w:r>
@@ -6978,7 +4843,7 @@
           <w:p>
             <w:r>
               <w:rPr>
-                <w:sz w:val="24"/>
+                <w:sz w:val="28"/>
               </w:rPr>
               <w:t>R8</w:t>
             </w:r>
@@ -6991,7 +4856,7 @@
           <w:p>
             <w:r>
               <w:rPr>
-                <w:sz w:val="24"/>
+                <w:sz w:val="28"/>
               </w:rPr>
               <w:t>Манифест PWA: корректный JSON с иконками</w:t>
             </w:r>
@@ -7005,7 +4870,7 @@
           <w:p>
             <w:r>
               <w:rPr>
-                <w:sz w:val="24"/>
+                <w:sz w:val="28"/>
               </w:rPr>
               <w:t>☑ Checked</w:t>
             </w:r>
@@ -7018,7 +4883,7 @@
           <w:p>
             <w:r>
               <w:rPr>
-                <w:sz w:val="24"/>
+                <w:sz w:val="28"/>
               </w:rPr>
             </w:r>
           </w:p>
@@ -7032,7 +4897,7 @@
           <w:p>
             <w:r>
               <w:rPr>
-                <w:sz w:val="24"/>
+                <w:sz w:val="28"/>
               </w:rPr>
               <w:t>CP-24</w:t>
             </w:r>
@@ -7045,7 +4910,7 @@
           <w:p>
             <w:r>
               <w:rPr>
-                <w:sz w:val="24"/>
+                <w:sz w:val="28"/>
               </w:rPr>
               <w:t>R8</w:t>
             </w:r>
@@ -7058,7 +4923,7 @@
           <w:p>
             <w:r>
               <w:rPr>
-                <w:sz w:val="24"/>
+                <w:sz w:val="28"/>
               </w:rPr>
               <w:t>Service worker доступен</w:t>
             </w:r>
@@ -7072,7 +4937,7 @@
           <w:p>
             <w:r>
               <w:rPr>
-                <w:sz w:val="24"/>
+                <w:sz w:val="28"/>
               </w:rPr>
               <w:t>☑ Checked</w:t>
             </w:r>
@@ -7085,7 +4950,7 @@
           <w:p>
             <w:r>
               <w:rPr>
-                <w:sz w:val="24"/>
+                <w:sz w:val="28"/>
               </w:rPr>
             </w:r>
           </w:p>
@@ -7099,7 +4964,7 @@
           <w:p>
             <w:r>
               <w:rPr>
-                <w:sz w:val="24"/>
+                <w:sz w:val="28"/>
               </w:rPr>
               <w:t>CP-25</w:t>
             </w:r>
@@ -7112,7 +4977,7 @@
           <w:p>
             <w:r>
               <w:rPr>
-                <w:sz w:val="24"/>
+                <w:sz w:val="28"/>
               </w:rPr>
               <w:t>R8</w:t>
             </w:r>
@@ -7125,7 +4990,7 @@
           <w:p>
             <w:r>
               <w:rPr>
-                <w:sz w:val="24"/>
+                <w:sz w:val="28"/>
               </w:rPr>
               <w:t>robots.txt и sitemap.xml доступны</w:t>
             </w:r>
@@ -7139,7 +5004,7 @@
           <w:p>
             <w:r>
               <w:rPr>
-                <w:sz w:val="24"/>
+                <w:sz w:val="28"/>
               </w:rPr>
               <w:t>☑ Checked</w:t>
             </w:r>
@@ -7152,7 +5017,7 @@
           <w:p>
             <w:r>
               <w:rPr>
-                <w:sz w:val="24"/>
+                <w:sz w:val="28"/>
               </w:rPr>
             </w:r>
           </w:p>
@@ -7166,7 +5031,7 @@
           <w:p>
             <w:r>
               <w:rPr>
-                <w:sz w:val="24"/>
+                <w:sz w:val="28"/>
               </w:rPr>
               <w:t>CP-26</w:t>
             </w:r>
@@ -7179,7 +5044,7 @@
           <w:p>
             <w:r>
               <w:rPr>
-                <w:sz w:val="24"/>
+                <w:sz w:val="28"/>
               </w:rPr>
               <w:t>R3</w:t>
             </w:r>
@@ -7192,7 +5057,7 @@
           <w:p>
             <w:r>
               <w:rPr>
-                <w:sz w:val="24"/>
+                <w:sz w:val="28"/>
               </w:rPr>
               <w:t>parseDsl: тип и заголовок диаграммы</w:t>
             </w:r>
@@ -7206,7 +5071,7 @@
           <w:p>
             <w:r>
               <w:rPr>
-                <w:sz w:val="24"/>
+                <w:sz w:val="28"/>
               </w:rPr>
               <w:t>☑ Checked</w:t>
             </w:r>
@@ -7219,7 +5084,7 @@
           <w:p>
             <w:r>
               <w:rPr>
-                <w:sz w:val="24"/>
+                <w:sz w:val="28"/>
               </w:rPr>
             </w:r>
           </w:p>
@@ -7233,7 +5098,7 @@
           <w:p>
             <w:r>
               <w:rPr>
-                <w:sz w:val="24"/>
+                <w:sz w:val="28"/>
               </w:rPr>
               <w:t>CP-27</w:t>
             </w:r>
@@ -7246,7 +5111,7 @@
           <w:p>
             <w:r>
               <w:rPr>
-                <w:sz w:val="24"/>
+                <w:sz w:val="28"/>
               </w:rPr>
               <w:t>R3</w:t>
             </w:r>
@@ -7259,7 +5124,7 @@
           <w:p>
             <w:r>
               <w:rPr>
-                <w:sz w:val="24"/>
+                <w:sz w:val="28"/>
               </w:rPr>
               <w:t>parseDsl: порты блока разобраны</w:t>
             </w:r>
@@ -7273,7 +5138,7 @@
           <w:p>
             <w:r>
               <w:rPr>
-                <w:sz w:val="24"/>
+                <w:sz w:val="28"/>
               </w:rPr>
               <w:t>☑ Checked</w:t>
             </w:r>
@@ -7286,7 +5151,7 @@
           <w:p>
             <w:r>
               <w:rPr>
-                <w:sz w:val="24"/>
+                <w:sz w:val="28"/>
               </w:rPr>
             </w:r>
           </w:p>
@@ -7300,7 +5165,7 @@
           <w:p>
             <w:r>
               <w:rPr>
-                <w:sz w:val="24"/>
+                <w:sz w:val="28"/>
               </w:rPr>
               <w:t>CP-28</w:t>
             </w:r>
@@ -7313,7 +5178,7 @@
           <w:p>
             <w:r>
               <w:rPr>
-                <w:sz w:val="24"/>
+                <w:sz w:val="28"/>
               </w:rPr>
               <w:t>R3</w:t>
             </w:r>
@@ -7326,7 +5191,7 @@
           <w:p>
             <w:r>
               <w:rPr>
-                <w:sz w:val="24"/>
+                <w:sz w:val="28"/>
               </w:rPr>
               <w:t>parseDsl: неизвестная строка попадает в skipped</w:t>
             </w:r>
@@ -7340,7 +5205,7 @@
           <w:p>
             <w:r>
               <w:rPr>
-                <w:sz w:val="24"/>
+                <w:sz w:val="28"/>
               </w:rPr>
               <w:t>☑ Checked</w:t>
             </w:r>
@@ -7353,7 +5218,7 @@
           <w:p>
             <w:r>
               <w:rPr>
-                <w:sz w:val="24"/>
+                <w:sz w:val="28"/>
               </w:rPr>
             </w:r>
           </w:p>
@@ -7367,7 +5232,7 @@
           <w:p>
             <w:r>
               <w:rPr>
-                <w:sz w:val="24"/>
+                <w:sz w:val="28"/>
               </w:rPr>
               <w:t>CP-29</w:t>
             </w:r>
@@ -7380,7 +5245,7 @@
           <w:p>
             <w:r>
               <w:rPr>
-                <w:sz w:val="24"/>
+                <w:sz w:val="28"/>
               </w:rPr>
               <w:t>R3</w:t>
             </w:r>
@@ -7393,7 +5258,7 @@
           <w:p>
             <w:r>
               <w:rPr>
-                <w:sz w:val="24"/>
+                <w:sz w:val="28"/>
               </w:rPr>
               <w:t>parseDsl: пустой ввод не падает</w:t>
             </w:r>
@@ -7407,7 +5272,7 @@
           <w:p>
             <w:r>
               <w:rPr>
-                <w:sz w:val="24"/>
+                <w:sz w:val="28"/>
               </w:rPr>
               <w:t>☑ Checked</w:t>
             </w:r>
@@ -7420,7 +5285,7 @@
           <w:p>
             <w:r>
               <w:rPr>
-                <w:sz w:val="24"/>
+                <w:sz w:val="28"/>
               </w:rPr>
             </w:r>
           </w:p>
@@ -7434,7 +5299,7 @@
           <w:p>
             <w:r>
               <w:rPr>
-                <w:sz w:val="24"/>
+                <w:sz w:val="28"/>
               </w:rPr>
               <w:t>CP-30</w:t>
             </w:r>
@@ -7447,7 +5312,7 @@
           <w:p>
             <w:r>
               <w:rPr>
-                <w:sz w:val="24"/>
+                <w:sz w:val="28"/>
               </w:rPr>
               <w:t>R3</w:t>
             </w:r>
@@ -7460,7 +5325,7 @@
           <w:p>
             <w:r>
               <w:rPr>
-                <w:sz w:val="24"/>
+                <w:sz w:val="28"/>
               </w:rPr>
               <w:t>toDot даёт digraph с обоими блоками</w:t>
             </w:r>
@@ -7474,7 +5339,7 @@
           <w:p>
             <w:r>
               <w:rPr>
-                <w:sz w:val="24"/>
+                <w:sz w:val="28"/>
               </w:rPr>
               <w:t>☑ Checked</w:t>
             </w:r>
@@ -7487,7 +5352,7 @@
           <w:p>
             <w:r>
               <w:rPr>
-                <w:sz w:val="24"/>
+                <w:sz w:val="28"/>
               </w:rPr>
             </w:r>
           </w:p>
@@ -7501,7 +5366,7 @@
           <w:p>
             <w:r>
               <w:rPr>
-                <w:sz w:val="24"/>
+                <w:sz w:val="28"/>
               </w:rPr>
               <w:t>CP-31</w:t>
             </w:r>
@@ -7514,7 +5379,7 @@
           <w:p>
             <w:r>
               <w:rPr>
-                <w:sz w:val="24"/>
+                <w:sz w:val="28"/>
               </w:rPr>
               <w:t>R3</w:t>
             </w:r>
@@ -7527,7 +5392,7 @@
           <w:p>
             <w:r>
               <w:rPr>
-                <w:sz w:val="24"/>
+                <w:sz w:val="28"/>
               </w:rPr>
               <w:t>toMermaid возвращает непустой текст</w:t>
             </w:r>
@@ -7541,7 +5406,7 @@
           <w:p>
             <w:r>
               <w:rPr>
-                <w:sz w:val="24"/>
+                <w:sz w:val="28"/>
               </w:rPr>
               <w:t>☑ Checked</w:t>
             </w:r>
@@ -7554,7 +5419,7 @@
           <w:p>
             <w:r>
               <w:rPr>
-                <w:sz w:val="24"/>
+                <w:sz w:val="28"/>
               </w:rPr>
             </w:r>
           </w:p>
@@ -7568,7 +5433,7 @@
           <w:p>
             <w:r>
               <w:rPr>
-                <w:sz w:val="24"/>
+                <w:sz w:val="28"/>
               </w:rPr>
               <w:t>CP-32</w:t>
             </w:r>
@@ -7581,7 +5446,7 @@
           <w:p>
             <w:r>
               <w:rPr>
-                <w:sz w:val="24"/>
+                <w:sz w:val="28"/>
               </w:rPr>
               <w:t>R3</w:t>
             </w:r>
@@ -7594,7 +5459,7 @@
           <w:p>
             <w:r>
               <w:rPr>
-                <w:sz w:val="24"/>
+                <w:sz w:val="28"/>
               </w:rPr>
               <w:t>sourceKey: один текст даёт один ключ, разные тексты разные</w:t>
             </w:r>
@@ -7608,7 +5473,7 @@
           <w:p>
             <w:r>
               <w:rPr>
-                <w:sz w:val="24"/>
+                <w:sz w:val="28"/>
               </w:rPr>
               <w:t>☑ Checked</w:t>
             </w:r>
@@ -7621,7 +5486,7 @@
           <w:p>
             <w:r>
               <w:rPr>
-                <w:sz w:val="24"/>
+                <w:sz w:val="28"/>
               </w:rPr>
             </w:r>
           </w:p>
@@ -7635,7 +5500,7 @@
           <w:p>
             <w:r>
               <w:rPr>
-                <w:sz w:val="24"/>
+                <w:sz w:val="28"/>
               </w:rPr>
               <w:t>CP-33</w:t>
             </w:r>
@@ -7648,7 +5513,7 @@
           <w:p>
             <w:r>
               <w:rPr>
-                <w:sz w:val="24"/>
+                <w:sz w:val="28"/>
               </w:rPr>
               <w:t>R9</w:t>
             </w:r>
@@ -7661,7 +5526,7 @@
           <w:p>
             <w:r>
               <w:rPr>
-                <w:sz w:val="24"/>
+                <w:sz w:val="28"/>
               </w:rPr>
               <w:t>Хранилище: set/get возвращает значение</w:t>
             </w:r>
@@ -7675,7 +5540,7 @@
           <w:p>
             <w:r>
               <w:rPr>
-                <w:sz w:val="24"/>
+                <w:sz w:val="28"/>
               </w:rPr>
               <w:t>☑ Checked</w:t>
             </w:r>
@@ -7688,7 +5553,7 @@
           <w:p>
             <w:r>
               <w:rPr>
-                <w:sz w:val="24"/>
+                <w:sz w:val="28"/>
               </w:rPr>
             </w:r>
           </w:p>
@@ -7702,7 +5567,7 @@
           <w:p>
             <w:r>
               <w:rPr>
-                <w:sz w:val="24"/>
+                <w:sz w:val="28"/>
               </w:rPr>
               <w:t>CP-34</w:t>
             </w:r>
@@ -7715,7 +5580,7 @@
           <w:p>
             <w:r>
               <w:rPr>
-                <w:sz w:val="24"/>
+                <w:sz w:val="28"/>
               </w:rPr>
               <w:t>R9</w:t>
             </w:r>
@@ -7728,7 +5593,7 @@
           <w:p>
             <w:r>
               <w:rPr>
-                <w:sz w:val="24"/>
+                <w:sz w:val="28"/>
               </w:rPr>
               <w:t>Хранилище: remove и значение по умолчанию</w:t>
             </w:r>
@@ -7742,7 +5607,7 @@
           <w:p>
             <w:r>
               <w:rPr>
-                <w:sz w:val="24"/>
+                <w:sz w:val="28"/>
               </w:rPr>
               <w:t>☑ Checked</w:t>
             </w:r>
@@ -7755,7 +5620,7 @@
           <w:p>
             <w:r>
               <w:rPr>
-                <w:sz w:val="24"/>
+                <w:sz w:val="28"/>
               </w:rPr>
             </w:r>
           </w:p>
@@ -7769,7 +5634,7 @@
           <w:p>
             <w:r>
               <w:rPr>
-                <w:sz w:val="24"/>
+                <w:sz w:val="28"/>
               </w:rPr>
               <w:t>CP-35</w:t>
             </w:r>
@@ -7782,7 +5647,7 @@
           <w:p>
             <w:r>
               <w:rPr>
-                <w:sz w:val="24"/>
+                <w:sz w:val="28"/>
               </w:rPr>
               <w:t>R4</w:t>
             </w:r>
@@ -7795,7 +5660,7 @@
           <w:p>
             <w:r>
               <w:rPr>
-                <w:sz w:val="24"/>
+                <w:sz w:val="28"/>
               </w:rPr>
               <w:t>Валидация заявки: корректные данные дают пустой список ошибок</w:t>
             </w:r>
@@ -7809,7 +5674,7 @@
           <w:p>
             <w:r>
               <w:rPr>
-                <w:sz w:val="24"/>
+                <w:sz w:val="28"/>
               </w:rPr>
               <w:t>☑ Checked</w:t>
             </w:r>
@@ -7822,7 +5687,7 @@
           <w:p>
             <w:r>
               <w:rPr>
-                <w:sz w:val="24"/>
+                <w:sz w:val="28"/>
               </w:rPr>
             </w:r>
           </w:p>
@@ -7836,7 +5701,7 @@
           <w:p>
             <w:r>
               <w:rPr>
-                <w:sz w:val="24"/>
+                <w:sz w:val="28"/>
               </w:rPr>
               <w:t>CP-36</w:t>
             </w:r>
@@ -7849,7 +5714,7 @@
           <w:p>
             <w:r>
               <w:rPr>
-                <w:sz w:val="24"/>
+                <w:sz w:val="28"/>
               </w:rPr>
               <w:t>R4</w:t>
             </w:r>
@@ -7862,7 +5727,7 @@
           <w:p>
             <w:r>
               <w:rPr>
-                <w:sz w:val="24"/>
+                <w:sz w:val="28"/>
               </w:rPr>
               <w:t>Форма: у полей есть label и сообщения об ошибках</w:t>
             </w:r>
@@ -7876,7 +5741,7 @@
           <w:p>
             <w:r>
               <w:rPr>
-                <w:sz w:val="24"/>
+                <w:sz w:val="28"/>
               </w:rPr>
               <w:t>☑ Checked</w:t>
             </w:r>
@@ -7889,7 +5754,7 @@
           <w:p>
             <w:r>
               <w:rPr>
-                <w:sz w:val="24"/>
+                <w:sz w:val="28"/>
               </w:rPr>
             </w:r>
           </w:p>
@@ -7937,13 +5802,13 @@
           <w:p>
             <w:r>
               <w:rPr>
-                <w:sz w:val="24"/>
+                <w:sz w:val="28"/>
               </w:rPr>
             </w:r>
             <w:r>
               <w:rPr>
                 <w:b/>
-                <w:sz w:val="24"/>
+                <w:sz w:val="28"/>
               </w:rPr>
               <w:t>Параметр</w:t>
             </w:r>
@@ -7957,13 +5822,13 @@
           <w:p>
             <w:r>
               <w:rPr>
-                <w:sz w:val="24"/>
+                <w:sz w:val="28"/>
               </w:rPr>
             </w:r>
             <w:r>
               <w:rPr>
                 <w:b/>
-                <w:sz w:val="24"/>
+                <w:sz w:val="28"/>
               </w:rPr>
               <w:t>Значение</w:t>
             </w:r>
@@ -7978,7 +5843,7 @@
           <w:p>
             <w:r>
               <w:rPr>
-                <w:sz w:val="24"/>
+                <w:sz w:val="28"/>
               </w:rPr>
               <w:t>Проект</w:t>
             </w:r>
@@ -7991,7 +5856,7 @@
           <w:p>
             <w:r>
               <w:rPr>
-                <w:sz w:val="24"/>
+                <w:sz w:val="28"/>
               </w:rPr>
               <w:t>DSLKit (site/), ветка testing-course</w:t>
             </w:r>
@@ -8006,7 +5871,7 @@
           <w:p>
             <w:r>
               <w:rPr>
-                <w:sz w:val="24"/>
+                <w:sz w:val="28"/>
               </w:rPr>
               <w:t>Дата</w:t>
             </w:r>
@@ -8019,7 +5884,7 @@
           <w:p>
             <w:r>
               <w:rPr>
-                <w:sz w:val="24"/>
+                <w:sz w:val="28"/>
               </w:rPr>
               <w:t>25.10.2026</w:t>
             </w:r>
@@ -8034,7 +5899,7 @@
           <w:p>
             <w:r>
               <w:rPr>
-                <w:sz w:val="24"/>
+                <w:sz w:val="28"/>
               </w:rPr>
               <w:t>Среда</w:t>
             </w:r>
@@ -8047,7 +5912,7 @@
           <w:p>
             <w:r>
               <w:rPr>
-                <w:sz w:val="24"/>
+                <w:sz w:val="28"/>
               </w:rPr>
               <w:t>Windows 11, Node.js, локальный сервер tools/server.js; браузер Microsoft Edge (скриншоты)</w:t>
             </w:r>
@@ -8062,7 +5927,7 @@
           <w:p>
             <w:r>
               <w:rPr>
-                <w:sz w:val="24"/>
+                <w:sz w:val="28"/>
               </w:rPr>
               <w:t>Способ</w:t>
             </w:r>
@@ -8075,7 +5940,7 @@
           <w:p>
             <w:r>
               <w:rPr>
-                <w:sz w:val="24"/>
+                <w:sz w:val="28"/>
               </w:rPr>
               <w:t>Автоматические проверки (npm run tc:lab3) и ручная проверка в браузере</w:t>
             </w:r>
@@ -8124,13 +5989,13 @@
           <w:p>
             <w:r>
               <w:rPr>
-                <w:sz w:val="24"/>
+                <w:sz w:val="28"/>
               </w:rPr>
             </w:r>
             <w:r>
               <w:rPr>
                 <w:b/>
-                <w:sz w:val="24"/>
+                <w:sz w:val="28"/>
               </w:rPr>
               <w:t>Статус</w:t>
             </w:r>
@@ -8144,13 +6009,13 @@
           <w:p>
             <w:r>
               <w:rPr>
-                <w:sz w:val="24"/>
+                <w:sz w:val="28"/>
               </w:rPr>
             </w:r>
             <w:r>
               <w:rPr>
                 <w:b/>
-                <w:sz w:val="24"/>
+                <w:sz w:val="28"/>
               </w:rPr>
               <w:t>Количество</w:t>
             </w:r>
@@ -8165,7 +6030,7 @@
           <w:p>
             <w:r>
               <w:rPr>
-                <w:sz w:val="24"/>
+                <w:sz w:val="28"/>
               </w:rPr>
               <w:t>Passed</w:t>
             </w:r>
@@ -8178,7 +6043,7 @@
           <w:p>
             <w:r>
               <w:rPr>
-                <w:sz w:val="24"/>
+                <w:sz w:val="28"/>
               </w:rPr>
               <w:t>44</w:t>
             </w:r>
@@ -8193,7 +6058,7 @@
           <w:p>
             <w:r>
               <w:rPr>
-                <w:sz w:val="24"/>
+                <w:sz w:val="28"/>
               </w:rPr>
               <w:t>Failed</w:t>
             </w:r>
@@ -8206,7 +6071,7 @@
           <w:p>
             <w:r>
               <w:rPr>
-                <w:sz w:val="24"/>
+                <w:sz w:val="28"/>
               </w:rPr>
               <w:t>0</w:t>
             </w:r>
@@ -8221,7 +6086,7 @@
           <w:p>
             <w:r>
               <w:rPr>
-                <w:sz w:val="24"/>
+                <w:sz w:val="28"/>
               </w:rPr>
               <w:t>Blocked</w:t>
             </w:r>
@@ -8234,7 +6099,7 @@
           <w:p>
             <w:r>
               <w:rPr>
-                <w:sz w:val="24"/>
+                <w:sz w:val="28"/>
               </w:rPr>
               <w:t>0</w:t>
             </w:r>
@@ -8249,7 +6114,7 @@
           <w:p>
             <w:r>
               <w:rPr>
-                <w:sz w:val="24"/>
+                <w:sz w:val="28"/>
               </w:rPr>
               <w:t>Всего</w:t>
             </w:r>
@@ -8262,7 +6127,7 @@
           <w:p>
             <w:r>
               <w:rPr>
-                <w:sz w:val="24"/>
+                <w:sz w:val="28"/>
               </w:rPr>
               <w:t>44</w:t>
             </w:r>
@@ -8299,13 +6164,13 @@
           <w:p>
             <w:r>
               <w:rPr>
-                <w:sz w:val="24"/>
+                <w:sz w:val="28"/>
               </w:rPr>
             </w:r>
             <w:r>
               <w:rPr>
                 <w:b/>
-                <w:sz w:val="24"/>
+                <w:sz w:val="28"/>
               </w:rPr>
               <w:t>Метрика</w:t>
             </w:r>
@@ -8319,13 +6184,13 @@
           <w:p>
             <w:r>
               <w:rPr>
-                <w:sz w:val="24"/>
+                <w:sz w:val="28"/>
               </w:rPr>
             </w:r>
             <w:r>
               <w:rPr>
                 <w:b/>
-                <w:sz w:val="24"/>
+                <w:sz w:val="28"/>
               </w:rPr>
               <w:t>Формула</w:t>
             </w:r>
@@ -8339,13 +6204,13 @@
           <w:p>
             <w:r>
               <w:rPr>
-                <w:sz w:val="24"/>
+                <w:sz w:val="28"/>
               </w:rPr>
             </w:r>
             <w:r>
               <w:rPr>
                 <w:b/>
-                <w:sz w:val="24"/>
+                <w:sz w:val="28"/>
               </w:rPr>
               <w:t>Значение</w:t>
             </w:r>
@@ -8360,7 +6225,7 @@
           <w:p>
             <w:r>
               <w:rPr>
-                <w:sz w:val="24"/>
+                <w:sz w:val="28"/>
               </w:rPr>
               <w:t>Процент выполненных</w:t>
             </w:r>
@@ -8373,7 +6238,7 @@
           <w:p>
             <w:r>
               <w:rPr>
-                <w:sz w:val="24"/>
+                <w:sz w:val="28"/>
               </w:rPr>
               <w:t>Выполненные / Всего × 100%</w:t>
             </w:r>
@@ -8386,7 +6251,7 @@
           <w:p>
             <w:r>
               <w:rPr>
-                <w:sz w:val="24"/>
+                <w:sz w:val="28"/>
               </w:rPr>
               <w:t>100%</w:t>
             </w:r>
@@ -8401,7 +6266,7 @@
           <w:p>
             <w:r>
               <w:rPr>
-                <w:sz w:val="24"/>
+                <w:sz w:val="28"/>
               </w:rPr>
               <w:t>Процент успешных</w:t>
             </w:r>
@@ -8414,7 +6279,7 @@
           <w:p>
             <w:r>
               <w:rPr>
-                <w:sz w:val="24"/>
+                <w:sz w:val="28"/>
               </w:rPr>
               <w:t>Passed / Выполненные × 100%</w:t>
             </w:r>
@@ -8427,7 +6292,7 @@
           <w:p>
             <w:r>
               <w:rPr>
-                <w:sz w:val="24"/>
+                <w:sz w:val="28"/>
               </w:rPr>
               <w:t>100%</w:t>
             </w:r>
@@ -8442,7 +6307,7 @@
           <w:p>
             <w:r>
               <w:rPr>
-                <w:sz w:val="24"/>
+                <w:sz w:val="28"/>
               </w:rPr>
               <w:t>Плотность дефектов</w:t>
             </w:r>
@@ -8455,7 +6320,7 @@
           <w:p>
             <w:r>
               <w:rPr>
-                <w:sz w:val="24"/>
+                <w:sz w:val="28"/>
               </w:rPr>
               <w:t>Дефекты / Количество тестов</w:t>
             </w:r>
@@ -8468,7 +6333,7 @@
           <w:p>
             <w:r>
               <w:rPr>
-                <w:sz w:val="24"/>
+                <w:sz w:val="28"/>
               </w:rPr>
               <w:t>0</w:t>
             </w:r>
@@ -8483,7 +6348,7 @@
           <w:p>
             <w:r>
               <w:rPr>
-                <w:sz w:val="24"/>
+                <w:sz w:val="28"/>
               </w:rPr>
               <w:t>Покрытие требований</w:t>
             </w:r>
@@ -8496,7 +6361,7 @@
           <w:p>
             <w:r>
               <w:rPr>
-                <w:sz w:val="24"/>
+                <w:sz w:val="28"/>
               </w:rPr>
               <w:t>Покрытые / Всего × 100%</w:t>
             </w:r>
@@ -8509,7 +6374,7 @@
           <w:p>
             <w:r>
               <w:rPr>
-                <w:sz w:val="24"/>
+                <w:sz w:val="28"/>
               </w:rPr>
               <w:t>100% (9 из 9)</w:t>
             </w:r>
@@ -8565,13 +6430,13 @@
           <w:p>
             <w:r>
               <w:rPr>
-                <w:sz w:val="24"/>
+                <w:sz w:val="28"/>
               </w:rPr>
             </w:r>
             <w:r>
               <w:rPr>
                 <w:b/>
-                <w:sz w:val="24"/>
+                <w:sz w:val="28"/>
               </w:rPr>
               <w:t>Треб.</w:t>
             </w:r>
@@ -8585,13 +6450,13 @@
           <w:p>
             <w:r>
               <w:rPr>
-                <w:sz w:val="24"/>
+                <w:sz w:val="28"/>
               </w:rPr>
             </w:r>
             <w:r>
               <w:rPr>
                 <w:b/>
-                <w:sz w:val="24"/>
+                <w:sz w:val="28"/>
               </w:rPr>
               <w:t>Описание</w:t>
             </w:r>
@@ -8605,13 +6470,13 @@
           <w:p>
             <w:r>
               <w:rPr>
-                <w:sz w:val="24"/>
+                <w:sz w:val="28"/>
               </w:rPr>
             </w:r>
             <w:r>
               <w:rPr>
                 <w:b/>
-                <w:sz w:val="24"/>
+                <w:sz w:val="28"/>
               </w:rPr>
               <w:t>Проверки</w:t>
             </w:r>
@@ -8625,13 +6490,13 @@
           <w:p>
             <w:r>
               <w:rPr>
-                <w:sz w:val="24"/>
+                <w:sz w:val="28"/>
               </w:rPr>
             </w:r>
             <w:r>
               <w:rPr>
                 <w:b/>
-                <w:sz w:val="24"/>
+                <w:sz w:val="28"/>
               </w:rPr>
               <w:t>Результат</w:t>
             </w:r>
@@ -8646,7 +6511,7 @@
           <w:p>
             <w:r>
               <w:rPr>
-                <w:sz w:val="24"/>
+                <w:sz w:val="28"/>
               </w:rPr>
               <w:t>R1</w:t>
             </w:r>
@@ -8659,7 +6524,7 @@
           <w:p>
             <w:r>
               <w:rPr>
-                <w:sz w:val="24"/>
+                <w:sz w:val="28"/>
               </w:rPr>
               <w:t>Доступность страниц</w:t>
             </w:r>
@@ -8672,7 +6537,7 @@
           <w:p>
             <w:r>
               <w:rPr>
-                <w:sz w:val="24"/>
+                <w:sz w:val="28"/>
               </w:rPr>
               <w:t>13: SM-01 … CP-10</w:t>
             </w:r>
@@ -8686,7 +6551,7 @@
           <w:p>
             <w:r>
               <w:rPr>
-                <w:sz w:val="24"/>
+                <w:sz w:val="28"/>
               </w:rPr>
               <w:t>Passed</w:t>
             </w:r>
@@ -8701,7 +6566,7 @@
           <w:p>
             <w:r>
               <w:rPr>
-                <w:sz w:val="24"/>
+                <w:sz w:val="28"/>
               </w:rPr>
               <w:t>R2</w:t>
             </w:r>
@@ -8714,7 +6579,7 @@
           <w:p>
             <w:r>
               <w:rPr>
-                <w:sz w:val="24"/>
+                <w:sz w:val="28"/>
               </w:rPr>
               <w:t>Загрузка стилей и скриптов</w:t>
             </w:r>
@@ -8727,7 +6592,7 @@
           <w:p>
             <w:r>
               <w:rPr>
-                <w:sz w:val="24"/>
+                <w:sz w:val="28"/>
               </w:rPr>
               <w:t>3: SM-04 … CP-15</w:t>
             </w:r>
@@ -8741,7 +6606,7 @@
           <w:p>
             <w:r>
               <w:rPr>
-                <w:sz w:val="24"/>
+                <w:sz w:val="28"/>
               </w:rPr>
               <w:t>Passed</w:t>
             </w:r>
@@ -8756,7 +6621,7 @@
           <w:p>
             <w:r>
               <w:rPr>
-                <w:sz w:val="24"/>
+                <w:sz w:val="28"/>
               </w:rPr>
               <w:t>R3</w:t>
             </w:r>
@@ -8769,7 +6634,7 @@
           <w:p>
             <w:r>
               <w:rPr>
-                <w:sz w:val="24"/>
+                <w:sz w:val="28"/>
               </w:rPr>
               <w:t>Разбор DSL, преобразование в DOT и Mermaid</w:t>
             </w:r>
@@ -8782,7 +6647,7 @@
           <w:p>
             <w:r>
               <w:rPr>
-                <w:sz w:val="24"/>
+                <w:sz w:val="28"/>
               </w:rPr>
               <w:t>8: SM-06 … CP-32</w:t>
             </w:r>
@@ -8796,7 +6661,7 @@
           <w:p>
             <w:r>
               <w:rPr>
-                <w:sz w:val="24"/>
+                <w:sz w:val="28"/>
               </w:rPr>
               <w:t>Passed</w:t>
             </w:r>
@@ -8811,7 +6676,7 @@
           <w:p>
             <w:r>
               <w:rPr>
-                <w:sz w:val="24"/>
+                <w:sz w:val="28"/>
               </w:rPr>
               <w:t>R4</w:t>
             </w:r>
@@ -8824,7 +6689,7 @@
           <w:p>
             <w:r>
               <w:rPr>
-                <w:sz w:val="24"/>
+                <w:sz w:val="28"/>
               </w:rPr>
               <w:t>Форма заявки и валидация</w:t>
             </w:r>
@@ -8837,7 +6702,7 @@
           <w:p>
             <w:r>
               <w:rPr>
-                <w:sz w:val="24"/>
+                <w:sz w:val="28"/>
               </w:rPr>
               <w:t>3: SM-07 … CP-36</w:t>
             </w:r>
@@ -8851,7 +6716,7 @@
           <w:p>
             <w:r>
               <w:rPr>
-                <w:sz w:val="24"/>
+                <w:sz w:val="28"/>
               </w:rPr>
               <w:t>Passed</w:t>
             </w:r>
@@ -8866,7 +6731,7 @@
           <w:p>
             <w:r>
               <w:rPr>
-                <w:sz w:val="24"/>
+                <w:sz w:val="28"/>
               </w:rPr>
               <w:t>R5</w:t>
             </w:r>
@@ -8879,7 +6744,7 @@
           <w:p>
             <w:r>
               <w:rPr>
-                <w:sz w:val="24"/>
+                <w:sz w:val="28"/>
               </w:rPr>
               <w:t>Ошибки сервера: 404, 405, обход каталогов</w:t>
             </w:r>
@@ -8892,7 +6757,7 @@
           <w:p>
             <w:r>
               <w:rPr>
-                <w:sz w:val="24"/>
+                <w:sz w:val="28"/>
               </w:rPr>
               <w:t>4: SM-08 … CP-22</w:t>
             </w:r>
@@ -8906,7 +6771,7 @@
           <w:p>
             <w:r>
               <w:rPr>
-                <w:sz w:val="24"/>
+                <w:sz w:val="28"/>
               </w:rPr>
               <w:t>Passed</w:t>
             </w:r>
@@ -8921,7 +6786,7 @@
           <w:p>
             <w:r>
               <w:rPr>
-                <w:sz w:val="24"/>
+                <w:sz w:val="28"/>
               </w:rPr>
               <w:t>R6</w:t>
             </w:r>
@@ -8934,7 +6799,7 @@
           <w:p>
             <w:r>
               <w:rPr>
-                <w:sz w:val="24"/>
+                <w:sz w:val="28"/>
               </w:rPr>
               <w:t>Разметка и локализация</w:t>
             </w:r>
@@ -8947,7 +6812,7 @@
           <w:p>
             <w:r>
               <w:rPr>
-                <w:sz w:val="24"/>
+                <w:sz w:val="28"/>
               </w:rPr>
               <w:t>4: CP-11 … CP-14</w:t>
             </w:r>
@@ -8961,7 +6826,7 @@
           <w:p>
             <w:r>
               <w:rPr>
-                <w:sz w:val="24"/>
+                <w:sz w:val="28"/>
               </w:rPr>
               <w:t>Passed</w:t>
             </w:r>
@@ -8976,7 +6841,7 @@
           <w:p>
             <w:r>
               <w:rPr>
-                <w:sz w:val="24"/>
+                <w:sz w:val="28"/>
               </w:rPr>
               <w:t>R7</w:t>
             </w:r>
@@ -8989,7 +6854,7 @@
           <w:p>
             <w:r>
               <w:rPr>
-                <w:sz w:val="24"/>
+                <w:sz w:val="28"/>
               </w:rPr>
               <w:t>Безопасность: CSP и заголовки</w:t>
             </w:r>
@@ -9002,7 +6867,7 @@
           <w:p>
             <w:r>
               <w:rPr>
-                <w:sz w:val="24"/>
+                <w:sz w:val="28"/>
               </w:rPr>
               <w:t>4: CP-16 … CP-19</w:t>
             </w:r>
@@ -9016,7 +6881,7 @@
           <w:p>
             <w:r>
               <w:rPr>
-                <w:sz w:val="24"/>
+                <w:sz w:val="28"/>
               </w:rPr>
               <w:t>Passed</w:t>
             </w:r>
@@ -9031,7 +6896,7 @@
           <w:p>
             <w:r>
               <w:rPr>
-                <w:sz w:val="24"/>
+                <w:sz w:val="28"/>
               </w:rPr>
               <w:t>R8</w:t>
             </w:r>
@@ -9044,7 +6909,7 @@
           <w:p>
             <w:r>
               <w:rPr>
-                <w:sz w:val="24"/>
+                <w:sz w:val="28"/>
               </w:rPr>
               <w:t>PWA, robots, sitemap</w:t>
             </w:r>
@@ -9057,7 +6922,7 @@
           <w:p>
             <w:r>
               <w:rPr>
-                <w:sz w:val="24"/>
+                <w:sz w:val="28"/>
               </w:rPr>
               <w:t>3: CP-23 … CP-25</w:t>
             </w:r>
@@ -9071,7 +6936,7 @@
           <w:p>
             <w:r>
               <w:rPr>
-                <w:sz w:val="24"/>
+                <w:sz w:val="28"/>
               </w:rPr>
               <w:t>Passed</w:t>
             </w:r>
@@ -9086,7 +6951,7 @@
           <w:p>
             <w:r>
               <w:rPr>
-                <w:sz w:val="24"/>
+                <w:sz w:val="28"/>
               </w:rPr>
               <w:t>R9</w:t>
             </w:r>
@@ -9099,7 +6964,7 @@
           <w:p>
             <w:r>
               <w:rPr>
-                <w:sz w:val="24"/>
+                <w:sz w:val="28"/>
               </w:rPr>
               <w:t>Локальное хранилище</w:t>
             </w:r>
@@ -9112,7 +6977,7 @@
           <w:p>
             <w:r>
               <w:rPr>
-                <w:sz w:val="24"/>
+                <w:sz w:val="28"/>
               </w:rPr>
               <w:t>2: CP-33 … CP-34</w:t>
             </w:r>
@@ -9126,7 +6991,7 @@
           <w:p>
             <w:r>
               <w:rPr>
-                <w:sz w:val="24"/>
+                <w:sz w:val="28"/>
               </w:rPr>
               <w:t>Passed</w:t>
             </w:r>
@@ -9151,7 +7016,7 @@
         <w:drawing>
           <wp:inline xmlns:a="http://schemas.openxmlformats.org/drawingml/2006/main" xmlns:pic="http://schemas.openxmlformats.org/drawingml/2006/picture">
             <wp:extent cx="5040000" cy="3150000"/>
-            <wp:docPr id="4" name="Picture 4"/>
+            <wp:docPr id="5" name="Picture 5"/>
             <wp:cNvGraphicFramePr>
               <a:graphicFrameLocks noChangeAspect="1"/>
             </wp:cNvGraphicFramePr>
@@ -9163,7 +7028,7 @@
                     <pic:cNvPicPr/>
                   </pic:nvPicPr>
                   <pic:blipFill>
-                    <a:blip r:embed="rId12"/>
+                    <a:blip r:embed="rId13"/>
                     <a:stretch>
                       <a:fillRect/>
                     </a:stretch>
@@ -9201,7 +7066,7 @@
         <w:drawing>
           <wp:inline xmlns:a="http://schemas.openxmlformats.org/drawingml/2006/main" xmlns:pic="http://schemas.openxmlformats.org/drawingml/2006/picture">
             <wp:extent cx="5040000" cy="3150000"/>
-            <wp:docPr id="5" name="Picture 5"/>
+            <wp:docPr id="6" name="Picture 6"/>
             <wp:cNvGraphicFramePr>
               <a:graphicFrameLocks noChangeAspect="1"/>
             </wp:cNvGraphicFramePr>
@@ -9213,7 +7078,7 @@
                     <pic:cNvPicPr/>
                   </pic:nvPicPr>
                   <pic:blipFill>
-                    <a:blip r:embed="rId13"/>
+                    <a:blip r:embed="rId14"/>
                     <a:stretch>
                       <a:fillRect/>
                     </a:stretch>
@@ -9251,7 +7116,7 @@
         <w:drawing>
           <wp:inline xmlns:a="http://schemas.openxmlformats.org/drawingml/2006/main" xmlns:pic="http://schemas.openxmlformats.org/drawingml/2006/picture">
             <wp:extent cx="5040000" cy="3150000"/>
-            <wp:docPr id="6" name="Picture 6"/>
+            <wp:docPr id="7" name="Picture 7"/>
             <wp:cNvGraphicFramePr>
               <a:graphicFrameLocks noChangeAspect="1"/>
             </wp:cNvGraphicFramePr>
@@ -9263,7 +7128,7 @@
                     <pic:cNvPicPr/>
                   </pic:nvPicPr>
                   <pic:blipFill>
-                    <a:blip r:embed="rId14"/>
+                    <a:blip r:embed="rId15"/>
                     <a:stretch>
                       <a:fillRect/>
                     </a:stretch>
@@ -9301,7 +7166,7 @@
         <w:drawing>
           <wp:inline xmlns:a="http://schemas.openxmlformats.org/drawingml/2006/main" xmlns:pic="http://schemas.openxmlformats.org/drawingml/2006/picture">
             <wp:extent cx="5040000" cy="3150000"/>
-            <wp:docPr id="7" name="Picture 7"/>
+            <wp:docPr id="8" name="Picture 8"/>
             <wp:cNvGraphicFramePr>
               <a:graphicFrameLocks noChangeAspect="1"/>
             </wp:cNvGraphicFramePr>
@@ -9313,7 +7178,7 @@
                     <pic:cNvPicPr/>
                   </pic:nvPicPr>
                   <pic:blipFill>
-                    <a:blip r:embed="rId15"/>
+                    <a:blip r:embed="rId16"/>
                     <a:stretch>
                       <a:fillRect/>
                     </a:stretch>
@@ -9351,7 +7216,7 @@
         <w:drawing>
           <wp:inline xmlns:a="http://schemas.openxmlformats.org/drawingml/2006/main" xmlns:pic="http://schemas.openxmlformats.org/drawingml/2006/picture">
             <wp:extent cx="5040000" cy="3150000"/>
-            <wp:docPr id="8" name="Picture 8"/>
+            <wp:docPr id="9" name="Picture 9"/>
             <wp:cNvGraphicFramePr>
               <a:graphicFrameLocks noChangeAspect="1"/>
             </wp:cNvGraphicFramePr>
@@ -9363,7 +7228,7 @@
                     <pic:cNvPicPr/>
                   </pic:nvPicPr>
                   <pic:blipFill>
-                    <a:blip r:embed="rId16"/>
+                    <a:blip r:embed="rId17"/>
                     <a:stretch>
                       <a:fillRect/>
                     </a:stretch>
@@ -9401,7 +7266,7 @@
         <w:drawing>
           <wp:inline xmlns:a="http://schemas.openxmlformats.org/drawingml/2006/main" xmlns:pic="http://schemas.openxmlformats.org/drawingml/2006/picture">
             <wp:extent cx="2880000" cy="3736800"/>
-            <wp:docPr id="9" name="Picture 9"/>
+            <wp:docPr id="10" name="Picture 10"/>
             <wp:cNvGraphicFramePr>
               <a:graphicFrameLocks noChangeAspect="1"/>
             </wp:cNvGraphicFramePr>
@@ -9413,7 +7278,7 @@
                     <pic:cNvPicPr/>
                   </pic:nvPicPr>
                   <pic:blipFill>
-                    <a:blip r:embed="rId17"/>
+                    <a:blip r:embed="rId10"/>
                     <a:stretch>
                       <a:fillRect/>
                     </a:stretch>
@@ -9451,7 +7316,7 @@
         <w:drawing>
           <wp:inline xmlns:a="http://schemas.openxmlformats.org/drawingml/2006/main" xmlns:pic="http://schemas.openxmlformats.org/drawingml/2006/picture">
             <wp:extent cx="5760000" cy="2215385"/>
-            <wp:docPr id="10" name="Picture 10"/>
+            <wp:docPr id="11" name="Picture 11"/>
             <wp:cNvGraphicFramePr>
               <a:graphicFrameLocks noChangeAspect="1"/>
             </wp:cNvGraphicFramePr>
